--- a/public/docs/Diversity_Dedup_Technote_V45.docx
+++ b/public/docs/Diversity_Dedup_Technote_V45.docx
@@ -4,26 +4,56 @@
   <w:body>
     <w:p>
       <w:pPr>
-        <w:spacing w:after="280" w:before="60"/>
-        <w:jc w:val="center"/>
+        <w:spacing w:after="60" w:before="60" w:line="280"/>
+        <w:jc w:val="left"/>
       </w:pPr>
       <w:r>
         <w:rPr>
           <w:rFonts w:ascii="Calibri" w:cs="Calibri" w:eastAsia="Calibri" w:hAnsi="Calibri"/>
-          <w:b/>
-          <w:bCs/>
+          <w:b w:val="false"/>
+          <w:bCs w:val="false"/>
           <w:i w:val="false"/>
           <w:iCs w:val="false"/>
-          <w:color w:val="2E5090"/>
-          <w:sz w:val="20"/>
-          <w:szCs w:val="20"/>
-        </w:rPr>
-        <w:t xml:space="preserve">CONFIDENTIAL — Trade Secret Reference</w:t>
+          <w:color w:val="1A1A1A"/>
+          <w:sz w:val="21"/>
+          <w:szCs w:val="21"/>
+        </w:rPr>
+        <w:t xml:space="preserve"/>
       </w:r>
     </w:p>
     <w:p>
       <w:pPr>
-        <w:spacing w:after="60" w:before="60"/>
+        <w:spacing w:after="60" w:before="60" w:line="280"/>
+        <w:jc w:val="left"/>
+      </w:pPr>
+      <w:r>
+        <w:rPr>
+          <w:rFonts w:ascii="Calibri" w:cs="Calibri" w:eastAsia="Calibri" w:hAnsi="Calibri"/>
+          <w:b w:val="false"/>
+          <w:bCs w:val="false"/>
+          <w:i w:val="false"/>
+          <w:iCs w:val="false"/>
+          <w:color w:val="1A1A1A"/>
+          <w:sz w:val="21"/>
+          <w:szCs w:val="21"/>
+        </w:rPr>
+        <w:t xml:space="preserve"/>
+      </w:r>
+    </w:p>
+    <w:p>
+      <w:pPr>
+        <w:pBdr>
+          <w:bottom w:val="single" w:color="C09853" w:sz="24" w:space="1"/>
+        </w:pBdr>
+        <w:spacing w:after="40" w:before="0"/>
+      </w:pPr>
+      <w:r>
+        <w:t xml:space="preserve"/>
+      </w:r>
+    </w:p>
+    <w:p>
+      <w:pPr>
+        <w:spacing w:after="40" w:before="60" w:line="280"/>
         <w:jc w:val="center"/>
       </w:pPr>
       <w:r>
@@ -34,15 +64,140 @@
           <w:i w:val="false"/>
           <w:iCs w:val="false"/>
           <w:color w:val="1F3864"/>
-          <w:sz w:val="36"/>
-          <w:szCs w:val="36"/>
-        </w:rPr>
-        <w:t xml:space="preserve">Information Physics — ChatAIO</w:t>
+          <w:sz w:val="22"/>
+          <w:szCs w:val="22"/>
+        </w:rPr>
+        <w:t xml:space="preserve">INFORMATION PHYSICS</w:t>
       </w:r>
     </w:p>
     <w:p>
       <w:pPr>
-        <w:spacing w:after="60" w:before="60"/>
+        <w:spacing w:after="0" w:before="60" w:line="280"/>
+        <w:jc w:val="center"/>
+      </w:pPr>
+      <w:r>
+        <w:rPr>
+          <w:rFonts w:ascii="Calibri" w:cs="Calibri" w:eastAsia="Calibri" w:hAnsi="Calibri"/>
+          <w:b w:val="false"/>
+          <w:bCs w:val="false"/>
+          <w:i/>
+          <w:iCs/>
+          <w:color w:val="2E5090"/>
+          <w:sz w:val="18"/>
+          <w:szCs w:val="18"/>
+        </w:rPr>
+        <w:t xml:space="preserve">ChatAIO Engineering Reference</w:t>
+      </w:r>
+    </w:p>
+    <w:p>
+      <w:pPr>
+        <w:pBdr>
+          <w:bottom w:val="single" w:color="C09853" w:sz="8" w:space="1"/>
+        </w:pBdr>
+        <w:spacing w:after="320" w:before="40"/>
+      </w:pPr>
+      <w:r>
+        <w:t xml:space="preserve"/>
+      </w:r>
+    </w:p>
+    <w:p>
+      <w:pPr>
+        <w:spacing w:after="60" w:before="60" w:line="280"/>
+        <w:jc w:val="left"/>
+      </w:pPr>
+      <w:r>
+        <w:rPr>
+          <w:rFonts w:ascii="Calibri" w:cs="Calibri" w:eastAsia="Calibri" w:hAnsi="Calibri"/>
+          <w:b w:val="false"/>
+          <w:bCs w:val="false"/>
+          <w:i w:val="false"/>
+          <w:iCs w:val="false"/>
+          <w:color w:val="1A1A1A"/>
+          <w:sz w:val="21"/>
+          <w:szCs w:val="21"/>
+        </w:rPr>
+        <w:t xml:space="preserve"/>
+      </w:r>
+    </w:p>
+    <w:p>
+      <w:pPr>
+        <w:spacing w:after="60" w:before="60" w:line="280"/>
+        <w:jc w:val="left"/>
+      </w:pPr>
+      <w:r>
+        <w:rPr>
+          <w:rFonts w:ascii="Calibri" w:cs="Calibri" w:eastAsia="Calibri" w:hAnsi="Calibri"/>
+          <w:b w:val="false"/>
+          <w:bCs w:val="false"/>
+          <w:i w:val="false"/>
+          <w:iCs w:val="false"/>
+          <w:color w:val="1A1A1A"/>
+          <w:sz w:val="21"/>
+          <w:szCs w:val="21"/>
+        </w:rPr>
+        <w:t xml:space="preserve"/>
+      </w:r>
+    </w:p>
+    <w:p>
+      <w:pPr>
+        <w:spacing w:after="60" w:before="60" w:line="280"/>
+        <w:jc w:val="left"/>
+      </w:pPr>
+      <w:r>
+        <w:rPr>
+          <w:rFonts w:ascii="Calibri" w:cs="Calibri" w:eastAsia="Calibri" w:hAnsi="Calibri"/>
+          <w:b w:val="false"/>
+          <w:bCs w:val="false"/>
+          <w:i w:val="false"/>
+          <w:iCs w:val="false"/>
+          <w:color w:val="1A1A1A"/>
+          <w:sz w:val="21"/>
+          <w:szCs w:val="21"/>
+        </w:rPr>
+        <w:t xml:space="preserve"/>
+      </w:r>
+    </w:p>
+    <w:p>
+      <w:pPr>
+        <w:spacing w:after="60" w:before="60" w:line="280"/>
+        <w:jc w:val="left"/>
+      </w:pPr>
+      <w:r>
+        <w:rPr>
+          <w:rFonts w:ascii="Calibri" w:cs="Calibri" w:eastAsia="Calibri" w:hAnsi="Calibri"/>
+          <w:b w:val="false"/>
+          <w:bCs w:val="false"/>
+          <w:i w:val="false"/>
+          <w:iCs w:val="false"/>
+          <w:color w:val="1A1A1A"/>
+          <w:sz w:val="21"/>
+          <w:szCs w:val="21"/>
+        </w:rPr>
+        <w:t xml:space="preserve"/>
+      </w:r>
+    </w:p>
+    <w:p>
+      <w:pPr>
+        <w:spacing w:after="280" w:before="60" w:line="280"/>
+        <w:jc w:val="center"/>
+      </w:pPr>
+      <w:r>
+        <w:rPr>
+          <w:rFonts w:ascii="Calibri" w:cs="Calibri" w:eastAsia="Calibri" w:hAnsi="Calibri"/>
+          <w:b/>
+          <w:bCs/>
+          <w:i w:val="false"/>
+          <w:iCs w:val="false"/>
+          <w:color w:val="C09853"/>
+          <w:sz w:val="20"/>
+          <w:szCs w:val="20"/>
+        </w:rPr>
+        <w:t xml:space="preserve">CONFIDENTIAL — Trade Secret Reference</w:t>
+      </w:r>
+    </w:p>
+    <w:p>
+      <w:pPr>
+        <w:spacing w:after="80" w:before="60" w:line="280"/>
         <w:jc w:val="center"/>
       </w:pPr>
       <w:r>
@@ -53,15 +208,15 @@
           <w:i w:val="false"/>
           <w:iCs w:val="false"/>
           <w:color w:val="1F3864"/>
-          <w:sz w:val="32"/>
-          <w:szCs w:val="32"/>
-        </w:rPr>
-        <w:t xml:space="preserve">Substrate Trim — Diversity &amp; Dedup</w:t>
+          <w:sz w:val="44"/>
+          <w:szCs w:val="44"/>
+        </w:rPr>
+        <w:t xml:space="preserve">Substrate Diversity &amp; Dedup</w:t>
       </w:r>
     </w:p>
     <w:p>
       <w:pPr>
-        <w:spacing w:after="220" w:before="60"/>
+        <w:spacing w:after="320" w:before="60" w:line="280"/>
         <w:jc w:val="center"/>
       </w:pPr>
       <w:r>
@@ -72,15 +227,83 @@
           <w:i/>
           <w:iCs/>
           <w:color w:val="2E5090"/>
-          <w:sz w:val="22"/>
-          <w:szCs w:val="22"/>
+          <w:sz w:val="24"/>
+          <w:szCs w:val="24"/>
         </w:rPr>
         <w:t xml:space="preserve">Cap-by-CSV diversity and element-set Jaccard dedup at substrate-build time</w:t>
       </w:r>
     </w:p>
     <w:p>
       <w:pPr>
-        <w:spacing w:after="60" w:before="60"/>
+        <w:spacing w:after="60" w:before="60" w:line="280"/>
+        <w:jc w:val="left"/>
+      </w:pPr>
+      <w:r>
+        <w:rPr>
+          <w:rFonts w:ascii="Calibri" w:cs="Calibri" w:eastAsia="Calibri" w:hAnsi="Calibri"/>
+          <w:b w:val="false"/>
+          <w:bCs w:val="false"/>
+          <w:i w:val="false"/>
+          <w:iCs w:val="false"/>
+          <w:color w:val="1A1A1A"/>
+          <w:sz w:val="21"/>
+          <w:szCs w:val="21"/>
+        </w:rPr>
+        <w:t xml:space="preserve"/>
+      </w:r>
+    </w:p>
+    <w:p>
+      <w:pPr>
+        <w:spacing w:after="60" w:before="60" w:line="280"/>
+        <w:jc w:val="left"/>
+      </w:pPr>
+      <w:r>
+        <w:rPr>
+          <w:rFonts w:ascii="Calibri" w:cs="Calibri" w:eastAsia="Calibri" w:hAnsi="Calibri"/>
+          <w:b w:val="false"/>
+          <w:bCs w:val="false"/>
+          <w:i w:val="false"/>
+          <w:iCs w:val="false"/>
+          <w:color w:val="1A1A1A"/>
+          <w:sz w:val="21"/>
+          <w:szCs w:val="21"/>
+        </w:rPr>
+        <w:t xml:space="preserve"/>
+      </w:r>
+    </w:p>
+    <w:p>
+      <w:pPr>
+        <w:spacing w:after="60" w:before="60" w:line="280"/>
+        <w:jc w:val="left"/>
+      </w:pPr>
+      <w:r>
+        <w:rPr>
+          <w:rFonts w:ascii="Calibri" w:cs="Calibri" w:eastAsia="Calibri" w:hAnsi="Calibri"/>
+          <w:b w:val="false"/>
+          <w:bCs w:val="false"/>
+          <w:i w:val="false"/>
+          <w:iCs w:val="false"/>
+          <w:color w:val="1A1A1A"/>
+          <w:sz w:val="21"/>
+          <w:szCs w:val="21"/>
+        </w:rPr>
+        <w:t xml:space="preserve"/>
+      </w:r>
+    </w:p>
+    <w:p>
+      <w:pPr>
+        <w:pBdr>
+          <w:top w:val="single" w:color="C09853" w:sz="8" w:space="1"/>
+        </w:pBdr>
+        <w:spacing w:after="40" w:before="320"/>
+      </w:pPr>
+      <w:r>
+        <w:t xml:space="preserve"/>
+      </w:r>
+    </w:p>
+    <w:p>
+      <w:pPr>
+        <w:spacing w:after="60" w:before="60" w:line="280"/>
         <w:jc w:val="center"/>
       </w:pPr>
       <w:r>
@@ -91,15 +314,15 @@
           <w:i/>
           <w:iCs/>
           <w:color w:val="2E5090"/>
-          <w:sz w:val="20"/>
-          <w:szCs w:val="20"/>
-        </w:rPr>
-        <w:t xml:space="preserve">V4.5 · April 2026</w:t>
+          <w:sz w:val="18"/>
+          <w:szCs w:val="18"/>
+        </w:rPr>
+        <w:t xml:space="preserve">V4.5  ·  April 2026  ·  InformationPhysics.ai, LLC</w:t>
       </w:r>
     </w:p>
     <w:p>
       <w:pPr>
-        <w:spacing w:after="320" w:before="60"/>
+        <w:spacing w:after="40" w:before="60" w:line="280"/>
         <w:jc w:val="center"/>
       </w:pPr>
       <w:r>
@@ -110,10 +333,10 @@
           <w:i/>
           <w:iCs/>
           <w:color w:val="606060"/>
-          <w:sz w:val="18"/>
-          <w:szCs w:val="18"/>
-        </w:rPr>
-        <w:t xml:space="preserve">Subject to NDA on file. Not for redistribution.</w:t>
+          <w:sz w:val="17"/>
+          <w:szCs w:val="17"/>
+        </w:rPr>
+        <w:t xml:space="preserve">Subject to non-disclosure agreement on file. Not for redistribution.</w:t>
       </w:r>
     </w:p>
     <w:p>
@@ -124,8 +347,22 @@
     <w:p>
       <w:pPr>
         <w:pStyle w:val="Heading1"/>
-        <w:spacing w:after="140" w:before="280"/>
-      </w:pPr>
+        <w:pBdr>
+          <w:bottom w:val="single" w:color="1F3864" w:sz="8" w:space="4"/>
+        </w:pBdr>
+        <w:spacing w:after="160" w:before="360" w:line="320"/>
+      </w:pPr>
+      <w:r>
+        <w:rPr>
+          <w:rFonts w:ascii="Calibri" w:cs="Calibri" w:eastAsia="Calibri" w:hAnsi="Calibri"/>
+          <w:b/>
+          <w:bCs/>
+          <w:color w:val="C09853"/>
+          <w:sz w:val="32"/>
+          <w:szCs w:val="32"/>
+        </w:rPr>
+        <w:t xml:space="preserve">§0.  </w:t>
+      </w:r>
       <w:r>
         <w:rPr>
           <w:rFonts w:ascii="Calibri" w:cs="Calibri" w:eastAsia="Calibri" w:hAnsi="Calibri"/>
@@ -135,12 +372,654 @@
           <w:sz w:val="32"/>
           <w:szCs w:val="32"/>
         </w:rPr>
-        <w:t xml:space="preserve">1. Scope</w:t>
+        <w:t xml:space="preserve">Document Information</w:t>
       </w:r>
     </w:p>
+    <w:tbl>
+      <w:tblPr>
+        <w:tblW w:type="dxa" w:w="9360"/>
+        <w:tblBorders>
+          <w:top w:val="single" w:color="auto" w:sz="4"/>
+          <w:left w:val="single" w:color="auto" w:sz="4"/>
+          <w:bottom w:val="single" w:color="auto" w:sz="4"/>
+          <w:right w:val="single" w:color="auto" w:sz="4"/>
+          <w:insideH w:val="single" w:color="auto" w:sz="4"/>
+          <w:insideV w:val="single" w:color="auto" w:sz="4"/>
+        </w:tblBorders>
+      </w:tblPr>
+      <w:tblGrid>
+        <w:gridCol w:w="2200"/>
+        <w:gridCol w:w="7160"/>
+      </w:tblGrid>
+      <w:tr>
+        <w:trPr>
+          <w:tblHeader/>
+        </w:trPr>
+        <w:tc>
+          <w:tcPr>
+            <w:tcW w:type="dxa" w:w="2200"/>
+            <w:tcBorders>
+              <w:top w:val="single" w:color="BFBFBF" w:sz="4"/>
+              <w:left w:val="single" w:color="BFBFBF" w:sz="4"/>
+              <w:bottom w:val="single" w:color="BFBFBF" w:sz="4"/>
+              <w:right w:val="single" w:color="BFBFBF" w:sz="4"/>
+            </w:tcBorders>
+            <w:shd w:fill="F2F2F2" w:val="clear"/>
+            <w:tcMar>
+              <w:top w:type="dxa" w:w="80"/>
+              <w:left w:type="dxa" w:w="120"/>
+              <w:bottom w:type="dxa" w:w="80"/>
+              <w:right w:type="dxa" w:w="120"/>
+            </w:tcMar>
+          </w:tcPr>
+          <w:p>
+            <w:pPr>
+              <w:spacing w:after="0" w:before="0" w:line="260"/>
+            </w:pPr>
+            <w:r>
+              <w:rPr>
+                <w:rFonts w:ascii="Calibri" w:cs="Calibri" w:eastAsia="Calibri" w:hAnsi="Calibri"/>
+                <w:b/>
+                <w:bCs/>
+                <w:color w:val="1A1A1A"/>
+                <w:sz w:val="19"/>
+                <w:szCs w:val="19"/>
+              </w:rPr>
+              <w:t xml:space="preserve">Field</w:t>
+            </w:r>
+          </w:p>
+        </w:tc>
+        <w:tc>
+          <w:tcPr>
+            <w:tcW w:type="dxa" w:w="7160"/>
+            <w:tcBorders>
+              <w:top w:val="single" w:color="BFBFBF" w:sz="4"/>
+              <w:left w:val="single" w:color="BFBFBF" w:sz="4"/>
+              <w:bottom w:val="single" w:color="BFBFBF" w:sz="4"/>
+              <w:right w:val="single" w:color="BFBFBF" w:sz="4"/>
+            </w:tcBorders>
+            <w:shd w:fill="F2F2F2" w:val="clear"/>
+            <w:tcMar>
+              <w:top w:type="dxa" w:w="80"/>
+              <w:left w:type="dxa" w:w="120"/>
+              <w:bottom w:type="dxa" w:w="80"/>
+              <w:right w:type="dxa" w:w="120"/>
+            </w:tcMar>
+          </w:tcPr>
+          <w:p>
+            <w:pPr>
+              <w:spacing w:after="0" w:before="0" w:line="260"/>
+            </w:pPr>
+            <w:r>
+              <w:rPr>
+                <w:rFonts w:ascii="Calibri" w:cs="Calibri" w:eastAsia="Calibri" w:hAnsi="Calibri"/>
+                <w:b/>
+                <w:bCs/>
+                <w:color w:val="1A1A1A"/>
+                <w:sz w:val="19"/>
+                <w:szCs w:val="19"/>
+              </w:rPr>
+              <w:t xml:space="preserve">Value</w:t>
+            </w:r>
+          </w:p>
+        </w:tc>
+      </w:tr>
+      <w:tr>
+        <w:tc>
+          <w:tcPr>
+            <w:tcW w:type="dxa" w:w="2200"/>
+            <w:tcBorders>
+              <w:top w:val="single" w:color="BFBFBF" w:sz="4"/>
+              <w:left w:val="single" w:color="BFBFBF" w:sz="4"/>
+              <w:bottom w:val="single" w:color="BFBFBF" w:sz="4"/>
+              <w:right w:val="single" w:color="BFBFBF" w:sz="4"/>
+            </w:tcBorders>
+            <w:tcMar>
+              <w:top w:type="dxa" w:w="80"/>
+              <w:left w:type="dxa" w:w="120"/>
+              <w:bottom w:type="dxa" w:w="80"/>
+              <w:right w:type="dxa" w:w="120"/>
+            </w:tcMar>
+          </w:tcPr>
+          <w:p>
+            <w:pPr>
+              <w:spacing w:after="0" w:before="0" w:line="260"/>
+            </w:pPr>
+            <w:r>
+              <w:rPr>
+                <w:rFonts w:ascii="Consolas" w:cs="Consolas" w:eastAsia="Consolas" w:hAnsi="Consolas"/>
+                <w:b w:val="false"/>
+                <w:bCs w:val="false"/>
+                <w:color w:val="1A1A1A"/>
+                <w:sz w:val="19"/>
+                <w:szCs w:val="19"/>
+              </w:rPr>
+              <w:t xml:space="preserve">Title</w:t>
+            </w:r>
+          </w:p>
+        </w:tc>
+        <w:tc>
+          <w:tcPr>
+            <w:tcW w:type="dxa" w:w="7160"/>
+            <w:tcBorders>
+              <w:top w:val="single" w:color="BFBFBF" w:sz="4"/>
+              <w:left w:val="single" w:color="BFBFBF" w:sz="4"/>
+              <w:bottom w:val="single" w:color="BFBFBF" w:sz="4"/>
+              <w:right w:val="single" w:color="BFBFBF" w:sz="4"/>
+            </w:tcBorders>
+            <w:tcMar>
+              <w:top w:type="dxa" w:w="80"/>
+              <w:left w:type="dxa" w:w="120"/>
+              <w:bottom w:type="dxa" w:w="80"/>
+              <w:right w:type="dxa" w:w="120"/>
+            </w:tcMar>
+          </w:tcPr>
+          <w:p>
+            <w:pPr>
+              <w:spacing w:after="0" w:before="0" w:line="260"/>
+            </w:pPr>
+            <w:r>
+              <w:rPr>
+                <w:rFonts w:ascii="Calibri" w:cs="Calibri" w:eastAsia="Calibri" w:hAnsi="Calibri"/>
+                <w:b w:val="false"/>
+                <w:bCs w:val="false"/>
+                <w:color w:val="1A1A1A"/>
+                <w:sz w:val="19"/>
+                <w:szCs w:val="19"/>
+              </w:rPr>
+              <w:t xml:space="preserve">Substrate Trim — Diversity &amp; Dedup</w:t>
+            </w:r>
+          </w:p>
+        </w:tc>
+      </w:tr>
+      <w:tr>
+        <w:tc>
+          <w:tcPr>
+            <w:tcW w:type="dxa" w:w="2200"/>
+            <w:tcBorders>
+              <w:top w:val="single" w:color="BFBFBF" w:sz="4"/>
+              <w:left w:val="single" w:color="BFBFBF" w:sz="4"/>
+              <w:bottom w:val="single" w:color="BFBFBF" w:sz="4"/>
+              <w:right w:val="single" w:color="BFBFBF" w:sz="4"/>
+            </w:tcBorders>
+            <w:shd w:fill="F2F2F2" w:val="clear"/>
+            <w:tcMar>
+              <w:top w:type="dxa" w:w="80"/>
+              <w:left w:type="dxa" w:w="120"/>
+              <w:bottom w:type="dxa" w:w="80"/>
+              <w:right w:type="dxa" w:w="120"/>
+            </w:tcMar>
+          </w:tcPr>
+          <w:p>
+            <w:pPr>
+              <w:spacing w:after="0" w:before="0" w:line="260"/>
+            </w:pPr>
+            <w:r>
+              <w:rPr>
+                <w:rFonts w:ascii="Consolas" w:cs="Consolas" w:eastAsia="Consolas" w:hAnsi="Consolas"/>
+                <w:b w:val="false"/>
+                <w:bCs w:val="false"/>
+                <w:color w:val="1A1A1A"/>
+                <w:sz w:val="19"/>
+                <w:szCs w:val="19"/>
+              </w:rPr>
+              <w:t xml:space="preserve">Document type</w:t>
+            </w:r>
+          </w:p>
+        </w:tc>
+        <w:tc>
+          <w:tcPr>
+            <w:tcW w:type="dxa" w:w="7160"/>
+            <w:tcBorders>
+              <w:top w:val="single" w:color="BFBFBF" w:sz="4"/>
+              <w:left w:val="single" w:color="BFBFBF" w:sz="4"/>
+              <w:bottom w:val="single" w:color="BFBFBF" w:sz="4"/>
+              <w:right w:val="single" w:color="BFBFBF" w:sz="4"/>
+            </w:tcBorders>
+            <w:shd w:fill="F2F2F2" w:val="clear"/>
+            <w:tcMar>
+              <w:top w:type="dxa" w:w="80"/>
+              <w:left w:type="dxa" w:w="120"/>
+              <w:bottom w:type="dxa" w:w="80"/>
+              <w:right w:type="dxa" w:w="120"/>
+            </w:tcMar>
+          </w:tcPr>
+          <w:p>
+            <w:pPr>
+              <w:spacing w:after="0" w:before="0" w:line="260"/>
+            </w:pPr>
+            <w:r>
+              <w:rPr>
+                <w:rFonts w:ascii="Calibri" w:cs="Calibri" w:eastAsia="Calibri" w:hAnsi="Calibri"/>
+                <w:b w:val="false"/>
+                <w:bCs w:val="false"/>
+                <w:color w:val="1A1A1A"/>
+                <w:sz w:val="19"/>
+                <w:szCs w:val="19"/>
+              </w:rPr>
+              <w:t xml:space="preserve">Confidential / Trade Secret</w:t>
+            </w:r>
+          </w:p>
+        </w:tc>
+      </w:tr>
+      <w:tr>
+        <w:tc>
+          <w:tcPr>
+            <w:tcW w:type="dxa" w:w="2200"/>
+            <w:tcBorders>
+              <w:top w:val="single" w:color="BFBFBF" w:sz="4"/>
+              <w:left w:val="single" w:color="BFBFBF" w:sz="4"/>
+              <w:bottom w:val="single" w:color="BFBFBF" w:sz="4"/>
+              <w:right w:val="single" w:color="BFBFBF" w:sz="4"/>
+            </w:tcBorders>
+            <w:tcMar>
+              <w:top w:type="dxa" w:w="80"/>
+              <w:left w:type="dxa" w:w="120"/>
+              <w:bottom w:type="dxa" w:w="80"/>
+              <w:right w:type="dxa" w:w="120"/>
+            </w:tcMar>
+          </w:tcPr>
+          <w:p>
+            <w:pPr>
+              <w:spacing w:after="0" w:before="0" w:line="260"/>
+            </w:pPr>
+            <w:r>
+              <w:rPr>
+                <w:rFonts w:ascii="Consolas" w:cs="Consolas" w:eastAsia="Consolas" w:hAnsi="Consolas"/>
+                <w:b w:val="false"/>
+                <w:bCs w:val="false"/>
+                <w:color w:val="1A1A1A"/>
+                <w:sz w:val="19"/>
+                <w:szCs w:val="19"/>
+              </w:rPr>
+              <w:t xml:space="preserve">Version</w:t>
+            </w:r>
+          </w:p>
+        </w:tc>
+        <w:tc>
+          <w:tcPr>
+            <w:tcW w:type="dxa" w:w="7160"/>
+            <w:tcBorders>
+              <w:top w:val="single" w:color="BFBFBF" w:sz="4"/>
+              <w:left w:val="single" w:color="BFBFBF" w:sz="4"/>
+              <w:bottom w:val="single" w:color="BFBFBF" w:sz="4"/>
+              <w:right w:val="single" w:color="BFBFBF" w:sz="4"/>
+            </w:tcBorders>
+            <w:tcMar>
+              <w:top w:type="dxa" w:w="80"/>
+              <w:left w:type="dxa" w:w="120"/>
+              <w:bottom w:type="dxa" w:w="80"/>
+              <w:right w:type="dxa" w:w="120"/>
+            </w:tcMar>
+          </w:tcPr>
+          <w:p>
+            <w:pPr>
+              <w:spacing w:after="0" w:before="0" w:line="260"/>
+            </w:pPr>
+            <w:r>
+              <w:rPr>
+                <w:rFonts w:ascii="Calibri" w:cs="Calibri" w:eastAsia="Calibri" w:hAnsi="Calibri"/>
+                <w:b w:val="false"/>
+                <w:bCs w:val="false"/>
+                <w:color w:val="1A1A1A"/>
+                <w:sz w:val="19"/>
+                <w:szCs w:val="19"/>
+              </w:rPr>
+              <w:t xml:space="preserve">V4.5</w:t>
+            </w:r>
+          </w:p>
+        </w:tc>
+      </w:tr>
+      <w:tr>
+        <w:tc>
+          <w:tcPr>
+            <w:tcW w:type="dxa" w:w="2200"/>
+            <w:tcBorders>
+              <w:top w:val="single" w:color="BFBFBF" w:sz="4"/>
+              <w:left w:val="single" w:color="BFBFBF" w:sz="4"/>
+              <w:bottom w:val="single" w:color="BFBFBF" w:sz="4"/>
+              <w:right w:val="single" w:color="BFBFBF" w:sz="4"/>
+            </w:tcBorders>
+            <w:shd w:fill="F2F2F2" w:val="clear"/>
+            <w:tcMar>
+              <w:top w:type="dxa" w:w="80"/>
+              <w:left w:type="dxa" w:w="120"/>
+              <w:bottom w:type="dxa" w:w="80"/>
+              <w:right w:type="dxa" w:w="120"/>
+            </w:tcMar>
+          </w:tcPr>
+          <w:p>
+            <w:pPr>
+              <w:spacing w:after="0" w:before="0" w:line="260"/>
+            </w:pPr>
+            <w:r>
+              <w:rPr>
+                <w:rFonts w:ascii="Consolas" w:cs="Consolas" w:eastAsia="Consolas" w:hAnsi="Consolas"/>
+                <w:b w:val="false"/>
+                <w:bCs w:val="false"/>
+                <w:color w:val="1A1A1A"/>
+                <w:sz w:val="19"/>
+                <w:szCs w:val="19"/>
+              </w:rPr>
+              <w:t xml:space="preserve">Release</w:t>
+            </w:r>
+          </w:p>
+        </w:tc>
+        <w:tc>
+          <w:tcPr>
+            <w:tcW w:type="dxa" w:w="7160"/>
+            <w:tcBorders>
+              <w:top w:val="single" w:color="BFBFBF" w:sz="4"/>
+              <w:left w:val="single" w:color="BFBFBF" w:sz="4"/>
+              <w:bottom w:val="single" w:color="BFBFBF" w:sz="4"/>
+              <w:right w:val="single" w:color="BFBFBF" w:sz="4"/>
+            </w:tcBorders>
+            <w:shd w:fill="F2F2F2" w:val="clear"/>
+            <w:tcMar>
+              <w:top w:type="dxa" w:w="80"/>
+              <w:left w:type="dxa" w:w="120"/>
+              <w:bottom w:type="dxa" w:w="80"/>
+              <w:right w:type="dxa" w:w="120"/>
+            </w:tcMar>
+          </w:tcPr>
+          <w:p>
+            <w:pPr>
+              <w:spacing w:after="0" w:before="0" w:line="260"/>
+            </w:pPr>
+            <w:r>
+              <w:rPr>
+                <w:rFonts w:ascii="Calibri" w:cs="Calibri" w:eastAsia="Calibri" w:hAnsi="Calibri"/>
+                <w:b w:val="false"/>
+                <w:bCs w:val="false"/>
+                <w:color w:val="1A1A1A"/>
+                <w:sz w:val="19"/>
+                <w:szCs w:val="19"/>
+              </w:rPr>
+              <w:t xml:space="preserve">April 2026</w:t>
+            </w:r>
+          </w:p>
+        </w:tc>
+      </w:tr>
+      <w:tr>
+        <w:tc>
+          <w:tcPr>
+            <w:tcW w:type="dxa" w:w="2200"/>
+            <w:tcBorders>
+              <w:top w:val="single" w:color="BFBFBF" w:sz="4"/>
+              <w:left w:val="single" w:color="BFBFBF" w:sz="4"/>
+              <w:bottom w:val="single" w:color="BFBFBF" w:sz="4"/>
+              <w:right w:val="single" w:color="BFBFBF" w:sz="4"/>
+            </w:tcBorders>
+            <w:tcMar>
+              <w:top w:type="dxa" w:w="80"/>
+              <w:left w:type="dxa" w:w="120"/>
+              <w:bottom w:type="dxa" w:w="80"/>
+              <w:right w:type="dxa" w:w="120"/>
+            </w:tcMar>
+          </w:tcPr>
+          <w:p>
+            <w:pPr>
+              <w:spacing w:after="0" w:before="0" w:line="260"/>
+            </w:pPr>
+            <w:r>
+              <w:rPr>
+                <w:rFonts w:ascii="Consolas" w:cs="Consolas" w:eastAsia="Consolas" w:hAnsi="Consolas"/>
+                <w:b w:val="false"/>
+                <w:bCs w:val="false"/>
+                <w:color w:val="1A1A1A"/>
+                <w:sz w:val="19"/>
+                <w:szCs w:val="19"/>
+              </w:rPr>
+              <w:t xml:space="preserve">Organization</w:t>
+            </w:r>
+          </w:p>
+        </w:tc>
+        <w:tc>
+          <w:tcPr>
+            <w:tcW w:type="dxa" w:w="7160"/>
+            <w:tcBorders>
+              <w:top w:val="single" w:color="BFBFBF" w:sz="4"/>
+              <w:left w:val="single" w:color="BFBFBF" w:sz="4"/>
+              <w:bottom w:val="single" w:color="BFBFBF" w:sz="4"/>
+              <w:right w:val="single" w:color="BFBFBF" w:sz="4"/>
+            </w:tcBorders>
+            <w:tcMar>
+              <w:top w:type="dxa" w:w="80"/>
+              <w:left w:type="dxa" w:w="120"/>
+              <w:bottom w:type="dxa" w:w="80"/>
+              <w:right w:type="dxa" w:w="120"/>
+            </w:tcMar>
+          </w:tcPr>
+          <w:p>
+            <w:pPr>
+              <w:spacing w:after="0" w:before="0" w:line="260"/>
+            </w:pPr>
+            <w:r>
+              <w:rPr>
+                <w:rFonts w:ascii="Calibri" w:cs="Calibri" w:eastAsia="Calibri" w:hAnsi="Calibri"/>
+                <w:b w:val="false"/>
+                <w:bCs w:val="false"/>
+                <w:color w:val="1A1A1A"/>
+                <w:sz w:val="19"/>
+                <w:szCs w:val="19"/>
+              </w:rPr>
+              <w:t xml:space="preserve">InformationPhysics.ai, LLC</w:t>
+            </w:r>
+          </w:p>
+        </w:tc>
+      </w:tr>
+      <w:tr>
+        <w:tc>
+          <w:tcPr>
+            <w:tcW w:type="dxa" w:w="2200"/>
+            <w:tcBorders>
+              <w:top w:val="single" w:color="BFBFBF" w:sz="4"/>
+              <w:left w:val="single" w:color="BFBFBF" w:sz="4"/>
+              <w:bottom w:val="single" w:color="BFBFBF" w:sz="4"/>
+              <w:right w:val="single" w:color="BFBFBF" w:sz="4"/>
+            </w:tcBorders>
+            <w:shd w:fill="F2F2F2" w:val="clear"/>
+            <w:tcMar>
+              <w:top w:type="dxa" w:w="80"/>
+              <w:left w:type="dxa" w:w="120"/>
+              <w:bottom w:type="dxa" w:w="80"/>
+              <w:right w:type="dxa" w:w="120"/>
+            </w:tcMar>
+          </w:tcPr>
+          <w:p>
+            <w:pPr>
+              <w:spacing w:after="0" w:before="0" w:line="260"/>
+            </w:pPr>
+            <w:r>
+              <w:rPr>
+                <w:rFonts w:ascii="Consolas" w:cs="Consolas" w:eastAsia="Consolas" w:hAnsi="Consolas"/>
+                <w:b w:val="false"/>
+                <w:bCs w:val="false"/>
+                <w:color w:val="1A1A1A"/>
+                <w:sz w:val="19"/>
+                <w:szCs w:val="19"/>
+              </w:rPr>
+              <w:t xml:space="preserve">Generated</w:t>
+            </w:r>
+          </w:p>
+        </w:tc>
+        <w:tc>
+          <w:tcPr>
+            <w:tcW w:type="dxa" w:w="7160"/>
+            <w:tcBorders>
+              <w:top w:val="single" w:color="BFBFBF" w:sz="4"/>
+              <w:left w:val="single" w:color="BFBFBF" w:sz="4"/>
+              <w:bottom w:val="single" w:color="BFBFBF" w:sz="4"/>
+              <w:right w:val="single" w:color="BFBFBF" w:sz="4"/>
+            </w:tcBorders>
+            <w:shd w:fill="F2F2F2" w:val="clear"/>
+            <w:tcMar>
+              <w:top w:type="dxa" w:w="80"/>
+              <w:left w:type="dxa" w:w="120"/>
+              <w:bottom w:type="dxa" w:w="80"/>
+              <w:right w:type="dxa" w:w="120"/>
+            </w:tcMar>
+          </w:tcPr>
+          <w:p>
+            <w:pPr>
+              <w:spacing w:after="0" w:before="0" w:line="260"/>
+            </w:pPr>
+            <w:r>
+              <w:rPr>
+                <w:rFonts w:ascii="Calibri" w:cs="Calibri" w:eastAsia="Calibri" w:hAnsi="Calibri"/>
+                <w:b w:val="false"/>
+                <w:bCs w:val="false"/>
+                <w:color w:val="1A1A1A"/>
+                <w:sz w:val="19"/>
+                <w:szCs w:val="19"/>
+              </w:rPr>
+              <w:t xml:space="preserve">2026-04-29 17:03:18 UTC</w:t>
+            </w:r>
+          </w:p>
+        </w:tc>
+      </w:tr>
+      <w:tr>
+        <w:tc>
+          <w:tcPr>
+            <w:tcW w:type="dxa" w:w="2200"/>
+            <w:tcBorders>
+              <w:top w:val="single" w:color="BFBFBF" w:sz="4"/>
+              <w:left w:val="single" w:color="BFBFBF" w:sz="4"/>
+              <w:bottom w:val="single" w:color="BFBFBF" w:sz="4"/>
+              <w:right w:val="single" w:color="BFBFBF" w:sz="4"/>
+            </w:tcBorders>
+            <w:tcMar>
+              <w:top w:type="dxa" w:w="80"/>
+              <w:left w:type="dxa" w:w="120"/>
+              <w:bottom w:type="dxa" w:w="80"/>
+              <w:right w:type="dxa" w:w="120"/>
+            </w:tcMar>
+          </w:tcPr>
+          <w:p>
+            <w:pPr>
+              <w:spacing w:after="0" w:before="0" w:line="260"/>
+            </w:pPr>
+            <w:r>
+              <w:rPr>
+                <w:rFonts w:ascii="Consolas" w:cs="Consolas" w:eastAsia="Consolas" w:hAnsi="Consolas"/>
+                <w:b w:val="false"/>
+                <w:bCs w:val="false"/>
+                <w:color w:val="1A1A1A"/>
+                <w:sz w:val="19"/>
+                <w:szCs w:val="19"/>
+              </w:rPr>
+              <w:t xml:space="preserve">Distribution</w:t>
+            </w:r>
+          </w:p>
+        </w:tc>
+        <w:tc>
+          <w:tcPr>
+            <w:tcW w:type="dxa" w:w="7160"/>
+            <w:tcBorders>
+              <w:top w:val="single" w:color="BFBFBF" w:sz="4"/>
+              <w:left w:val="single" w:color="BFBFBF" w:sz="4"/>
+              <w:bottom w:val="single" w:color="BFBFBF" w:sz="4"/>
+              <w:right w:val="single" w:color="BFBFBF" w:sz="4"/>
+            </w:tcBorders>
+            <w:tcMar>
+              <w:top w:type="dxa" w:w="80"/>
+              <w:left w:type="dxa" w:w="120"/>
+              <w:bottom w:type="dxa" w:w="80"/>
+              <w:right w:type="dxa" w:w="120"/>
+            </w:tcMar>
+          </w:tcPr>
+          <w:p>
+            <w:pPr>
+              <w:spacing w:after="0" w:before="0" w:line="260"/>
+            </w:pPr>
+            <w:r>
+              <w:rPr>
+                <w:rFonts w:ascii="Calibri" w:cs="Calibri" w:eastAsia="Calibri" w:hAnsi="Calibri"/>
+                <w:b w:val="false"/>
+                <w:bCs w:val="false"/>
+                <w:color w:val="1A1A1A"/>
+                <w:sz w:val="19"/>
+                <w:szCs w:val="19"/>
+              </w:rPr>
+              <w:t xml:space="preserve">Internal · NDA-controlled</w:t>
+            </w:r>
+          </w:p>
+        </w:tc>
+      </w:tr>
+      <w:tr>
+        <w:tc>
+          <w:tcPr>
+            <w:tcW w:type="dxa" w:w="2200"/>
+            <w:tcBorders>
+              <w:top w:val="single" w:color="BFBFBF" w:sz="4"/>
+              <w:left w:val="single" w:color="BFBFBF" w:sz="4"/>
+              <w:bottom w:val="single" w:color="BFBFBF" w:sz="4"/>
+              <w:right w:val="single" w:color="BFBFBF" w:sz="4"/>
+            </w:tcBorders>
+            <w:shd w:fill="F2F2F2" w:val="clear"/>
+            <w:tcMar>
+              <w:top w:type="dxa" w:w="80"/>
+              <w:left w:type="dxa" w:w="120"/>
+              <w:bottom w:type="dxa" w:w="80"/>
+              <w:right w:type="dxa" w:w="120"/>
+            </w:tcMar>
+          </w:tcPr>
+          <w:p>
+            <w:pPr>
+              <w:spacing w:after="0" w:before="0" w:line="260"/>
+            </w:pPr>
+            <w:r>
+              <w:rPr>
+                <w:rFonts w:ascii="Consolas" w:cs="Consolas" w:eastAsia="Consolas" w:hAnsi="Consolas"/>
+                <w:b w:val="false"/>
+                <w:bCs w:val="false"/>
+                <w:color w:val="1A1A1A"/>
+                <w:sz w:val="19"/>
+                <w:szCs w:val="19"/>
+              </w:rPr>
+              <w:t xml:space="preserve">Supersedes</w:t>
+            </w:r>
+          </w:p>
+        </w:tc>
+        <w:tc>
+          <w:tcPr>
+            <w:tcW w:type="dxa" w:w="7160"/>
+            <w:tcBorders>
+              <w:top w:val="single" w:color="BFBFBF" w:sz="4"/>
+              <w:left w:val="single" w:color="BFBFBF" w:sz="4"/>
+              <w:bottom w:val="single" w:color="BFBFBF" w:sz="4"/>
+              <w:right w:val="single" w:color="BFBFBF" w:sz="4"/>
+            </w:tcBorders>
+            <w:shd w:fill="F2F2F2" w:val="clear"/>
+            <w:tcMar>
+              <w:top w:type="dxa" w:w="80"/>
+              <w:left w:type="dxa" w:w="120"/>
+              <w:bottom w:type="dxa" w:w="80"/>
+              <w:right w:type="dxa" w:w="120"/>
+            </w:tcMar>
+          </w:tcPr>
+          <w:p>
+            <w:pPr>
+              <w:spacing w:after="0" w:before="0" w:line="260"/>
+            </w:pPr>
+            <w:r>
+              <w:rPr>
+                <w:rFonts w:ascii="Calibri" w:cs="Calibri" w:eastAsia="Calibri" w:hAnsi="Calibri"/>
+                <w:b w:val="false"/>
+                <w:bCs w:val="false"/>
+                <w:color w:val="1A1A1A"/>
+                <w:sz w:val="19"/>
+                <w:szCs w:val="19"/>
+              </w:rPr>
+              <w:t xml:space="preserve">Any prior description of the same subject in earlier release notes or technotes</w:t>
+            </w:r>
+          </w:p>
+        </w:tc>
+      </w:tr>
+    </w:tbl>
     <w:p>
       <w:pPr>
-        <w:spacing w:after="60" w:before="60"/>
+        <w:spacing w:after="60" w:before="60" w:line="280"/>
         <w:jc w:val="left"/>
       </w:pPr>
       <w:r>
@@ -150,18 +1029,158 @@
           <w:bCs w:val="false"/>
           <w:i w:val="false"/>
           <w:iCs w:val="false"/>
-          <w:color w:val="000000"/>
-          <w:sz w:val="20"/>
-          <w:szCs w:val="20"/>
-        </w:rPr>
-        <w:t xml:space="preserve">Authoritative description of the two trim steps that sit between AIO ranking and substrate assembly. Both were added in V4.5 to fix retrieval-quality bugs that the in-app Benchmark UI made visible. This document declares the algorithms, the failure modes they resolved, the threshold defaults, and the diagnostic hooks that let an operator audit per-query behavior.</w:t>
+          <w:color w:val="1A1A1A"/>
+          <w:sz w:val="21"/>
+          <w:szCs w:val="21"/>
+        </w:rPr>
+        <w:t xml:space="preserve"/>
       </w:r>
     </w:p>
     <w:p>
       <w:pPr>
+        <w:pStyle w:val="Heading2"/>
+        <w:spacing w:after="100" w:before="240" w:line="300"/>
+      </w:pPr>
+      <w:r>
+        <w:rPr>
+          <w:rFonts w:ascii="Calibri" w:cs="Calibri" w:eastAsia="Calibri" w:hAnsi="Calibri"/>
+          <w:b/>
+          <w:bCs/>
+          <w:color w:val="2E5090"/>
+          <w:sz w:val="26"/>
+          <w:szCs w:val="26"/>
+        </w:rPr>
+        <w:t xml:space="preserve">Abstract</w:t>
+      </w:r>
+    </w:p>
+    <w:p>
+      <w:pPr>
+        <w:spacing w:after="60" w:before="60" w:line="280"/>
+        <w:jc w:val="left"/>
+      </w:pPr>
+      <w:r>
+        <w:rPr>
+          <w:rFonts w:ascii="Calibri" w:cs="Calibri" w:eastAsia="Calibri" w:hAnsi="Calibri"/>
+          <w:b w:val="false"/>
+          <w:bCs w:val="false"/>
+          <w:i w:val="false"/>
+          <w:iCs w:val="false"/>
+          <w:color w:val="1A1A1A"/>
+          <w:sz w:val="21"/>
+          <w:szCs w:val="21"/>
+        </w:rPr>
+        <w:t xml:space="preserve">Authoritative description of the two trim steps that sit between AIO ranking and substrate assembly. Both were added in V4.5 to fix retrieval-quality bugs that the in-app Benchmark UI made visible. This document declares the algorithms, the failure modes they resolved, the threshold defaults, and the diagnostic hooks that let an operator audit per-query behavior.</w:t>
+      </w:r>
+    </w:p>
+    <w:p>
+      <w:pPr>
+        <w:spacing w:after="60" w:before="60" w:line="280"/>
+        <w:jc w:val="left"/>
+      </w:pPr>
+      <w:r>
+        <w:rPr>
+          <w:rFonts w:ascii="Calibri" w:cs="Calibri" w:eastAsia="Calibri" w:hAnsi="Calibri"/>
+          <w:b w:val="false"/>
+          <w:bCs w:val="false"/>
+          <w:i w:val="false"/>
+          <w:iCs w:val="false"/>
+          <w:color w:val="1A1A1A"/>
+          <w:sz w:val="21"/>
+          <w:szCs w:val="21"/>
+        </w:rPr>
+        <w:t xml:space="preserve"/>
+      </w:r>
+    </w:p>
+    <w:tbl>
+      <w:tblPr>
+        <w:tblW w:type="dxa" w:w="9360"/>
+        <w:tblBorders>
+          <w:top w:val="single" w:color="auto" w:sz="4"/>
+          <w:left w:val="single" w:color="auto" w:sz="4"/>
+          <w:bottom w:val="single" w:color="auto" w:sz="4"/>
+          <w:right w:val="single" w:color="auto" w:sz="4"/>
+          <w:insideH w:val="single" w:color="auto" w:sz="4"/>
+          <w:insideV w:val="single" w:color="auto" w:sz="4"/>
+        </w:tblBorders>
+      </w:tblPr>
+      <w:tblGrid>
+        <w:gridCol w:w="9360"/>
+      </w:tblGrid>
+      <w:tr>
+        <w:tc>
+          <w:tcPr>
+            <w:tcW w:type="dxa" w:w="9360"/>
+            <w:tcBorders>
+              <w:top w:val="single" w:color="C09853" w:sz="12"/>
+              <w:left w:val="single" w:color="C09853" w:sz="12"/>
+              <w:bottom w:val="single" w:color="C09853" w:sz="4"/>
+              <w:right w:val="single" w:color="C09853" w:sz="4"/>
+            </w:tcBorders>
+            <w:shd w:fill="FFF8E7" w:val="clear"/>
+            <w:tcMar>
+              <w:top w:type="dxa" w:w="140"/>
+              <w:left w:type="dxa" w:w="200"/>
+              <w:bottom w:type="dxa" w:w="140"/>
+              <w:right w:type="dxa" w:w="200"/>
+            </w:tcMar>
+          </w:tcPr>
+          <w:p>
+            <w:pPr>
+              <w:spacing w:after="80" w:before="0"/>
+            </w:pPr>
+            <w:r>
+              <w:rPr>
+                <w:rFonts w:ascii="Calibri" w:cs="Calibri" w:eastAsia="Calibri" w:hAnsi="Calibri"/>
+                <w:b/>
+                <w:bCs/>
+                <w:color w:val="C09853"/>
+                <w:sz w:val="20"/>
+                <w:szCs w:val="20"/>
+              </w:rPr>
+              <w:t xml:space="preserve">Reading this document</w:t>
+            </w:r>
+          </w:p>
+          <w:p>
+            <w:pPr>
+              <w:spacing w:after="0" w:before="0" w:line="280"/>
+            </w:pPr>
+            <w:r>
+              <w:rPr>
+                <w:rFonts w:ascii="Calibri" w:cs="Calibri" w:eastAsia="Calibri" w:hAnsi="Calibri"/>
+                <w:color w:val="1A1A1A"/>
+                <w:sz w:val="21"/>
+                <w:szCs w:val="21"/>
+              </w:rPr>
+              <w:t xml:space="preserve">Section numbers are stable across revisions of this document; cross-references can rely on §N notation. Code snippets are illustrative — the canonical source is the file path called out in the Provenance section. Any inconsistency between this document and the source code should be reconciled by editing this document, not the code.</w:t>
+            </w:r>
+          </w:p>
+        </w:tc>
+      </w:tr>
+    </w:tbl>
+    <w:p>
+      <w:r>
+        <w:br w:type="page"/>
+      </w:r>
+    </w:p>
+    <w:p>
+      <w:pPr>
         <w:pStyle w:val="Heading1"/>
-        <w:spacing w:after="140" w:before="280"/>
-      </w:pPr>
+        <w:pBdr>
+          <w:bottom w:val="single" w:color="1F3864" w:sz="8" w:space="4"/>
+        </w:pBdr>
+        <w:spacing w:after="160" w:before="360" w:line="320"/>
+      </w:pPr>
+      <w:r>
+        <w:rPr>
+          <w:rFonts w:ascii="Calibri" w:cs="Calibri" w:eastAsia="Calibri" w:hAnsi="Calibri"/>
+          <w:b/>
+          <w:bCs/>
+          <w:color w:val="C09853"/>
+          <w:sz w:val="32"/>
+          <w:szCs w:val="32"/>
+        </w:rPr>
+        <w:t xml:space="preserve">§1.  </w:t>
+      </w:r>
       <w:r>
         <w:rPr>
           <w:rFonts w:ascii="Calibri" w:cs="Calibri" w:eastAsia="Calibri" w:hAnsi="Calibri"/>
@@ -171,12 +1190,12 @@
           <w:sz w:val="32"/>
           <w:szCs w:val="32"/>
         </w:rPr>
-        <w:t xml:space="preserve">2. The Failure Mode (Why Both Exist)</w:t>
+        <w:t xml:space="preserve">Scope</w:t>
       </w:r>
     </w:p>
     <w:p>
       <w:pPr>
-        <w:spacing w:after="60" w:before="60"/>
+        <w:spacing w:after="60" w:before="60" w:line="280"/>
         <w:jc w:val="left"/>
       </w:pPr>
       <w:r>
@@ -186,17 +1205,67 @@
           <w:bCs w:val="false"/>
           <w:i w:val="false"/>
           <w:iCs w:val="false"/>
-          <w:color w:val="000000"/>
-          <w:sz w:val="20"/>
-          <w:szCs w:val="20"/>
-        </w:rPr>
-        <w:t xml:space="preserve">Multi-CSV join queries (Benchmark 1 — PRJ-003 across 5 operational CSVs) returned only AIA305 records and cost codes. Operational CSVs were absent from the substrate even when their HSLs lit up correctly. Two distinct mechanisms were in play:</w:t>
+          <w:color w:val="1A1A1A"/>
+          <w:sz w:val="21"/>
+          <w:szCs w:val="21"/>
+        </w:rPr>
+        <w:t xml:space="preserve">Authoritative description of the two trim steps that sit between AIO ranking and substrate assembly. Both were added in V4.5 to fix retrieval-quality bugs that the in-app Benchmark UI made visible. This document declares the algorithms, the failure modes they resolved, the threshold defaults, and the diagnostic hooks that let an operator audit per-query behavior.</w:t>
       </w:r>
     </w:p>
     <w:p>
       <w:pPr>
+        <w:pStyle w:val="Heading1"/>
+        <w:pBdr>
+          <w:bottom w:val="single" w:color="1F3864" w:sz="8" w:space="4"/>
+        </w:pBdr>
+        <w:spacing w:after="160" w:before="360" w:line="320"/>
+      </w:pPr>
+      <w:r>
+        <w:rPr>
+          <w:rFonts w:ascii="Calibri" w:cs="Calibri" w:eastAsia="Calibri" w:hAnsi="Calibri"/>
+          <w:b/>
+          <w:bCs/>
+          <w:color w:val="C09853"/>
+          <w:sz w:val="32"/>
+          <w:szCs w:val="32"/>
+        </w:rPr>
+        <w:t xml:space="preserve">§2.  </w:t>
+      </w:r>
+      <w:r>
+        <w:rPr>
+          <w:rFonts w:ascii="Calibri" w:cs="Calibri" w:eastAsia="Calibri" w:hAnsi="Calibri"/>
+          <w:b/>
+          <w:bCs/>
+          <w:color w:val="1F3864"/>
+          <w:sz w:val="32"/>
+          <w:szCs w:val="32"/>
+        </w:rPr>
+        <w:t xml:space="preserve">The Failure Mode (Why Both Exist)</w:t>
+      </w:r>
+    </w:p>
+    <w:p>
+      <w:pPr>
+        <w:spacing w:after="60" w:before="60" w:line="280"/>
+        <w:jc w:val="left"/>
+      </w:pPr>
+      <w:r>
+        <w:rPr>
+          <w:rFonts w:ascii="Calibri" w:cs="Calibri" w:eastAsia="Calibri" w:hAnsi="Calibri"/>
+          <w:b w:val="false"/>
+          <w:bCs w:val="false"/>
+          <w:i w:val="false"/>
+          <w:iCs w:val="false"/>
+          <w:color w:val="1A1A1A"/>
+          <w:sz w:val="21"/>
+          <w:szCs w:val="21"/>
+        </w:rPr>
+        <w:t xml:space="preserve">Multi-CSV join queries (Benchmark 1 — PRJ-003 across 5 operational CSVs) returned only AIA305 records and cost codes. Operational CSVs were absent from the substrate even when their HSLs lit up correctly. Two distinct mechanisms were in play.</w:t>
+      </w:r>
+    </w:p>
+    <w:p>
+      <w:pPr>
         <w:pStyle w:val="Heading2"/>
-        <w:spacing w:after="100" w:before="220"/>
+        <w:spacing w:after="100" w:before="240" w:line="300"/>
       </w:pPr>
       <w:r>
         <w:rPr>
@@ -207,12 +1276,12 @@
           <w:sz w:val="26"/>
           <w:szCs w:val="26"/>
         </w:rPr>
-        <w:t xml:space="preserve">2.1 Numerical dominance</w:t>
+        <w:t xml:space="preserve">2.1  Numerical dominance</w:t>
       </w:r>
     </w:p>
     <w:p>
       <w:pPr>
-        <w:spacing w:after="60" w:before="60"/>
+        <w:spacing w:after="60" w:before="60" w:line="280"/>
         <w:jc w:val="left"/>
       </w:pPr>
       <w:r>
@@ -222,9 +1291,9 @@
           <w:bCs w:val="false"/>
           <w:i w:val="false"/>
           <w:iCs w:val="false"/>
-          <w:color w:val="000000"/>
-          <w:sz w:val="20"/>
-          <w:szCs w:val="20"/>
+          <w:color w:val="1A1A1A"/>
+          <w:sz w:val="21"/>
+          <w:szCs w:val="21"/>
         </w:rPr>
         <w:t xml:space="preserve">AIA305 Sample.csv is 474 of 589 rows in the demo corpus — 80%. A flat top-N AIO cap fills with AIA305 records by traversal score alone, starving the operational CSVs (acc_rfis, acc_issues, acc_submittals, acc_vendors, acc_cost_codes).</w:t>
       </w:r>
@@ -232,7 +1301,7 @@
     <w:p>
       <w:pPr>
         <w:pStyle w:val="Heading2"/>
-        <w:spacing w:after="100" w:before="220"/>
+        <w:spacing w:after="100" w:before="240" w:line="300"/>
       </w:pPr>
       <w:r>
         <w:rPr>
@@ -243,12 +1312,12 @@
           <w:sz w:val="26"/>
           <w:szCs w:val="26"/>
         </w:rPr>
-        <w:t xml:space="preserve">2.2 Cross-CSV redundancy</w:t>
+        <w:t xml:space="preserve">2.2  Cross-CSV redundancy</w:t>
       </w:r>
     </w:p>
     <w:p>
       <w:pPr>
-        <w:spacing w:after="60" w:before="60"/>
+        <w:spacing w:after="60" w:before="60" w:line="280"/>
         <w:jc w:val="left"/>
       </w:pPr>
       <w:r>
@@ -258,23 +1327,32 @@
           <w:bCs w:val="false"/>
           <w:i w:val="false"/>
           <w:iCs w:val="false"/>
-          <w:color w:val="000000"/>
-          <w:sz w:val="20"/>
-          <w:szCs w:val="20"/>
+          <w:color w:val="1A1A1A"/>
+          <w:sz w:val="21"/>
+          <w:szCs w:val="21"/>
         </w:rPr>
         <w:t xml:space="preserve">The same project entity often appears in two CSVs with ~85%+ overlapping bracket-element sets — e.g. PRJ-003 in acc_projects.csv and AIA305 Sample.csv. Both reach the LLM as redundant context, burning tokens and forcing the model to reconcile near-duplicates.</w:t>
       </w:r>
     </w:p>
     <w:p>
-      <w:r>
-        <w:br w:type="page"/>
-      </w:r>
-    </w:p>
-    <w:p>
       <w:pPr>
         <w:pStyle w:val="Heading1"/>
-        <w:spacing w:after="140" w:before="280"/>
-      </w:pPr>
+        <w:pBdr>
+          <w:bottom w:val="single" w:color="1F3864" w:sz="8" w:space="4"/>
+        </w:pBdr>
+        <w:spacing w:after="160" w:before="360" w:line="320"/>
+      </w:pPr>
+      <w:r>
+        <w:rPr>
+          <w:rFonts w:ascii="Calibri" w:cs="Calibri" w:eastAsia="Calibri" w:hAnsi="Calibri"/>
+          <w:b/>
+          <w:bCs/>
+          <w:color w:val="C09853"/>
+          <w:sz w:val="32"/>
+          <w:szCs w:val="32"/>
+        </w:rPr>
+        <w:t xml:space="preserve">§3.  </w:t>
+      </w:r>
       <w:r>
         <w:rPr>
           <w:rFonts w:ascii="Calibri" w:cs="Calibri" w:eastAsia="Calibri" w:hAnsi="Calibri"/>
@@ -284,13 +1362,13 @@
           <w:sz w:val="32"/>
           <w:szCs w:val="32"/>
         </w:rPr>
-        <w:t xml:space="preserve">3. Cap-by-CSV Diversity</w:t>
+        <w:t xml:space="preserve">Cap-by-CSV Diversity</w:t>
       </w:r>
     </w:p>
     <w:p>
       <w:pPr>
         <w:pStyle w:val="Heading2"/>
-        <w:spacing w:after="100" w:before="220"/>
+        <w:spacing w:after="100" w:before="240" w:line="300"/>
       </w:pPr>
       <w:r>
         <w:rPr>
@@ -301,44 +1379,348 @@
           <w:sz w:val="26"/>
           <w:szCs w:val="26"/>
         </w:rPr>
-        <w:t xml:space="preserve">3.1 Algorithm</w:t>
+        <w:t xml:space="preserve">3.1  Algorithm</w:t>
       </w:r>
     </w:p>
+    <w:tbl>
+      <w:tblPr>
+        <w:tblW w:type="dxa" w:w="9360"/>
+        <w:tblBorders>
+          <w:top w:val="single" w:color="auto" w:sz="4"/>
+          <w:left w:val="single" w:color="auto" w:sz="4"/>
+          <w:bottom w:val="single" w:color="auto" w:sz="4"/>
+          <w:right w:val="single" w:color="auto" w:sz="4"/>
+          <w:insideH w:val="single" w:color="auto" w:sz="4"/>
+          <w:insideV w:val="single" w:color="auto" w:sz="4"/>
+        </w:tblBorders>
+      </w:tblPr>
+      <w:tblGrid>
+        <w:gridCol w:w="9360"/>
+      </w:tblGrid>
+      <w:tr>
+        <w:tc>
+          <w:tcPr>
+            <w:tcW w:type="dxa" w:w="9360"/>
+            <w:tcBorders>
+              <w:top w:val="single" w:color="DCDCDC" w:sz="4"/>
+              <w:left w:val="single" w:color="DCDCDC" w:sz="4"/>
+              <w:bottom w:val="single" w:color="DCDCDC" w:sz="4"/>
+              <w:right w:val="single" w:color="DCDCDC" w:sz="4"/>
+            </w:tcBorders>
+            <w:shd w:fill="F2F2F2" w:val="clear"/>
+            <w:tcMar>
+              <w:top w:type="dxa" w:w="100"/>
+              <w:left w:type="dxa" w:w="200"/>
+              <w:bottom w:type="dxa" w:w="100"/>
+              <w:right w:type="dxa" w:w="200"/>
+            </w:tcMar>
+          </w:tcPr>
+          <w:p>
+            <w:pPr>
+              <w:shd w:fill="F2F2F2" w:val="clear"/>
+              <w:spacing w:after="0" w:before="0" w:line="240"/>
+            </w:pPr>
+            <w:r>
+              <w:rPr>
+                <w:rFonts w:ascii="Consolas" w:cs="Consolas" w:eastAsia="Consolas" w:hAnsi="Consolas"/>
+                <w:color w:val="111111"/>
+                <w:sz w:val="18"/>
+                <w:szCs w:val="18"/>
+              </w:rPr>
+              <w:t xml:space="preserve">function diversifyByCSV(items, getCSV, total):</w:t>
+            </w:r>
+          </w:p>
+          <w:p>
+            <w:pPr>
+              <w:shd w:fill="F2F2F2" w:val="clear"/>
+              <w:spacing w:after="0" w:before="0" w:line="240"/>
+            </w:pPr>
+            <w:r>
+              <w:rPr>
+                <w:rFonts w:ascii="Consolas" w:cs="Consolas" w:eastAsia="Consolas" w:hAnsi="Consolas"/>
+                <w:color w:val="111111"/>
+                <w:sz w:val="18"/>
+                <w:szCs w:val="18"/>
+              </w:rPr>
+              <w:t xml:space="preserve">  if items.length &lt;= total: return items.slice()</w:t>
+            </w:r>
+          </w:p>
+          <w:p>
+            <w:pPr>
+              <w:shd w:fill="F2F2F2" w:val="clear"/>
+              <w:spacing w:after="0" w:before="0" w:line="240"/>
+            </w:pPr>
+            <w:r>
+              <w:rPr>
+                <w:rFonts w:ascii="Consolas" w:cs="Consolas" w:eastAsia="Consolas" w:hAnsi="Consolas"/>
+                <w:color w:val="111111"/>
+                <w:sz w:val="18"/>
+                <w:szCs w:val="18"/>
+              </w:rPr>
+              <w:t xml:space="preserve"> </w:t>
+            </w:r>
+          </w:p>
+          <w:p>
+            <w:pPr>
+              <w:shd w:fill="F2F2F2" w:val="clear"/>
+              <w:spacing w:after="0" w:before="0" w:line="240"/>
+            </w:pPr>
+            <w:r>
+              <w:rPr>
+                <w:rFonts w:ascii="Consolas" w:cs="Consolas" w:eastAsia="Consolas" w:hAnsi="Consolas"/>
+                <w:color w:val="111111"/>
+                <w:sz w:val="18"/>
+                <w:szCs w:val="18"/>
+              </w:rPr>
+              <w:t xml:space="preserve">  buckets = {}                 # CSV → [items in input order]</w:t>
+            </w:r>
+          </w:p>
+          <w:p>
+            <w:pPr>
+              <w:shd w:fill="F2F2F2" w:val="clear"/>
+              <w:spacing w:after="0" w:before="0" w:line="240"/>
+            </w:pPr>
+            <w:r>
+              <w:rPr>
+                <w:rFonts w:ascii="Consolas" w:cs="Consolas" w:eastAsia="Consolas" w:hAnsi="Consolas"/>
+                <w:color w:val="111111"/>
+                <w:sz w:val="18"/>
+                <w:szCs w:val="18"/>
+              </w:rPr>
+              <w:t xml:space="preserve">  order = []                   # CSVs in first-seen order</w:t>
+            </w:r>
+          </w:p>
+          <w:p>
+            <w:pPr>
+              <w:shd w:fill="F2F2F2" w:val="clear"/>
+              <w:spacing w:after="0" w:before="0" w:line="240"/>
+            </w:pPr>
+            <w:r>
+              <w:rPr>
+                <w:rFonts w:ascii="Consolas" w:cs="Consolas" w:eastAsia="Consolas" w:hAnsi="Consolas"/>
+                <w:color w:val="111111"/>
+                <w:sz w:val="18"/>
+                <w:szCs w:val="18"/>
+              </w:rPr>
+              <w:t xml:space="preserve">  for item in items:</w:t>
+            </w:r>
+          </w:p>
+          <w:p>
+            <w:pPr>
+              <w:shd w:fill="F2F2F2" w:val="clear"/>
+              <w:spacing w:after="0" w:before="0" w:line="240"/>
+            </w:pPr>
+            <w:r>
+              <w:rPr>
+                <w:rFonts w:ascii="Consolas" w:cs="Consolas" w:eastAsia="Consolas" w:hAnsi="Consolas"/>
+                <w:color w:val="111111"/>
+                <w:sz w:val="18"/>
+                <w:szCs w:val="18"/>
+              </w:rPr>
+              <w:t xml:space="preserve">    k = getCSV(item)</w:t>
+            </w:r>
+          </w:p>
+          <w:p>
+            <w:pPr>
+              <w:shd w:fill="F2F2F2" w:val="clear"/>
+              <w:spacing w:after="0" w:before="0" w:line="240"/>
+            </w:pPr>
+            <w:r>
+              <w:rPr>
+                <w:rFonts w:ascii="Consolas" w:cs="Consolas" w:eastAsia="Consolas" w:hAnsi="Consolas"/>
+                <w:color w:val="111111"/>
+                <w:sz w:val="18"/>
+                <w:szCs w:val="18"/>
+              </w:rPr>
+              <w:t xml:space="preserve">    buckets[k] ||= []; order.push(k) if first_seen</w:t>
+            </w:r>
+          </w:p>
+          <w:p>
+            <w:pPr>
+              <w:shd w:fill="F2F2F2" w:val="clear"/>
+              <w:spacing w:after="0" w:before="0" w:line="240"/>
+            </w:pPr>
+            <w:r>
+              <w:rPr>
+                <w:rFonts w:ascii="Consolas" w:cs="Consolas" w:eastAsia="Consolas" w:hAnsi="Consolas"/>
+                <w:color w:val="111111"/>
+                <w:sz w:val="18"/>
+                <w:szCs w:val="18"/>
+              </w:rPr>
+              <w:t xml:space="preserve">    buckets[k].push(item)</w:t>
+            </w:r>
+          </w:p>
+          <w:p>
+            <w:pPr>
+              <w:shd w:fill="F2F2F2" w:val="clear"/>
+              <w:spacing w:after="0" w:before="0" w:line="240"/>
+            </w:pPr>
+            <w:r>
+              <w:rPr>
+                <w:rFonts w:ascii="Consolas" w:cs="Consolas" w:eastAsia="Consolas" w:hAnsi="Consolas"/>
+                <w:color w:val="111111"/>
+                <w:sz w:val="18"/>
+                <w:szCs w:val="18"/>
+              </w:rPr>
+              <w:t xml:space="preserve"> </w:t>
+            </w:r>
+          </w:p>
+          <w:p>
+            <w:pPr>
+              <w:shd w:fill="F2F2F2" w:val="clear"/>
+              <w:spacing w:after="0" w:before="0" w:line="240"/>
+            </w:pPr>
+            <w:r>
+              <w:rPr>
+                <w:rFonts w:ascii="Consolas" w:cs="Consolas" w:eastAsia="Consolas" w:hAnsi="Consolas"/>
+                <w:color w:val="111111"/>
+                <w:sz w:val="18"/>
+                <w:szCs w:val="18"/>
+              </w:rPr>
+              <w:t xml:space="preserve">  perBucket = max(1, floor(total / order.length))</w:t>
+            </w:r>
+          </w:p>
+          <w:p>
+            <w:pPr>
+              <w:shd w:fill="F2F2F2" w:val="clear"/>
+              <w:spacing w:after="0" w:before="0" w:line="240"/>
+            </w:pPr>
+            <w:r>
+              <w:rPr>
+                <w:rFonts w:ascii="Consolas" w:cs="Consolas" w:eastAsia="Consolas" w:hAnsi="Consolas"/>
+                <w:color w:val="111111"/>
+                <w:sz w:val="18"/>
+                <w:szCs w:val="18"/>
+              </w:rPr>
+              <w:t xml:space="preserve">  picked = []</w:t>
+            </w:r>
+          </w:p>
+          <w:p>
+            <w:pPr>
+              <w:shd w:fill="F2F2F2" w:val="clear"/>
+              <w:spacing w:after="0" w:before="0" w:line="240"/>
+            </w:pPr>
+            <w:r>
+              <w:rPr>
+                <w:rFonts w:ascii="Consolas" w:cs="Consolas" w:eastAsia="Consolas" w:hAnsi="Consolas"/>
+                <w:color w:val="111111"/>
+                <w:sz w:val="18"/>
+                <w:szCs w:val="18"/>
+              </w:rPr>
+              <w:t xml:space="preserve">  for k in order:                       # PASS 1: fair share</w:t>
+            </w:r>
+          </w:p>
+          <w:p>
+            <w:pPr>
+              <w:shd w:fill="F2F2F2" w:val="clear"/>
+              <w:spacing w:after="0" w:before="0" w:line="240"/>
+            </w:pPr>
+            <w:r>
+              <w:rPr>
+                <w:rFonts w:ascii="Consolas" w:cs="Consolas" w:eastAsia="Consolas" w:hAnsi="Consolas"/>
+                <w:color w:val="111111"/>
+                <w:sz w:val="18"/>
+                <w:szCs w:val="18"/>
+              </w:rPr>
+              <w:t xml:space="preserve">    picked.push(...buckets[k].slice(0, perBucket))</w:t>
+            </w:r>
+          </w:p>
+          <w:p>
+            <w:pPr>
+              <w:shd w:fill="F2F2F2" w:val="clear"/>
+              <w:spacing w:after="0" w:before="0" w:line="240"/>
+            </w:pPr>
+            <w:r>
+              <w:rPr>
+                <w:rFonts w:ascii="Consolas" w:cs="Consolas" w:eastAsia="Consolas" w:hAnsi="Consolas"/>
+                <w:color w:val="111111"/>
+                <w:sz w:val="18"/>
+                <w:szCs w:val="18"/>
+              </w:rPr>
+              <w:t xml:space="preserve">  if picked.length &lt; total:             # PASS 2: backfill</w:t>
+            </w:r>
+          </w:p>
+          <w:p>
+            <w:pPr>
+              <w:shd w:fill="F2F2F2" w:val="clear"/>
+              <w:spacing w:after="0" w:before="0" w:line="240"/>
+            </w:pPr>
+            <w:r>
+              <w:rPr>
+                <w:rFonts w:ascii="Consolas" w:cs="Consolas" w:eastAsia="Consolas" w:hAnsi="Consolas"/>
+                <w:color w:val="111111"/>
+                <w:sz w:val="18"/>
+                <w:szCs w:val="18"/>
+              </w:rPr>
+              <w:t xml:space="preserve">    for item in items:</w:t>
+            </w:r>
+          </w:p>
+          <w:p>
+            <w:pPr>
+              <w:shd w:fill="F2F2F2" w:val="clear"/>
+              <w:spacing w:after="0" w:before="0" w:line="240"/>
+            </w:pPr>
+            <w:r>
+              <w:rPr>
+                <w:rFonts w:ascii="Consolas" w:cs="Consolas" w:eastAsia="Consolas" w:hAnsi="Consolas"/>
+                <w:color w:val="111111"/>
+                <w:sz w:val="18"/>
+                <w:szCs w:val="18"/>
+              </w:rPr>
+              <w:t xml:space="preserve">      if not picked.includes(item):</w:t>
+            </w:r>
+          </w:p>
+          <w:p>
+            <w:pPr>
+              <w:shd w:fill="F2F2F2" w:val="clear"/>
+              <w:spacing w:after="0" w:before="0" w:line="240"/>
+            </w:pPr>
+            <w:r>
+              <w:rPr>
+                <w:rFonts w:ascii="Consolas" w:cs="Consolas" w:eastAsia="Consolas" w:hAnsi="Consolas"/>
+                <w:color w:val="111111"/>
+                <w:sz w:val="18"/>
+                <w:szCs w:val="18"/>
+              </w:rPr>
+              <w:t xml:space="preserve">        picked.push(item)</w:t>
+            </w:r>
+          </w:p>
+          <w:p>
+            <w:pPr>
+              <w:shd w:fill="F2F2F2" w:val="clear"/>
+              <w:spacing w:after="0" w:before="0" w:line="240"/>
+            </w:pPr>
+            <w:r>
+              <w:rPr>
+                <w:rFonts w:ascii="Consolas" w:cs="Consolas" w:eastAsia="Consolas" w:hAnsi="Consolas"/>
+                <w:color w:val="111111"/>
+                <w:sz w:val="18"/>
+                <w:szCs w:val="18"/>
+              </w:rPr>
+              <w:t xml:space="preserve">      if picked.length &gt;= total: break</w:t>
+            </w:r>
+          </w:p>
+          <w:p>
+            <w:pPr>
+              <w:shd w:fill="F2F2F2" w:val="clear"/>
+              <w:spacing w:after="0" w:before="0" w:line="240"/>
+            </w:pPr>
+            <w:r>
+              <w:rPr>
+                <w:rFonts w:ascii="Consolas" w:cs="Consolas" w:eastAsia="Consolas" w:hAnsi="Consolas"/>
+                <w:color w:val="111111"/>
+                <w:sz w:val="18"/>
+                <w:szCs w:val="18"/>
+              </w:rPr>
+              <w:t xml:space="preserve">  return picked</w:t>
+            </w:r>
+          </w:p>
+        </w:tc>
+      </w:tr>
+    </w:tbl>
     <w:p>
       <w:pPr>
-        <w:shd w:fill="F2F2F2" w:val="clear"/>
-        <w:spacing w:after="80" w:before="80"/>
-      </w:pPr>
-      <w:r>
-        <w:rPr>
-          <w:rFonts w:ascii="Consolas" w:cs="Consolas" w:eastAsia="Consolas" w:hAnsi="Consolas"/>
-          <w:color w:val="111111"/>
-          <w:sz w:val="17"/>
-          <w:szCs w:val="17"/>
-        </w:rPr>
-        <w:t xml:space="preserve">function diversifyByCSV(items, getCSV, total):
-  if items.length &lt;= total: return items.slice()
-  buckets = {}                 # CSV → [items in input order]
-  order = []                   # CSVs in first-seen order
-  for item in items:
-    k = getCSV(item)
-    buckets[k] ||= []; order.push(k)  if first_seen
-    buckets[k].push(item)
-  perBucket = max(1, floor(total / order.length))
-  picked = []
-  for k in order:                       # PASS 1: fair share
-    picked.push(...buckets[k].slice(0, perBucket))
-  if picked.length &lt; total:             # PASS 2: backfill
-    for item in items:
-      if not picked.includes(item):
-        picked.push(item)
-      if picked.length &gt;= total: break
-  return picked</w:t>
-      </w:r>
-    </w:p>
-    <w:p>
-      <w:pPr>
-        <w:spacing w:after="60" w:before="60"/>
+        <w:spacing w:after="60" w:before="60" w:line="280"/>
         <w:jc w:val="left"/>
       </w:pPr>
       <w:r>
@@ -348,17 +1730,77 @@
           <w:bCs w:val="false"/>
           <w:i w:val="false"/>
           <w:iCs w:val="false"/>
-          <w:color w:val="000000"/>
-          <w:sz w:val="20"/>
-          <w:szCs w:val="20"/>
-        </w:rPr>
-        <w:t xml:space="preserve">Properties: never exceeds total · single-CSV bucket with one item still keeps that item · input order within each bucket preserved (rank-stable) · idempotent · O(n).</w:t>
+          <w:color w:val="1A1A1A"/>
+          <w:sz w:val="21"/>
+          <w:szCs w:val="21"/>
+        </w:rPr>
+        <w:t xml:space="preserve">Properties:</w:t>
       </w:r>
     </w:p>
     <w:p>
       <w:pPr>
+        <w:spacing w:after="40" w:before="40" w:line="280"/>
+        <w:ind w:left="720" w:hanging="360"/>
+      </w:pPr>
+      <w:r>
+        <w:rPr>
+          <w:rFonts w:ascii="Calibri" w:cs="Calibri" w:eastAsia="Calibri" w:hAnsi="Calibri"/>
+          <w:color w:val="1A1A1A"/>
+          <w:sz w:val="21"/>
+          <w:szCs w:val="21"/>
+        </w:rPr>
+        <w:t xml:space="preserve">•   Never exceeds total</w:t>
+      </w:r>
+    </w:p>
+    <w:p>
+      <w:pPr>
+        <w:spacing w:after="40" w:before="40" w:line="280"/>
+        <w:ind w:left="720" w:hanging="360"/>
+      </w:pPr>
+      <w:r>
+        <w:rPr>
+          <w:rFonts w:ascii="Calibri" w:cs="Calibri" w:eastAsia="Calibri" w:hAnsi="Calibri"/>
+          <w:color w:val="1A1A1A"/>
+          <w:sz w:val="21"/>
+          <w:szCs w:val="21"/>
+        </w:rPr>
+        <w:t xml:space="preserve">•   Single-CSV bucket with one item still keeps that item</w:t>
+      </w:r>
+    </w:p>
+    <w:p>
+      <w:pPr>
+        <w:spacing w:after="40" w:before="40" w:line="280"/>
+        <w:ind w:left="720" w:hanging="360"/>
+      </w:pPr>
+      <w:r>
+        <w:rPr>
+          <w:rFonts w:ascii="Calibri" w:cs="Calibri" w:eastAsia="Calibri" w:hAnsi="Calibri"/>
+          <w:color w:val="1A1A1A"/>
+          <w:sz w:val="21"/>
+          <w:szCs w:val="21"/>
+        </w:rPr>
+        <w:t xml:space="preserve">•   Input order within each bucket preserved (rank-stable)</w:t>
+      </w:r>
+    </w:p>
+    <w:p>
+      <w:pPr>
+        <w:spacing w:after="40" w:before="40" w:line="280"/>
+        <w:ind w:left="720" w:hanging="360"/>
+      </w:pPr>
+      <w:r>
+        <w:rPr>
+          <w:rFonts w:ascii="Calibri" w:cs="Calibri" w:eastAsia="Calibri" w:hAnsi="Calibri"/>
+          <w:color w:val="1A1A1A"/>
+          <w:sz w:val="21"/>
+          <w:szCs w:val="21"/>
+        </w:rPr>
+        <w:t xml:space="preserve">•   Idempotent · O(n)</w:t>
+      </w:r>
+    </w:p>
+    <w:p>
+      <w:pPr>
         <w:pStyle w:val="Heading2"/>
-        <w:spacing w:after="100" w:before="220"/>
+        <w:spacing w:after="100" w:before="240" w:line="300"/>
       </w:pPr>
       <w:r>
         <w:rPr>
@@ -369,7 +1811,7 @@
           <w:sz w:val="26"/>
           <w:szCs w:val="26"/>
         </w:rPr>
-        <w:t xml:space="preserve">3.2 Two implementations, byte-equivalent selection</w:t>
+        <w:t xml:space="preserve">3.2  Two implementations, byte-equivalent selection</w:t>
       </w:r>
     </w:p>
     <w:tbl>
@@ -390,6 +1832,9 @@
         <w:gridCol w:w="3560"/>
       </w:tblGrid>
       <w:tr>
+        <w:trPr>
+          <w:tblHeader/>
+        </w:trPr>
         <w:tc>
           <w:tcPr>
             <w:tcW w:type="dxa" w:w="3000"/>
@@ -401,21 +1846,24 @@
             </w:tcBorders>
             <w:shd w:fill="F2F2F2" w:val="clear"/>
             <w:tcMar>
-              <w:top w:type="dxa" w:w="60"/>
-              <w:left w:type="dxa" w:w="100"/>
-              <w:bottom w:type="dxa" w:w="60"/>
-              <w:right w:type="dxa" w:w="100"/>
-            </w:tcMar>
-          </w:tcPr>
-          <w:p>
+              <w:top w:type="dxa" w:w="80"/>
+              <w:left w:type="dxa" w:w="120"/>
+              <w:bottom w:type="dxa" w:w="80"/>
+              <w:right w:type="dxa" w:w="120"/>
+            </w:tcMar>
+          </w:tcPr>
+          <w:p>
+            <w:pPr>
+              <w:spacing w:after="0" w:before="0" w:line="260"/>
+            </w:pPr>
             <w:r>
               <w:rPr>
                 <w:rFonts w:ascii="Calibri" w:cs="Calibri" w:eastAsia="Calibri" w:hAnsi="Calibri"/>
                 <w:b/>
                 <w:bCs/>
-                <w:color w:val="000000"/>
-                <w:sz w:val="18"/>
-                <w:szCs w:val="18"/>
+                <w:color w:val="1A1A1A"/>
+                <w:sz w:val="19"/>
+                <w:szCs w:val="19"/>
               </w:rPr>
               <w:t xml:space="preserve">Implementation</w:t>
             </w:r>
@@ -432,21 +1880,24 @@
             </w:tcBorders>
             <w:shd w:fill="F2F2F2" w:val="clear"/>
             <w:tcMar>
-              <w:top w:type="dxa" w:w="60"/>
-              <w:left w:type="dxa" w:w="100"/>
-              <w:bottom w:type="dxa" w:w="60"/>
-              <w:right w:type="dxa" w:w="100"/>
-            </w:tcMar>
-          </w:tcPr>
-          <w:p>
+              <w:top w:type="dxa" w:w="80"/>
+              <w:left w:type="dxa" w:w="120"/>
+              <w:bottom w:type="dxa" w:w="80"/>
+              <w:right w:type="dxa" w:w="120"/>
+            </w:tcMar>
+          </w:tcPr>
+          <w:p>
+            <w:pPr>
+              <w:spacing w:after="0" w:before="0" w:line="260"/>
+            </w:pPr>
             <w:r>
               <w:rPr>
                 <w:rFonts w:ascii="Calibri" w:cs="Calibri" w:eastAsia="Calibri" w:hAnsi="Calibri"/>
                 <w:b/>
                 <w:bCs/>
-                <w:color w:val="000000"/>
-                <w:sz w:val="18"/>
-                <w:szCs w:val="18"/>
+                <w:color w:val="1A1A1A"/>
+                <w:sz w:val="19"/>
+                <w:szCs w:val="19"/>
               </w:rPr>
               <w:t xml:space="preserve">Where</w:t>
             </w:r>
@@ -463,21 +1914,24 @@
             </w:tcBorders>
             <w:shd w:fill="F2F2F2" w:val="clear"/>
             <w:tcMar>
-              <w:top w:type="dxa" w:w="60"/>
-              <w:left w:type="dxa" w:w="100"/>
-              <w:bottom w:type="dxa" w:w="60"/>
-              <w:right w:type="dxa" w:w="100"/>
-            </w:tcMar>
-          </w:tcPr>
-          <w:p>
+              <w:top w:type="dxa" w:w="80"/>
+              <w:left w:type="dxa" w:w="120"/>
+              <w:bottom w:type="dxa" w:w="80"/>
+              <w:right w:type="dxa" w:w="120"/>
+            </w:tcMar>
+          </w:tcPr>
+          <w:p>
+            <w:pPr>
+              <w:spacing w:after="0" w:before="0" w:line="260"/>
+            </w:pPr>
             <w:r>
               <w:rPr>
                 <w:rFonts w:ascii="Calibri" w:cs="Calibri" w:eastAsia="Calibri" w:hAnsi="Calibri"/>
                 <w:b/>
                 <w:bCs/>
-                <w:color w:val="000000"/>
-                <w:sz w:val="18"/>
-                <w:szCs w:val="18"/>
+                <w:color w:val="1A1A1A"/>
+                <w:sz w:val="19"/>
+                <w:szCs w:val="19"/>
               </w:rPr>
               <w:t xml:space="preserve">Used by</w:t>
             </w:r>
@@ -495,21 +1949,24 @@
               <w:right w:val="single" w:color="BFBFBF" w:sz="4"/>
             </w:tcBorders>
             <w:tcMar>
-              <w:top w:type="dxa" w:w="60"/>
-              <w:left w:type="dxa" w:w="100"/>
-              <w:bottom w:type="dxa" w:w="60"/>
-              <w:right w:type="dxa" w:w="100"/>
-            </w:tcMar>
-          </w:tcPr>
-          <w:p>
-            <w:r>
-              <w:rPr>
-                <w:rFonts w:ascii="Consolas" w:cs="Consolas" w:eastAsia="Consolas" w:hAnsi="Consolas"/>
-                <w:b w:val="false"/>
-                <w:bCs w:val="false"/>
-                <w:color w:val="000000"/>
-                <w:sz w:val="18"/>
-                <w:szCs w:val="18"/>
+              <w:top w:type="dxa" w:w="80"/>
+              <w:left w:type="dxa" w:w="120"/>
+              <w:bottom w:type="dxa" w:w="80"/>
+              <w:right w:type="dxa" w:w="120"/>
+            </w:tcMar>
+          </w:tcPr>
+          <w:p>
+            <w:pPr>
+              <w:spacing w:after="0" w:before="0" w:line="260"/>
+            </w:pPr>
+            <w:r>
+              <w:rPr>
+                <w:rFonts w:ascii="Consolas" w:cs="Consolas" w:eastAsia="Consolas" w:hAnsi="Consolas"/>
+                <w:b w:val="false"/>
+                <w:bCs w:val="false"/>
+                <w:color w:val="1A1A1A"/>
+                <w:sz w:val="19"/>
+                <w:szCs w:val="19"/>
               </w:rPr>
               <w:t xml:space="preserve">diversifyByCSV&lt;T&gt;(items, getCSV, total)</w:t>
             </w:r>
@@ -525,21 +1982,24 @@
               <w:right w:val="single" w:color="BFBFBF" w:sz="4"/>
             </w:tcBorders>
             <w:tcMar>
-              <w:top w:type="dxa" w:w="60"/>
-              <w:left w:type="dxa" w:w="100"/>
-              <w:bottom w:type="dxa" w:w="60"/>
-              <w:right w:type="dxa" w:w="100"/>
-            </w:tcMar>
-          </w:tcPr>
-          <w:p>
-            <w:r>
-              <w:rPr>
-                <w:rFonts w:ascii="Calibri" w:cs="Calibri" w:eastAsia="Calibri" w:hAnsi="Calibri"/>
-                <w:b w:val="false"/>
-                <w:bCs w:val="false"/>
-                <w:color w:val="000000"/>
-                <w:sz w:val="18"/>
-                <w:szCs w:val="18"/>
+              <w:top w:type="dxa" w:w="80"/>
+              <w:left w:type="dxa" w:w="120"/>
+              <w:bottom w:type="dxa" w:w="80"/>
+              <w:right w:type="dxa" w:w="120"/>
+            </w:tcMar>
+          </w:tcPr>
+          <w:p>
+            <w:pPr>
+              <w:spacing w:after="0" w:before="0" w:line="260"/>
+            </w:pPr>
+            <w:r>
+              <w:rPr>
+                <w:rFonts w:ascii="Calibri" w:cs="Calibri" w:eastAsia="Calibri" w:hAnsi="Calibri"/>
+                <w:b w:val="false"/>
+                <w:bCs w:val="false"/>
+                <w:color w:val="1A1A1A"/>
+                <w:sz w:val="19"/>
+                <w:szCs w:val="19"/>
               </w:rPr>
               <w:t xml:space="preserve">lib/aio-math.ts (TypeScript)</w:t>
             </w:r>
@@ -555,23 +2015,26 @@
               <w:right w:val="single" w:color="BFBFBF" w:sz="4"/>
             </w:tcBorders>
             <w:tcMar>
-              <w:top w:type="dxa" w:w="60"/>
-              <w:left w:type="dxa" w:w="100"/>
-              <w:bottom w:type="dxa" w:w="60"/>
-              <w:right w:type="dxa" w:w="100"/>
-            </w:tcMar>
-          </w:tcPr>
-          <w:p>
-            <w:r>
-              <w:rPr>
-                <w:rFonts w:ascii="Calibri" w:cs="Calibri" w:eastAsia="Calibri" w:hAnsi="Calibri"/>
-                <w:b w:val="false"/>
-                <w:bCs w:val="false"/>
-                <w:color w:val="000000"/>
-                <w:sz w:val="18"/>
-                <w:szCs w:val="18"/>
-              </w:rPr>
-              <w:t xml:space="preserve">Recall pipeline (frontend, runChatPipeline → assembleBundle)</w:t>
+              <w:top w:type="dxa" w:w="80"/>
+              <w:left w:type="dxa" w:w="120"/>
+              <w:bottom w:type="dxa" w:w="80"/>
+              <w:right w:type="dxa" w:w="120"/>
+            </w:tcMar>
+          </w:tcPr>
+          <w:p>
+            <w:pPr>
+              <w:spacing w:after="0" w:before="0" w:line="260"/>
+            </w:pPr>
+            <w:r>
+              <w:rPr>
+                <w:rFonts w:ascii="Calibri" w:cs="Calibri" w:eastAsia="Calibri" w:hAnsi="Calibri"/>
+                <w:b w:val="false"/>
+                <w:bCs w:val="false"/>
+                <w:color w:val="1A1A1A"/>
+                <w:sz w:val="19"/>
+                <w:szCs w:val="19"/>
+              </w:rPr>
+              <w:t xml:space="preserve">Recall pipeline (frontend)</w:t>
             </w:r>
           </w:p>
         </w:tc>
@@ -586,22 +2049,26 @@
               <w:bottom w:val="single" w:color="BFBFBF" w:sz="4"/>
               <w:right w:val="single" w:color="BFBFBF" w:sz="4"/>
             </w:tcBorders>
-            <w:tcMar>
-              <w:top w:type="dxa" w:w="60"/>
-              <w:left w:type="dxa" w:w="100"/>
-              <w:bottom w:type="dxa" w:w="60"/>
-              <w:right w:type="dxa" w:w="100"/>
-            </w:tcMar>
-          </w:tcPr>
-          <w:p>
-            <w:r>
-              <w:rPr>
-                <w:rFonts w:ascii="Consolas" w:cs="Consolas" w:eastAsia="Consolas" w:hAnsi="Consolas"/>
-                <w:b w:val="false"/>
-                <w:bCs w:val="false"/>
-                <w:color w:val="000000"/>
-                <w:sz w:val="18"/>
-                <w:szCs w:val="18"/>
+            <w:shd w:fill="F2F2F2" w:val="clear"/>
+            <w:tcMar>
+              <w:top w:type="dxa" w:w="80"/>
+              <w:left w:type="dxa" w:w="120"/>
+              <w:bottom w:type="dxa" w:w="80"/>
+              <w:right w:type="dxa" w:w="120"/>
+            </w:tcMar>
+          </w:tcPr>
+          <w:p>
+            <w:pPr>
+              <w:spacing w:after="0" w:before="0" w:line="260"/>
+            </w:pPr>
+            <w:r>
+              <w:rPr>
+                <w:rFonts w:ascii="Consolas" w:cs="Consolas" w:eastAsia="Consolas" w:hAnsi="Consolas"/>
+                <w:b w:val="false"/>
+                <w:bCs w:val="false"/>
+                <w:color w:val="1A1A1A"/>
+                <w:sz w:val="19"/>
+                <w:szCs w:val="19"/>
               </w:rPr>
               <w:t xml:space="preserve">diversify_by_csv(records, total)</w:t>
             </w:r>
@@ -616,24 +2083,28 @@
               <w:bottom w:val="single" w:color="BFBFBF" w:sz="4"/>
               <w:right w:val="single" w:color="BFBFBF" w:sz="4"/>
             </w:tcBorders>
-            <w:tcMar>
-              <w:top w:type="dxa" w:w="60"/>
-              <w:left w:type="dxa" w:w="100"/>
-              <w:bottom w:type="dxa" w:w="60"/>
-              <w:right w:type="dxa" w:w="100"/>
-            </w:tcMar>
-          </w:tcPr>
-          <w:p>
-            <w:r>
-              <w:rPr>
-                <w:rFonts w:ascii="Calibri" w:cs="Calibri" w:eastAsia="Calibri" w:hAnsi="Calibri"/>
-                <w:b w:val="false"/>
-                <w:bCs w:val="false"/>
-                <w:color w:val="000000"/>
-                <w:sz w:val="18"/>
-                <w:szCs w:val="18"/>
-              </w:rPr>
-              <w:t xml:space="preserve">infophysics_impl_grade/api/search_helpers.py (Python)</w:t>
+            <w:shd w:fill="F2F2F2" w:val="clear"/>
+            <w:tcMar>
+              <w:top w:type="dxa" w:w="80"/>
+              <w:left w:type="dxa" w:w="120"/>
+              <w:bottom w:type="dxa" w:w="80"/>
+              <w:right w:type="dxa" w:w="120"/>
+            </w:tcMar>
+          </w:tcPr>
+          <w:p>
+            <w:pPr>
+              <w:spacing w:after="0" w:before="0" w:line="260"/>
+            </w:pPr>
+            <w:r>
+              <w:rPr>
+                <w:rFonts w:ascii="Calibri" w:cs="Calibri" w:eastAsia="Calibri" w:hAnsi="Calibri"/>
+                <w:b w:val="false"/>
+                <w:bCs w:val="false"/>
+                <w:color w:val="1A1A1A"/>
+                <w:sz w:val="19"/>
+                <w:szCs w:val="19"/>
+              </w:rPr>
+              <w:t xml:space="preserve">api/search_helpers.py (Python)</w:t>
             </w:r>
           </w:p>
         </w:tc>
@@ -646,24 +2117,28 @@
               <w:bottom w:val="single" w:color="BFBFBF" w:sz="4"/>
               <w:right w:val="single" w:color="BFBFBF" w:sz="4"/>
             </w:tcBorders>
-            <w:tcMar>
-              <w:top w:type="dxa" w:w="60"/>
-              <w:left w:type="dxa" w:w="100"/>
-              <w:bottom w:type="dxa" w:w="60"/>
-              <w:right w:type="dxa" w:w="100"/>
-            </w:tcMar>
-          </w:tcPr>
-          <w:p>
-            <w:r>
-              <w:rPr>
-                <w:rFonts w:ascii="Calibri" w:cs="Calibri" w:eastAsia="Calibri" w:hAnsi="Calibri"/>
-                <w:b w:val="false"/>
-                <w:bCs w:val="false"/>
-                <w:color w:val="000000"/>
-                <w:sz w:val="18"/>
-                <w:szCs w:val="18"/>
-              </w:rPr>
-              <w:t xml:space="preserve">Live Search (backend, /v1/op/aio-search context_section build + shipped_records for citations)</w:t>
+            <w:shd w:fill="F2F2F2" w:val="clear"/>
+            <w:tcMar>
+              <w:top w:type="dxa" w:w="80"/>
+              <w:left w:type="dxa" w:w="120"/>
+              <w:bottom w:type="dxa" w:w="80"/>
+              <w:right w:type="dxa" w:w="120"/>
+            </w:tcMar>
+          </w:tcPr>
+          <w:p>
+            <w:pPr>
+              <w:spacing w:after="0" w:before="0" w:line="260"/>
+            </w:pPr>
+            <w:r>
+              <w:rPr>
+                <w:rFonts w:ascii="Calibri" w:cs="Calibri" w:eastAsia="Calibri" w:hAnsi="Calibri"/>
+                <w:b w:val="false"/>
+                <w:bCs w:val="false"/>
+                <w:color w:val="1A1A1A"/>
+                <w:sz w:val="19"/>
+                <w:szCs w:val="19"/>
+              </w:rPr>
+              <w:t xml:space="preserve">Live Search (backend)</w:t>
             </w:r>
           </w:p>
         </w:tc>
@@ -671,7 +2146,7 @@
     </w:tbl>
     <w:p>
       <w:pPr>
-        <w:spacing w:after="60" w:before="60"/>
+        <w:spacing w:after="60" w:before="60" w:line="280"/>
         <w:jc w:val="left"/>
       </w:pPr>
       <w:r>
@@ -681,17 +2156,17 @@
           <w:bCs w:val="false"/>
           <w:i w:val="false"/>
           <w:iCs w:val="false"/>
-          <w:color w:val="000000"/>
-          <w:sz w:val="20"/>
-          <w:szCs w:val="20"/>
-        </w:rPr>
-        <w:t xml:space="preserve">Both bucket on OriginalCSV. The Python version extracts via regex /\[OriginalCSV\.([^\]]+)\]/ on the record string; the TypeScript version reads parsed AIO elements. The selections are bytewise equivalent on identical input.</w:t>
+          <w:color w:val="1A1A1A"/>
+          <w:sz w:val="21"/>
+          <w:szCs w:val="21"/>
+        </w:rPr>
+        <w:t xml:space="preserve">Both bucket on OriginalCSV. The selections are bytewise equivalent on identical input.</w:t>
       </w:r>
     </w:p>
     <w:p>
       <w:pPr>
         <w:pStyle w:val="Heading2"/>
-        <w:spacing w:after="100" w:before="220"/>
+        <w:spacing w:after="100" w:before="240" w:line="300"/>
       </w:pPr>
       <w:r>
         <w:rPr>
@@ -702,7 +2177,7 @@
           <w:sz w:val="26"/>
           <w:szCs w:val="26"/>
         </w:rPr>
-        <w:t xml:space="preserve">3.3 Effect on the PRJ-003 benchmark</w:t>
+        <w:t xml:space="preserve">3.3  Effect on the PRJ-003 benchmark</w:t>
       </w:r>
     </w:p>
     <w:tbl>
@@ -724,6 +2199,9 @@
         <w:gridCol w:w="2560"/>
       </w:tblGrid>
       <w:tr>
+        <w:trPr>
+          <w:tblHeader/>
+        </w:trPr>
         <w:tc>
           <w:tcPr>
             <w:tcW w:type="dxa" w:w="2800"/>
@@ -735,21 +2213,24 @@
             </w:tcBorders>
             <w:shd w:fill="F2F2F2" w:val="clear"/>
             <w:tcMar>
-              <w:top w:type="dxa" w:w="60"/>
-              <w:left w:type="dxa" w:w="100"/>
-              <w:bottom w:type="dxa" w:w="60"/>
-              <w:right w:type="dxa" w:w="100"/>
-            </w:tcMar>
-          </w:tcPr>
-          <w:p>
+              <w:top w:type="dxa" w:w="80"/>
+              <w:left w:type="dxa" w:w="120"/>
+              <w:bottom w:type="dxa" w:w="80"/>
+              <w:right w:type="dxa" w:w="120"/>
+            </w:tcMar>
+          </w:tcPr>
+          <w:p>
+            <w:pPr>
+              <w:spacing w:after="0" w:before="0" w:line="260"/>
+            </w:pPr>
             <w:r>
               <w:rPr>
                 <w:rFonts w:ascii="Calibri" w:cs="Calibri" w:eastAsia="Calibri" w:hAnsi="Calibri"/>
                 <w:b/>
                 <w:bCs/>
-                <w:color w:val="000000"/>
-                <w:sz w:val="18"/>
-                <w:szCs w:val="18"/>
+                <w:color w:val="1A1A1A"/>
+                <w:sz w:val="19"/>
+                <w:szCs w:val="19"/>
               </w:rPr>
               <w:t xml:space="preserve">CSV</w:t>
             </w:r>
@@ -766,21 +2247,24 @@
             </w:tcBorders>
             <w:shd w:fill="F2F2F2" w:val="clear"/>
             <w:tcMar>
-              <w:top w:type="dxa" w:w="60"/>
-              <w:left w:type="dxa" w:w="100"/>
-              <w:bottom w:type="dxa" w:w="60"/>
-              <w:right w:type="dxa" w:w="100"/>
-            </w:tcMar>
-          </w:tcPr>
-          <w:p>
+              <w:top w:type="dxa" w:w="80"/>
+              <w:left w:type="dxa" w:w="120"/>
+              <w:bottom w:type="dxa" w:w="80"/>
+              <w:right w:type="dxa" w:w="120"/>
+            </w:tcMar>
+          </w:tcPr>
+          <w:p>
+            <w:pPr>
+              <w:spacing w:after="0" w:before="0" w:line="260"/>
+            </w:pPr>
             <w:r>
               <w:rPr>
                 <w:rFonts w:ascii="Calibri" w:cs="Calibri" w:eastAsia="Calibri" w:hAnsi="Calibri"/>
                 <w:b/>
                 <w:bCs/>
-                <w:color w:val="000000"/>
-                <w:sz w:val="18"/>
-                <w:szCs w:val="18"/>
+                <w:color w:val="1A1A1A"/>
+                <w:sz w:val="19"/>
+                <w:szCs w:val="19"/>
               </w:rPr>
               <w:t xml:space="preserve">Pre-fix (40 cap)</w:t>
             </w:r>
@@ -797,21 +2281,24 @@
             </w:tcBorders>
             <w:shd w:fill="F2F2F2" w:val="clear"/>
             <w:tcMar>
-              <w:top w:type="dxa" w:w="60"/>
-              <w:left w:type="dxa" w:w="100"/>
-              <w:bottom w:type="dxa" w:w="60"/>
-              <w:right w:type="dxa" w:w="100"/>
-            </w:tcMar>
-          </w:tcPr>
-          <w:p>
+              <w:top w:type="dxa" w:w="80"/>
+              <w:left w:type="dxa" w:w="120"/>
+              <w:bottom w:type="dxa" w:w="80"/>
+              <w:right w:type="dxa" w:w="120"/>
+            </w:tcMar>
+          </w:tcPr>
+          <w:p>
+            <w:pPr>
+              <w:spacing w:after="0" w:before="0" w:line="260"/>
+            </w:pPr>
             <w:r>
               <w:rPr>
                 <w:rFonts w:ascii="Calibri" w:cs="Calibri" w:eastAsia="Calibri" w:hAnsi="Calibri"/>
                 <w:b/>
                 <w:bCs/>
-                <w:color w:val="000000"/>
-                <w:sz w:val="18"/>
-                <w:szCs w:val="18"/>
+                <w:color w:val="1A1A1A"/>
+                <w:sz w:val="19"/>
+                <w:szCs w:val="19"/>
               </w:rPr>
               <w:t xml:space="preserve">Post-fix (40 cap)</w:t>
             </w:r>
@@ -828,21 +2315,24 @@
             </w:tcBorders>
             <w:shd w:fill="F2F2F2" w:val="clear"/>
             <w:tcMar>
-              <w:top w:type="dxa" w:w="60"/>
-              <w:left w:type="dxa" w:w="100"/>
-              <w:bottom w:type="dxa" w:w="60"/>
-              <w:right w:type="dxa" w:w="100"/>
-            </w:tcMar>
-          </w:tcPr>
-          <w:p>
+              <w:top w:type="dxa" w:w="80"/>
+              <w:left w:type="dxa" w:w="120"/>
+              <w:bottom w:type="dxa" w:w="80"/>
+              <w:right w:type="dxa" w:w="120"/>
+            </w:tcMar>
+          </w:tcPr>
+          <w:p>
+            <w:pPr>
+              <w:spacing w:after="0" w:before="0" w:line="260"/>
+            </w:pPr>
             <w:r>
               <w:rPr>
                 <w:rFonts w:ascii="Calibri" w:cs="Calibri" w:eastAsia="Calibri" w:hAnsi="Calibri"/>
                 <w:b/>
                 <w:bCs/>
-                <w:color w:val="000000"/>
-                <w:sz w:val="18"/>
-                <w:szCs w:val="18"/>
+                <w:color w:val="1A1A1A"/>
+                <w:sz w:val="19"/>
+                <w:szCs w:val="19"/>
               </w:rPr>
               <w:t xml:space="preserve">Records in corpus</w:t>
             </w:r>
@@ -860,21 +2350,24 @@
               <w:right w:val="single" w:color="BFBFBF" w:sz="4"/>
             </w:tcBorders>
             <w:tcMar>
-              <w:top w:type="dxa" w:w="60"/>
-              <w:left w:type="dxa" w:w="100"/>
-              <w:bottom w:type="dxa" w:w="60"/>
-              <w:right w:type="dxa" w:w="100"/>
-            </w:tcMar>
-          </w:tcPr>
-          <w:p>
-            <w:r>
-              <w:rPr>
-                <w:rFonts w:ascii="Consolas" w:cs="Consolas" w:eastAsia="Consolas" w:hAnsi="Consolas"/>
-                <w:b w:val="false"/>
-                <w:bCs w:val="false"/>
-                <w:color w:val="000000"/>
-                <w:sz w:val="18"/>
-                <w:szCs w:val="18"/>
+              <w:top w:type="dxa" w:w="80"/>
+              <w:left w:type="dxa" w:w="120"/>
+              <w:bottom w:type="dxa" w:w="80"/>
+              <w:right w:type="dxa" w:w="120"/>
+            </w:tcMar>
+          </w:tcPr>
+          <w:p>
+            <w:pPr>
+              <w:spacing w:after="0" w:before="0" w:line="260"/>
+            </w:pPr>
+            <w:r>
+              <w:rPr>
+                <w:rFonts w:ascii="Consolas" w:cs="Consolas" w:eastAsia="Consolas" w:hAnsi="Consolas"/>
+                <w:b w:val="false"/>
+                <w:bCs w:val="false"/>
+                <w:color w:val="1A1A1A"/>
+                <w:sz w:val="19"/>
+                <w:szCs w:val="19"/>
               </w:rPr>
               <w:t xml:space="preserve">AIA305 Sample.csv</w:t>
             </w:r>
@@ -890,21 +2383,24 @@
               <w:right w:val="single" w:color="BFBFBF" w:sz="4"/>
             </w:tcBorders>
             <w:tcMar>
-              <w:top w:type="dxa" w:w="60"/>
-              <w:left w:type="dxa" w:w="100"/>
-              <w:bottom w:type="dxa" w:w="60"/>
-              <w:right w:type="dxa" w:w="100"/>
-            </w:tcMar>
-          </w:tcPr>
-          <w:p>
-            <w:r>
-              <w:rPr>
-                <w:rFonts w:ascii="Calibri" w:cs="Calibri" w:eastAsia="Calibri" w:hAnsi="Calibri"/>
-                <w:b w:val="false"/>
-                <w:bCs w:val="false"/>
-                <w:color w:val="000000"/>
-                <w:sz w:val="18"/>
-                <w:szCs w:val="18"/>
+              <w:top w:type="dxa" w:w="80"/>
+              <w:left w:type="dxa" w:w="120"/>
+              <w:bottom w:type="dxa" w:w="80"/>
+              <w:right w:type="dxa" w:w="120"/>
+            </w:tcMar>
+          </w:tcPr>
+          <w:p>
+            <w:pPr>
+              <w:spacing w:after="0" w:before="0" w:line="260"/>
+            </w:pPr>
+            <w:r>
+              <w:rPr>
+                <w:rFonts w:ascii="Calibri" w:cs="Calibri" w:eastAsia="Calibri" w:hAnsi="Calibri"/>
+                <w:b w:val="false"/>
+                <w:bCs w:val="false"/>
+                <w:color w:val="1A1A1A"/>
+                <w:sz w:val="19"/>
+                <w:szCs w:val="19"/>
               </w:rPr>
               <w:t xml:space="preserve">40</w:t>
             </w:r>
@@ -920,21 +2416,24 @@
               <w:right w:val="single" w:color="BFBFBF" w:sz="4"/>
             </w:tcBorders>
             <w:tcMar>
-              <w:top w:type="dxa" w:w="60"/>
-              <w:left w:type="dxa" w:w="100"/>
-              <w:bottom w:type="dxa" w:w="60"/>
-              <w:right w:type="dxa" w:w="100"/>
-            </w:tcMar>
-          </w:tcPr>
-          <w:p>
-            <w:r>
-              <w:rPr>
-                <w:rFonts w:ascii="Calibri" w:cs="Calibri" w:eastAsia="Calibri" w:hAnsi="Calibri"/>
-                <w:b w:val="false"/>
-                <w:bCs w:val="false"/>
-                <w:color w:val="000000"/>
-                <w:sz w:val="18"/>
-                <w:szCs w:val="18"/>
+              <w:top w:type="dxa" w:w="80"/>
+              <w:left w:type="dxa" w:w="120"/>
+              <w:bottom w:type="dxa" w:w="80"/>
+              <w:right w:type="dxa" w:w="120"/>
+            </w:tcMar>
+          </w:tcPr>
+          <w:p>
+            <w:pPr>
+              <w:spacing w:after="0" w:before="0" w:line="260"/>
+            </w:pPr>
+            <w:r>
+              <w:rPr>
+                <w:rFonts w:ascii="Calibri" w:cs="Calibri" w:eastAsia="Calibri" w:hAnsi="Calibri"/>
+                <w:b w:val="false"/>
+                <w:bCs w:val="false"/>
+                <w:color w:val="1A1A1A"/>
+                <w:sz w:val="19"/>
+                <w:szCs w:val="19"/>
               </w:rPr>
               <w:t xml:space="preserve">8</w:t>
             </w:r>
@@ -950,21 +2449,24 @@
               <w:right w:val="single" w:color="BFBFBF" w:sz="4"/>
             </w:tcBorders>
             <w:tcMar>
-              <w:top w:type="dxa" w:w="60"/>
-              <w:left w:type="dxa" w:w="100"/>
-              <w:bottom w:type="dxa" w:w="60"/>
-              <w:right w:type="dxa" w:w="100"/>
-            </w:tcMar>
-          </w:tcPr>
-          <w:p>
-            <w:r>
-              <w:rPr>
-                <w:rFonts w:ascii="Calibri" w:cs="Calibri" w:eastAsia="Calibri" w:hAnsi="Calibri"/>
-                <w:b w:val="false"/>
-                <w:bCs w:val="false"/>
-                <w:color w:val="000000"/>
-                <w:sz w:val="18"/>
-                <w:szCs w:val="18"/>
+              <w:top w:type="dxa" w:w="80"/>
+              <w:left w:type="dxa" w:w="120"/>
+              <w:bottom w:type="dxa" w:w="80"/>
+              <w:right w:type="dxa" w:w="120"/>
+            </w:tcMar>
+          </w:tcPr>
+          <w:p>
+            <w:pPr>
+              <w:spacing w:after="0" w:before="0" w:line="260"/>
+            </w:pPr>
+            <w:r>
+              <w:rPr>
+                <w:rFonts w:ascii="Calibri" w:cs="Calibri" w:eastAsia="Calibri" w:hAnsi="Calibri"/>
+                <w:b w:val="false"/>
+                <w:bCs w:val="false"/>
+                <w:color w:val="1A1A1A"/>
+                <w:sz w:val="19"/>
+                <w:szCs w:val="19"/>
               </w:rPr>
               <w:t xml:space="preserve">474</w:t>
             </w:r>
@@ -981,22 +2483,26 @@
               <w:bottom w:val="single" w:color="BFBFBF" w:sz="4"/>
               <w:right w:val="single" w:color="BFBFBF" w:sz="4"/>
             </w:tcBorders>
-            <w:tcMar>
-              <w:top w:type="dxa" w:w="60"/>
-              <w:left w:type="dxa" w:w="100"/>
-              <w:bottom w:type="dxa" w:w="60"/>
-              <w:right w:type="dxa" w:w="100"/>
-            </w:tcMar>
-          </w:tcPr>
-          <w:p>
-            <w:r>
-              <w:rPr>
-                <w:rFonts w:ascii="Consolas" w:cs="Consolas" w:eastAsia="Consolas" w:hAnsi="Consolas"/>
-                <w:b w:val="false"/>
-                <w:bCs w:val="false"/>
-                <w:color w:val="000000"/>
-                <w:sz w:val="18"/>
-                <w:szCs w:val="18"/>
+            <w:shd w:fill="F2F2F2" w:val="clear"/>
+            <w:tcMar>
+              <w:top w:type="dxa" w:w="80"/>
+              <w:left w:type="dxa" w:w="120"/>
+              <w:bottom w:type="dxa" w:w="80"/>
+              <w:right w:type="dxa" w:w="120"/>
+            </w:tcMar>
+          </w:tcPr>
+          <w:p>
+            <w:pPr>
+              <w:spacing w:after="0" w:before="0" w:line="260"/>
+            </w:pPr>
+            <w:r>
+              <w:rPr>
+                <w:rFonts w:ascii="Consolas" w:cs="Consolas" w:eastAsia="Consolas" w:hAnsi="Consolas"/>
+                <w:b w:val="false"/>
+                <w:bCs w:val="false"/>
+                <w:color w:val="1A1A1A"/>
+                <w:sz w:val="19"/>
+                <w:szCs w:val="19"/>
               </w:rPr>
               <w:t xml:space="preserve">acc_cost_codes.csv</w:t>
             </w:r>
@@ -1011,22 +2517,26 @@
               <w:bottom w:val="single" w:color="BFBFBF" w:sz="4"/>
               <w:right w:val="single" w:color="BFBFBF" w:sz="4"/>
             </w:tcBorders>
-            <w:tcMar>
-              <w:top w:type="dxa" w:w="60"/>
-              <w:left w:type="dxa" w:w="100"/>
-              <w:bottom w:type="dxa" w:w="60"/>
-              <w:right w:type="dxa" w:w="100"/>
-            </w:tcMar>
-          </w:tcPr>
-          <w:p>
-            <w:r>
-              <w:rPr>
-                <w:rFonts w:ascii="Calibri" w:cs="Calibri" w:eastAsia="Calibri" w:hAnsi="Calibri"/>
-                <w:b w:val="false"/>
-                <w:bCs w:val="false"/>
-                <w:color w:val="000000"/>
-                <w:sz w:val="18"/>
-                <w:szCs w:val="18"/>
+            <w:shd w:fill="F2F2F2" w:val="clear"/>
+            <w:tcMar>
+              <w:top w:type="dxa" w:w="80"/>
+              <w:left w:type="dxa" w:w="120"/>
+              <w:bottom w:type="dxa" w:w="80"/>
+              <w:right w:type="dxa" w:w="120"/>
+            </w:tcMar>
+          </w:tcPr>
+          <w:p>
+            <w:pPr>
+              <w:spacing w:after="0" w:before="0" w:line="260"/>
+            </w:pPr>
+            <w:r>
+              <w:rPr>
+                <w:rFonts w:ascii="Calibri" w:cs="Calibri" w:eastAsia="Calibri" w:hAnsi="Calibri"/>
+                <w:b w:val="false"/>
+                <w:bCs w:val="false"/>
+                <w:color w:val="1A1A1A"/>
+                <w:sz w:val="19"/>
+                <w:szCs w:val="19"/>
               </w:rPr>
               <w:t xml:space="preserve">0</w:t>
             </w:r>
@@ -1041,22 +2551,26 @@
               <w:bottom w:val="single" w:color="BFBFBF" w:sz="4"/>
               <w:right w:val="single" w:color="BFBFBF" w:sz="4"/>
             </w:tcBorders>
-            <w:tcMar>
-              <w:top w:type="dxa" w:w="60"/>
-              <w:left w:type="dxa" w:w="100"/>
-              <w:bottom w:type="dxa" w:w="60"/>
-              <w:right w:type="dxa" w:w="100"/>
-            </w:tcMar>
-          </w:tcPr>
-          <w:p>
-            <w:r>
-              <w:rPr>
-                <w:rFonts w:ascii="Calibri" w:cs="Calibri" w:eastAsia="Calibri" w:hAnsi="Calibri"/>
-                <w:b w:val="false"/>
-                <w:bCs w:val="false"/>
-                <w:color w:val="000000"/>
-                <w:sz w:val="18"/>
-                <w:szCs w:val="18"/>
+            <w:shd w:fill="F2F2F2" w:val="clear"/>
+            <w:tcMar>
+              <w:top w:type="dxa" w:w="80"/>
+              <w:left w:type="dxa" w:w="120"/>
+              <w:bottom w:type="dxa" w:w="80"/>
+              <w:right w:type="dxa" w:w="120"/>
+            </w:tcMar>
+          </w:tcPr>
+          <w:p>
+            <w:pPr>
+              <w:spacing w:after="0" w:before="0" w:line="260"/>
+            </w:pPr>
+            <w:r>
+              <w:rPr>
+                <w:rFonts w:ascii="Calibri" w:cs="Calibri" w:eastAsia="Calibri" w:hAnsi="Calibri"/>
+                <w:b w:val="false"/>
+                <w:bCs w:val="false"/>
+                <w:color w:val="1A1A1A"/>
+                <w:sz w:val="19"/>
+                <w:szCs w:val="19"/>
               </w:rPr>
               <w:t xml:space="preserve">4</w:t>
             </w:r>
@@ -1071,22 +2585,26 @@
               <w:bottom w:val="single" w:color="BFBFBF" w:sz="4"/>
               <w:right w:val="single" w:color="BFBFBF" w:sz="4"/>
             </w:tcBorders>
-            <w:tcMar>
-              <w:top w:type="dxa" w:w="60"/>
-              <w:left w:type="dxa" w:w="100"/>
-              <w:bottom w:type="dxa" w:w="60"/>
-              <w:right w:type="dxa" w:w="100"/>
-            </w:tcMar>
-          </w:tcPr>
-          <w:p>
-            <w:r>
-              <w:rPr>
-                <w:rFonts w:ascii="Calibri" w:cs="Calibri" w:eastAsia="Calibri" w:hAnsi="Calibri"/>
-                <w:b w:val="false"/>
-                <w:bCs w:val="false"/>
-                <w:color w:val="000000"/>
-                <w:sz w:val="18"/>
-                <w:szCs w:val="18"/>
+            <w:shd w:fill="F2F2F2" w:val="clear"/>
+            <w:tcMar>
+              <w:top w:type="dxa" w:w="80"/>
+              <w:left w:type="dxa" w:w="120"/>
+              <w:bottom w:type="dxa" w:w="80"/>
+              <w:right w:type="dxa" w:w="120"/>
+            </w:tcMar>
+          </w:tcPr>
+          <w:p>
+            <w:pPr>
+              <w:spacing w:after="0" w:before="0" w:line="260"/>
+            </w:pPr>
+            <w:r>
+              <w:rPr>
+                <w:rFonts w:ascii="Calibri" w:cs="Calibri" w:eastAsia="Calibri" w:hAnsi="Calibri"/>
+                <w:b w:val="false"/>
+                <w:bCs w:val="false"/>
+                <w:color w:val="1A1A1A"/>
+                <w:sz w:val="19"/>
+                <w:szCs w:val="19"/>
               </w:rPr>
               <w:t xml:space="preserve">38</w:t>
             </w:r>
@@ -1104,21 +2622,24 @@
               <w:right w:val="single" w:color="BFBFBF" w:sz="4"/>
             </w:tcBorders>
             <w:tcMar>
-              <w:top w:type="dxa" w:w="60"/>
-              <w:left w:type="dxa" w:w="100"/>
-              <w:bottom w:type="dxa" w:w="60"/>
-              <w:right w:type="dxa" w:w="100"/>
-            </w:tcMar>
-          </w:tcPr>
-          <w:p>
-            <w:r>
-              <w:rPr>
-                <w:rFonts w:ascii="Consolas" w:cs="Consolas" w:eastAsia="Consolas" w:hAnsi="Consolas"/>
-                <w:b w:val="false"/>
-                <w:bCs w:val="false"/>
-                <w:color w:val="000000"/>
-                <w:sz w:val="18"/>
-                <w:szCs w:val="18"/>
+              <w:top w:type="dxa" w:w="80"/>
+              <w:left w:type="dxa" w:w="120"/>
+              <w:bottom w:type="dxa" w:w="80"/>
+              <w:right w:type="dxa" w:w="120"/>
+            </w:tcMar>
+          </w:tcPr>
+          <w:p>
+            <w:pPr>
+              <w:spacing w:after="0" w:before="0" w:line="260"/>
+            </w:pPr>
+            <w:r>
+              <w:rPr>
+                <w:rFonts w:ascii="Consolas" w:cs="Consolas" w:eastAsia="Consolas" w:hAnsi="Consolas"/>
+                <w:b w:val="false"/>
+                <w:bCs w:val="false"/>
+                <w:color w:val="1A1A1A"/>
+                <w:sz w:val="19"/>
+                <w:szCs w:val="19"/>
               </w:rPr>
               <w:t xml:space="preserve">acc_vendors.csv</w:t>
             </w:r>
@@ -1134,21 +2655,24 @@
               <w:right w:val="single" w:color="BFBFBF" w:sz="4"/>
             </w:tcBorders>
             <w:tcMar>
-              <w:top w:type="dxa" w:w="60"/>
-              <w:left w:type="dxa" w:w="100"/>
-              <w:bottom w:type="dxa" w:w="60"/>
-              <w:right w:type="dxa" w:w="100"/>
-            </w:tcMar>
-          </w:tcPr>
-          <w:p>
-            <w:r>
-              <w:rPr>
-                <w:rFonts w:ascii="Calibri" w:cs="Calibri" w:eastAsia="Calibri" w:hAnsi="Calibri"/>
-                <w:b w:val="false"/>
-                <w:bCs w:val="false"/>
-                <w:color w:val="000000"/>
-                <w:sz w:val="18"/>
-                <w:szCs w:val="18"/>
+              <w:top w:type="dxa" w:w="80"/>
+              <w:left w:type="dxa" w:w="120"/>
+              <w:bottom w:type="dxa" w:w="80"/>
+              <w:right w:type="dxa" w:w="120"/>
+            </w:tcMar>
+          </w:tcPr>
+          <w:p>
+            <w:pPr>
+              <w:spacing w:after="0" w:before="0" w:line="260"/>
+            </w:pPr>
+            <w:r>
+              <w:rPr>
+                <w:rFonts w:ascii="Calibri" w:cs="Calibri" w:eastAsia="Calibri" w:hAnsi="Calibri"/>
+                <w:b w:val="false"/>
+                <w:bCs w:val="false"/>
+                <w:color w:val="1A1A1A"/>
+                <w:sz w:val="19"/>
+                <w:szCs w:val="19"/>
               </w:rPr>
               <w:t xml:space="preserve">0</w:t>
             </w:r>
@@ -1164,21 +2688,24 @@
               <w:right w:val="single" w:color="BFBFBF" w:sz="4"/>
             </w:tcBorders>
             <w:tcMar>
-              <w:top w:type="dxa" w:w="60"/>
-              <w:left w:type="dxa" w:w="100"/>
-              <w:bottom w:type="dxa" w:w="60"/>
-              <w:right w:type="dxa" w:w="100"/>
-            </w:tcMar>
-          </w:tcPr>
-          <w:p>
-            <w:r>
-              <w:rPr>
-                <w:rFonts w:ascii="Calibri" w:cs="Calibri" w:eastAsia="Calibri" w:hAnsi="Calibri"/>
-                <w:b w:val="false"/>
-                <w:bCs w:val="false"/>
-                <w:color w:val="000000"/>
-                <w:sz w:val="18"/>
-                <w:szCs w:val="18"/>
+              <w:top w:type="dxa" w:w="80"/>
+              <w:left w:type="dxa" w:w="120"/>
+              <w:bottom w:type="dxa" w:w="80"/>
+              <w:right w:type="dxa" w:w="120"/>
+            </w:tcMar>
+          </w:tcPr>
+          <w:p>
+            <w:pPr>
+              <w:spacing w:after="0" w:before="0" w:line="260"/>
+            </w:pPr>
+            <w:r>
+              <w:rPr>
+                <w:rFonts w:ascii="Calibri" w:cs="Calibri" w:eastAsia="Calibri" w:hAnsi="Calibri"/>
+                <w:b w:val="false"/>
+                <w:bCs w:val="false"/>
+                <w:color w:val="1A1A1A"/>
+                <w:sz w:val="19"/>
+                <w:szCs w:val="19"/>
               </w:rPr>
               <w:t xml:space="preserve">4</w:t>
             </w:r>
@@ -1194,21 +2721,24 @@
               <w:right w:val="single" w:color="BFBFBF" w:sz="4"/>
             </w:tcBorders>
             <w:tcMar>
-              <w:top w:type="dxa" w:w="60"/>
-              <w:left w:type="dxa" w:w="100"/>
-              <w:bottom w:type="dxa" w:w="60"/>
-              <w:right w:type="dxa" w:w="100"/>
-            </w:tcMar>
-          </w:tcPr>
-          <w:p>
-            <w:r>
-              <w:rPr>
-                <w:rFonts w:ascii="Calibri" w:cs="Calibri" w:eastAsia="Calibri" w:hAnsi="Calibri"/>
-                <w:b w:val="false"/>
-                <w:bCs w:val="false"/>
-                <w:color w:val="000000"/>
-                <w:sz w:val="18"/>
-                <w:szCs w:val="18"/>
+              <w:top w:type="dxa" w:w="80"/>
+              <w:left w:type="dxa" w:w="120"/>
+              <w:bottom w:type="dxa" w:w="80"/>
+              <w:right w:type="dxa" w:w="120"/>
+            </w:tcMar>
+          </w:tcPr>
+          <w:p>
+            <w:pPr>
+              <w:spacing w:after="0" w:before="0" w:line="260"/>
+            </w:pPr>
+            <w:r>
+              <w:rPr>
+                <w:rFonts w:ascii="Calibri" w:cs="Calibri" w:eastAsia="Calibri" w:hAnsi="Calibri"/>
+                <w:b w:val="false"/>
+                <w:bCs w:val="false"/>
+                <w:color w:val="1A1A1A"/>
+                <w:sz w:val="19"/>
+                <w:szCs w:val="19"/>
               </w:rPr>
               <w:t xml:space="preserve">15</w:t>
             </w:r>
@@ -1225,22 +2755,26 @@
               <w:bottom w:val="single" w:color="BFBFBF" w:sz="4"/>
               <w:right w:val="single" w:color="BFBFBF" w:sz="4"/>
             </w:tcBorders>
-            <w:tcMar>
-              <w:top w:type="dxa" w:w="60"/>
-              <w:left w:type="dxa" w:w="100"/>
-              <w:bottom w:type="dxa" w:w="60"/>
-              <w:right w:type="dxa" w:w="100"/>
-            </w:tcMar>
-          </w:tcPr>
-          <w:p>
-            <w:r>
-              <w:rPr>
-                <w:rFonts w:ascii="Consolas" w:cs="Consolas" w:eastAsia="Consolas" w:hAnsi="Consolas"/>
-                <w:b w:val="false"/>
-                <w:bCs w:val="false"/>
-                <w:color w:val="000000"/>
-                <w:sz w:val="18"/>
-                <w:szCs w:val="18"/>
+            <w:shd w:fill="F2F2F2" w:val="clear"/>
+            <w:tcMar>
+              <w:top w:type="dxa" w:w="80"/>
+              <w:left w:type="dxa" w:w="120"/>
+              <w:bottom w:type="dxa" w:w="80"/>
+              <w:right w:type="dxa" w:w="120"/>
+            </w:tcMar>
+          </w:tcPr>
+          <w:p>
+            <w:pPr>
+              <w:spacing w:after="0" w:before="0" w:line="260"/>
+            </w:pPr>
+            <w:r>
+              <w:rPr>
+                <w:rFonts w:ascii="Consolas" w:cs="Consolas" w:eastAsia="Consolas" w:hAnsi="Consolas"/>
+                <w:b w:val="false"/>
+                <w:bCs w:val="false"/>
+                <w:color w:val="1A1A1A"/>
+                <w:sz w:val="19"/>
+                <w:szCs w:val="19"/>
               </w:rPr>
               <w:t xml:space="preserve">acc_submittals.csv</w:t>
             </w:r>
@@ -1255,22 +2789,26 @@
               <w:bottom w:val="single" w:color="BFBFBF" w:sz="4"/>
               <w:right w:val="single" w:color="BFBFBF" w:sz="4"/>
             </w:tcBorders>
-            <w:tcMar>
-              <w:top w:type="dxa" w:w="60"/>
-              <w:left w:type="dxa" w:w="100"/>
-              <w:bottom w:type="dxa" w:w="60"/>
-              <w:right w:type="dxa" w:w="100"/>
-            </w:tcMar>
-          </w:tcPr>
-          <w:p>
-            <w:r>
-              <w:rPr>
-                <w:rFonts w:ascii="Calibri" w:cs="Calibri" w:eastAsia="Calibri" w:hAnsi="Calibri"/>
-                <w:b w:val="false"/>
-                <w:bCs w:val="false"/>
-                <w:color w:val="000000"/>
-                <w:sz w:val="18"/>
-                <w:szCs w:val="18"/>
+            <w:shd w:fill="F2F2F2" w:val="clear"/>
+            <w:tcMar>
+              <w:top w:type="dxa" w:w="80"/>
+              <w:left w:type="dxa" w:w="120"/>
+              <w:bottom w:type="dxa" w:w="80"/>
+              <w:right w:type="dxa" w:w="120"/>
+            </w:tcMar>
+          </w:tcPr>
+          <w:p>
+            <w:pPr>
+              <w:spacing w:after="0" w:before="0" w:line="260"/>
+            </w:pPr>
+            <w:r>
+              <w:rPr>
+                <w:rFonts w:ascii="Calibri" w:cs="Calibri" w:eastAsia="Calibri" w:hAnsi="Calibri"/>
+                <w:b w:val="false"/>
+                <w:bCs w:val="false"/>
+                <w:color w:val="1A1A1A"/>
+                <w:sz w:val="19"/>
+                <w:szCs w:val="19"/>
               </w:rPr>
               <w:t xml:space="preserve">0</w:t>
             </w:r>
@@ -1285,22 +2823,26 @@
               <w:bottom w:val="single" w:color="BFBFBF" w:sz="4"/>
               <w:right w:val="single" w:color="BFBFBF" w:sz="4"/>
             </w:tcBorders>
-            <w:tcMar>
-              <w:top w:type="dxa" w:w="60"/>
-              <w:left w:type="dxa" w:w="100"/>
-              <w:bottom w:type="dxa" w:w="60"/>
-              <w:right w:type="dxa" w:w="100"/>
-            </w:tcMar>
-          </w:tcPr>
-          <w:p>
-            <w:r>
-              <w:rPr>
-                <w:rFonts w:ascii="Calibri" w:cs="Calibri" w:eastAsia="Calibri" w:hAnsi="Calibri"/>
-                <w:b w:val="false"/>
-                <w:bCs w:val="false"/>
-                <w:color w:val="000000"/>
-                <w:sz w:val="18"/>
-                <w:szCs w:val="18"/>
+            <w:shd w:fill="F2F2F2" w:val="clear"/>
+            <w:tcMar>
+              <w:top w:type="dxa" w:w="80"/>
+              <w:left w:type="dxa" w:w="120"/>
+              <w:bottom w:type="dxa" w:w="80"/>
+              <w:right w:type="dxa" w:w="120"/>
+            </w:tcMar>
+          </w:tcPr>
+          <w:p>
+            <w:pPr>
+              <w:spacing w:after="0" w:before="0" w:line="260"/>
+            </w:pPr>
+            <w:r>
+              <w:rPr>
+                <w:rFonts w:ascii="Calibri" w:cs="Calibri" w:eastAsia="Calibri" w:hAnsi="Calibri"/>
+                <w:b w:val="false"/>
+                <w:bCs w:val="false"/>
+                <w:color w:val="1A1A1A"/>
+                <w:sz w:val="19"/>
+                <w:szCs w:val="19"/>
               </w:rPr>
               <w:t xml:space="preserve">4</w:t>
             </w:r>
@@ -1315,22 +2857,26 @@
               <w:bottom w:val="single" w:color="BFBFBF" w:sz="4"/>
               <w:right w:val="single" w:color="BFBFBF" w:sz="4"/>
             </w:tcBorders>
-            <w:tcMar>
-              <w:top w:type="dxa" w:w="60"/>
-              <w:left w:type="dxa" w:w="100"/>
-              <w:bottom w:type="dxa" w:w="60"/>
-              <w:right w:type="dxa" w:w="100"/>
-            </w:tcMar>
-          </w:tcPr>
-          <w:p>
-            <w:r>
-              <w:rPr>
-                <w:rFonts w:ascii="Calibri" w:cs="Calibri" w:eastAsia="Calibri" w:hAnsi="Calibri"/>
-                <w:b w:val="false"/>
-                <w:bCs w:val="false"/>
-                <w:color w:val="000000"/>
-                <w:sz w:val="18"/>
-                <w:szCs w:val="18"/>
+            <w:shd w:fill="F2F2F2" w:val="clear"/>
+            <w:tcMar>
+              <w:top w:type="dxa" w:w="80"/>
+              <w:left w:type="dxa" w:w="120"/>
+              <w:bottom w:type="dxa" w:w="80"/>
+              <w:right w:type="dxa" w:w="120"/>
+            </w:tcMar>
+          </w:tcPr>
+          <w:p>
+            <w:pPr>
+              <w:spacing w:after="0" w:before="0" w:line="260"/>
+            </w:pPr>
+            <w:r>
+              <w:rPr>
+                <w:rFonts w:ascii="Calibri" w:cs="Calibri" w:eastAsia="Calibri" w:hAnsi="Calibri"/>
+                <w:b w:val="false"/>
+                <w:bCs w:val="false"/>
+                <w:color w:val="1A1A1A"/>
+                <w:sz w:val="19"/>
+                <w:szCs w:val="19"/>
               </w:rPr>
               <w:t xml:space="preserve">14</w:t>
             </w:r>
@@ -1348,21 +2894,24 @@
               <w:right w:val="single" w:color="BFBFBF" w:sz="4"/>
             </w:tcBorders>
             <w:tcMar>
-              <w:top w:type="dxa" w:w="60"/>
-              <w:left w:type="dxa" w:w="100"/>
-              <w:bottom w:type="dxa" w:w="60"/>
-              <w:right w:type="dxa" w:w="100"/>
-            </w:tcMar>
-          </w:tcPr>
-          <w:p>
-            <w:r>
-              <w:rPr>
-                <w:rFonts w:ascii="Consolas" w:cs="Consolas" w:eastAsia="Consolas" w:hAnsi="Consolas"/>
-                <w:b w:val="false"/>
-                <w:bCs w:val="false"/>
-                <w:color w:val="000000"/>
-                <w:sz w:val="18"/>
-                <w:szCs w:val="18"/>
+              <w:top w:type="dxa" w:w="80"/>
+              <w:left w:type="dxa" w:w="120"/>
+              <w:bottom w:type="dxa" w:w="80"/>
+              <w:right w:type="dxa" w:w="120"/>
+            </w:tcMar>
+          </w:tcPr>
+          <w:p>
+            <w:pPr>
+              <w:spacing w:after="0" w:before="0" w:line="260"/>
+            </w:pPr>
+            <w:r>
+              <w:rPr>
+                <w:rFonts w:ascii="Consolas" w:cs="Consolas" w:eastAsia="Consolas" w:hAnsi="Consolas"/>
+                <w:b w:val="false"/>
+                <w:bCs w:val="false"/>
+                <w:color w:val="1A1A1A"/>
+                <w:sz w:val="19"/>
+                <w:szCs w:val="19"/>
               </w:rPr>
               <w:t xml:space="preserve">acc_employees.csv</w:t>
             </w:r>
@@ -1378,21 +2927,24 @@
               <w:right w:val="single" w:color="BFBFBF" w:sz="4"/>
             </w:tcBorders>
             <w:tcMar>
-              <w:top w:type="dxa" w:w="60"/>
-              <w:left w:type="dxa" w:w="100"/>
-              <w:bottom w:type="dxa" w:w="60"/>
-              <w:right w:type="dxa" w:w="100"/>
-            </w:tcMar>
-          </w:tcPr>
-          <w:p>
-            <w:r>
-              <w:rPr>
-                <w:rFonts w:ascii="Calibri" w:cs="Calibri" w:eastAsia="Calibri" w:hAnsi="Calibri"/>
-                <w:b w:val="false"/>
-                <w:bCs w:val="false"/>
-                <w:color w:val="000000"/>
-                <w:sz w:val="18"/>
-                <w:szCs w:val="18"/>
+              <w:top w:type="dxa" w:w="80"/>
+              <w:left w:type="dxa" w:w="120"/>
+              <w:bottom w:type="dxa" w:w="80"/>
+              <w:right w:type="dxa" w:w="120"/>
+            </w:tcMar>
+          </w:tcPr>
+          <w:p>
+            <w:pPr>
+              <w:spacing w:after="0" w:before="0" w:line="260"/>
+            </w:pPr>
+            <w:r>
+              <w:rPr>
+                <w:rFonts w:ascii="Calibri" w:cs="Calibri" w:eastAsia="Calibri" w:hAnsi="Calibri"/>
+                <w:b w:val="false"/>
+                <w:bCs w:val="false"/>
+                <w:color w:val="1A1A1A"/>
+                <w:sz w:val="19"/>
+                <w:szCs w:val="19"/>
               </w:rPr>
               <w:t xml:space="preserve">0</w:t>
             </w:r>
@@ -1408,21 +2960,24 @@
               <w:right w:val="single" w:color="BFBFBF" w:sz="4"/>
             </w:tcBorders>
             <w:tcMar>
-              <w:top w:type="dxa" w:w="60"/>
-              <w:left w:type="dxa" w:w="100"/>
-              <w:bottom w:type="dxa" w:w="60"/>
-              <w:right w:type="dxa" w:w="100"/>
-            </w:tcMar>
-          </w:tcPr>
-          <w:p>
-            <w:r>
-              <w:rPr>
-                <w:rFonts w:ascii="Calibri" w:cs="Calibri" w:eastAsia="Calibri" w:hAnsi="Calibri"/>
-                <w:b w:val="false"/>
-                <w:bCs w:val="false"/>
-                <w:color w:val="000000"/>
-                <w:sz w:val="18"/>
-                <w:szCs w:val="18"/>
+              <w:top w:type="dxa" w:w="80"/>
+              <w:left w:type="dxa" w:w="120"/>
+              <w:bottom w:type="dxa" w:w="80"/>
+              <w:right w:type="dxa" w:w="120"/>
+            </w:tcMar>
+          </w:tcPr>
+          <w:p>
+            <w:pPr>
+              <w:spacing w:after="0" w:before="0" w:line="260"/>
+            </w:pPr>
+            <w:r>
+              <w:rPr>
+                <w:rFonts w:ascii="Calibri" w:cs="Calibri" w:eastAsia="Calibri" w:hAnsi="Calibri"/>
+                <w:b w:val="false"/>
+                <w:bCs w:val="false"/>
+                <w:color w:val="1A1A1A"/>
+                <w:sz w:val="19"/>
+                <w:szCs w:val="19"/>
               </w:rPr>
               <w:t xml:space="preserve">4</w:t>
             </w:r>
@@ -1438,21 +2993,24 @@
               <w:right w:val="single" w:color="BFBFBF" w:sz="4"/>
             </w:tcBorders>
             <w:tcMar>
-              <w:top w:type="dxa" w:w="60"/>
-              <w:left w:type="dxa" w:w="100"/>
-              <w:bottom w:type="dxa" w:w="60"/>
-              <w:right w:type="dxa" w:w="100"/>
-            </w:tcMar>
-          </w:tcPr>
-          <w:p>
-            <w:r>
-              <w:rPr>
-                <w:rFonts w:ascii="Calibri" w:cs="Calibri" w:eastAsia="Calibri" w:hAnsi="Calibri"/>
-                <w:b w:val="false"/>
-                <w:bCs w:val="false"/>
-                <w:color w:val="000000"/>
-                <w:sz w:val="18"/>
-                <w:szCs w:val="18"/>
+              <w:top w:type="dxa" w:w="80"/>
+              <w:left w:type="dxa" w:w="120"/>
+              <w:bottom w:type="dxa" w:w="80"/>
+              <w:right w:type="dxa" w:w="120"/>
+            </w:tcMar>
+          </w:tcPr>
+          <w:p>
+            <w:pPr>
+              <w:spacing w:after="0" w:before="0" w:line="260"/>
+            </w:pPr>
+            <w:r>
+              <w:rPr>
+                <w:rFonts w:ascii="Calibri" w:cs="Calibri" w:eastAsia="Calibri" w:hAnsi="Calibri"/>
+                <w:b w:val="false"/>
+                <w:bCs w:val="false"/>
+                <w:color w:val="1A1A1A"/>
+                <w:sz w:val="19"/>
+                <w:szCs w:val="19"/>
               </w:rPr>
               <w:t xml:space="preserve">13</w:t>
             </w:r>
@@ -1469,22 +3027,26 @@
               <w:bottom w:val="single" w:color="BFBFBF" w:sz="4"/>
               <w:right w:val="single" w:color="BFBFBF" w:sz="4"/>
             </w:tcBorders>
-            <w:tcMar>
-              <w:top w:type="dxa" w:w="60"/>
-              <w:left w:type="dxa" w:w="100"/>
-              <w:bottom w:type="dxa" w:w="60"/>
-              <w:right w:type="dxa" w:w="100"/>
-            </w:tcMar>
-          </w:tcPr>
-          <w:p>
-            <w:r>
-              <w:rPr>
-                <w:rFonts w:ascii="Consolas" w:cs="Consolas" w:eastAsia="Consolas" w:hAnsi="Consolas"/>
-                <w:b w:val="false"/>
-                <w:bCs w:val="false"/>
-                <w:color w:val="000000"/>
-                <w:sz w:val="18"/>
-                <w:szCs w:val="18"/>
+            <w:shd w:fill="F2F2F2" w:val="clear"/>
+            <w:tcMar>
+              <w:top w:type="dxa" w:w="80"/>
+              <w:left w:type="dxa" w:w="120"/>
+              <w:bottom w:type="dxa" w:w="80"/>
+              <w:right w:type="dxa" w:w="120"/>
+            </w:tcMar>
+          </w:tcPr>
+          <w:p>
+            <w:pPr>
+              <w:spacing w:after="0" w:before="0" w:line="260"/>
+            </w:pPr>
+            <w:r>
+              <w:rPr>
+                <w:rFonts w:ascii="Consolas" w:cs="Consolas" w:eastAsia="Consolas" w:hAnsi="Consolas"/>
+                <w:b w:val="false"/>
+                <w:bCs w:val="false"/>
+                <w:color w:val="1A1A1A"/>
+                <w:sz w:val="19"/>
+                <w:szCs w:val="19"/>
               </w:rPr>
               <w:t xml:space="preserve">acc_rfis.csv</w:t>
             </w:r>
@@ -1499,22 +3061,26 @@
               <w:bottom w:val="single" w:color="BFBFBF" w:sz="4"/>
               <w:right w:val="single" w:color="BFBFBF" w:sz="4"/>
             </w:tcBorders>
-            <w:tcMar>
-              <w:top w:type="dxa" w:w="60"/>
-              <w:left w:type="dxa" w:w="100"/>
-              <w:bottom w:type="dxa" w:w="60"/>
-              <w:right w:type="dxa" w:w="100"/>
-            </w:tcMar>
-          </w:tcPr>
-          <w:p>
-            <w:r>
-              <w:rPr>
-                <w:rFonts w:ascii="Calibri" w:cs="Calibri" w:eastAsia="Calibri" w:hAnsi="Calibri"/>
-                <w:b w:val="false"/>
-                <w:bCs w:val="false"/>
-                <w:color w:val="000000"/>
-                <w:sz w:val="18"/>
-                <w:szCs w:val="18"/>
+            <w:shd w:fill="F2F2F2" w:val="clear"/>
+            <w:tcMar>
+              <w:top w:type="dxa" w:w="80"/>
+              <w:left w:type="dxa" w:w="120"/>
+              <w:bottom w:type="dxa" w:w="80"/>
+              <w:right w:type="dxa" w:w="120"/>
+            </w:tcMar>
+          </w:tcPr>
+          <w:p>
+            <w:pPr>
+              <w:spacing w:after="0" w:before="0" w:line="260"/>
+            </w:pPr>
+            <w:r>
+              <w:rPr>
+                <w:rFonts w:ascii="Calibri" w:cs="Calibri" w:eastAsia="Calibri" w:hAnsi="Calibri"/>
+                <w:b w:val="false"/>
+                <w:bCs w:val="false"/>
+                <w:color w:val="1A1A1A"/>
+                <w:sz w:val="19"/>
+                <w:szCs w:val="19"/>
               </w:rPr>
               <w:t xml:space="preserve">0</w:t>
             </w:r>
@@ -1529,22 +3095,26 @@
               <w:bottom w:val="single" w:color="BFBFBF" w:sz="4"/>
               <w:right w:val="single" w:color="BFBFBF" w:sz="4"/>
             </w:tcBorders>
-            <w:tcMar>
-              <w:top w:type="dxa" w:w="60"/>
-              <w:left w:type="dxa" w:w="100"/>
-              <w:bottom w:type="dxa" w:w="60"/>
-              <w:right w:type="dxa" w:w="100"/>
-            </w:tcMar>
-          </w:tcPr>
-          <w:p>
-            <w:r>
-              <w:rPr>
-                <w:rFonts w:ascii="Calibri" w:cs="Calibri" w:eastAsia="Calibri" w:hAnsi="Calibri"/>
-                <w:b w:val="false"/>
-                <w:bCs w:val="false"/>
-                <w:color w:val="000000"/>
-                <w:sz w:val="18"/>
-                <w:szCs w:val="18"/>
+            <w:shd w:fill="F2F2F2" w:val="clear"/>
+            <w:tcMar>
+              <w:top w:type="dxa" w:w="80"/>
+              <w:left w:type="dxa" w:w="120"/>
+              <w:bottom w:type="dxa" w:w="80"/>
+              <w:right w:type="dxa" w:w="120"/>
+            </w:tcMar>
+          </w:tcPr>
+          <w:p>
+            <w:pPr>
+              <w:spacing w:after="0" w:before="0" w:line="260"/>
+            </w:pPr>
+            <w:r>
+              <w:rPr>
+                <w:rFonts w:ascii="Calibri" w:cs="Calibri" w:eastAsia="Calibri" w:hAnsi="Calibri"/>
+                <w:b w:val="false"/>
+                <w:bCs w:val="false"/>
+                <w:color w:val="1A1A1A"/>
+                <w:sz w:val="19"/>
+                <w:szCs w:val="19"/>
               </w:rPr>
               <w:t xml:space="preserve">4</w:t>
             </w:r>
@@ -1559,22 +3129,26 @@
               <w:bottom w:val="single" w:color="BFBFBF" w:sz="4"/>
               <w:right w:val="single" w:color="BFBFBF" w:sz="4"/>
             </w:tcBorders>
-            <w:tcMar>
-              <w:top w:type="dxa" w:w="60"/>
-              <w:left w:type="dxa" w:w="100"/>
-              <w:bottom w:type="dxa" w:w="60"/>
-              <w:right w:type="dxa" w:w="100"/>
-            </w:tcMar>
-          </w:tcPr>
-          <w:p>
-            <w:r>
-              <w:rPr>
-                <w:rFonts w:ascii="Calibri" w:cs="Calibri" w:eastAsia="Calibri" w:hAnsi="Calibri"/>
-                <w:b w:val="false"/>
-                <w:bCs w:val="false"/>
-                <w:color w:val="000000"/>
-                <w:sz w:val="18"/>
-                <w:szCs w:val="18"/>
+            <w:shd w:fill="F2F2F2" w:val="clear"/>
+            <w:tcMar>
+              <w:top w:type="dxa" w:w="80"/>
+              <w:left w:type="dxa" w:w="120"/>
+              <w:bottom w:type="dxa" w:w="80"/>
+              <w:right w:type="dxa" w:w="120"/>
+            </w:tcMar>
+          </w:tcPr>
+          <w:p>
+            <w:pPr>
+              <w:spacing w:after="0" w:before="0" w:line="260"/>
+            </w:pPr>
+            <w:r>
+              <w:rPr>
+                <w:rFonts w:ascii="Calibri" w:cs="Calibri" w:eastAsia="Calibri" w:hAnsi="Calibri"/>
+                <w:b w:val="false"/>
+                <w:bCs w:val="false"/>
+                <w:color w:val="1A1A1A"/>
+                <w:sz w:val="19"/>
+                <w:szCs w:val="19"/>
               </w:rPr>
               <w:t xml:space="preserve">10</w:t>
             </w:r>
@@ -1592,21 +3166,24 @@
               <w:right w:val="single" w:color="BFBFBF" w:sz="4"/>
             </w:tcBorders>
             <w:tcMar>
-              <w:top w:type="dxa" w:w="60"/>
-              <w:left w:type="dxa" w:w="100"/>
-              <w:bottom w:type="dxa" w:w="60"/>
-              <w:right w:type="dxa" w:w="100"/>
-            </w:tcMar>
-          </w:tcPr>
-          <w:p>
-            <w:r>
-              <w:rPr>
-                <w:rFonts w:ascii="Consolas" w:cs="Consolas" w:eastAsia="Consolas" w:hAnsi="Consolas"/>
-                <w:b w:val="false"/>
-                <w:bCs w:val="false"/>
-                <w:color w:val="000000"/>
-                <w:sz w:val="18"/>
-                <w:szCs w:val="18"/>
+              <w:top w:type="dxa" w:w="80"/>
+              <w:left w:type="dxa" w:w="120"/>
+              <w:bottom w:type="dxa" w:w="80"/>
+              <w:right w:type="dxa" w:w="120"/>
+            </w:tcMar>
+          </w:tcPr>
+          <w:p>
+            <w:pPr>
+              <w:spacing w:after="0" w:before="0" w:line="260"/>
+            </w:pPr>
+            <w:r>
+              <w:rPr>
+                <w:rFonts w:ascii="Consolas" w:cs="Consolas" w:eastAsia="Consolas" w:hAnsi="Consolas"/>
+                <w:b w:val="false"/>
+                <w:bCs w:val="false"/>
+                <w:color w:val="1A1A1A"/>
+                <w:sz w:val="19"/>
+                <w:szCs w:val="19"/>
               </w:rPr>
               <w:t xml:space="preserve">acc_issues.csv</w:t>
             </w:r>
@@ -1622,21 +3199,24 @@
               <w:right w:val="single" w:color="BFBFBF" w:sz="4"/>
             </w:tcBorders>
             <w:tcMar>
-              <w:top w:type="dxa" w:w="60"/>
-              <w:left w:type="dxa" w:w="100"/>
-              <w:bottom w:type="dxa" w:w="60"/>
-              <w:right w:type="dxa" w:w="100"/>
-            </w:tcMar>
-          </w:tcPr>
-          <w:p>
-            <w:r>
-              <w:rPr>
-                <w:rFonts w:ascii="Calibri" w:cs="Calibri" w:eastAsia="Calibri" w:hAnsi="Calibri"/>
-                <w:b w:val="false"/>
-                <w:bCs w:val="false"/>
-                <w:color w:val="000000"/>
-                <w:sz w:val="18"/>
-                <w:szCs w:val="18"/>
+              <w:top w:type="dxa" w:w="80"/>
+              <w:left w:type="dxa" w:w="120"/>
+              <w:bottom w:type="dxa" w:w="80"/>
+              <w:right w:type="dxa" w:w="120"/>
+            </w:tcMar>
+          </w:tcPr>
+          <w:p>
+            <w:pPr>
+              <w:spacing w:after="0" w:before="0" w:line="260"/>
+            </w:pPr>
+            <w:r>
+              <w:rPr>
+                <w:rFonts w:ascii="Calibri" w:cs="Calibri" w:eastAsia="Calibri" w:hAnsi="Calibri"/>
+                <w:b w:val="false"/>
+                <w:bCs w:val="false"/>
+                <w:color w:val="1A1A1A"/>
+                <w:sz w:val="19"/>
+                <w:szCs w:val="19"/>
               </w:rPr>
               <w:t xml:space="preserve">0</w:t>
             </w:r>
@@ -1652,21 +3232,24 @@
               <w:right w:val="single" w:color="BFBFBF" w:sz="4"/>
             </w:tcBorders>
             <w:tcMar>
-              <w:top w:type="dxa" w:w="60"/>
-              <w:left w:type="dxa" w:w="100"/>
-              <w:bottom w:type="dxa" w:w="60"/>
-              <w:right w:type="dxa" w:w="100"/>
-            </w:tcMar>
-          </w:tcPr>
-          <w:p>
-            <w:r>
-              <w:rPr>
-                <w:rFonts w:ascii="Calibri" w:cs="Calibri" w:eastAsia="Calibri" w:hAnsi="Calibri"/>
-                <w:b w:val="false"/>
-                <w:bCs w:val="false"/>
-                <w:color w:val="000000"/>
-                <w:sz w:val="18"/>
-                <w:szCs w:val="18"/>
+              <w:top w:type="dxa" w:w="80"/>
+              <w:left w:type="dxa" w:w="120"/>
+              <w:bottom w:type="dxa" w:w="80"/>
+              <w:right w:type="dxa" w:w="120"/>
+            </w:tcMar>
+          </w:tcPr>
+          <w:p>
+            <w:pPr>
+              <w:spacing w:after="0" w:before="0" w:line="260"/>
+            </w:pPr>
+            <w:r>
+              <w:rPr>
+                <w:rFonts w:ascii="Calibri" w:cs="Calibri" w:eastAsia="Calibri" w:hAnsi="Calibri"/>
+                <w:b w:val="false"/>
+                <w:bCs w:val="false"/>
+                <w:color w:val="1A1A1A"/>
+                <w:sz w:val="19"/>
+                <w:szCs w:val="19"/>
               </w:rPr>
               <w:t xml:space="preserve">4</w:t>
             </w:r>
@@ -1682,21 +3265,24 @@
               <w:right w:val="single" w:color="BFBFBF" w:sz="4"/>
             </w:tcBorders>
             <w:tcMar>
-              <w:top w:type="dxa" w:w="60"/>
-              <w:left w:type="dxa" w:w="100"/>
-              <w:bottom w:type="dxa" w:w="60"/>
-              <w:right w:type="dxa" w:w="100"/>
-            </w:tcMar>
-          </w:tcPr>
-          <w:p>
-            <w:r>
-              <w:rPr>
-                <w:rFonts w:ascii="Calibri" w:cs="Calibri" w:eastAsia="Calibri" w:hAnsi="Calibri"/>
-                <w:b w:val="false"/>
-                <w:bCs w:val="false"/>
-                <w:color w:val="000000"/>
-                <w:sz w:val="18"/>
-                <w:szCs w:val="18"/>
+              <w:top w:type="dxa" w:w="80"/>
+              <w:left w:type="dxa" w:w="120"/>
+              <w:bottom w:type="dxa" w:w="80"/>
+              <w:right w:type="dxa" w:w="120"/>
+            </w:tcMar>
+          </w:tcPr>
+          <w:p>
+            <w:pPr>
+              <w:spacing w:after="0" w:before="0" w:line="260"/>
+            </w:pPr>
+            <w:r>
+              <w:rPr>
+                <w:rFonts w:ascii="Calibri" w:cs="Calibri" w:eastAsia="Calibri" w:hAnsi="Calibri"/>
+                <w:b w:val="false"/>
+                <w:bCs w:val="false"/>
+                <w:color w:val="1A1A1A"/>
+                <w:sz w:val="19"/>
+                <w:szCs w:val="19"/>
               </w:rPr>
               <w:t xml:space="preserve">10</w:t>
             </w:r>
@@ -1713,22 +3299,26 @@
               <w:bottom w:val="single" w:color="BFBFBF" w:sz="4"/>
               <w:right w:val="single" w:color="BFBFBF" w:sz="4"/>
             </w:tcBorders>
-            <w:tcMar>
-              <w:top w:type="dxa" w:w="60"/>
-              <w:left w:type="dxa" w:w="100"/>
-              <w:bottom w:type="dxa" w:w="60"/>
-              <w:right w:type="dxa" w:w="100"/>
-            </w:tcMar>
-          </w:tcPr>
-          <w:p>
-            <w:r>
-              <w:rPr>
-                <w:rFonts w:ascii="Consolas" w:cs="Consolas" w:eastAsia="Consolas" w:hAnsi="Consolas"/>
-                <w:b w:val="false"/>
-                <w:bCs w:val="false"/>
-                <w:color w:val="000000"/>
-                <w:sz w:val="18"/>
-                <w:szCs w:val="18"/>
+            <w:shd w:fill="F2F2F2" w:val="clear"/>
+            <w:tcMar>
+              <w:top w:type="dxa" w:w="80"/>
+              <w:left w:type="dxa" w:w="120"/>
+              <w:bottom w:type="dxa" w:w="80"/>
+              <w:right w:type="dxa" w:w="120"/>
+            </w:tcMar>
+          </w:tcPr>
+          <w:p>
+            <w:pPr>
+              <w:spacing w:after="0" w:before="0" w:line="260"/>
+            </w:pPr>
+            <w:r>
+              <w:rPr>
+                <w:rFonts w:ascii="Consolas" w:cs="Consolas" w:eastAsia="Consolas" w:hAnsi="Consolas"/>
+                <w:b w:val="false"/>
+                <w:bCs w:val="false"/>
+                <w:color w:val="1A1A1A"/>
+                <w:sz w:val="19"/>
+                <w:szCs w:val="19"/>
               </w:rPr>
               <w:t xml:space="preserve">acc_customers.csv</w:t>
             </w:r>
@@ -1743,22 +3333,26 @@
               <w:bottom w:val="single" w:color="BFBFBF" w:sz="4"/>
               <w:right w:val="single" w:color="BFBFBF" w:sz="4"/>
             </w:tcBorders>
-            <w:tcMar>
-              <w:top w:type="dxa" w:w="60"/>
-              <w:left w:type="dxa" w:w="100"/>
-              <w:bottom w:type="dxa" w:w="60"/>
-              <w:right w:type="dxa" w:w="100"/>
-            </w:tcMar>
-          </w:tcPr>
-          <w:p>
-            <w:r>
-              <w:rPr>
-                <w:rFonts w:ascii="Calibri" w:cs="Calibri" w:eastAsia="Calibri" w:hAnsi="Calibri"/>
-                <w:b w:val="false"/>
-                <w:bCs w:val="false"/>
-                <w:color w:val="000000"/>
-                <w:sz w:val="18"/>
-                <w:szCs w:val="18"/>
+            <w:shd w:fill="F2F2F2" w:val="clear"/>
+            <w:tcMar>
+              <w:top w:type="dxa" w:w="80"/>
+              <w:left w:type="dxa" w:w="120"/>
+              <w:bottom w:type="dxa" w:w="80"/>
+              <w:right w:type="dxa" w:w="120"/>
+            </w:tcMar>
+          </w:tcPr>
+          <w:p>
+            <w:pPr>
+              <w:spacing w:after="0" w:before="0" w:line="260"/>
+            </w:pPr>
+            <w:r>
+              <w:rPr>
+                <w:rFonts w:ascii="Calibri" w:cs="Calibri" w:eastAsia="Calibri" w:hAnsi="Calibri"/>
+                <w:b w:val="false"/>
+                <w:bCs w:val="false"/>
+                <w:color w:val="1A1A1A"/>
+                <w:sz w:val="19"/>
+                <w:szCs w:val="19"/>
               </w:rPr>
               <w:t xml:space="preserve">0</w:t>
             </w:r>
@@ -1773,22 +3367,26 @@
               <w:bottom w:val="single" w:color="BFBFBF" w:sz="4"/>
               <w:right w:val="single" w:color="BFBFBF" w:sz="4"/>
             </w:tcBorders>
-            <w:tcMar>
-              <w:top w:type="dxa" w:w="60"/>
-              <w:left w:type="dxa" w:w="100"/>
-              <w:bottom w:type="dxa" w:w="60"/>
-              <w:right w:type="dxa" w:w="100"/>
-            </w:tcMar>
-          </w:tcPr>
-          <w:p>
-            <w:r>
-              <w:rPr>
-                <w:rFonts w:ascii="Calibri" w:cs="Calibri" w:eastAsia="Calibri" w:hAnsi="Calibri"/>
-                <w:b w:val="false"/>
-                <w:bCs w:val="false"/>
-                <w:color w:val="000000"/>
-                <w:sz w:val="18"/>
-                <w:szCs w:val="18"/>
+            <w:shd w:fill="F2F2F2" w:val="clear"/>
+            <w:tcMar>
+              <w:top w:type="dxa" w:w="80"/>
+              <w:left w:type="dxa" w:w="120"/>
+              <w:bottom w:type="dxa" w:w="80"/>
+              <w:right w:type="dxa" w:w="120"/>
+            </w:tcMar>
+          </w:tcPr>
+          <w:p>
+            <w:pPr>
+              <w:spacing w:after="0" w:before="0" w:line="260"/>
+            </w:pPr>
+            <w:r>
+              <w:rPr>
+                <w:rFonts w:ascii="Calibri" w:cs="Calibri" w:eastAsia="Calibri" w:hAnsi="Calibri"/>
+                <w:b w:val="false"/>
+                <w:bCs w:val="false"/>
+                <w:color w:val="1A1A1A"/>
+                <w:sz w:val="19"/>
+                <w:szCs w:val="19"/>
               </w:rPr>
               <w:t xml:space="preserve">4</w:t>
             </w:r>
@@ -1803,22 +3401,26 @@
               <w:bottom w:val="single" w:color="BFBFBF" w:sz="4"/>
               <w:right w:val="single" w:color="BFBFBF" w:sz="4"/>
             </w:tcBorders>
-            <w:tcMar>
-              <w:top w:type="dxa" w:w="60"/>
-              <w:left w:type="dxa" w:w="100"/>
-              <w:bottom w:type="dxa" w:w="60"/>
-              <w:right w:type="dxa" w:w="100"/>
-            </w:tcMar>
-          </w:tcPr>
-          <w:p>
-            <w:r>
-              <w:rPr>
-                <w:rFonts w:ascii="Calibri" w:cs="Calibri" w:eastAsia="Calibri" w:hAnsi="Calibri"/>
-                <w:b w:val="false"/>
-                <w:bCs w:val="false"/>
-                <w:color w:val="000000"/>
-                <w:sz w:val="18"/>
-                <w:szCs w:val="18"/>
+            <w:shd w:fill="F2F2F2" w:val="clear"/>
+            <w:tcMar>
+              <w:top w:type="dxa" w:w="80"/>
+              <w:left w:type="dxa" w:w="120"/>
+              <w:bottom w:type="dxa" w:w="80"/>
+              <w:right w:type="dxa" w:w="120"/>
+            </w:tcMar>
+          </w:tcPr>
+          <w:p>
+            <w:pPr>
+              <w:spacing w:after="0" w:before="0" w:line="260"/>
+            </w:pPr>
+            <w:r>
+              <w:rPr>
+                <w:rFonts w:ascii="Calibri" w:cs="Calibri" w:eastAsia="Calibri" w:hAnsi="Calibri"/>
+                <w:b w:val="false"/>
+                <w:bCs w:val="false"/>
+                <w:color w:val="1A1A1A"/>
+                <w:sz w:val="19"/>
+                <w:szCs w:val="19"/>
               </w:rPr>
               <w:t xml:space="preserve">8</w:t>
             </w:r>
@@ -1836,21 +3438,24 @@
               <w:right w:val="single" w:color="BFBFBF" w:sz="4"/>
             </w:tcBorders>
             <w:tcMar>
-              <w:top w:type="dxa" w:w="60"/>
-              <w:left w:type="dxa" w:w="100"/>
-              <w:bottom w:type="dxa" w:w="60"/>
-              <w:right w:type="dxa" w:w="100"/>
-            </w:tcMar>
-          </w:tcPr>
-          <w:p>
-            <w:r>
-              <w:rPr>
-                <w:rFonts w:ascii="Consolas" w:cs="Consolas" w:eastAsia="Consolas" w:hAnsi="Consolas"/>
-                <w:b w:val="false"/>
-                <w:bCs w:val="false"/>
-                <w:color w:val="000000"/>
-                <w:sz w:val="18"/>
-                <w:szCs w:val="18"/>
+              <w:top w:type="dxa" w:w="80"/>
+              <w:left w:type="dxa" w:w="120"/>
+              <w:bottom w:type="dxa" w:w="80"/>
+              <w:right w:type="dxa" w:w="120"/>
+            </w:tcMar>
+          </w:tcPr>
+          <w:p>
+            <w:pPr>
+              <w:spacing w:after="0" w:before="0" w:line="260"/>
+            </w:pPr>
+            <w:r>
+              <w:rPr>
+                <w:rFonts w:ascii="Consolas" w:cs="Consolas" w:eastAsia="Consolas" w:hAnsi="Consolas"/>
+                <w:b w:val="false"/>
+                <w:bCs w:val="false"/>
+                <w:color w:val="1A1A1A"/>
+                <w:sz w:val="19"/>
+                <w:szCs w:val="19"/>
               </w:rPr>
               <w:t xml:space="preserve">acc_projects.csv</w:t>
             </w:r>
@@ -1866,21 +3471,24 @@
               <w:right w:val="single" w:color="BFBFBF" w:sz="4"/>
             </w:tcBorders>
             <w:tcMar>
-              <w:top w:type="dxa" w:w="60"/>
-              <w:left w:type="dxa" w:w="100"/>
-              <w:bottom w:type="dxa" w:w="60"/>
-              <w:right w:type="dxa" w:w="100"/>
-            </w:tcMar>
-          </w:tcPr>
-          <w:p>
-            <w:r>
-              <w:rPr>
-                <w:rFonts w:ascii="Calibri" w:cs="Calibri" w:eastAsia="Calibri" w:hAnsi="Calibri"/>
-                <w:b w:val="false"/>
-                <w:bCs w:val="false"/>
-                <w:color w:val="000000"/>
-                <w:sz w:val="18"/>
-                <w:szCs w:val="18"/>
+              <w:top w:type="dxa" w:w="80"/>
+              <w:left w:type="dxa" w:w="120"/>
+              <w:bottom w:type="dxa" w:w="80"/>
+              <w:right w:type="dxa" w:w="120"/>
+            </w:tcMar>
+          </w:tcPr>
+          <w:p>
+            <w:pPr>
+              <w:spacing w:after="0" w:before="0" w:line="260"/>
+            </w:pPr>
+            <w:r>
+              <w:rPr>
+                <w:rFonts w:ascii="Calibri" w:cs="Calibri" w:eastAsia="Calibri" w:hAnsi="Calibri"/>
+                <w:b w:val="false"/>
+                <w:bCs w:val="false"/>
+                <w:color w:val="1A1A1A"/>
+                <w:sz w:val="19"/>
+                <w:szCs w:val="19"/>
               </w:rPr>
               <w:t xml:space="preserve">0</w:t>
             </w:r>
@@ -1896,21 +3504,24 @@
               <w:right w:val="single" w:color="BFBFBF" w:sz="4"/>
             </w:tcBorders>
             <w:tcMar>
-              <w:top w:type="dxa" w:w="60"/>
-              <w:left w:type="dxa" w:w="100"/>
-              <w:bottom w:type="dxa" w:w="60"/>
-              <w:right w:type="dxa" w:w="100"/>
-            </w:tcMar>
-          </w:tcPr>
-          <w:p>
-            <w:r>
-              <w:rPr>
-                <w:rFonts w:ascii="Calibri" w:cs="Calibri" w:eastAsia="Calibri" w:hAnsi="Calibri"/>
-                <w:b w:val="false"/>
-                <w:bCs w:val="false"/>
-                <w:color w:val="000000"/>
-                <w:sz w:val="18"/>
-                <w:szCs w:val="18"/>
+              <w:top w:type="dxa" w:w="80"/>
+              <w:left w:type="dxa" w:w="120"/>
+              <w:bottom w:type="dxa" w:w="80"/>
+              <w:right w:type="dxa" w:w="120"/>
+            </w:tcMar>
+          </w:tcPr>
+          <w:p>
+            <w:pPr>
+              <w:spacing w:after="0" w:before="0" w:line="260"/>
+            </w:pPr>
+            <w:r>
+              <w:rPr>
+                <w:rFonts w:ascii="Calibri" w:cs="Calibri" w:eastAsia="Calibri" w:hAnsi="Calibri"/>
+                <w:b w:val="false"/>
+                <w:bCs w:val="false"/>
+                <w:color w:val="1A1A1A"/>
+                <w:sz w:val="19"/>
+                <w:szCs w:val="19"/>
               </w:rPr>
               <w:t xml:space="preserve">4</w:t>
             </w:r>
@@ -1926,21 +3537,24 @@
               <w:right w:val="single" w:color="BFBFBF" w:sz="4"/>
             </w:tcBorders>
             <w:tcMar>
-              <w:top w:type="dxa" w:w="60"/>
-              <w:left w:type="dxa" w:w="100"/>
-              <w:bottom w:type="dxa" w:w="60"/>
-              <w:right w:type="dxa" w:w="100"/>
-            </w:tcMar>
-          </w:tcPr>
-          <w:p>
-            <w:r>
-              <w:rPr>
-                <w:rFonts w:ascii="Calibri" w:cs="Calibri" w:eastAsia="Calibri" w:hAnsi="Calibri"/>
-                <w:b w:val="false"/>
-                <w:bCs w:val="false"/>
-                <w:color w:val="000000"/>
-                <w:sz w:val="18"/>
-                <w:szCs w:val="18"/>
+              <w:top w:type="dxa" w:w="80"/>
+              <w:left w:type="dxa" w:w="120"/>
+              <w:bottom w:type="dxa" w:w="80"/>
+              <w:right w:type="dxa" w:w="120"/>
+            </w:tcMar>
+          </w:tcPr>
+          <w:p>
+            <w:pPr>
+              <w:spacing w:after="0" w:before="0" w:line="260"/>
+            </w:pPr>
+            <w:r>
+              <w:rPr>
+                <w:rFonts w:ascii="Calibri" w:cs="Calibri" w:eastAsia="Calibri" w:hAnsi="Calibri"/>
+                <w:b w:val="false"/>
+                <w:bCs w:val="false"/>
+                <w:color w:val="1A1A1A"/>
+                <w:sz w:val="19"/>
+                <w:szCs w:val="19"/>
               </w:rPr>
               <w:t xml:space="preserve">7</w:t>
             </w:r>
@@ -1950,7 +3564,7 @@
     </w:tbl>
     <w:p>
       <w:pPr>
-        <w:spacing w:after="60" w:before="60"/>
+        <w:spacing w:after="60" w:before="60" w:line="280"/>
         <w:jc w:val="left"/>
       </w:pPr>
       <w:r>
@@ -1960,23 +3574,32 @@
           <w:bCs w:val="false"/>
           <w:i w:val="false"/>
           <w:iCs w:val="false"/>
-          <w:color w:val="000000"/>
-          <w:sz w:val="20"/>
-          <w:szCs w:val="20"/>
+          <w:color w:val="1A1A1A"/>
+          <w:sz w:val="21"/>
+          <w:szCs w:val="21"/>
         </w:rPr>
         <w:t xml:space="preserve">Result: every operational CSV is represented, multi-CSV joins succeed, AIA305 still gets 20% of the cap (its proportional fair share when 9 buckets compete for 40 slots).</w:t>
       </w:r>
     </w:p>
     <w:p>
-      <w:r>
-        <w:br w:type="page"/>
-      </w:r>
-    </w:p>
-    <w:p>
       <w:pPr>
         <w:pStyle w:val="Heading1"/>
-        <w:spacing w:after="140" w:before="280"/>
-      </w:pPr>
+        <w:pBdr>
+          <w:bottom w:val="single" w:color="1F3864" w:sz="8" w:space="4"/>
+        </w:pBdr>
+        <w:spacing w:after="160" w:before="360" w:line="320"/>
+      </w:pPr>
+      <w:r>
+        <w:rPr>
+          <w:rFonts w:ascii="Calibri" w:cs="Calibri" w:eastAsia="Calibri" w:hAnsi="Calibri"/>
+          <w:b/>
+          <w:bCs/>
+          <w:color w:val="C09853"/>
+          <w:sz w:val="32"/>
+          <w:szCs w:val="32"/>
+        </w:rPr>
+        <w:t xml:space="preserve">§4.  </w:t>
+      </w:r>
       <w:r>
         <w:rPr>
           <w:rFonts w:ascii="Calibri" w:cs="Calibri" w:eastAsia="Calibri" w:hAnsi="Calibri"/>
@@ -1986,13 +3609,13 @@
           <w:sz w:val="32"/>
           <w:szCs w:val="32"/>
         </w:rPr>
-        <w:t xml:space="preserve">4. Element-set Jaccard Dedup</w:t>
+        <w:t xml:space="preserve">Element-set Jaccard Dedup</w:t>
       </w:r>
     </w:p>
     <w:p>
       <w:pPr>
         <w:pStyle w:val="Heading2"/>
-        <w:spacing w:after="100" w:before="220"/>
+        <w:spacing w:after="100" w:before="240" w:line="300"/>
       </w:pPr>
       <w:r>
         <w:rPr>
@@ -2003,68 +3626,424 @@
           <w:sz w:val="26"/>
           <w:szCs w:val="26"/>
         </w:rPr>
-        <w:t xml:space="preserve">4.1 Algorithm</w:t>
+        <w:t xml:space="preserve">4.1  Algorithm</w:t>
       </w:r>
     </w:p>
+    <w:tbl>
+      <w:tblPr>
+        <w:tblW w:type="dxa" w:w="9360"/>
+        <w:tblBorders>
+          <w:top w:val="single" w:color="auto" w:sz="4"/>
+          <w:left w:val="single" w:color="auto" w:sz="4"/>
+          <w:bottom w:val="single" w:color="auto" w:sz="4"/>
+          <w:right w:val="single" w:color="auto" w:sz="4"/>
+          <w:insideH w:val="single" w:color="auto" w:sz="4"/>
+          <w:insideV w:val="single" w:color="auto" w:sz="4"/>
+        </w:tblBorders>
+      </w:tblPr>
+      <w:tblGrid>
+        <w:gridCol w:w="9360"/>
+      </w:tblGrid>
+      <w:tr>
+        <w:tc>
+          <w:tcPr>
+            <w:tcW w:type="dxa" w:w="9360"/>
+            <w:tcBorders>
+              <w:top w:val="single" w:color="DCDCDC" w:sz="4"/>
+              <w:left w:val="single" w:color="DCDCDC" w:sz="4"/>
+              <w:bottom w:val="single" w:color="DCDCDC" w:sz="4"/>
+              <w:right w:val="single" w:color="DCDCDC" w:sz="4"/>
+            </w:tcBorders>
+            <w:shd w:fill="F2F2F2" w:val="clear"/>
+            <w:tcMar>
+              <w:top w:type="dxa" w:w="100"/>
+              <w:left w:type="dxa" w:w="200"/>
+              <w:bottom w:type="dxa" w:w="100"/>
+              <w:right w:type="dxa" w:w="200"/>
+            </w:tcMar>
+          </w:tcPr>
+          <w:p>
+            <w:pPr>
+              <w:shd w:fill="F2F2F2" w:val="clear"/>
+              <w:spacing w:after="0" w:before="0" w:line="240"/>
+            </w:pPr>
+            <w:r>
+              <w:rPr>
+                <w:rFonts w:ascii="Consolas" w:cs="Consolas" w:eastAsia="Consolas" w:hAnsi="Consolas"/>
+                <w:color w:val="111111"/>
+                <w:sz w:val="18"/>
+                <w:szCs w:val="18"/>
+              </w:rPr>
+              <w:t xml:space="preserve">function dedupByJaccard(aios, threshold = 0.85):</w:t>
+            </w:r>
+          </w:p>
+          <w:p>
+            <w:pPr>
+              <w:shd w:fill="F2F2F2" w:val="clear"/>
+              <w:spacing w:after="0" w:before="0" w:line="240"/>
+            </w:pPr>
+            <w:r>
+              <w:rPr>
+                <w:rFonts w:ascii="Consolas" w:cs="Consolas" w:eastAsia="Consolas" w:hAnsi="Consolas"/>
+                <w:color w:val="111111"/>
+                <w:sz w:val="18"/>
+                <w:szCs w:val="18"/>
+              </w:rPr>
+              <w:t xml:space="preserve">  if aios.length &lt;= 1 or threshold &gt;= 1: return aios.slice()</w:t>
+            </w:r>
+          </w:p>
+          <w:p>
+            <w:pPr>
+              <w:shd w:fill="F2F2F2" w:val="clear"/>
+              <w:spacing w:after="0" w:before="0" w:line="240"/>
+            </w:pPr>
+            <w:r>
+              <w:rPr>
+                <w:rFonts w:ascii="Consolas" w:cs="Consolas" w:eastAsia="Consolas" w:hAnsi="Consolas"/>
+                <w:color w:val="111111"/>
+                <w:sz w:val="18"/>
+                <w:szCs w:val="18"/>
+              </w:rPr>
+              <w:t xml:space="preserve"> </w:t>
+            </w:r>
+          </w:p>
+          <w:p>
+            <w:pPr>
+              <w:shd w:fill="F2F2F2" w:val="clear"/>
+              <w:spacing w:after="0" w:before="0" w:line="240"/>
+            </w:pPr>
+            <w:r>
+              <w:rPr>
+                <w:rFonts w:ascii="Consolas" w:cs="Consolas" w:eastAsia="Consolas" w:hAnsi="Consolas"/>
+                <w:color w:val="111111"/>
+                <w:sz w:val="18"/>
+                <w:szCs w:val="18"/>
+              </w:rPr>
+              <w:t xml:space="preserve">  kept = []</w:t>
+            </w:r>
+          </w:p>
+          <w:p>
+            <w:pPr>
+              <w:shd w:fill="F2F2F2" w:val="clear"/>
+              <w:spacing w:after="0" w:before="0" w:line="240"/>
+            </w:pPr>
+            <w:r>
+              <w:rPr>
+                <w:rFonts w:ascii="Consolas" w:cs="Consolas" w:eastAsia="Consolas" w:hAnsi="Consolas"/>
+                <w:color w:val="111111"/>
+                <w:sz w:val="18"/>
+                <w:szCs w:val="18"/>
+              </w:rPr>
+              <w:t xml:space="preserve">  keptSets = []</w:t>
+            </w:r>
+          </w:p>
+          <w:p>
+            <w:pPr>
+              <w:shd w:fill="F2F2F2" w:val="clear"/>
+              <w:spacing w:after="0" w:before="0" w:line="240"/>
+            </w:pPr>
+            <w:r>
+              <w:rPr>
+                <w:rFonts w:ascii="Consolas" w:cs="Consolas" w:eastAsia="Consolas" w:hAnsi="Consolas"/>
+                <w:color w:val="111111"/>
+                <w:sz w:val="18"/>
+                <w:szCs w:val="18"/>
+              </w:rPr>
+              <w:t xml:space="preserve">  for candidate in aios:                 # input order = rank order</w:t>
+            </w:r>
+          </w:p>
+          <w:p>
+            <w:pPr>
+              <w:shd w:fill="F2F2F2" w:val="clear"/>
+              <w:spacing w:after="0" w:before="0" w:line="240"/>
+            </w:pPr>
+            <w:r>
+              <w:rPr>
+                <w:rFonts w:ascii="Consolas" w:cs="Consolas" w:eastAsia="Consolas" w:hAnsi="Consolas"/>
+                <w:color w:val="111111"/>
+                <w:sz w:val="18"/>
+                <w:szCs w:val="18"/>
+              </w:rPr>
+              <w:t xml:space="preserve">    candSet = aioElementSet(candidate)</w:t>
+            </w:r>
+          </w:p>
+          <w:p>
+            <w:pPr>
+              <w:shd w:fill="F2F2F2" w:val="clear"/>
+              <w:spacing w:after="0" w:before="0" w:line="240"/>
+            </w:pPr>
+            <w:r>
+              <w:rPr>
+                <w:rFonts w:ascii="Consolas" w:cs="Consolas" w:eastAsia="Consolas" w:hAnsi="Consolas"/>
+                <w:color w:val="111111"/>
+                <w:sz w:val="18"/>
+                <w:szCs w:val="18"/>
+              </w:rPr>
+              <w:t xml:space="preserve">    if any(jaccardOf(candSet, ks) &gt;= threshold for ks in keptSets):</w:t>
+            </w:r>
+          </w:p>
+          <w:p>
+            <w:pPr>
+              <w:shd w:fill="F2F2F2" w:val="clear"/>
+              <w:spacing w:after="0" w:before="0" w:line="240"/>
+            </w:pPr>
+            <w:r>
+              <w:rPr>
+                <w:rFonts w:ascii="Consolas" w:cs="Consolas" w:eastAsia="Consolas" w:hAnsi="Consolas"/>
+                <w:color w:val="111111"/>
+                <w:sz w:val="18"/>
+                <w:szCs w:val="18"/>
+              </w:rPr>
+              <w:t xml:space="preserve">      drop                               # near-dup of higher-ranked AIO</w:t>
+            </w:r>
+          </w:p>
+          <w:p>
+            <w:pPr>
+              <w:shd w:fill="F2F2F2" w:val="clear"/>
+              <w:spacing w:after="0" w:before="0" w:line="240"/>
+            </w:pPr>
+            <w:r>
+              <w:rPr>
+                <w:rFonts w:ascii="Consolas" w:cs="Consolas" w:eastAsia="Consolas" w:hAnsi="Consolas"/>
+                <w:color w:val="111111"/>
+                <w:sz w:val="18"/>
+                <w:szCs w:val="18"/>
+              </w:rPr>
+              <w:t xml:space="preserve">    else:</w:t>
+            </w:r>
+          </w:p>
+          <w:p>
+            <w:pPr>
+              <w:shd w:fill="F2F2F2" w:val="clear"/>
+              <w:spacing w:after="0" w:before="0" w:line="240"/>
+            </w:pPr>
+            <w:r>
+              <w:rPr>
+                <w:rFonts w:ascii="Consolas" w:cs="Consolas" w:eastAsia="Consolas" w:hAnsi="Consolas"/>
+                <w:color w:val="111111"/>
+                <w:sz w:val="18"/>
+                <w:szCs w:val="18"/>
+              </w:rPr>
+              <w:t xml:space="preserve">      kept.push(candidate)</w:t>
+            </w:r>
+          </w:p>
+          <w:p>
+            <w:pPr>
+              <w:shd w:fill="F2F2F2" w:val="clear"/>
+              <w:spacing w:after="0" w:before="0" w:line="240"/>
+            </w:pPr>
+            <w:r>
+              <w:rPr>
+                <w:rFonts w:ascii="Consolas" w:cs="Consolas" w:eastAsia="Consolas" w:hAnsi="Consolas"/>
+                <w:color w:val="111111"/>
+                <w:sz w:val="18"/>
+                <w:szCs w:val="18"/>
+              </w:rPr>
+              <w:t xml:space="preserve">      keptSets.push(candSet)</w:t>
+            </w:r>
+          </w:p>
+          <w:p>
+            <w:pPr>
+              <w:shd w:fill="F2F2F2" w:val="clear"/>
+              <w:spacing w:after="0" w:before="0" w:line="240"/>
+            </w:pPr>
+            <w:r>
+              <w:rPr>
+                <w:rFonts w:ascii="Consolas" w:cs="Consolas" w:eastAsia="Consolas" w:hAnsi="Consolas"/>
+                <w:color w:val="111111"/>
+                <w:sz w:val="18"/>
+                <w:szCs w:val="18"/>
+              </w:rPr>
+              <w:t xml:space="preserve">  return kept</w:t>
+            </w:r>
+          </w:p>
+          <w:p>
+            <w:pPr>
+              <w:shd w:fill="F2F2F2" w:val="clear"/>
+              <w:spacing w:after="0" w:before="0" w:line="240"/>
+            </w:pPr>
+            <w:r>
+              <w:rPr>
+                <w:rFonts w:ascii="Consolas" w:cs="Consolas" w:eastAsia="Consolas" w:hAnsi="Consolas"/>
+                <w:color w:val="111111"/>
+                <w:sz w:val="18"/>
+                <w:szCs w:val="18"/>
+              </w:rPr>
+              <w:t xml:space="preserve"> </w:t>
+            </w:r>
+          </w:p>
+          <w:p>
+            <w:pPr>
+              <w:shd w:fill="F2F2F2" w:val="clear"/>
+              <w:spacing w:after="0" w:before="0" w:line="240"/>
+            </w:pPr>
+            <w:r>
+              <w:rPr>
+                <w:rFonts w:ascii="Consolas" w:cs="Consolas" w:eastAsia="Consolas" w:hAnsi="Consolas"/>
+                <w:color w:val="111111"/>
+                <w:sz w:val="18"/>
+                <w:szCs w:val="18"/>
+              </w:rPr>
+              <w:t xml:space="preserve">function aioElementSet(aio):</w:t>
+            </w:r>
+          </w:p>
+          <w:p>
+            <w:pPr>
+              <w:shd w:fill="F2F2F2" w:val="clear"/>
+              <w:spacing w:after="0" w:before="0" w:line="240"/>
+            </w:pPr>
+            <w:r>
+              <w:rPr>
+                <w:rFonts w:ascii="Consolas" w:cs="Consolas" w:eastAsia="Consolas" w:hAnsi="Consolas"/>
+                <w:color w:val="111111"/>
+                <w:sz w:val="18"/>
+                <w:szCs w:val="18"/>
+              </w:rPr>
+              <w:t xml:space="preserve">  out = new Set()</w:t>
+            </w:r>
+          </w:p>
+          <w:p>
+            <w:pPr>
+              <w:shd w:fill="F2F2F2" w:val="clear"/>
+              <w:spacing w:after="0" w:before="0" w:line="240"/>
+            </w:pPr>
+            <w:r>
+              <w:rPr>
+                <w:rFonts w:ascii="Consolas" w:cs="Consolas" w:eastAsia="Consolas" w:hAnsi="Consolas"/>
+                <w:color w:val="111111"/>
+                <w:sz w:val="18"/>
+                <w:szCs w:val="18"/>
+              </w:rPr>
+              <w:t xml:space="preserve">  for el in aio.elements:</w:t>
+            </w:r>
+          </w:p>
+          <w:p>
+            <w:pPr>
+              <w:shd w:fill="F2F2F2" w:val="clear"/>
+              <w:spacing w:after="0" w:before="0" w:line="240"/>
+            </w:pPr>
+            <w:r>
+              <w:rPr>
+                <w:rFonts w:ascii="Consolas" w:cs="Consolas" w:eastAsia="Consolas" w:hAnsi="Consolas"/>
+                <w:color w:val="111111"/>
+                <w:sz w:val="18"/>
+                <w:szCs w:val="18"/>
+              </w:rPr>
+              <w:t xml:space="preserve">    k = el.key.toLowerCase()</w:t>
+            </w:r>
+          </w:p>
+          <w:p>
+            <w:pPr>
+              <w:shd w:fill="F2F2F2" w:val="clear"/>
+              <w:spacing w:after="0" w:before="0" w:line="240"/>
+            </w:pPr>
+            <w:r>
+              <w:rPr>
+                <w:rFonts w:ascii="Consolas" w:cs="Consolas" w:eastAsia="Consolas" w:hAnsi="Consolas"/>
+                <w:color w:val="111111"/>
+                <w:sz w:val="18"/>
+                <w:szCs w:val="18"/>
+              </w:rPr>
+              <w:t xml:space="preserve">    if k in {originalcsv, filedate, filetime}: continue   # provenance</w:t>
+            </w:r>
+          </w:p>
+          <w:p>
+            <w:pPr>
+              <w:shd w:fill="F2F2F2" w:val="clear"/>
+              <w:spacing w:after="0" w:before="0" w:line="240"/>
+            </w:pPr>
+            <w:r>
+              <w:rPr>
+                <w:rFonts w:ascii="Consolas" w:cs="Consolas" w:eastAsia="Consolas" w:hAnsi="Consolas"/>
+                <w:color w:val="111111"/>
+                <w:sz w:val="18"/>
+                <w:szCs w:val="18"/>
+              </w:rPr>
+              <w:t xml:space="preserve">    out.add(`${k}.${el.value.toLowerCase()}`)</w:t>
+            </w:r>
+          </w:p>
+          <w:p>
+            <w:pPr>
+              <w:shd w:fill="F2F2F2" w:val="clear"/>
+              <w:spacing w:after="0" w:before="0" w:line="240"/>
+            </w:pPr>
+            <w:r>
+              <w:rPr>
+                <w:rFonts w:ascii="Consolas" w:cs="Consolas" w:eastAsia="Consolas" w:hAnsi="Consolas"/>
+                <w:color w:val="111111"/>
+                <w:sz w:val="18"/>
+                <w:szCs w:val="18"/>
+              </w:rPr>
+              <w:t xml:space="preserve">  return out</w:t>
+            </w:r>
+          </w:p>
+          <w:p>
+            <w:pPr>
+              <w:shd w:fill="F2F2F2" w:val="clear"/>
+              <w:spacing w:after="0" w:before="0" w:line="240"/>
+            </w:pPr>
+            <w:r>
+              <w:rPr>
+                <w:rFonts w:ascii="Consolas" w:cs="Consolas" w:eastAsia="Consolas" w:hAnsi="Consolas"/>
+                <w:color w:val="111111"/>
+                <w:sz w:val="18"/>
+                <w:szCs w:val="18"/>
+              </w:rPr>
+              <w:t xml:space="preserve"> </w:t>
+            </w:r>
+          </w:p>
+          <w:p>
+            <w:pPr>
+              <w:shd w:fill="F2F2F2" w:val="clear"/>
+              <w:spacing w:after="0" w:before="0" w:line="240"/>
+            </w:pPr>
+            <w:r>
+              <w:rPr>
+                <w:rFonts w:ascii="Consolas" w:cs="Consolas" w:eastAsia="Consolas" w:hAnsi="Consolas"/>
+                <w:color w:val="111111"/>
+                <w:sz w:val="18"/>
+                <w:szCs w:val="18"/>
+              </w:rPr>
+              <w:t xml:space="preserve">function jaccardOf(a, b):</w:t>
+            </w:r>
+          </w:p>
+          <w:p>
+            <w:pPr>
+              <w:shd w:fill="F2F2F2" w:val="clear"/>
+              <w:spacing w:after="0" w:before="0" w:line="240"/>
+            </w:pPr>
+            <w:r>
+              <w:rPr>
+                <w:rFonts w:ascii="Consolas" w:cs="Consolas" w:eastAsia="Consolas" w:hAnsi="Consolas"/>
+                <w:color w:val="111111"/>
+                <w:sz w:val="18"/>
+                <w:szCs w:val="18"/>
+              </w:rPr>
+              <w:t xml:space="preserve">  inter = |a ∩ b|; union = |a ∪ b|</w:t>
+            </w:r>
+          </w:p>
+          <w:p>
+            <w:pPr>
+              <w:shd w:fill="F2F2F2" w:val="clear"/>
+              <w:spacing w:after="0" w:before="0" w:line="240"/>
+            </w:pPr>
+            <w:r>
+              <w:rPr>
+                <w:rFonts w:ascii="Consolas" w:cs="Consolas" w:eastAsia="Consolas" w:hAnsi="Consolas"/>
+                <w:color w:val="111111"/>
+                <w:sz w:val="18"/>
+                <w:szCs w:val="18"/>
+              </w:rPr>
+              <w:t xml:space="preserve">  return inter / union     // 0..1; 1 = identical, 0 = disjoint</w:t>
+            </w:r>
+          </w:p>
+        </w:tc>
+      </w:tr>
+    </w:tbl>
     <w:p>
       <w:pPr>
-        <w:shd w:fill="F2F2F2" w:val="clear"/>
-        <w:spacing w:after="80" w:before="80"/>
-      </w:pPr>
-      <w:r>
-        <w:rPr>
-          <w:rFonts w:ascii="Consolas" w:cs="Consolas" w:eastAsia="Consolas" w:hAnsi="Consolas"/>
-          <w:color w:val="111111"/>
-          <w:sz w:val="17"/>
-          <w:szCs w:val="17"/>
-        </w:rPr>
-        <w:t xml:space="preserve">function dedupByJaccard(aios, threshold = 0.85):
-  if aios.length &lt;= 1 or threshold &gt;= 1: return aios.slice()
-  kept = []
-  keptSets = []
-  for candidate in aios:                 # input order = rank order
-    candSet = aioElementSet(candidate)
-    if any(jaccardOf(candSet, ks) &gt;= threshold for ks in keptSets):
-      drop                               # near-dup of higher-ranked AIO
-    else:
-      kept.push(candidate)
-      keptSets.push(candSet)
-  return kept
-function aioElementSet(aio):
-  out = new Set()
-  for el in aio.elements:
-    k = el.key.toLowerCase()
-    if k in {originalcsv, filedate, filetime}: continue   # provenance
-    out.add(`${k}.${el.value.toLowerCase()}`)
-  return out
-function jaccardOf(a, b):
-  inter = |a ∩ b|; union = |a ∪ b|
-  return inter / union     // 0..1; 1 = identical, 0 = disjoint</w:t>
-      </w:r>
-    </w:p>
-    <w:p>
-      <w:pPr>
-        <w:spacing w:after="60" w:before="60"/>
-        <w:jc w:val="left"/>
-      </w:pPr>
-      <w:r>
-        <w:rPr>
-          <w:rFonts w:ascii="Calibri" w:cs="Calibri" w:eastAsia="Calibri" w:hAnsi="Calibri"/>
-          <w:b w:val="false"/>
-          <w:bCs w:val="false"/>
-          <w:i w:val="false"/>
-          <w:iCs w:val="false"/>
-          <w:color w:val="000000"/>
-          <w:sz w:val="20"/>
-          <w:szCs w:val="20"/>
-        </w:rPr>
-        <w:t xml:space="preserve">Properties: earlier-ranked AIOs win · provenance-only differences don't prevent collapse · O(N²) on substrate cap (40 in Recall, ≤300 in Live — both tractable).</w:t>
-      </w:r>
-    </w:p>
-    <w:p>
-      <w:pPr>
         <w:pStyle w:val="Heading2"/>
-        <w:spacing w:after="100" w:before="220"/>
+        <w:spacing w:after="100" w:before="240" w:line="300"/>
       </w:pPr>
       <w:r>
         <w:rPr>
@@ -2075,7 +4054,7 @@
           <w:sz w:val="26"/>
           <w:szCs w:val="26"/>
         </w:rPr>
-        <w:t xml:space="preserve">4.2 Threshold Selection</w:t>
+        <w:t xml:space="preserve">4.2  Threshold selection</w:t>
       </w:r>
     </w:p>
     <w:tbl>
@@ -2096,6 +4075,9 @@
         <w:gridCol w:w="3560"/>
       </w:tblGrid>
       <w:tr>
+        <w:trPr>
+          <w:tblHeader/>
+        </w:trPr>
         <w:tc>
           <w:tcPr>
             <w:tcW w:type="dxa" w:w="1400"/>
@@ -2107,21 +4089,24 @@
             </w:tcBorders>
             <w:shd w:fill="F2F2F2" w:val="clear"/>
             <w:tcMar>
-              <w:top w:type="dxa" w:w="60"/>
-              <w:left w:type="dxa" w:w="100"/>
-              <w:bottom w:type="dxa" w:w="60"/>
-              <w:right w:type="dxa" w:w="100"/>
-            </w:tcMar>
-          </w:tcPr>
-          <w:p>
+              <w:top w:type="dxa" w:w="80"/>
+              <w:left w:type="dxa" w:w="120"/>
+              <w:bottom w:type="dxa" w:w="80"/>
+              <w:right w:type="dxa" w:w="120"/>
+            </w:tcMar>
+          </w:tcPr>
+          <w:p>
+            <w:pPr>
+              <w:spacing w:after="0" w:before="0" w:line="260"/>
+            </w:pPr>
             <w:r>
               <w:rPr>
                 <w:rFonts w:ascii="Calibri" w:cs="Calibri" w:eastAsia="Calibri" w:hAnsi="Calibri"/>
                 <w:b/>
                 <w:bCs/>
-                <w:color w:val="000000"/>
-                <w:sz w:val="18"/>
-                <w:szCs w:val="18"/>
+                <w:color w:val="1A1A1A"/>
+                <w:sz w:val="19"/>
+                <w:szCs w:val="19"/>
               </w:rPr>
               <w:t xml:space="preserve">Threshold</w:t>
             </w:r>
@@ -2138,21 +4123,24 @@
             </w:tcBorders>
             <w:shd w:fill="F2F2F2" w:val="clear"/>
             <w:tcMar>
-              <w:top w:type="dxa" w:w="60"/>
-              <w:left w:type="dxa" w:w="100"/>
-              <w:bottom w:type="dxa" w:w="60"/>
-              <w:right w:type="dxa" w:w="100"/>
-            </w:tcMar>
-          </w:tcPr>
-          <w:p>
+              <w:top w:type="dxa" w:w="80"/>
+              <w:left w:type="dxa" w:w="120"/>
+              <w:bottom w:type="dxa" w:w="80"/>
+              <w:right w:type="dxa" w:w="120"/>
+            </w:tcMar>
+          </w:tcPr>
+          <w:p>
+            <w:pPr>
+              <w:spacing w:after="0" w:before="0" w:line="260"/>
+            </w:pPr>
             <w:r>
               <w:rPr>
                 <w:rFonts w:ascii="Calibri" w:cs="Calibri" w:eastAsia="Calibri" w:hAnsi="Calibri"/>
                 <w:b/>
                 <w:bCs/>
-                <w:color w:val="000000"/>
-                <w:sz w:val="18"/>
-                <w:szCs w:val="18"/>
+                <w:color w:val="1A1A1A"/>
+                <w:sz w:val="19"/>
+                <w:szCs w:val="19"/>
               </w:rPr>
               <w:t xml:space="preserve">Behavior</w:t>
             </w:r>
@@ -2169,21 +4157,24 @@
             </w:tcBorders>
             <w:shd w:fill="F2F2F2" w:val="clear"/>
             <w:tcMar>
-              <w:top w:type="dxa" w:w="60"/>
-              <w:left w:type="dxa" w:w="100"/>
-              <w:bottom w:type="dxa" w:w="60"/>
-              <w:right w:type="dxa" w:w="100"/>
-            </w:tcMar>
-          </w:tcPr>
-          <w:p>
+              <w:top w:type="dxa" w:w="80"/>
+              <w:left w:type="dxa" w:w="120"/>
+              <w:bottom w:type="dxa" w:w="80"/>
+              <w:right w:type="dxa" w:w="120"/>
+            </w:tcMar>
+          </w:tcPr>
+          <w:p>
+            <w:pPr>
+              <w:spacing w:after="0" w:before="0" w:line="260"/>
+            </w:pPr>
             <w:r>
               <w:rPr>
                 <w:rFonts w:ascii="Calibri" w:cs="Calibri" w:eastAsia="Calibri" w:hAnsi="Calibri"/>
                 <w:b/>
                 <w:bCs/>
-                <w:color w:val="000000"/>
-                <w:sz w:val="18"/>
-                <w:szCs w:val="18"/>
+                <w:color w:val="1A1A1A"/>
+                <w:sz w:val="19"/>
+                <w:szCs w:val="19"/>
               </w:rPr>
               <w:t xml:space="preserve">When to use</w:t>
             </w:r>
@@ -2201,21 +4192,24 @@
               <w:right w:val="single" w:color="BFBFBF" w:sz="4"/>
             </w:tcBorders>
             <w:tcMar>
-              <w:top w:type="dxa" w:w="60"/>
-              <w:left w:type="dxa" w:w="100"/>
-              <w:bottom w:type="dxa" w:w="60"/>
-              <w:right w:type="dxa" w:w="100"/>
-            </w:tcMar>
-          </w:tcPr>
-          <w:p>
-            <w:r>
-              <w:rPr>
-                <w:rFonts w:ascii="Consolas" w:cs="Consolas" w:eastAsia="Consolas" w:hAnsi="Consolas"/>
-                <w:b w:val="false"/>
-                <w:bCs w:val="false"/>
-                <w:color w:val="000000"/>
-                <w:sz w:val="18"/>
-                <w:szCs w:val="18"/>
+              <w:top w:type="dxa" w:w="80"/>
+              <w:left w:type="dxa" w:w="120"/>
+              <w:bottom w:type="dxa" w:w="80"/>
+              <w:right w:type="dxa" w:w="120"/>
+            </w:tcMar>
+          </w:tcPr>
+          <w:p>
+            <w:pPr>
+              <w:spacing w:after="0" w:before="0" w:line="260"/>
+            </w:pPr>
+            <w:r>
+              <w:rPr>
+                <w:rFonts w:ascii="Calibri" w:cs="Calibri" w:eastAsia="Calibri" w:hAnsi="Calibri"/>
+                <w:b w:val="false"/>
+                <w:bCs w:val="false"/>
+                <w:color w:val="1A1A1A"/>
+                <w:sz w:val="19"/>
+                <w:szCs w:val="19"/>
               </w:rPr>
               <w:t xml:space="preserve">0.95</w:t>
             </w:r>
@@ -2231,21 +4225,24 @@
               <w:right w:val="single" w:color="BFBFBF" w:sz="4"/>
             </w:tcBorders>
             <w:tcMar>
-              <w:top w:type="dxa" w:w="60"/>
-              <w:left w:type="dxa" w:w="100"/>
-              <w:bottom w:type="dxa" w:w="60"/>
-              <w:right w:type="dxa" w:w="100"/>
-            </w:tcMar>
-          </w:tcPr>
-          <w:p>
-            <w:r>
-              <w:rPr>
-                <w:rFonts w:ascii="Calibri" w:cs="Calibri" w:eastAsia="Calibri" w:hAnsi="Calibri"/>
-                <w:b w:val="false"/>
-                <w:bCs w:val="false"/>
-                <w:color w:val="000000"/>
-                <w:sz w:val="18"/>
-                <w:szCs w:val="18"/>
+              <w:top w:type="dxa" w:w="80"/>
+              <w:left w:type="dxa" w:w="120"/>
+              <w:bottom w:type="dxa" w:w="80"/>
+              <w:right w:type="dxa" w:w="120"/>
+            </w:tcMar>
+          </w:tcPr>
+          <w:p>
+            <w:pPr>
+              <w:spacing w:after="0" w:before="0" w:line="260"/>
+            </w:pPr>
+            <w:r>
+              <w:rPr>
+                <w:rFonts w:ascii="Calibri" w:cs="Calibri" w:eastAsia="Calibri" w:hAnsi="Calibri"/>
+                <w:b w:val="false"/>
+                <w:bCs w:val="false"/>
+                <w:color w:val="1A1A1A"/>
+                <w:sz w:val="19"/>
+                <w:szCs w:val="19"/>
               </w:rPr>
               <w:t xml:space="preserve">Byte-near records only; almost no collapse</w:t>
             </w:r>
@@ -2261,21 +4258,24 @@
               <w:right w:val="single" w:color="BFBFBF" w:sz="4"/>
             </w:tcBorders>
             <w:tcMar>
-              <w:top w:type="dxa" w:w="60"/>
-              <w:left w:type="dxa" w:w="100"/>
-              <w:bottom w:type="dxa" w:w="60"/>
-              <w:right w:type="dxa" w:w="100"/>
-            </w:tcMar>
-          </w:tcPr>
-          <w:p>
-            <w:r>
-              <w:rPr>
-                <w:rFonts w:ascii="Calibri" w:cs="Calibri" w:eastAsia="Calibri" w:hAnsi="Calibri"/>
-                <w:b w:val="false"/>
-                <w:bCs w:val="false"/>
-                <w:color w:val="000000"/>
-                <w:sz w:val="18"/>
-                <w:szCs w:val="18"/>
+              <w:top w:type="dxa" w:w="80"/>
+              <w:left w:type="dxa" w:w="120"/>
+              <w:bottom w:type="dxa" w:w="80"/>
+              <w:right w:type="dxa" w:w="120"/>
+            </w:tcMar>
+          </w:tcPr>
+          <w:p>
+            <w:pPr>
+              <w:spacing w:after="0" w:before="0" w:line="260"/>
+            </w:pPr>
+            <w:r>
+              <w:rPr>
+                <w:rFonts w:ascii="Calibri" w:cs="Calibri" w:eastAsia="Calibri" w:hAnsi="Calibri"/>
+                <w:b w:val="false"/>
+                <w:bCs w:val="false"/>
+                <w:color w:val="1A1A1A"/>
+                <w:sz w:val="19"/>
+                <w:szCs w:val="19"/>
               </w:rPr>
               <w:t xml:space="preserve">Diagnostic mode — see every retrieved AIO</w:t>
             </w:r>
@@ -2292,22 +4292,26 @@
               <w:bottom w:val="single" w:color="BFBFBF" w:sz="4"/>
               <w:right w:val="single" w:color="BFBFBF" w:sz="4"/>
             </w:tcBorders>
-            <w:tcMar>
-              <w:top w:type="dxa" w:w="60"/>
-              <w:left w:type="dxa" w:w="100"/>
-              <w:bottom w:type="dxa" w:w="60"/>
-              <w:right w:type="dxa" w:w="100"/>
-            </w:tcMar>
-          </w:tcPr>
-          <w:p>
-            <w:r>
-              <w:rPr>
-                <w:rFonts w:ascii="Consolas" w:cs="Consolas" w:eastAsia="Consolas" w:hAnsi="Consolas"/>
-                <w:b w:val="false"/>
-                <w:bCs w:val="false"/>
-                <w:color w:val="000000"/>
-                <w:sz w:val="18"/>
-                <w:szCs w:val="18"/>
+            <w:shd w:fill="F2F2F2" w:val="clear"/>
+            <w:tcMar>
+              <w:top w:type="dxa" w:w="80"/>
+              <w:left w:type="dxa" w:w="120"/>
+              <w:bottom w:type="dxa" w:w="80"/>
+              <w:right w:type="dxa" w:w="120"/>
+            </w:tcMar>
+          </w:tcPr>
+          <w:p>
+            <w:pPr>
+              <w:spacing w:after="0" w:before="0" w:line="260"/>
+            </w:pPr>
+            <w:r>
+              <w:rPr>
+                <w:rFonts w:ascii="Calibri" w:cs="Calibri" w:eastAsia="Calibri" w:hAnsi="Calibri"/>
+                <w:b w:val="false"/>
+                <w:bCs w:val="false"/>
+                <w:color w:val="1A1A1A"/>
+                <w:sz w:val="19"/>
+                <w:szCs w:val="19"/>
               </w:rPr>
               <w:t xml:space="preserve">0.85 (default)</w:t>
             </w:r>
@@ -2322,22 +4326,26 @@
               <w:bottom w:val="single" w:color="BFBFBF" w:sz="4"/>
               <w:right w:val="single" w:color="BFBFBF" w:sz="4"/>
             </w:tcBorders>
-            <w:tcMar>
-              <w:top w:type="dxa" w:w="60"/>
-              <w:left w:type="dxa" w:w="100"/>
-              <w:bottom w:type="dxa" w:w="60"/>
-              <w:right w:type="dxa" w:w="100"/>
-            </w:tcMar>
-          </w:tcPr>
-          <w:p>
-            <w:r>
-              <w:rPr>
-                <w:rFonts w:ascii="Calibri" w:cs="Calibri" w:eastAsia="Calibri" w:hAnsi="Calibri"/>
-                <w:b w:val="false"/>
-                <w:bCs w:val="false"/>
-                <w:color w:val="000000"/>
-                <w:sz w:val="18"/>
-                <w:szCs w:val="18"/>
+            <w:shd w:fill="F2F2F2" w:val="clear"/>
+            <w:tcMar>
+              <w:top w:type="dxa" w:w="80"/>
+              <w:left w:type="dxa" w:w="120"/>
+              <w:bottom w:type="dxa" w:w="80"/>
+              <w:right w:type="dxa" w:w="120"/>
+            </w:tcMar>
+          </w:tcPr>
+          <w:p>
+            <w:pPr>
+              <w:spacing w:after="0" w:before="0" w:line="260"/>
+            </w:pPr>
+            <w:r>
+              <w:rPr>
+                <w:rFonts w:ascii="Calibri" w:cs="Calibri" w:eastAsia="Calibri" w:hAnsi="Calibri"/>
+                <w:b w:val="false"/>
+                <w:bCs w:val="false"/>
+                <w:color w:val="1A1A1A"/>
+                <w:sz w:val="19"/>
+                <w:szCs w:val="19"/>
               </w:rPr>
               <w:t xml:space="preserve">Same entity across CSVs collapses; legitimate field differences (status, dates, single replaced value) stay distinct</w:t>
             </w:r>
@@ -2352,22 +4360,26 @@
               <w:bottom w:val="single" w:color="BFBFBF" w:sz="4"/>
               <w:right w:val="single" w:color="BFBFBF" w:sz="4"/>
             </w:tcBorders>
-            <w:tcMar>
-              <w:top w:type="dxa" w:w="60"/>
-              <w:left w:type="dxa" w:w="100"/>
-              <w:bottom w:type="dxa" w:w="60"/>
-              <w:right w:type="dxa" w:w="100"/>
-            </w:tcMar>
-          </w:tcPr>
-          <w:p>
-            <w:r>
-              <w:rPr>
-                <w:rFonts w:ascii="Calibri" w:cs="Calibri" w:eastAsia="Calibri" w:hAnsi="Calibri"/>
-                <w:b w:val="false"/>
-                <w:bCs w:val="false"/>
-                <w:color w:val="000000"/>
-                <w:sz w:val="18"/>
-                <w:szCs w:val="18"/>
+            <w:shd w:fill="F2F2F2" w:val="clear"/>
+            <w:tcMar>
+              <w:top w:type="dxa" w:w="80"/>
+              <w:left w:type="dxa" w:w="120"/>
+              <w:bottom w:type="dxa" w:w="80"/>
+              <w:right w:type="dxa" w:w="120"/>
+            </w:tcMar>
+          </w:tcPr>
+          <w:p>
+            <w:pPr>
+              <w:spacing w:after="0" w:before="0" w:line="260"/>
+            </w:pPr>
+            <w:r>
+              <w:rPr>
+                <w:rFonts w:ascii="Calibri" w:cs="Calibri" w:eastAsia="Calibri" w:hAnsi="Calibri"/>
+                <w:b w:val="false"/>
+                <w:bCs w:val="false"/>
+                <w:color w:val="1A1A1A"/>
+                <w:sz w:val="19"/>
+                <w:szCs w:val="19"/>
               </w:rPr>
               <w:t xml:space="preserve">Production default — best signal/noise</w:t>
             </w:r>
@@ -2385,21 +4397,24 @@
               <w:right w:val="single" w:color="BFBFBF" w:sz="4"/>
             </w:tcBorders>
             <w:tcMar>
-              <w:top w:type="dxa" w:w="60"/>
-              <w:left w:type="dxa" w:w="100"/>
-              <w:bottom w:type="dxa" w:w="60"/>
-              <w:right w:type="dxa" w:w="100"/>
-            </w:tcMar>
-          </w:tcPr>
-          <w:p>
-            <w:r>
-              <w:rPr>
-                <w:rFonts w:ascii="Consolas" w:cs="Consolas" w:eastAsia="Consolas" w:hAnsi="Consolas"/>
-                <w:b w:val="false"/>
-                <w:bCs w:val="false"/>
-                <w:color w:val="000000"/>
-                <w:sz w:val="18"/>
-                <w:szCs w:val="18"/>
+              <w:top w:type="dxa" w:w="80"/>
+              <w:left w:type="dxa" w:w="120"/>
+              <w:bottom w:type="dxa" w:w="80"/>
+              <w:right w:type="dxa" w:w="120"/>
+            </w:tcMar>
+          </w:tcPr>
+          <w:p>
+            <w:pPr>
+              <w:spacing w:after="0" w:before="0" w:line="260"/>
+            </w:pPr>
+            <w:r>
+              <w:rPr>
+                <w:rFonts w:ascii="Calibri" w:cs="Calibri" w:eastAsia="Calibri" w:hAnsi="Calibri"/>
+                <w:b w:val="false"/>
+                <w:bCs w:val="false"/>
+                <w:color w:val="1A1A1A"/>
+                <w:sz w:val="19"/>
+                <w:szCs w:val="19"/>
               </w:rPr>
               <w:t xml:space="preserve">0.70</w:t>
             </w:r>
@@ -2415,21 +4430,24 @@
               <w:right w:val="single" w:color="BFBFBF" w:sz="4"/>
             </w:tcBorders>
             <w:tcMar>
-              <w:top w:type="dxa" w:w="60"/>
-              <w:left w:type="dxa" w:w="100"/>
-              <w:bottom w:type="dxa" w:w="60"/>
-              <w:right w:type="dxa" w:w="100"/>
-            </w:tcMar>
-          </w:tcPr>
-          <w:p>
-            <w:r>
-              <w:rPr>
-                <w:rFonts w:ascii="Calibri" w:cs="Calibri" w:eastAsia="Calibri" w:hAnsi="Calibri"/>
-                <w:b w:val="false"/>
-                <w:bCs w:val="false"/>
-                <w:color w:val="000000"/>
-                <w:sz w:val="18"/>
-                <w:szCs w:val="18"/>
+              <w:top w:type="dxa" w:w="80"/>
+              <w:left w:type="dxa" w:w="120"/>
+              <w:bottom w:type="dxa" w:w="80"/>
+              <w:right w:type="dxa" w:w="120"/>
+            </w:tcMar>
+          </w:tcPr>
+          <w:p>
+            <w:pPr>
+              <w:spacing w:after="0" w:before="0" w:line="260"/>
+            </w:pPr>
+            <w:r>
+              <w:rPr>
+                <w:rFonts w:ascii="Calibri" w:cs="Calibri" w:eastAsia="Calibri" w:hAnsi="Calibri"/>
+                <w:b w:val="false"/>
+                <w:bCs w:val="false"/>
+                <w:color w:val="1A1A1A"/>
+                <w:sz w:val="19"/>
+                <w:szCs w:val="19"/>
               </w:rPr>
               <w:t xml:space="preserve">Aggressive — partial-overlap fragments of the same entity collapse</w:t>
             </w:r>
@@ -2445,21 +4463,24 @@
               <w:right w:val="single" w:color="BFBFBF" w:sz="4"/>
             </w:tcBorders>
             <w:tcMar>
-              <w:top w:type="dxa" w:w="60"/>
-              <w:left w:type="dxa" w:w="100"/>
-              <w:bottom w:type="dxa" w:w="60"/>
-              <w:right w:type="dxa" w:w="100"/>
-            </w:tcMar>
-          </w:tcPr>
-          <w:p>
-            <w:r>
-              <w:rPr>
-                <w:rFonts w:ascii="Calibri" w:cs="Calibri" w:eastAsia="Calibri" w:hAnsi="Calibri"/>
-                <w:b w:val="false"/>
-                <w:bCs w:val="false"/>
-                <w:color w:val="000000"/>
-                <w:sz w:val="18"/>
-                <w:szCs w:val="18"/>
+              <w:top w:type="dxa" w:w="80"/>
+              <w:left w:type="dxa" w:w="120"/>
+              <w:bottom w:type="dxa" w:w="80"/>
+              <w:right w:type="dxa" w:w="120"/>
+            </w:tcMar>
+          </w:tcPr>
+          <w:p>
+            <w:pPr>
+              <w:spacing w:after="0" w:before="0" w:line="260"/>
+            </w:pPr>
+            <w:r>
+              <w:rPr>
+                <w:rFonts w:ascii="Calibri" w:cs="Calibri" w:eastAsia="Calibri" w:hAnsi="Calibri"/>
+                <w:b w:val="false"/>
+                <w:bCs w:val="false"/>
+                <w:color w:val="1A1A1A"/>
+                <w:sz w:val="19"/>
+                <w:szCs w:val="19"/>
               </w:rPr>
               <w:t xml:space="preserve">When dedup is more important than nuance</w:t>
             </w:r>
@@ -2476,22 +4497,26 @@
               <w:bottom w:val="single" w:color="BFBFBF" w:sz="4"/>
               <w:right w:val="single" w:color="BFBFBF" w:sz="4"/>
             </w:tcBorders>
-            <w:tcMar>
-              <w:top w:type="dxa" w:w="60"/>
-              <w:left w:type="dxa" w:w="100"/>
-              <w:bottom w:type="dxa" w:w="60"/>
-              <w:right w:type="dxa" w:w="100"/>
-            </w:tcMar>
-          </w:tcPr>
-          <w:p>
-            <w:r>
-              <w:rPr>
-                <w:rFonts w:ascii="Consolas" w:cs="Consolas" w:eastAsia="Consolas" w:hAnsi="Consolas"/>
-                <w:b w:val="false"/>
-                <w:bCs w:val="false"/>
-                <w:color w:val="000000"/>
-                <w:sz w:val="18"/>
-                <w:szCs w:val="18"/>
+            <w:shd w:fill="F2F2F2" w:val="clear"/>
+            <w:tcMar>
+              <w:top w:type="dxa" w:w="80"/>
+              <w:left w:type="dxa" w:w="120"/>
+              <w:bottom w:type="dxa" w:w="80"/>
+              <w:right w:type="dxa" w:w="120"/>
+            </w:tcMar>
+          </w:tcPr>
+          <w:p>
+            <w:pPr>
+              <w:spacing w:after="0" w:before="0" w:line="260"/>
+            </w:pPr>
+            <w:r>
+              <w:rPr>
+                <w:rFonts w:ascii="Calibri" w:cs="Calibri" w:eastAsia="Calibri" w:hAnsi="Calibri"/>
+                <w:b w:val="false"/>
+                <w:bCs w:val="false"/>
+                <w:color w:val="1A1A1A"/>
+                <w:sz w:val="19"/>
+                <w:szCs w:val="19"/>
               </w:rPr>
               <w:t xml:space="preserve">0.50</w:t>
             </w:r>
@@ -2506,22 +4531,26 @@
               <w:bottom w:val="single" w:color="BFBFBF" w:sz="4"/>
               <w:right w:val="single" w:color="BFBFBF" w:sz="4"/>
             </w:tcBorders>
-            <w:tcMar>
-              <w:top w:type="dxa" w:w="60"/>
-              <w:left w:type="dxa" w:w="100"/>
-              <w:bottom w:type="dxa" w:w="60"/>
-              <w:right w:type="dxa" w:w="100"/>
-            </w:tcMar>
-          </w:tcPr>
-          <w:p>
-            <w:r>
-              <w:rPr>
-                <w:rFonts w:ascii="Calibri" w:cs="Calibri" w:eastAsia="Calibri" w:hAnsi="Calibri"/>
-                <w:b w:val="false"/>
-                <w:bCs w:val="false"/>
-                <w:color w:val="000000"/>
-                <w:sz w:val="18"/>
-                <w:szCs w:val="18"/>
+            <w:shd w:fill="F2F2F2" w:val="clear"/>
+            <w:tcMar>
+              <w:top w:type="dxa" w:w="80"/>
+              <w:left w:type="dxa" w:w="120"/>
+              <w:bottom w:type="dxa" w:w="80"/>
+              <w:right w:type="dxa" w:w="120"/>
+            </w:tcMar>
+          </w:tcPr>
+          <w:p>
+            <w:pPr>
+              <w:spacing w:after="0" w:before="0" w:line="260"/>
+            </w:pPr>
+            <w:r>
+              <w:rPr>
+                <w:rFonts w:ascii="Calibri" w:cs="Calibri" w:eastAsia="Calibri" w:hAnsi="Calibri"/>
+                <w:b w:val="false"/>
+                <w:bCs w:val="false"/>
+                <w:color w:val="1A1A1A"/>
+                <w:sz w:val="19"/>
+                <w:szCs w:val="19"/>
               </w:rPr>
               <w:t xml:space="preserve">Loose — entire entity families collapse to representatives</w:t>
             </w:r>
@@ -2536,22 +4565,26 @@
               <w:bottom w:val="single" w:color="BFBFBF" w:sz="4"/>
               <w:right w:val="single" w:color="BFBFBF" w:sz="4"/>
             </w:tcBorders>
-            <w:tcMar>
-              <w:top w:type="dxa" w:w="60"/>
-              <w:left w:type="dxa" w:w="100"/>
-              <w:bottom w:type="dxa" w:w="60"/>
-              <w:right w:type="dxa" w:w="100"/>
-            </w:tcMar>
-          </w:tcPr>
-          <w:p>
-            <w:r>
-              <w:rPr>
-                <w:rFonts w:ascii="Calibri" w:cs="Calibri" w:eastAsia="Calibri" w:hAnsi="Calibri"/>
-                <w:b w:val="false"/>
-                <w:bCs w:val="false"/>
-                <w:color w:val="000000"/>
-                <w:sz w:val="18"/>
-                <w:szCs w:val="18"/>
+            <w:shd w:fill="F2F2F2" w:val="clear"/>
+            <w:tcMar>
+              <w:top w:type="dxa" w:w="80"/>
+              <w:left w:type="dxa" w:w="120"/>
+              <w:bottom w:type="dxa" w:w="80"/>
+              <w:right w:type="dxa" w:w="120"/>
+            </w:tcMar>
+          </w:tcPr>
+          <w:p>
+            <w:pPr>
+              <w:spacing w:after="0" w:before="0" w:line="260"/>
+            </w:pPr>
+            <w:r>
+              <w:rPr>
+                <w:rFonts w:ascii="Calibri" w:cs="Calibri" w:eastAsia="Calibri" w:hAnsi="Calibri"/>
+                <w:b w:val="false"/>
+                <w:bCs w:val="false"/>
+                <w:color w:val="1A1A1A"/>
+                <w:sz w:val="19"/>
+                <w:szCs w:val="19"/>
               </w:rPr>
               <w:t xml:space="preserve">Smoke testing; not recommended for production</w:t>
             </w:r>
@@ -2562,7 +4595,7 @@
     <w:p>
       <w:pPr>
         <w:pStyle w:val="Heading2"/>
-        <w:spacing w:after="100" w:before="220"/>
+        <w:spacing w:after="100" w:before="240" w:line="300"/>
       </w:pPr>
       <w:r>
         <w:rPr>
@@ -2573,32 +4606,79 @@
           <w:sz w:val="26"/>
           <w:szCs w:val="26"/>
         </w:rPr>
-        <w:t xml:space="preserve">4.3 Why Provenance Keys Are Excluded</w:t>
+        <w:t xml:space="preserve">4.3  Why provenance keys are excluded</w:t>
       </w:r>
     </w:p>
+    <w:tbl>
+      <w:tblPr>
+        <w:tblW w:type="dxa" w:w="9360"/>
+        <w:tblBorders>
+          <w:top w:val="single" w:color="auto" w:sz="4"/>
+          <w:left w:val="single" w:color="auto" w:sz="4"/>
+          <w:bottom w:val="single" w:color="auto" w:sz="4"/>
+          <w:right w:val="single" w:color="auto" w:sz="4"/>
+          <w:insideH w:val="single" w:color="auto" w:sz="4"/>
+          <w:insideV w:val="single" w:color="auto" w:sz="4"/>
+        </w:tblBorders>
+      </w:tblPr>
+      <w:tblGrid>
+        <w:gridCol w:w="9360"/>
+      </w:tblGrid>
+      <w:tr>
+        <w:tc>
+          <w:tcPr>
+            <w:tcW w:type="dxa" w:w="9360"/>
+            <w:tcBorders>
+              <w:top w:val="single" w:color="C09853" w:sz="12"/>
+              <w:left w:val="single" w:color="C09853" w:sz="12"/>
+              <w:bottom w:val="single" w:color="C09853" w:sz="4"/>
+              <w:right w:val="single" w:color="C09853" w:sz="4"/>
+            </w:tcBorders>
+            <w:shd w:fill="FFF8E7" w:val="clear"/>
+            <w:tcMar>
+              <w:top w:type="dxa" w:w="140"/>
+              <w:left w:type="dxa" w:w="200"/>
+              <w:bottom w:type="dxa" w:w="140"/>
+              <w:right w:type="dxa" w:w="200"/>
+            </w:tcMar>
+          </w:tcPr>
+          <w:p>
+            <w:pPr>
+              <w:spacing w:after="80" w:before="0"/>
+            </w:pPr>
+            <w:r>
+              <w:rPr>
+                <w:rFonts w:ascii="Calibri" w:cs="Calibri" w:eastAsia="Calibri" w:hAnsi="Calibri"/>
+                <w:b/>
+                <w:bCs/>
+                <w:color w:val="C09853"/>
+                <w:sz w:val="20"/>
+                <w:szCs w:val="20"/>
+              </w:rPr>
+              <w:t xml:space="preserve">The provenance-exclusion rule</w:t>
+            </w:r>
+          </w:p>
+          <w:p>
+            <w:pPr>
+              <w:spacing w:after="0" w:before="0" w:line="280"/>
+            </w:pPr>
+            <w:r>
+              <w:rPr>
+                <w:rFonts w:ascii="Calibri" w:cs="Calibri" w:eastAsia="Calibri" w:hAnsi="Calibri"/>
+                <w:color w:val="1A1A1A"/>
+                <w:sz w:val="21"/>
+                <w:szCs w:val="21"/>
+              </w:rPr>
+              <w:t xml:space="preserve">Without exclusion, two AIOs that are identical except for [OriginalCSV.acc_projects.csv] vs. [OriginalCSV.AIA305 Sample.csv] would Jaccard at ~0.92 — close, but the source-stamp difference would prevent collapse on a 0.95 threshold and force a much lower threshold default. By dropping (OriginalCSV, FileDate, FileTime) from comparison, the same entity ingested through two pipelines collapses correctly at 0.85 while real field differences (a status change, an updated dollar value) reliably stay distinct.</w:t>
+            </w:r>
+          </w:p>
+        </w:tc>
+      </w:tr>
+    </w:tbl>
     <w:p>
       <w:pPr>
-        <w:spacing w:after="60" w:before="60"/>
-        <w:jc w:val="left"/>
-      </w:pPr>
-      <w:r>
-        <w:rPr>
-          <w:rFonts w:ascii="Calibri" w:cs="Calibri" w:eastAsia="Calibri" w:hAnsi="Calibri"/>
-          <w:b w:val="false"/>
-          <w:bCs w:val="false"/>
-          <w:i w:val="false"/>
-          <w:iCs w:val="false"/>
-          <w:color w:val="000000"/>
-          <w:sz w:val="20"/>
-          <w:szCs w:val="20"/>
-        </w:rPr>
-        <w:t xml:space="preserve">Without exclusion, two AIOs that are identical except for [OriginalCSV.acc_projects.csv] vs. [OriginalCSV.AIA305 Sample.csv] would Jaccard at ~0.92 — close, but the source-stamp difference would prevent collapse on a 0.95 threshold and force a much lower threshold default. By dropping (OriginalCSV, FileDate, FileTime) from comparison, the same entity ingested through two pipelines collapses correctly at 0.85 while real field differences (a status change, an updated dollar value) reliably stay distinct.</w:t>
-      </w:r>
-    </w:p>
-    <w:p>
-      <w:pPr>
         <w:pStyle w:val="Heading2"/>
-        <w:spacing w:after="100" w:before="220"/>
+        <w:spacing w:after="100" w:before="240" w:line="300"/>
       </w:pPr>
       <w:r>
         <w:rPr>
@@ -2609,32 +4689,123 @@
           <w:sz w:val="26"/>
           <w:szCs w:val="26"/>
         </w:rPr>
-        <w:t xml:space="preserve">4.4 Wiring</w:t>
+        <w:t xml:space="preserve">4.4  Wiring</w:t>
       </w:r>
     </w:p>
+    <w:tbl>
+      <w:tblPr>
+        <w:tblW w:type="dxa" w:w="9360"/>
+        <w:tblBorders>
+          <w:top w:val="single" w:color="auto" w:sz="4"/>
+          <w:left w:val="single" w:color="auto" w:sz="4"/>
+          <w:bottom w:val="single" w:color="auto" w:sz="4"/>
+          <w:right w:val="single" w:color="auto" w:sz="4"/>
+          <w:insideH w:val="single" w:color="auto" w:sz="4"/>
+          <w:insideV w:val="single" w:color="auto" w:sz="4"/>
+        </w:tblBorders>
+      </w:tblPr>
+      <w:tblGrid>
+        <w:gridCol w:w="9360"/>
+      </w:tblGrid>
+      <w:tr>
+        <w:tc>
+          <w:tcPr>
+            <w:tcW w:type="dxa" w:w="9360"/>
+            <w:tcBorders>
+              <w:top w:val="single" w:color="DCDCDC" w:sz="4"/>
+              <w:left w:val="single" w:color="DCDCDC" w:sz="4"/>
+              <w:bottom w:val="single" w:color="DCDCDC" w:sz="4"/>
+              <w:right w:val="single" w:color="DCDCDC" w:sz="4"/>
+            </w:tcBorders>
+            <w:shd w:fill="F2F2F2" w:val="clear"/>
+            <w:tcMar>
+              <w:top w:type="dxa" w:w="100"/>
+              <w:left w:type="dxa" w:w="200"/>
+              <w:bottom w:type="dxa" w:w="100"/>
+              <w:right w:type="dxa" w:w="200"/>
+            </w:tcMar>
+          </w:tcPr>
+          <w:p>
+            <w:pPr>
+              <w:shd w:fill="F2F2F2" w:val="clear"/>
+              <w:spacing w:after="0" w:before="0" w:line="240"/>
+            </w:pPr>
+            <w:r>
+              <w:rPr>
+                <w:rFonts w:ascii="Consolas" w:cs="Consolas" w:eastAsia="Consolas" w:hAnsi="Consolas"/>
+                <w:color w:val="111111"/>
+                <w:sz w:val="18"/>
+                <w:szCs w:val="18"/>
+              </w:rPr>
+              <w:t xml:space="preserve">// lib/aio-math.ts — assembleBundle()</w:t>
+            </w:r>
+          </w:p>
+          <w:p>
+            <w:pPr>
+              <w:shd w:fill="F2F2F2" w:val="clear"/>
+              <w:spacing w:after="0" w:before="0" w:line="240"/>
+            </w:pPr>
+            <w:r>
+              <w:rPr>
+                <w:rFonts w:ascii="Consolas" w:cs="Consolas" w:eastAsia="Consolas" w:hAnsi="Consolas"/>
+                <w:color w:val="111111"/>
+                <w:sz w:val="18"/>
+                <w:szCs w:val="18"/>
+              </w:rPr>
+              <w:t xml:space="preserve">const capped = diversifyByCSV(ranked, getOriginalCSV, maxAios)</w:t>
+            </w:r>
+          </w:p>
+          <w:p>
+            <w:pPr>
+              <w:shd w:fill="F2F2F2" w:val="clear"/>
+              <w:spacing w:after="0" w:before="0" w:line="240"/>
+            </w:pPr>
+            <w:r>
+              <w:rPr>
+                <w:rFonts w:ascii="Consolas" w:cs="Consolas" w:eastAsia="Consolas" w:hAnsi="Consolas"/>
+                <w:color w:val="111111"/>
+                <w:sz w:val="18"/>
+                <w:szCs w:val="18"/>
+              </w:rPr>
+              <w:t xml:space="preserve">const seedAios = options.jaccardDedup === false</w:t>
+            </w:r>
+          </w:p>
+          <w:p>
+            <w:pPr>
+              <w:shd w:fill="F2F2F2" w:val="clear"/>
+              <w:spacing w:after="0" w:before="0" w:line="240"/>
+            </w:pPr>
+            <w:r>
+              <w:rPr>
+                <w:rFonts w:ascii="Consolas" w:cs="Consolas" w:eastAsia="Consolas" w:hAnsi="Consolas"/>
+                <w:color w:val="111111"/>
+                <w:sz w:val="18"/>
+                <w:szCs w:val="18"/>
+              </w:rPr>
+              <w:t xml:space="preserve">  ? capped</w:t>
+            </w:r>
+          </w:p>
+          <w:p>
+            <w:pPr>
+              <w:shd w:fill="F2F2F2" w:val="clear"/>
+              <w:spacing w:after="0" w:before="0" w:line="240"/>
+            </w:pPr>
+            <w:r>
+              <w:rPr>
+                <w:rFonts w:ascii="Consolas" w:cs="Consolas" w:eastAsia="Consolas" w:hAnsi="Consolas"/>
+                <w:color w:val="111111"/>
+                <w:sz w:val="18"/>
+                <w:szCs w:val="18"/>
+              </w:rPr>
+              <w:t xml:space="preserve">  : dedupByJaccard(capped, options.jaccardThreshold ?? 0.85)</w:t>
+            </w:r>
+          </w:p>
+        </w:tc>
+      </w:tr>
+    </w:tbl>
     <w:p>
       <w:pPr>
-        <w:shd w:fill="F2F2F2" w:val="clear"/>
-        <w:spacing w:after="80" w:before="80"/>
-      </w:pPr>
-      <w:r>
-        <w:rPr>
-          <w:rFonts w:ascii="Consolas" w:cs="Consolas" w:eastAsia="Consolas" w:hAnsi="Consolas"/>
-          <w:color w:val="111111"/>
-          <w:sz w:val="17"/>
-          <w:szCs w:val="17"/>
-        </w:rPr>
-        <w:t xml:space="preserve">// lib/aio-math.ts — assembleBundle()
-const capped = diversifyByCSV(ranked, getOriginalCSV, maxAios)
-const seedAios = options.jaccardDedup === false
-  ? capped
-  : dedupByJaccard(capped, options.jaccardThreshold ?? 0.85)
-</w:t>
-      </w:r>
-    </w:p>
-    <w:p>
-      <w:pPr>
-        <w:spacing w:after="60" w:before="60"/>
+        <w:spacing w:after="60" w:before="60" w:line="280"/>
         <w:jc w:val="left"/>
       </w:pPr>
       <w:r>
@@ -2644,23 +4815,32 @@
           <w:bCs w:val="false"/>
           <w:i w:val="false"/>
           <w:iCs w:val="false"/>
-          <w:color w:val="000000"/>
-          <w:sz w:val="20"/>
-          <w:szCs w:val="20"/>
-        </w:rPr>
-        <w:t xml:space="preserve">Disable per-call for diagnostics: `assembleBundle(..., { jaccardDedup: false })`. The benchmark runner currently uses the defaults; trace_recall.ts could be extended to log the dedup count if needed.</w:t>
+          <w:color w:val="1A1A1A"/>
+          <w:sz w:val="21"/>
+          <w:szCs w:val="21"/>
+        </w:rPr>
+        <w:t xml:space="preserve">Disable per-call for diagnostics: `assembleBundle(..., { jaccardDedup: false })`.</w:t>
       </w:r>
     </w:p>
     <w:p>
-      <w:r>
-        <w:br w:type="page"/>
-      </w:r>
-    </w:p>
-    <w:p>
       <w:pPr>
         <w:pStyle w:val="Heading1"/>
-        <w:spacing w:after="140" w:before="280"/>
-      </w:pPr>
+        <w:pBdr>
+          <w:bottom w:val="single" w:color="1F3864" w:sz="8" w:space="4"/>
+        </w:pBdr>
+        <w:spacing w:after="160" w:before="360" w:line="320"/>
+      </w:pPr>
+      <w:r>
+        <w:rPr>
+          <w:rFonts w:ascii="Calibri" w:cs="Calibri" w:eastAsia="Calibri" w:hAnsi="Calibri"/>
+          <w:b/>
+          <w:bCs/>
+          <w:color w:val="C09853"/>
+          <w:sz w:val="32"/>
+          <w:szCs w:val="32"/>
+        </w:rPr>
+        <w:t xml:space="preserve">§5.  </w:t>
+      </w:r>
       <w:r>
         <w:rPr>
           <w:rFonts w:ascii="Calibri" w:cs="Calibri" w:eastAsia="Calibri" w:hAnsi="Calibri"/>
@@ -2670,12 +4850,12 @@
           <w:sz w:val="32"/>
           <w:szCs w:val="32"/>
         </w:rPr>
-        <w:t xml:space="preserve">5. Diagnostics</w:t>
+        <w:t xml:space="preserve">Diagnostics</w:t>
       </w:r>
     </w:p>
     <w:p>
       <w:pPr>
-        <w:spacing w:after="60" w:before="60"/>
+        <w:spacing w:after="60" w:before="60" w:line="280"/>
         <w:jc w:val="left"/>
       </w:pPr>
       <w:r>
@@ -2685,37 +4865,158 @@
           <w:bCs w:val="false"/>
           <w:i w:val="false"/>
           <w:iCs w:val="false"/>
-          <w:color w:val="000000"/>
-          <w:sz w:val="20"/>
-          <w:szCs w:val="20"/>
+          <w:color w:val="1A1A1A"/>
+          <w:sz w:val="21"/>
+          <w:szCs w:val="21"/>
         </w:rPr>
         <w:t xml:space="preserve">To compare pre/post dedup behavior on a specific query without touching production:</w:t>
       </w:r>
     </w:p>
+    <w:tbl>
+      <w:tblPr>
+        <w:tblW w:type="dxa" w:w="9360"/>
+        <w:tblBorders>
+          <w:top w:val="single" w:color="auto" w:sz="4"/>
+          <w:left w:val="single" w:color="auto" w:sz="4"/>
+          <w:bottom w:val="single" w:color="auto" w:sz="4"/>
+          <w:right w:val="single" w:color="auto" w:sz="4"/>
+          <w:insideH w:val="single" w:color="auto" w:sz="4"/>
+          <w:insideV w:val="single" w:color="auto" w:sz="4"/>
+        </w:tblBorders>
+      </w:tblPr>
+      <w:tblGrid>
+        <w:gridCol w:w="9360"/>
+      </w:tblGrid>
+      <w:tr>
+        <w:tc>
+          <w:tcPr>
+            <w:tcW w:type="dxa" w:w="9360"/>
+            <w:tcBorders>
+              <w:top w:val="single" w:color="DCDCDC" w:sz="4"/>
+              <w:left w:val="single" w:color="DCDCDC" w:sz="4"/>
+              <w:bottom w:val="single" w:color="DCDCDC" w:sz="4"/>
+              <w:right w:val="single" w:color="DCDCDC" w:sz="4"/>
+            </w:tcBorders>
+            <w:shd w:fill="F2F2F2" w:val="clear"/>
+            <w:tcMar>
+              <w:top w:type="dxa" w:w="100"/>
+              <w:left w:type="dxa" w:w="200"/>
+              <w:bottom w:type="dxa" w:w="100"/>
+              <w:right w:type="dxa" w:w="200"/>
+            </w:tcMar>
+          </w:tcPr>
+          <w:p>
+            <w:pPr>
+              <w:shd w:fill="F2F2F2" w:val="clear"/>
+              <w:spacing w:after="0" w:before="0" w:line="240"/>
+            </w:pPr>
+            <w:r>
+              <w:rPr>
+                <w:rFonts w:ascii="Consolas" w:cs="Consolas" w:eastAsia="Consolas" w:hAnsi="Consolas"/>
+                <w:color w:val="111111"/>
+                <w:sz w:val="18"/>
+                <w:szCs w:val="18"/>
+              </w:rPr>
+              <w:t xml:space="preserve"># Run with default dedup (0.85)</w:t>
+            </w:r>
+          </w:p>
+          <w:p>
+            <w:pPr>
+              <w:shd w:fill="F2F2F2" w:val="clear"/>
+              <w:spacing w:after="0" w:before="0" w:line="240"/>
+            </w:pPr>
+            <w:r>
+              <w:rPr>
+                <w:rFonts w:ascii="Consolas" w:cs="Consolas" w:eastAsia="Consolas" w:hAnsi="Consolas"/>
+                <w:color w:val="111111"/>
+                <w:sz w:val="18"/>
+                <w:szCs w:val="18"/>
+              </w:rPr>
+              <w:t xml:space="preserve">BENCHMARK=1 MRO_BYPASS=1 pnpm dlx tsx scripts/trace_recall.ts</w:t>
+            </w:r>
+          </w:p>
+          <w:p>
+            <w:pPr>
+              <w:shd w:fill="F2F2F2" w:val="clear"/>
+              <w:spacing w:after="0" w:before="0" w:line="240"/>
+            </w:pPr>
+            <w:r>
+              <w:rPr>
+                <w:rFonts w:ascii="Consolas" w:cs="Consolas" w:eastAsia="Consolas" w:hAnsi="Consolas"/>
+                <w:color w:val="111111"/>
+                <w:sz w:val="18"/>
+                <w:szCs w:val="18"/>
+              </w:rPr>
+              <w:t xml:space="preserve"> </w:t>
+            </w:r>
+          </w:p>
+          <w:p>
+            <w:pPr>
+              <w:shd w:fill="F2F2F2" w:val="clear"/>
+              <w:spacing w:after="0" w:before="0" w:line="240"/>
+            </w:pPr>
+            <w:r>
+              <w:rPr>
+                <w:rFonts w:ascii="Consolas" w:cs="Consolas" w:eastAsia="Consolas" w:hAnsi="Consolas"/>
+                <w:color w:val="111111"/>
+                <w:sz w:val="18"/>
+                <w:szCs w:val="18"/>
+              </w:rPr>
+              <w:t xml:space="preserve"># Inspect /tmp/recall_trace.json:</w:t>
+            </w:r>
+          </w:p>
+          <w:p>
+            <w:pPr>
+              <w:shd w:fill="F2F2F2" w:val="clear"/>
+              <w:spacing w:after="0" w:before="0" w:line="240"/>
+            </w:pPr>
+            <w:r>
+              <w:rPr>
+                <w:rFonts w:ascii="Consolas" w:cs="Consolas" w:eastAsia="Consolas" w:hAnsi="Consolas"/>
+                <w:color w:val="111111"/>
+                <w:sz w:val="18"/>
+                <w:szCs w:val="18"/>
+              </w:rPr>
+              <w:t xml:space="preserve">#   trace.aios.sent_to_llm.length    # post-dedup count</w:t>
+            </w:r>
+          </w:p>
+          <w:p>
+            <w:pPr>
+              <w:shd w:fill="F2F2F2" w:val="clear"/>
+              <w:spacing w:after="0" w:before="0" w:line="240"/>
+            </w:pPr>
+            <w:r>
+              <w:rPr>
+                <w:rFonts w:ascii="Consolas" w:cs="Consolas" w:eastAsia="Consolas" w:hAnsi="Consolas"/>
+                <w:color w:val="111111"/>
+                <w:sz w:val="18"/>
+                <w:szCs w:val="18"/>
+              </w:rPr>
+              <w:t xml:space="preserve">#   trace.aios.neighborhood_size     # pre-cap candidate count</w:t>
+            </w:r>
+          </w:p>
+        </w:tc>
+      </w:tr>
+    </w:tbl>
     <w:p>
       <w:pPr>
-        <w:shd w:fill="F2F2F2" w:val="clear"/>
-        <w:spacing w:after="80" w:before="80"/>
-      </w:pPr>
-      <w:r>
-        <w:rPr>
-          <w:rFonts w:ascii="Consolas" w:cs="Consolas" w:eastAsia="Consolas" w:hAnsi="Consolas"/>
-          <w:color w:val="111111"/>
-          <w:sz w:val="17"/>
-          <w:szCs w:val="17"/>
-        </w:rPr>
-        <w:t xml:space="preserve"># Run with default dedup (0.85)
-BENCHMARK=1 MRO_BYPASS=1 pnpm dlx tsx scripts/trace_recall.ts
-# Inspect /tmp/recall_trace.json:
-#   trace.aios.sent_to_llm.length        # post-dedup count
-#   trace.aios.neighborhood_size         # pre-cap candidate count</w:t>
-      </w:r>
-    </w:p>
-    <w:p>
-      <w:pPr>
         <w:pStyle w:val="Heading1"/>
-        <w:spacing w:after="140" w:before="280"/>
-      </w:pPr>
+        <w:pBdr>
+          <w:bottom w:val="single" w:color="1F3864" w:sz="8" w:space="4"/>
+        </w:pBdr>
+        <w:spacing w:after="160" w:before="360" w:line="320"/>
+      </w:pPr>
+      <w:r>
+        <w:rPr>
+          <w:rFonts w:ascii="Calibri" w:cs="Calibri" w:eastAsia="Calibri" w:hAnsi="Calibri"/>
+          <w:b/>
+          <w:bCs/>
+          <w:color w:val="C09853"/>
+          <w:sz w:val="32"/>
+          <w:szCs w:val="32"/>
+        </w:rPr>
+        <w:t xml:space="preserve">§6.  </w:t>
+      </w:r>
       <w:r>
         <w:rPr>
           <w:rFonts w:ascii="Calibri" w:cs="Calibri" w:eastAsia="Calibri" w:hAnsi="Calibri"/>
@@ -2725,7 +5026,7 @@
           <w:sz w:val="32"/>
           <w:szCs w:val="32"/>
         </w:rPr>
-        <w:t xml:space="preserve">6. Open Roadmap</w:t>
+        <w:t xml:space="preserve">Open Roadmap</w:t>
       </w:r>
     </w:p>
     <w:tbl>
@@ -2745,6 +5046,9 @@
         <w:gridCol w:w="6560"/>
       </w:tblGrid>
       <w:tr>
+        <w:trPr>
+          <w:tblHeader/>
+        </w:trPr>
         <w:tc>
           <w:tcPr>
             <w:tcW w:type="dxa" w:w="2800"/>
@@ -2756,21 +5060,24 @@
             </w:tcBorders>
             <w:shd w:fill="F2F2F2" w:val="clear"/>
             <w:tcMar>
-              <w:top w:type="dxa" w:w="60"/>
-              <w:left w:type="dxa" w:w="100"/>
-              <w:bottom w:type="dxa" w:w="60"/>
-              <w:right w:type="dxa" w:w="100"/>
-            </w:tcMar>
-          </w:tcPr>
-          <w:p>
+              <w:top w:type="dxa" w:w="80"/>
+              <w:left w:type="dxa" w:w="120"/>
+              <w:bottom w:type="dxa" w:w="80"/>
+              <w:right w:type="dxa" w:w="120"/>
+            </w:tcMar>
+          </w:tcPr>
+          <w:p>
+            <w:pPr>
+              <w:spacing w:after="0" w:before="0" w:line="260"/>
+            </w:pPr>
             <w:r>
               <w:rPr>
                 <w:rFonts w:ascii="Calibri" w:cs="Calibri" w:eastAsia="Calibri" w:hAnsi="Calibri"/>
                 <w:b/>
                 <w:bCs/>
-                <w:color w:val="000000"/>
-                <w:sz w:val="18"/>
-                <w:szCs w:val="18"/>
+                <w:color w:val="1A1A1A"/>
+                <w:sz w:val="19"/>
+                <w:szCs w:val="19"/>
               </w:rPr>
               <w:t xml:space="preserve">Item</w:t>
             </w:r>
@@ -2787,21 +5094,24 @@
             </w:tcBorders>
             <w:shd w:fill="F2F2F2" w:val="clear"/>
             <w:tcMar>
-              <w:top w:type="dxa" w:w="60"/>
-              <w:left w:type="dxa" w:w="100"/>
-              <w:bottom w:type="dxa" w:w="60"/>
-              <w:right w:type="dxa" w:w="100"/>
-            </w:tcMar>
-          </w:tcPr>
-          <w:p>
+              <w:top w:type="dxa" w:w="80"/>
+              <w:left w:type="dxa" w:w="120"/>
+              <w:bottom w:type="dxa" w:w="80"/>
+              <w:right w:type="dxa" w:w="120"/>
+            </w:tcMar>
+          </w:tcPr>
+          <w:p>
+            <w:pPr>
+              <w:spacing w:after="0" w:before="0" w:line="260"/>
+            </w:pPr>
             <w:r>
               <w:rPr>
                 <w:rFonts w:ascii="Calibri" w:cs="Calibri" w:eastAsia="Calibri" w:hAnsi="Calibri"/>
                 <w:b/>
                 <w:bCs/>
-                <w:color w:val="000000"/>
-                <w:sz w:val="18"/>
-                <w:szCs w:val="18"/>
+                <w:color w:val="1A1A1A"/>
+                <w:sz w:val="19"/>
+                <w:szCs w:val="19"/>
               </w:rPr>
               <w:t xml:space="preserve">Description</w:t>
             </w:r>
@@ -2819,21 +5129,24 @@
               <w:right w:val="single" w:color="BFBFBF" w:sz="4"/>
             </w:tcBorders>
             <w:tcMar>
-              <w:top w:type="dxa" w:w="60"/>
-              <w:left w:type="dxa" w:w="100"/>
-              <w:bottom w:type="dxa" w:w="60"/>
-              <w:right w:type="dxa" w:w="100"/>
-            </w:tcMar>
-          </w:tcPr>
-          <w:p>
-            <w:r>
-              <w:rPr>
-                <w:rFonts w:ascii="Consolas" w:cs="Consolas" w:eastAsia="Consolas" w:hAnsi="Consolas"/>
-                <w:b w:val="false"/>
-                <w:bCs w:val="false"/>
-                <w:color w:val="000000"/>
-                <w:sz w:val="18"/>
-                <w:szCs w:val="18"/>
+              <w:top w:type="dxa" w:w="80"/>
+              <w:left w:type="dxa" w:w="120"/>
+              <w:bottom w:type="dxa" w:w="80"/>
+              <w:right w:type="dxa" w:w="120"/>
+            </w:tcMar>
+          </w:tcPr>
+          <w:p>
+            <w:pPr>
+              <w:spacing w:after="0" w:before="0" w:line="260"/>
+            </w:pPr>
+            <w:r>
+              <w:rPr>
+                <w:rFonts w:ascii="Consolas" w:cs="Consolas" w:eastAsia="Consolas" w:hAnsi="Consolas"/>
+                <w:b w:val="false"/>
+                <w:bCs w:val="false"/>
+                <w:color w:val="1A1A1A"/>
+                <w:sz w:val="19"/>
+                <w:szCs w:val="19"/>
               </w:rPr>
               <w:t xml:space="preserve">Per-CSV cap floors</w:t>
             </w:r>
@@ -2849,23 +5162,26 @@
               <w:right w:val="single" w:color="BFBFBF" w:sz="4"/>
             </w:tcBorders>
             <w:tcMar>
-              <w:top w:type="dxa" w:w="60"/>
-              <w:left w:type="dxa" w:w="100"/>
-              <w:bottom w:type="dxa" w:w="60"/>
-              <w:right w:type="dxa" w:w="100"/>
-            </w:tcMar>
-          </w:tcPr>
-          <w:p>
-            <w:r>
-              <w:rPr>
-                <w:rFonts w:ascii="Calibri" w:cs="Calibri" w:eastAsia="Calibri" w:hAnsi="Calibri"/>
-                <w:b w:val="false"/>
-                <w:bCs w:val="false"/>
-                <w:color w:val="000000"/>
-                <w:sz w:val="18"/>
-                <w:szCs w:val="18"/>
-              </w:rPr>
-              <w:t xml:space="preserve">Today every CSV gets the same per-bucket share. A floor (e.g. "never give acc_projects fewer than 2 slots") would handle CSVs that should always be present even when other buckets are wide</w:t>
+              <w:top w:type="dxa" w:w="80"/>
+              <w:left w:type="dxa" w:w="120"/>
+              <w:bottom w:type="dxa" w:w="80"/>
+              <w:right w:type="dxa" w:w="120"/>
+            </w:tcMar>
+          </w:tcPr>
+          <w:p>
+            <w:pPr>
+              <w:spacing w:after="0" w:before="0" w:line="260"/>
+            </w:pPr>
+            <w:r>
+              <w:rPr>
+                <w:rFonts w:ascii="Calibri" w:cs="Calibri" w:eastAsia="Calibri" w:hAnsi="Calibri"/>
+                <w:b w:val="false"/>
+                <w:bCs w:val="false"/>
+                <w:color w:val="1A1A1A"/>
+                <w:sz w:val="19"/>
+                <w:szCs w:val="19"/>
+              </w:rPr>
+              <w:t xml:space="preserve">Today every CSV gets the same per-bucket share. A floor (e.g. "never give acc_projects fewer than 2 slots") would handle CSVs that should always be present.</w:t>
             </w:r>
           </w:p>
         </w:tc>
@@ -2880,22 +5196,26 @@
               <w:bottom w:val="single" w:color="BFBFBF" w:sz="4"/>
               <w:right w:val="single" w:color="BFBFBF" w:sz="4"/>
             </w:tcBorders>
-            <w:tcMar>
-              <w:top w:type="dxa" w:w="60"/>
-              <w:left w:type="dxa" w:w="100"/>
-              <w:bottom w:type="dxa" w:w="60"/>
-              <w:right w:type="dxa" w:w="100"/>
-            </w:tcMar>
-          </w:tcPr>
-          <w:p>
-            <w:r>
-              <w:rPr>
-                <w:rFonts w:ascii="Consolas" w:cs="Consolas" w:eastAsia="Consolas" w:hAnsi="Consolas"/>
-                <w:b w:val="false"/>
-                <w:bCs w:val="false"/>
-                <w:color w:val="000000"/>
-                <w:sz w:val="18"/>
-                <w:szCs w:val="18"/>
+            <w:shd w:fill="F2F2F2" w:val="clear"/>
+            <w:tcMar>
+              <w:top w:type="dxa" w:w="80"/>
+              <w:left w:type="dxa" w:w="120"/>
+              <w:bottom w:type="dxa" w:w="80"/>
+              <w:right w:type="dxa" w:w="120"/>
+            </w:tcMar>
+          </w:tcPr>
+          <w:p>
+            <w:pPr>
+              <w:spacing w:after="0" w:before="0" w:line="260"/>
+            </w:pPr>
+            <w:r>
+              <w:rPr>
+                <w:rFonts w:ascii="Consolas" w:cs="Consolas" w:eastAsia="Consolas" w:hAnsi="Consolas"/>
+                <w:b w:val="false"/>
+                <w:bCs w:val="false"/>
+                <w:color w:val="1A1A1A"/>
+                <w:sz w:val="19"/>
+                <w:szCs w:val="19"/>
               </w:rPr>
               <w:t xml:space="preserve">Adaptive Jaccard threshold</w:t>
             </w:r>
@@ -2910,24 +5230,28 @@
               <w:bottom w:val="single" w:color="BFBFBF" w:sz="4"/>
               <w:right w:val="single" w:color="BFBFBF" w:sz="4"/>
             </w:tcBorders>
-            <w:tcMar>
-              <w:top w:type="dxa" w:w="60"/>
-              <w:left w:type="dxa" w:w="100"/>
-              <w:bottom w:type="dxa" w:w="60"/>
-              <w:right w:type="dxa" w:w="100"/>
-            </w:tcMar>
-          </w:tcPr>
-          <w:p>
-            <w:r>
-              <w:rPr>
-                <w:rFonts w:ascii="Calibri" w:cs="Calibri" w:eastAsia="Calibri" w:hAnsi="Calibri"/>
-                <w:b w:val="false"/>
-                <w:bCs w:val="false"/>
-                <w:color w:val="000000"/>
-                <w:sz w:val="18"/>
-                <w:szCs w:val="18"/>
-              </w:rPr>
-              <w:t xml:space="preserve">Vary the threshold per query type: tighter for diagnostic queries, looser for narrative-summary queries. Currently a single global default</w:t>
+            <w:shd w:fill="F2F2F2" w:val="clear"/>
+            <w:tcMar>
+              <w:top w:type="dxa" w:w="80"/>
+              <w:left w:type="dxa" w:w="120"/>
+              <w:bottom w:type="dxa" w:w="80"/>
+              <w:right w:type="dxa" w:w="120"/>
+            </w:tcMar>
+          </w:tcPr>
+          <w:p>
+            <w:pPr>
+              <w:spacing w:after="0" w:before="0" w:line="260"/>
+            </w:pPr>
+            <w:r>
+              <w:rPr>
+                <w:rFonts w:ascii="Calibri" w:cs="Calibri" w:eastAsia="Calibri" w:hAnsi="Calibri"/>
+                <w:b w:val="false"/>
+                <w:bCs w:val="false"/>
+                <w:color w:val="1A1A1A"/>
+                <w:sz w:val="19"/>
+                <w:szCs w:val="19"/>
+              </w:rPr>
+              <w:t xml:space="preserve">Vary the threshold per query type: tighter for diagnostics, looser for narrative summaries. Currently a single global default.</w:t>
             </w:r>
           </w:p>
         </w:tc>
@@ -2943,21 +5267,24 @@
               <w:right w:val="single" w:color="BFBFBF" w:sz="4"/>
             </w:tcBorders>
             <w:tcMar>
-              <w:top w:type="dxa" w:w="60"/>
-              <w:left w:type="dxa" w:w="100"/>
-              <w:bottom w:type="dxa" w:w="60"/>
-              <w:right w:type="dxa" w:w="100"/>
-            </w:tcMar>
-          </w:tcPr>
-          <w:p>
-            <w:r>
-              <w:rPr>
-                <w:rFonts w:ascii="Consolas" w:cs="Consolas" w:eastAsia="Consolas" w:hAnsi="Consolas"/>
-                <w:b w:val="false"/>
-                <w:bCs w:val="false"/>
-                <w:color w:val="000000"/>
-                <w:sz w:val="18"/>
-                <w:szCs w:val="18"/>
+              <w:top w:type="dxa" w:w="80"/>
+              <w:left w:type="dxa" w:w="120"/>
+              <w:bottom w:type="dxa" w:w="80"/>
+              <w:right w:type="dxa" w:w="120"/>
+            </w:tcMar>
+          </w:tcPr>
+          <w:p>
+            <w:pPr>
+              <w:spacing w:after="0" w:before="0" w:line="260"/>
+            </w:pPr>
+            <w:r>
+              <w:rPr>
+                <w:rFonts w:ascii="Consolas" w:cs="Consolas" w:eastAsia="Consolas" w:hAnsi="Consolas"/>
+                <w:b w:val="false"/>
+                <w:bCs w:val="false"/>
+                <w:color w:val="1A1A1A"/>
+                <w:sz w:val="19"/>
+                <w:szCs w:val="19"/>
               </w:rPr>
               <w:t xml:space="preserve">Reverse-Jaccard backstop</w:t>
             </w:r>
@@ -2973,23 +5300,26 @@
               <w:right w:val="single" w:color="BFBFBF" w:sz="4"/>
             </w:tcBorders>
             <w:tcMar>
-              <w:top w:type="dxa" w:w="60"/>
-              <w:left w:type="dxa" w:w="100"/>
-              <w:bottom w:type="dxa" w:w="60"/>
-              <w:right w:type="dxa" w:w="100"/>
-            </w:tcMar>
-          </w:tcPr>
-          <w:p>
-            <w:r>
-              <w:rPr>
-                <w:rFonts w:ascii="Calibri" w:cs="Calibri" w:eastAsia="Calibri" w:hAnsi="Calibri"/>
-                <w:b w:val="false"/>
-                <w:bCs w:val="false"/>
-                <w:color w:val="000000"/>
-                <w:sz w:val="18"/>
-                <w:szCs w:val="18"/>
-              </w:rPr>
-              <w:t xml:space="preserve">When dedup drops a candidate, optionally promote one of its kept-set neighbors that survived only by being an early-rank singleton. Prevents over-collapse on high-redundancy corpora</w:t>
+              <w:top w:type="dxa" w:w="80"/>
+              <w:left w:type="dxa" w:w="120"/>
+              <w:bottom w:type="dxa" w:w="80"/>
+              <w:right w:type="dxa" w:w="120"/>
+            </w:tcMar>
+          </w:tcPr>
+          <w:p>
+            <w:pPr>
+              <w:spacing w:after="0" w:before="0" w:line="260"/>
+            </w:pPr>
+            <w:r>
+              <w:rPr>
+                <w:rFonts w:ascii="Calibri" w:cs="Calibri" w:eastAsia="Calibri" w:hAnsi="Calibri"/>
+                <w:b w:val="false"/>
+                <w:bCs w:val="false"/>
+                <w:color w:val="1A1A1A"/>
+                <w:sz w:val="19"/>
+                <w:szCs w:val="19"/>
+              </w:rPr>
+              <w:t xml:space="preserve">When dedup drops a candidate, optionally promote a kept-set neighbor that survived only by being an early-rank singleton.</w:t>
             </w:r>
           </w:p>
         </w:tc>
@@ -3004,24 +5334,28 @@
               <w:bottom w:val="single" w:color="BFBFBF" w:sz="4"/>
               <w:right w:val="single" w:color="BFBFBF" w:sz="4"/>
             </w:tcBorders>
-            <w:tcMar>
-              <w:top w:type="dxa" w:w="60"/>
-              <w:left w:type="dxa" w:w="100"/>
-              <w:bottom w:type="dxa" w:w="60"/>
-              <w:right w:type="dxa" w:w="100"/>
-            </w:tcMar>
-          </w:tcPr>
-          <w:p>
-            <w:r>
-              <w:rPr>
-                <w:rFonts w:ascii="Consolas" w:cs="Consolas" w:eastAsia="Consolas" w:hAnsi="Consolas"/>
-                <w:b w:val="false"/>
-                <w:bCs w:val="false"/>
-                <w:color w:val="000000"/>
-                <w:sz w:val="18"/>
-                <w:szCs w:val="18"/>
-              </w:rPr>
-              <w:t xml:space="preserve">Cluster-and-summarize</w:t>
+            <w:shd w:fill="F2F2F2" w:val="clear"/>
+            <w:tcMar>
+              <w:top w:type="dxa" w:w="80"/>
+              <w:left w:type="dxa" w:w="120"/>
+              <w:bottom w:type="dxa" w:w="80"/>
+              <w:right w:type="dxa" w:w="120"/>
+            </w:tcMar>
+          </w:tcPr>
+          <w:p>
+            <w:pPr>
+              <w:spacing w:after="0" w:before="0" w:line="260"/>
+            </w:pPr>
+            <w:r>
+              <w:rPr>
+                <w:rFonts w:ascii="Consolas" w:cs="Consolas" w:eastAsia="Consolas" w:hAnsi="Consolas"/>
+                <w:b w:val="false"/>
+                <w:bCs w:val="false"/>
+                <w:color w:val="1A1A1A"/>
+                <w:sz w:val="19"/>
+                <w:szCs w:val="19"/>
+              </w:rPr>
+              <w:t xml:space="preserve">Cluster-and-summarize (Stage 3)</w:t>
             </w:r>
           </w:p>
         </w:tc>
@@ -3034,24 +5368,28 @@
               <w:bottom w:val="single" w:color="BFBFBF" w:sz="4"/>
               <w:right w:val="single" w:color="BFBFBF" w:sz="4"/>
             </w:tcBorders>
-            <w:tcMar>
-              <w:top w:type="dxa" w:w="60"/>
-              <w:left w:type="dxa" w:w="100"/>
-              <w:bottom w:type="dxa" w:w="60"/>
-              <w:right w:type="dxa" w:w="100"/>
-            </w:tcMar>
-          </w:tcPr>
-          <w:p>
-            <w:r>
-              <w:rPr>
-                <w:rFonts w:ascii="Calibri" w:cs="Calibri" w:eastAsia="Calibri" w:hAnsi="Calibri"/>
-                <w:b w:val="false"/>
-                <w:bCs w:val="false"/>
-                <w:color w:val="000000"/>
-                <w:sz w:val="18"/>
-                <w:szCs w:val="18"/>
-              </w:rPr>
-              <w:t xml:space="preserve">Stage 3: instead of dropping near-dups, send one canonical representative plus a synthetic [Sources.csv1|csv2|csv3] element so the LLM knows the entity is multi-sourced. More work, more useful</w:t>
+            <w:shd w:fill="F2F2F2" w:val="clear"/>
+            <w:tcMar>
+              <w:top w:type="dxa" w:w="80"/>
+              <w:left w:type="dxa" w:w="120"/>
+              <w:bottom w:type="dxa" w:w="80"/>
+              <w:right w:type="dxa" w:w="120"/>
+            </w:tcMar>
+          </w:tcPr>
+          <w:p>
+            <w:pPr>
+              <w:spacing w:after="0" w:before="0" w:line="260"/>
+            </w:pPr>
+            <w:r>
+              <w:rPr>
+                <w:rFonts w:ascii="Calibri" w:cs="Calibri" w:eastAsia="Calibri" w:hAnsi="Calibri"/>
+                <w:b w:val="false"/>
+                <w:bCs w:val="false"/>
+                <w:color w:val="1A1A1A"/>
+                <w:sz w:val="19"/>
+                <w:szCs w:val="19"/>
+              </w:rPr>
+              <w:t xml:space="preserve">Instead of dropping near-dups, send one canonical representative plus a synthetic [Sources.csv1|csv2] element so the LLM knows the entity is multi-sourced.</w:t>
             </w:r>
           </w:p>
         </w:tc>
@@ -3060,8 +5398,22 @@
     <w:p>
       <w:pPr>
         <w:pStyle w:val="Heading1"/>
-        <w:spacing w:after="140" w:before="280"/>
-      </w:pPr>
+        <w:pBdr>
+          <w:bottom w:val="single" w:color="1F3864" w:sz="8" w:space="4"/>
+        </w:pBdr>
+        <w:spacing w:after="160" w:before="360" w:line="320"/>
+      </w:pPr>
+      <w:r>
+        <w:rPr>
+          <w:rFonts w:ascii="Calibri" w:cs="Calibri" w:eastAsia="Calibri" w:hAnsi="Calibri"/>
+          <w:b/>
+          <w:bCs/>
+          <w:color w:val="C09853"/>
+          <w:sz w:val="32"/>
+          <w:szCs w:val="32"/>
+        </w:rPr>
+        <w:t xml:space="preserve">§7.  </w:t>
+      </w:r>
       <w:r>
         <w:rPr>
           <w:rFonts w:ascii="Calibri" w:cs="Calibri" w:eastAsia="Calibri" w:hAnsi="Calibri"/>
@@ -3071,7 +5423,7 @@
           <w:sz w:val="32"/>
           <w:szCs w:val="32"/>
         </w:rPr>
-        <w:t xml:space="preserve">7. Provenance</w:t>
+        <w:t xml:space="preserve">Provenance</w:t>
       </w:r>
     </w:p>
     <w:tbl>
@@ -3091,6 +5443,9 @@
         <w:gridCol w:w="5960"/>
       </w:tblGrid>
       <w:tr>
+        <w:trPr>
+          <w:tblHeader/>
+        </w:trPr>
         <w:tc>
           <w:tcPr>
             <w:tcW w:type="dxa" w:w="3400"/>
@@ -3102,21 +5457,24 @@
             </w:tcBorders>
             <w:shd w:fill="F2F2F2" w:val="clear"/>
             <w:tcMar>
-              <w:top w:type="dxa" w:w="60"/>
-              <w:left w:type="dxa" w:w="100"/>
-              <w:bottom w:type="dxa" w:w="60"/>
-              <w:right w:type="dxa" w:w="100"/>
-            </w:tcMar>
-          </w:tcPr>
-          <w:p>
+              <w:top w:type="dxa" w:w="80"/>
+              <w:left w:type="dxa" w:w="120"/>
+              <w:bottom w:type="dxa" w:w="80"/>
+              <w:right w:type="dxa" w:w="120"/>
+            </w:tcMar>
+          </w:tcPr>
+          <w:p>
+            <w:pPr>
+              <w:spacing w:after="0" w:before="0" w:line="260"/>
+            </w:pPr>
             <w:r>
               <w:rPr>
                 <w:rFonts w:ascii="Calibri" w:cs="Calibri" w:eastAsia="Calibri" w:hAnsi="Calibri"/>
                 <w:b/>
                 <w:bCs/>
-                <w:color w:val="000000"/>
-                <w:sz w:val="18"/>
-                <w:szCs w:val="18"/>
+                <w:color w:val="1A1A1A"/>
+                <w:sz w:val="19"/>
+                <w:szCs w:val="19"/>
               </w:rPr>
               <w:t xml:space="preserve">File</w:t>
             </w:r>
@@ -3133,21 +5491,24 @@
             </w:tcBorders>
             <w:shd w:fill="F2F2F2" w:val="clear"/>
             <w:tcMar>
-              <w:top w:type="dxa" w:w="60"/>
-              <w:left w:type="dxa" w:w="100"/>
-              <w:bottom w:type="dxa" w:w="60"/>
-              <w:right w:type="dxa" w:w="100"/>
-            </w:tcMar>
-          </w:tcPr>
-          <w:p>
+              <w:top w:type="dxa" w:w="80"/>
+              <w:left w:type="dxa" w:w="120"/>
+              <w:bottom w:type="dxa" w:w="80"/>
+              <w:right w:type="dxa" w:w="120"/>
+            </w:tcMar>
+          </w:tcPr>
+          <w:p>
+            <w:pPr>
+              <w:spacing w:after="0" w:before="0" w:line="260"/>
+            </w:pPr>
             <w:r>
               <w:rPr>
                 <w:rFonts w:ascii="Calibri" w:cs="Calibri" w:eastAsia="Calibri" w:hAnsi="Calibri"/>
                 <w:b/>
                 <w:bCs/>
-                <w:color w:val="000000"/>
-                <w:sz w:val="18"/>
-                <w:szCs w:val="18"/>
+                <w:color w:val="1A1A1A"/>
+                <w:sz w:val="19"/>
+                <w:szCs w:val="19"/>
               </w:rPr>
               <w:t xml:space="preserve">Contribution</w:t>
             </w:r>
@@ -3165,21 +5526,24 @@
               <w:right w:val="single" w:color="BFBFBF" w:sz="4"/>
             </w:tcBorders>
             <w:tcMar>
-              <w:top w:type="dxa" w:w="60"/>
-              <w:left w:type="dxa" w:w="100"/>
-              <w:bottom w:type="dxa" w:w="60"/>
-              <w:right w:type="dxa" w:w="100"/>
-            </w:tcMar>
-          </w:tcPr>
-          <w:p>
-            <w:r>
-              <w:rPr>
-                <w:rFonts w:ascii="Consolas" w:cs="Consolas" w:eastAsia="Consolas" w:hAnsi="Consolas"/>
-                <w:b w:val="false"/>
-                <w:bCs w:val="false"/>
-                <w:color w:val="000000"/>
-                <w:sz w:val="18"/>
-                <w:szCs w:val="18"/>
+              <w:top w:type="dxa" w:w="80"/>
+              <w:left w:type="dxa" w:w="120"/>
+              <w:bottom w:type="dxa" w:w="80"/>
+              <w:right w:type="dxa" w:w="120"/>
+            </w:tcMar>
+          </w:tcPr>
+          <w:p>
+            <w:pPr>
+              <w:spacing w:after="0" w:before="0" w:line="260"/>
+            </w:pPr>
+            <w:r>
+              <w:rPr>
+                <w:rFonts w:ascii="Consolas" w:cs="Consolas" w:eastAsia="Consolas" w:hAnsi="Consolas"/>
+                <w:b w:val="false"/>
+                <w:bCs w:val="false"/>
+                <w:color w:val="1A1A1A"/>
+                <w:sz w:val="19"/>
+                <w:szCs w:val="19"/>
               </w:rPr>
               <w:t xml:space="preserve">lib/aio-math.ts</w:t>
             </w:r>
@@ -3195,21 +5559,24 @@
               <w:right w:val="single" w:color="BFBFBF" w:sz="4"/>
             </w:tcBorders>
             <w:tcMar>
-              <w:top w:type="dxa" w:w="60"/>
-              <w:left w:type="dxa" w:w="100"/>
-              <w:bottom w:type="dxa" w:w="60"/>
-              <w:right w:type="dxa" w:w="100"/>
-            </w:tcMar>
-          </w:tcPr>
-          <w:p>
-            <w:r>
-              <w:rPr>
-                <w:rFonts w:ascii="Calibri" w:cs="Calibri" w:eastAsia="Calibri" w:hAnsi="Calibri"/>
-                <w:b w:val="false"/>
-                <w:bCs w:val="false"/>
-                <w:color w:val="000000"/>
-                <w:sz w:val="18"/>
-                <w:szCs w:val="18"/>
+              <w:top w:type="dxa" w:w="80"/>
+              <w:left w:type="dxa" w:w="120"/>
+              <w:bottom w:type="dxa" w:w="80"/>
+              <w:right w:type="dxa" w:w="120"/>
+            </w:tcMar>
+          </w:tcPr>
+          <w:p>
+            <w:pPr>
+              <w:spacing w:after="0" w:before="0" w:line="260"/>
+            </w:pPr>
+            <w:r>
+              <w:rPr>
+                <w:rFonts w:ascii="Calibri" w:cs="Calibri" w:eastAsia="Calibri" w:hAnsi="Calibri"/>
+                <w:b w:val="false"/>
+                <w:bCs w:val="false"/>
+                <w:color w:val="1A1A1A"/>
+                <w:sz w:val="19"/>
+                <w:szCs w:val="19"/>
               </w:rPr>
               <w:t xml:space="preserve">diversifyByCSV, dedupByJaccard, aioElementSet, jaccardOf, integration in assembleBundle</w:t>
             </w:r>
@@ -3226,22 +5593,26 @@
               <w:bottom w:val="single" w:color="BFBFBF" w:sz="4"/>
               <w:right w:val="single" w:color="BFBFBF" w:sz="4"/>
             </w:tcBorders>
-            <w:tcMar>
-              <w:top w:type="dxa" w:w="60"/>
-              <w:left w:type="dxa" w:w="100"/>
-              <w:bottom w:type="dxa" w:w="60"/>
-              <w:right w:type="dxa" w:w="100"/>
-            </w:tcMar>
-          </w:tcPr>
-          <w:p>
-            <w:r>
-              <w:rPr>
-                <w:rFonts w:ascii="Consolas" w:cs="Consolas" w:eastAsia="Consolas" w:hAnsi="Consolas"/>
-                <w:b w:val="false"/>
-                <w:bCs w:val="false"/>
-                <w:color w:val="000000"/>
-                <w:sz w:val="18"/>
-                <w:szCs w:val="18"/>
+            <w:shd w:fill="F2F2F2" w:val="clear"/>
+            <w:tcMar>
+              <w:top w:type="dxa" w:w="80"/>
+              <w:left w:type="dxa" w:w="120"/>
+              <w:bottom w:type="dxa" w:w="80"/>
+              <w:right w:type="dxa" w:w="120"/>
+            </w:tcMar>
+          </w:tcPr>
+          <w:p>
+            <w:pPr>
+              <w:spacing w:after="0" w:before="0" w:line="260"/>
+            </w:pPr>
+            <w:r>
+              <w:rPr>
+                <w:rFonts w:ascii="Consolas" w:cs="Consolas" w:eastAsia="Consolas" w:hAnsi="Consolas"/>
+                <w:b w:val="false"/>
+                <w:bCs w:val="false"/>
+                <w:color w:val="1A1A1A"/>
+                <w:sz w:val="19"/>
+                <w:szCs w:val="19"/>
               </w:rPr>
               <w:t xml:space="preserve">api/search_helpers.py</w:t>
             </w:r>
@@ -3256,22 +5627,26 @@
               <w:bottom w:val="single" w:color="BFBFBF" w:sz="4"/>
               <w:right w:val="single" w:color="BFBFBF" w:sz="4"/>
             </w:tcBorders>
-            <w:tcMar>
-              <w:top w:type="dxa" w:w="60"/>
-              <w:left w:type="dxa" w:w="100"/>
-              <w:bottom w:type="dxa" w:w="60"/>
-              <w:right w:type="dxa" w:w="100"/>
-            </w:tcMar>
-          </w:tcPr>
-          <w:p>
-            <w:r>
-              <w:rPr>
-                <w:rFonts w:ascii="Calibri" w:cs="Calibri" w:eastAsia="Calibri" w:hAnsi="Calibri"/>
-                <w:b w:val="false"/>
-                <w:bCs w:val="false"/>
-                <w:color w:val="000000"/>
-                <w:sz w:val="18"/>
-                <w:szCs w:val="18"/>
+            <w:shd w:fill="F2F2F2" w:val="clear"/>
+            <w:tcMar>
+              <w:top w:type="dxa" w:w="80"/>
+              <w:left w:type="dxa" w:w="120"/>
+              <w:bottom w:type="dxa" w:w="80"/>
+              <w:right w:type="dxa" w:w="120"/>
+            </w:tcMar>
+          </w:tcPr>
+          <w:p>
+            <w:pPr>
+              <w:spacing w:after="0" w:before="0" w:line="260"/>
+            </w:pPr>
+            <w:r>
+              <w:rPr>
+                <w:rFonts w:ascii="Calibri" w:cs="Calibri" w:eastAsia="Calibri" w:hAnsi="Calibri"/>
+                <w:b w:val="false"/>
+                <w:bCs w:val="false"/>
+                <w:color w:val="1A1A1A"/>
+                <w:sz w:val="19"/>
+                <w:szCs w:val="19"/>
               </w:rPr>
               <w:t xml:space="preserve">diversify_by_csv (Python mirror); _csv_of_record regex</w:t>
             </w:r>
@@ -3289,21 +5664,24 @@
               <w:right w:val="single" w:color="BFBFBF" w:sz="4"/>
             </w:tcBorders>
             <w:tcMar>
-              <w:top w:type="dxa" w:w="60"/>
-              <w:left w:type="dxa" w:w="100"/>
-              <w:bottom w:type="dxa" w:w="60"/>
-              <w:right w:type="dxa" w:w="100"/>
-            </w:tcMar>
-          </w:tcPr>
-          <w:p>
-            <w:r>
-              <w:rPr>
-                <w:rFonts w:ascii="Consolas" w:cs="Consolas" w:eastAsia="Consolas" w:hAnsi="Consolas"/>
-                <w:b w:val="false"/>
-                <w:bCs w:val="false"/>
-                <w:color w:val="000000"/>
-                <w:sz w:val="18"/>
-                <w:szCs w:val="18"/>
+              <w:top w:type="dxa" w:w="80"/>
+              <w:left w:type="dxa" w:w="120"/>
+              <w:bottom w:type="dxa" w:w="80"/>
+              <w:right w:type="dxa" w:w="120"/>
+            </w:tcMar>
+          </w:tcPr>
+          <w:p>
+            <w:pPr>
+              <w:spacing w:after="0" w:before="0" w:line="260"/>
+            </w:pPr>
+            <w:r>
+              <w:rPr>
+                <w:rFonts w:ascii="Consolas" w:cs="Consolas" w:eastAsia="Consolas" w:hAnsi="Consolas"/>
+                <w:b w:val="false"/>
+                <w:bCs w:val="false"/>
+                <w:color w:val="1A1A1A"/>
+                <w:sz w:val="19"/>
+                <w:szCs w:val="19"/>
               </w:rPr>
               <w:t xml:space="preserve">api/routes/chat.py</w:t>
             </w:r>
@@ -3319,21 +5697,24 @@
               <w:right w:val="single" w:color="BFBFBF" w:sz="4"/>
             </w:tcBorders>
             <w:tcMar>
-              <w:top w:type="dxa" w:w="60"/>
-              <w:left w:type="dxa" w:w="100"/>
-              <w:bottom w:type="dxa" w:w="60"/>
-              <w:right w:type="dxa" w:w="100"/>
-            </w:tcMar>
-          </w:tcPr>
-          <w:p>
-            <w:r>
-              <w:rPr>
-                <w:rFonts w:ascii="Calibri" w:cs="Calibri" w:eastAsia="Calibri" w:hAnsi="Calibri"/>
-                <w:b w:val="false"/>
-                <w:bCs w:val="false"/>
-                <w:color w:val="000000"/>
-                <w:sz w:val="18"/>
-                <w:szCs w:val="18"/>
+              <w:top w:type="dxa" w:w="80"/>
+              <w:left w:type="dxa" w:w="120"/>
+              <w:bottom w:type="dxa" w:w="80"/>
+              <w:right w:type="dxa" w:w="120"/>
+            </w:tcMar>
+          </w:tcPr>
+          <w:p>
+            <w:pPr>
+              <w:spacing w:after="0" w:before="0" w:line="260"/>
+            </w:pPr>
+            <w:r>
+              <w:rPr>
+                <w:rFonts w:ascii="Calibri" w:cs="Calibri" w:eastAsia="Calibri" w:hAnsi="Calibri"/>
+                <w:b w:val="false"/>
+                <w:bCs w:val="false"/>
+                <w:color w:val="1A1A1A"/>
+                <w:sz w:val="19"/>
+                <w:szCs w:val="19"/>
               </w:rPr>
               <w:t xml:space="preserve">Wires diversify_by_csv into Live Search's context_section assembly + shipped_records</w:t>
             </w:r>
@@ -3343,7 +5724,7 @@
     </w:tbl>
     <w:p>
       <w:pPr>
-        <w:spacing w:after="60" w:before="60"/>
+        <w:spacing w:after="60" w:before="60" w:line="280"/>
         <w:jc w:val="left"/>
       </w:pPr>
       <w:r>
@@ -3353,16 +5734,27 @@
           <w:bCs w:val="false"/>
           <w:i w:val="false"/>
           <w:iCs w:val="false"/>
-          <w:color w:val="000000"/>
-          <w:sz w:val="20"/>
-          <w:szCs w:val="20"/>
+          <w:color w:val="1A1A1A"/>
+          <w:sz w:val="21"/>
+          <w:szCs w:val="21"/>
         </w:rPr>
         <w:t xml:space="preserve"/>
       </w:r>
     </w:p>
     <w:p>
       <w:pPr>
-        <w:spacing w:after="60" w:before="320"/>
+        <w:pBdr>
+          <w:top w:val="single" w:color="C09853" w:sz="8" w:space="1"/>
+        </w:pBdr>
+        <w:spacing w:after="80" w:before="320"/>
+      </w:pPr>
+      <w:r>
+        <w:t xml:space="preserve"/>
+      </w:r>
+    </w:p>
+    <w:p>
+      <w:pPr>
+        <w:spacing w:after="60" w:before="60" w:line="280"/>
         <w:jc w:val="center"/>
       </w:pPr>
       <w:r>
@@ -3381,7 +5773,7 @@
     </w:p>
     <w:p>
       <w:pPr>
-        <w:spacing w:after="60" w:before="60"/>
+        <w:spacing w:after="0" w:before="60" w:line="280"/>
         <w:jc w:val="center"/>
       </w:pPr>
       <w:r>
@@ -3395,13 +5787,16 @@
           <w:sz w:val="16"/>
           <w:szCs w:val="16"/>
         </w:rPr>
-        <w:t xml:space="preserve">Generated 2026-04-29T16:42:01.932Z · Information Physics V4.5</w:t>
+        <w:t xml:space="preserve">InformationPhysics.ai, LLC  ·  V4.5  ·  April 2026</w:t>
       </w:r>
     </w:p>
     <w:sectPr>
+      <w:headerReference w:type="default" r:id="rId7"/>
+      <w:footerReference w:type="default" r:id="rId8"/>
       <w:pgSz w:w="12240" w:h="15840" w:orient="portrait"/>
-      <w:pgMar w:top="1080" w:right="1080" w:bottom="1080" w:left="1080" w:header="708" w:footer="708" w:gutter="0"/>
+      <w:pgMar w:top="1180" w:right="1320" w:bottom="1180" w:left="1320" w:header="720" w:footer="720" w:gutter="0"/>
       <w:pgNumType/>
+      <w:titlePg w:val="false"/>
       <w:docGrid w:linePitch="360"/>
     </w:sectPr>
   </w:body>
@@ -3449,6 +5844,80 @@
 </w:endnotes>
 </file>
 
+<file path=word/footer1.xml><?xml version="1.0" encoding="utf-8"?>
+<w:ftr xmlns:wpc="http://schemas.microsoft.com/office/word/2010/wordprocessingCanvas" xmlns:mc="http://schemas.openxmlformats.org/markup-compatibility/2006" xmlns:o="urn:schemas-microsoft-com:office:office" xmlns:r="http://schemas.openxmlformats.org/officeDocument/2006/relationships" xmlns:m="http://schemas.openxmlformats.org/officeDocument/2006/math" xmlns:v="urn:schemas-microsoft-com:vml" xmlns:wp14="http://schemas.microsoft.com/office/word/2010/wordprocessingDrawing" xmlns:wp="http://schemas.openxmlformats.org/drawingml/2006/wordprocessingDrawing" xmlns:w10="urn:schemas-microsoft-com:office:word" xmlns:w="http://schemas.openxmlformats.org/wordprocessingml/2006/main" xmlns:w14="http://schemas.microsoft.com/office/word/2010/wordml" xmlns:w15="http://schemas.microsoft.com/office/word/2012/wordml" xmlns:wpg="http://schemas.microsoft.com/office/word/2010/wordprocessingGroup" xmlns:wpi="http://schemas.microsoft.com/office/word/2010/wordprocessingInk" xmlns:wne="http://schemas.microsoft.com/office/word/2006/wordml" xmlns:wps="http://schemas.microsoft.com/office/word/2010/wordprocessingShape">
+  <w:p>
+    <w:pPr>
+      <w:pBdr>
+        <w:top w:val="single" w:color="C09853" w:sz="6" w:space="1"/>
+      </w:pBdr>
+      <w:tabs>
+        <w:tab w:val="right" w:pos="9360"/>
+      </w:tabs>
+      <w:spacing w:after="0" w:before="0"/>
+    </w:pPr>
+    <w:r>
+      <w:rPr>
+        <w:rFonts w:ascii="Calibri" w:cs="Calibri" w:eastAsia="Calibri" w:hAnsi="Calibri"/>
+        <w:color w:val="808080"/>
+        <w:sz w:val="16"/>
+        <w:szCs w:val="16"/>
+      </w:rPr>
+      <w:t xml:space="preserve">InformationPhysics.ai, LLC</w:t>
+    </w:r>
+    <w:r>
+      <w:rPr>
+        <w:sz w:val="16"/>
+        <w:szCs w:val="16"/>
+      </w:rPr>
+      <w:t xml:space="preserve">	</w:t>
+    </w:r>
+    <w:r>
+      <w:rPr>
+        <w:rFonts w:ascii="Calibri" w:cs="Calibri" w:eastAsia="Calibri" w:hAnsi="Calibri"/>
+        <w:color w:val="808080"/>
+        <w:sz w:val="16"/>
+        <w:szCs w:val="16"/>
+      </w:rPr>
+      <w:t xml:space="preserve">Page </w:t>
+    </w:r>
+    <w:r>
+      <w:rPr>
+        <w:rFonts w:ascii="Calibri" w:cs="Calibri" w:eastAsia="Calibri" w:hAnsi="Calibri"/>
+        <w:color w:val="808080"/>
+        <w:sz w:val="16"/>
+        <w:szCs w:val="16"/>
+      </w:rPr>
+      <w:fldChar w:fldCharType="begin"/>
+      <w:instrText xml:space="preserve">PAGE</w:instrText>
+      <w:fldChar w:fldCharType="separate"/>
+      <w:fldChar w:fldCharType="end"/>
+    </w:r>
+    <w:r>
+      <w:rPr>
+        <w:rFonts w:ascii="Calibri" w:cs="Calibri" w:eastAsia="Calibri" w:hAnsi="Calibri"/>
+        <w:color w:val="808080"/>
+        <w:sz w:val="16"/>
+        <w:szCs w:val="16"/>
+      </w:rPr>
+      <w:t xml:space="preserve"> of </w:t>
+    </w:r>
+    <w:r>
+      <w:rPr>
+        <w:rFonts w:ascii="Calibri" w:cs="Calibri" w:eastAsia="Calibri" w:hAnsi="Calibri"/>
+        <w:color w:val="808080"/>
+        <w:sz w:val="16"/>
+        <w:szCs w:val="16"/>
+      </w:rPr>
+      <w:fldChar w:fldCharType="begin"/>
+      <w:instrText xml:space="preserve">NUMPAGES</w:instrText>
+      <w:fldChar w:fldCharType="separate"/>
+      <w:fldChar w:fldCharType="end"/>
+    </w:r>
+  </w:p>
+</w:ftr>
+</file>
+
 <file path=word/footnotes.xml><?xml version="1.0" encoding="utf-8"?>
 <w:footnotes xmlns:wpc="http://schemas.microsoft.com/office/word/2010/wordprocessingCanvas" xmlns:mc="http://schemas.openxmlformats.org/markup-compatibility/2006" xmlns:o="urn:schemas-microsoft-com:office:office" xmlns:r="http://schemas.openxmlformats.org/officeDocument/2006/relationships" xmlns:m="http://schemas.openxmlformats.org/officeDocument/2006/math" xmlns:v="urn:schemas-microsoft-com:vml" xmlns:wp14="http://schemas.microsoft.com/office/word/2010/wordprocessingDrawing" xmlns:wp="http://schemas.openxmlformats.org/drawingml/2006/wordprocessingDrawing" xmlns:w10="urn:schemas-microsoft-com:office:word" xmlns:w="http://schemas.openxmlformats.org/wordprocessingml/2006/main" xmlns:w14="http://schemas.microsoft.com/office/word/2010/wordml" xmlns:w15="http://schemas.microsoft.com/office/word/2012/wordml" xmlns:wpg="http://schemas.microsoft.com/office/word/2010/wordprocessingGroup" xmlns:wpi="http://schemas.microsoft.com/office/word/2010/wordprocessingInk" xmlns:wne="http://schemas.microsoft.com/office/word/2006/wordml" xmlns:wps="http://schemas.microsoft.com/office/word/2010/wordprocessingShape" mc:Ignorable="w14 w15 wp14">
   <w:footnote w:type="separator" w:id="-1">
@@ -3484,6 +5953,70 @@
     </w:p>
   </w:footnote>
 </w:footnotes>
+</file>
+
+<file path=word/header1.xml><?xml version="1.0" encoding="utf-8"?>
+<w:hdr xmlns:wpc="http://schemas.microsoft.com/office/word/2010/wordprocessingCanvas" xmlns:mc="http://schemas.openxmlformats.org/markup-compatibility/2006" xmlns:o="urn:schemas-microsoft-com:office:office" xmlns:r="http://schemas.openxmlformats.org/officeDocument/2006/relationships" xmlns:m="http://schemas.openxmlformats.org/officeDocument/2006/math" xmlns:v="urn:schemas-microsoft-com:vml" xmlns:wp14="http://schemas.microsoft.com/office/word/2010/wordprocessingDrawing" xmlns:wp="http://schemas.openxmlformats.org/drawingml/2006/wordprocessingDrawing" xmlns:w10="urn:schemas-microsoft-com:office:word" xmlns:w="http://schemas.openxmlformats.org/wordprocessingml/2006/main" xmlns:w14="http://schemas.microsoft.com/office/word/2010/wordml" xmlns:w15="http://schemas.microsoft.com/office/word/2012/wordml" xmlns:wpg="http://schemas.microsoft.com/office/word/2010/wordprocessingGroup" xmlns:wpi="http://schemas.microsoft.com/office/word/2010/wordprocessingInk" xmlns:wne="http://schemas.microsoft.com/office/word/2006/wordml" xmlns:wps="http://schemas.microsoft.com/office/word/2010/wordprocessingShape" xmlns:cx="http://schemas.microsoft.com/office/drawing/2014/chartex" xmlns:cx1="http://schemas.microsoft.com/office/drawing/2015/9/8/chartex" xmlns:cx2="http://schemas.microsoft.com/office/drawing/2015/10/21/chartex" xmlns:cx3="http://schemas.microsoft.com/office/drawing/2016/5/9/chartex" xmlns:cx4="http://schemas.microsoft.com/office/drawing/2016/5/10/chartex" xmlns:cx5="http://schemas.microsoft.com/office/drawing/2016/5/11/chartex" xmlns:cx6="http://schemas.microsoft.com/office/drawing/2016/5/12/chartex" xmlns:cx7="http://schemas.microsoft.com/office/drawing/2016/5/13/chartex" xmlns:cx8="http://schemas.microsoft.com/office/drawing/2016/5/14/chartex" xmlns:w16cid="http://schemas.microsoft.com/office/word/2016/wordml/cid" xmlns:w16se="http://schemas.microsoft.com/office/word/2015/wordml/symex">
+  <w:p>
+    <w:pPr>
+      <w:pBdr>
+        <w:bottom w:val="single" w:color="C09853" w:sz="6" w:space="1"/>
+      </w:pBdr>
+      <w:tabs>
+        <w:tab w:val="right" w:pos="9360"/>
+      </w:tabs>
+      <w:spacing w:after="0" w:before="0"/>
+    </w:pPr>
+    <w:r>
+      <w:rPr>
+        <w:rFonts w:ascii="Calibri" w:cs="Calibri" w:eastAsia="Calibri" w:hAnsi="Calibri"/>
+        <w:b/>
+        <w:bCs/>
+        <w:color w:val="1F3864"/>
+        <w:sz w:val="17"/>
+        <w:szCs w:val="17"/>
+      </w:rPr>
+      <w:t xml:space="preserve">InformationPhysics.ai</w:t>
+    </w:r>
+    <w:r>
+      <w:rPr>
+        <w:color w:val="808080"/>
+        <w:sz w:val="17"/>
+        <w:szCs w:val="17"/>
+      </w:rPr>
+      <w:t xml:space="preserve">  ·  </w:t>
+    </w:r>
+    <w:r>
+      <w:rPr>
+        <w:rFonts w:ascii="Calibri" w:cs="Calibri" w:eastAsia="Calibri" w:hAnsi="Calibri"/>
+        <w:i/>
+        <w:iCs/>
+        <w:color w:val="2E5090"/>
+        <w:sz w:val="17"/>
+        <w:szCs w:val="17"/>
+      </w:rPr>
+      <w:t xml:space="preserve">Substrate Diversity &amp; Dedup</w:t>
+    </w:r>
+    <w:r>
+      <w:rPr>
+        <w:sz w:val="17"/>
+        <w:szCs w:val="17"/>
+      </w:rPr>
+      <w:t xml:space="preserve">	</w:t>
+    </w:r>
+    <w:r>
+      <w:rPr>
+        <w:rFonts w:ascii="Calibri" w:cs="Calibri" w:eastAsia="Calibri" w:hAnsi="Calibri"/>
+        <w:b/>
+        <w:bCs/>
+        <w:color w:val="C09853"/>
+        <w:sz w:val="17"/>
+        <w:szCs w:val="17"/>
+      </w:rPr>
+      <w:t xml:space="preserve">V4.5  ·  CONFIDENTIAL</w:t>
+    </w:r>
+  </w:p>
+</w:hdr>
 </file>
 
 <file path=word/numbering.xml><?xml version="1.0" encoding="utf-8"?>
@@ -3587,8 +6120,9 @@
     <w:rPrDefault>
       <w:rPr>
         <w:rFonts w:ascii="Calibri" w:cs="Calibri" w:eastAsia="Calibri" w:hAnsi="Calibri"/>
-        <w:sz w:val="20"/>
-        <w:szCs w:val="20"/>
+        <w:color w:val="1A1A1A"/>
+        <w:sz w:val="21"/>
+        <w:szCs w:val="21"/>
       </w:rPr>
     </w:rPrDefault>
     <w:pPrDefault/>
@@ -3770,7 +6304,7 @@
     <w:next w:val="Normal"/>
     <w:qFormat/>
     <w:pPr>
-      <w:spacing w:after="140" w:before="280"/>
+      <w:spacing w:after="160" w:before="360" w:line="320"/>
       <w:outlineLvl w:val="0"/>
     </w:pPr>
     <w:rPr>
@@ -3788,7 +6322,7 @@
     <w:next w:val="Normal"/>
     <w:qFormat/>
     <w:pPr>
-      <w:spacing w:after="100" w:before="220"/>
+      <w:spacing w:after="100" w:before="240" w:line="300"/>
       <w:outlineLvl w:val="1"/>
     </w:pPr>
     <w:rPr>
@@ -3806,13 +6340,15 @@
     <w:next w:val="Normal"/>
     <w:qFormat/>
     <w:pPr>
-      <w:spacing w:after="80" w:before="160"/>
+      <w:spacing w:after="80" w:before="180" w:line="280"/>
       <w:outlineLvl w:val="2"/>
     </w:pPr>
     <w:rPr>
       <w:rFonts w:ascii="Calibri" w:cs="Calibri" w:eastAsia="Calibri" w:hAnsi="Calibri"/>
       <w:b/>
       <w:bCs/>
+      <w:i/>
+      <w:iCs/>
       <w:color w:val="2E5090"/>
       <w:sz w:val="22"/>
       <w:szCs w:val="22"/>

--- a/public/docs/Diversity_Dedup_Technote_V45.docx
+++ b/public/docs/Diversity_Dedup_Technote_V45.docx
@@ -1,5 +1,5 @@
 
-<file path=word/document.xml><?xml version="1.0" encoding="UTF-8" standalone="yes"?><w:document mc:Ignorable="w14 w15 wp14" xmlns:wpc="http://schemas.microsoft.com/office/word/2010/wordprocessingCanvas" xmlns:mc="http://schemas.openxmlformats.org/markup-compatibility/2006" xmlns:o="urn:schemas-microsoft-com:office:office" xmlns:r="http://schemas.openxmlformats.org/officeDocument/2006/relationships" xmlns:m="http://schemas.openxmlformats.org/officeDocument/2006/math" xmlns:v="urn:schemas-microsoft-com:vml" xmlns:wp14="http://schemas.microsoft.com/office/word/2010/wordprocessingDrawing" xmlns:wp="http://schemas.openxmlformats.org/drawingml/2006/wordprocessingDrawing" xmlns:w10="urn:schemas-microsoft-com:office:word" xmlns:w="http://schemas.openxmlformats.org/wordprocessingml/2006/main" xmlns:w14="http://schemas.microsoft.com/office/word/2010/wordml" xmlns:w15="http://schemas.microsoft.com/office/word/2012/wordml" xmlns:wpg="http://schemas.microsoft.com/office/word/2010/wordprocessingGroup" xmlns:wpi="http://schemas.microsoft.com/office/word/2010/wordprocessingInk" xmlns:wne="http://schemas.microsoft.com/office/word/2006/wordml" xmlns:wps="http://schemas.microsoft.com/office/word/2010/wordprocessingShape" xmlns:cx="http://schemas.microsoft.com/office/drawing/2014/chartex" xmlns:cx1="http://schemas.microsoft.com/office/drawing/2015/9/8/chartex" xmlns:cx2="http://schemas.microsoft.com/office/drawing/2015/10/21/chartex" xmlns:cx3="http://schemas.microsoft.com/office/drawing/2016/5/9/chartex" xmlns:cx4="http://schemas.microsoft.com/office/drawing/2016/5/10/chartex" xmlns:cx5="http://schemas.microsoft.com/office/drawing/2016/5/11/chartex" xmlns:cx6="http://schemas.microsoft.com/office/drawing/2016/5/12/chartex" xmlns:cx7="http://schemas.microsoft.com/office/drawing/2016/5/13/chartex" xmlns:cx8="http://schemas.microsoft.com/office/drawing/2016/5/14/chartex" xmlns:aink="http://schemas.microsoft.com/office/drawing/2016/ink" xmlns:am3d="http://schemas.microsoft.com/office/drawing/2017/model3d" xmlns:w16cex="http://schemas.microsoft.com/office/word/2018/wordml/cex" xmlns:w16cid="http://schemas.microsoft.com/office/word/2016/wordml/cid" xmlns:w16="http://schemas.microsoft.com/office/word/2018/wordml" xmlns:w16sdtdh="http://schemas.microsoft.com/office/word/2020/wordml/sdtdatahash" xmlns:w16se="http://schemas.microsoft.com/office/word/2015/wordml/symex"><w:body><w:tbl><w:tblPr><w:tblW w:type="dxa" w:w="9600"/><w:tblBorders><w:top w:val="single" w:color="auto" w:sz="4"/><w:left w:val="single" w:color="auto" w:sz="4"/><w:bottom w:val="single" w:color="auto" w:sz="4"/><w:right w:val="single" w:color="auto" w:sz="4"/><w:insideH w:val="single" w:color="auto" w:sz="4"/><w:insideV w:val="single" w:color="auto" w:sz="4"/></w:tblBorders></w:tblPr><w:tblGrid><w:gridCol w:w="9600"/></w:tblGrid><w:tr><w:tc><w:tcPr><w:tcW w:type="dxa" w:w="9600"/><w:tcBorders><w:top w:val="single" w:color="E11D48" w:sz="18"/><w:left w:val="single" w:color="E11D48" w:sz="18"/><w:bottom w:val="single" w:color="E11D48" w:sz="18"/><w:right w:val="single" w:color="E11D48" w:sz="18"/></w:tcBorders><w:shd w:fill="FFF1F2" w:val="clear"/><w:tcMar><w:top w:type="dxa" w:w="160"/><w:left w:type="dxa" w:w="240"/><w:bottom w:type="dxa" w:w="160"/><w:right w:type="dxa" w:w="240"/></w:tcMar></w:tcPr><w:p><w:pPr><w:spacing w:after="80" w:before="0"/></w:pPr><w:r><w:rPr><w:rFonts w:ascii="Calibri" w:cs="Calibri" w:eastAsia="Calibri" w:hAnsi="Calibri"/><w:b/><w:bCs/><w:color w:val="BE123C"/><w:sz w:val="22"/><w:szCs w:val="22"/></w:rPr><w:t xml:space="preserve">⚠  CONFIDENTIAL — TRADE SECRET</w:t></w:r></w:p><w:p><w:pPr><w:spacing w:after="0" w:before="0" w:line="280"/></w:pPr><w:r><w:rPr><w:rFonts w:ascii="Calibri" w:cs="Calibri" w:eastAsia="Calibri" w:hAnsi="Calibri"/><w:color w:val="BE123C"/><w:sz w:val="20"/><w:szCs w:val="20"/></w:rPr><w:t xml:space="preserve">This document describes the internal logic, data structures, and operational behavior of a proprietary subsystem of the Information Physics Demo System. It contains confidential information and trade secrets of InformationPhysics.ai, LLC, including algorithmic detail not present in public-facing materials. Subject to the Transaction-Grade One-Way Non-Disclosure Agreement on file. Unauthorized use, disclosure, or reproduction is strictly prohibited and may result in civil and criminal liability.</w:t></w:r></w:p></w:tc></w:tr></w:tbl><w:p><w:pPr><w:spacing w:after="60" w:before="60" w:line="280"/><w:jc w:val="left"/></w:pPr><w:r><w:rPr><w:rFonts w:ascii="Calibri" w:cs="Calibri" w:eastAsia="Calibri" w:hAnsi="Calibri"/><w:b w:val="false"/><w:bCs w:val="false"/><w:i w:val="false"/><w:iCs w:val="false"/><w:caps w:val="false"/><w:color w:val="0F172A"/><w:sz w:val="21"/><w:szCs w:val="21"/></w:rPr><w:t xml:space="preserve"></w:t></w:r></w:p><w:p><w:pPr><w:spacing w:after="60" w:before="60" w:line="280"/><w:jc w:val="left"/></w:pPr><w:r><w:rPr><w:rFonts w:ascii="Calibri" w:cs="Calibri" w:eastAsia="Calibri" w:hAnsi="Calibri"/><w:b w:val="false"/><w:bCs w:val="false"/><w:i w:val="false"/><w:iCs w:val="false"/><w:caps w:val="false"/><w:color w:val="0F172A"/><w:sz w:val="21"/><w:szCs w:val="21"/></w:rPr><w:t xml:space="preserve"></w:t></w:r></w:p><w:p><w:pPr><w:spacing w:after="160" w:before="60" w:line="280"/><w:jc w:val="center"/></w:pPr><w:r><w:rPr><w:rFonts w:ascii="Calibri" w:cs="Calibri" w:eastAsia="Calibri" w:hAnsi="Calibri"/><w:b w:val="false"/><w:bCs w:val="false"/><w:i w:val="false"/><w:iCs w:val="false"/><w:caps/><w:color w:val="94A3B8"/><w:sz w:val="17"/><w:szCs w:val="17"/></w:rPr><w:t xml:space="preserve">Engineering Reference — Internal / NDA-Restricted</w:t></w:r></w:p><w:p><w:pPr><w:spacing w:after="80" w:before="60" w:line="280"/><w:jc w:val="center"/></w:pPr><w:r><w:rPr><w:rFonts w:ascii="Calibri" w:cs="Calibri" w:eastAsia="Calibri" w:hAnsi="Calibri"/><w:b/><w:bCs/><w:i w:val="false"/><w:iCs w:val="false"/><w:caps w:val="false"/><w:color w:val="0F172A"/><w:sz w:val="36"/><w:szCs w:val="36"/></w:rPr><w:t xml:space="preserve">Substrate Diversity &amp; Dedup</w:t></w:r></w:p><w:p><w:pPr><w:spacing w:after="200" w:before="60" w:line="280"/><w:jc w:val="center"/></w:pPr><w:r><w:rPr><w:rFonts w:ascii="Calibri" w:cs="Calibri" w:eastAsia="Calibri" w:hAnsi="Calibri"/><w:b w:val="false"/><w:bCs w:val="false"/><w:i/><w:iCs/><w:caps w:val="false"/><w:color w:val="475569"/><w:sz w:val="22"/><w:szCs w:val="22"/></w:rPr><w:t xml:space="preserve">Cap-by-CSV diversity and element-set Jaccard dedup at substrate-build time</w:t></w:r></w:p><w:p><w:pPr><w:spacing w:after="40" w:before="60" w:line="280"/><w:jc w:val="center"/></w:pPr><w:r><w:rPr><w:rFonts w:ascii="Calibri" w:cs="Calibri" w:eastAsia="Calibri" w:hAnsi="Calibri"/><w:b/><w:bCs/><w:i w:val="false"/><w:iCs w:val="false"/><w:caps w:val="false"/><w:color w:val="0F172A"/><w:sz w:val="22"/><w:szCs w:val="22"/></w:rPr><w:t xml:space="preserve">Michael Simon Bodner, Ph.D.</w:t></w:r></w:p><w:p><w:pPr><w:spacing w:after="40" w:before="60" w:line="280"/><w:jc w:val="center"/></w:pPr><w:r><w:rPr><w:rFonts w:ascii="Calibri" w:cs="Calibri" w:eastAsia="Calibri" w:hAnsi="Calibri"/><w:b w:val="false"/><w:bCs w:val="false"/><w:i w:val="false"/><w:iCs w:val="false"/><w:caps w:val="false"/><w:color w:val="0F3460"/><w:sz w:val="18"/><w:szCs w:val="18"/></w:rPr><w:t xml:space="preserve">Founder &amp; Chief Scientist, InformationPhysics.ai</w:t></w:r></w:p><w:p><w:pPr><w:spacing w:after="40" w:before="60" w:line="280"/><w:jc w:val="center"/></w:pPr><w:r><w:rPr><w:rFonts w:ascii="Calibri" w:cs="Calibri" w:eastAsia="Calibri" w:hAnsi="Calibri"/><w:b w:val="false"/><w:bCs w:val="false"/><w:i w:val="false"/><w:iCs w:val="false"/><w:caps w:val="false"/><w:color w:val="475569"/><w:sz w:val="18"/><w:szCs w:val="18"/></w:rPr><w:t xml:space="preserve">April 2026 — Software Version V4.5.0</w:t></w:r></w:p><w:p><w:pPr><w:spacing w:after="40" w:before="60" w:line="280"/><w:jc w:val="center"/></w:pPr><w:r><w:rPr><w:rFonts w:ascii="Consolas" w:cs="Consolas" w:eastAsia="Consolas" w:hAnsi="Consolas"/><w:b w:val="false"/><w:bCs w:val="false"/><w:i w:val="false"/><w:iCs w:val="false"/><w:caps w:val="false"/><w:color w:val="475569"/><w:sz w:val="16"/><w:szCs w:val="16"/></w:rPr><w:t xml:space="preserve">lib/aio-math.ts  ·  infophysics_impl_grade/api/search_helpers.py</w:t></w:r></w:p><w:p><w:pPr><w:spacing w:after="240" w:before="60" w:line="280"/><w:jc w:val="center"/></w:pPr><w:r><w:rPr><w:rFonts w:ascii="Calibri" w:cs="Calibri" w:eastAsia="Calibri" w:hAnsi="Calibri"/><w:b w:val="false"/><w:bCs w:val="false"/><w:i w:val="false"/><w:iCs w:val="false"/><w:caps w:val="false"/><w:color w:val="94A3B8"/><w:sz w:val="16"/><w:szCs w:val="16"/></w:rPr><w:t xml:space="preserve">© 2026 InformationPhysics.ai, LLC. All rights reserved.</w:t></w:r></w:p><w:tbl><w:tblPr><w:tblW w:type="dxa" w:w="9600"/><w:tblBorders><w:top w:val="single" w:color="auto" w:sz="4"/><w:left w:val="single" w:color="auto" w:sz="4"/><w:bottom w:val="single" w:color="auto" w:sz="4"/><w:right w:val="single" w:color="auto" w:sz="4"/><w:insideH w:val="single" w:color="auto" w:sz="4"/><w:insideV w:val="single" w:color="auto" w:sz="4"/></w:tblBorders></w:tblPr><w:tblGrid><w:gridCol w:w="9600"/></w:tblGrid><w:tr><w:tc><w:tcPr><w:tcW w:type="dxa" w:w="9600"/><w:tcBorders><w:top w:val="single" w:color="CBD5E1" w:sz="4"/><w:left w:val="single" w:color="CBD5E1" w:sz="4"/><w:bottom w:val="single" w:color="CBD5E1" w:sz="4"/><w:right w:val="single" w:color="CBD5E1" w:sz="4"/></w:tcBorders><w:tcMar><w:top w:type="dxa" w:w="200"/><w:left w:type="dxa" w:w="240"/><w:bottom w:type="dxa" w:w="200"/><w:right w:type="dxa" w:w="240"/></w:tcMar></w:tcPr><w:p><w:pPr><w:spacing w:after="120" w:before="0"/></w:pPr><w:r><w:rPr><w:rFonts w:ascii="Calibri" w:cs="Calibri" w:eastAsia="Calibri" w:hAnsi="Calibri"/><w:b/><w:bCs/><w:color w:val="1F3864"/><w:sz w:val="24"/><w:szCs w:val="24"/></w:rPr><w:t xml:space="preserve">Abstract</w:t></w:r></w:p><w:p><w:pPr><w:spacing w:after="0" w:before="0" w:line="300"/></w:pPr><w:r><w:rPr><w:rFonts w:ascii="Calibri" w:cs="Calibri" w:eastAsia="Calibri" w:hAnsi="Calibri"/><w:color w:val="475569"/><w:sz w:val="21"/><w:szCs w:val="21"/></w:rPr><w:t xml:space="preserve">Documents two substrate-build-time fixes that landed in V4.5 to keep the LLM&apos;s input bundle balanced and non-redundant: cap-by-CSV diversity (replacing a flat top-N cap that let one CSV crowd out the others) and element-set Jaccard dedup (collapsing near-duplicates that survived from cross-CSV reposts of the same entity).</w:t></w:r></w:p></w:tc></w:tr></w:tbl><w:p><w:pPr><w:spacing w:after="60" w:before="60" w:line="280"/><w:jc w:val="left"/></w:pPr><w:r><w:rPr><w:rFonts w:ascii="Calibri" w:cs="Calibri" w:eastAsia="Calibri" w:hAnsi="Calibri"/><w:b w:val="false"/><w:bCs w:val="false"/><w:i w:val="false"/><w:iCs w:val="false"/><w:caps w:val="false"/><w:color w:val="0F172A"/><w:sz w:val="21"/><w:szCs w:val="21"/></w:rPr><w:t xml:space="preserve"></w:t></w:r></w:p><w:p><w:pPr><w:pStyle w:val="Heading1"/><w:pBdr><w:bottom w:val="single" w:color="1F3864" w:sz="6" w:space="4"/></w:pBdr><w:spacing w:after="160" w:before="360" w:line="320"/></w:pPr><w:r><w:rPr><w:rFonts w:ascii="Calibri" w:cs="Calibri" w:eastAsia="Calibri" w:hAnsi="Calibri"/><w:b/><w:bCs/><w:color w:val="1F3864"/><w:sz w:val="28"/><w:szCs w:val="28"/></w:rPr><w:t xml:space="preserve">1.  The Failure Mode</w:t></w:r></w:p><w:p><w:pPr><w:spacing w:after="60" w:before="60" w:line="280"/><w:jc w:val="left"/></w:pPr><w:r><w:rPr><w:rFonts w:ascii="Calibri" w:cs="Calibri" w:eastAsia="Calibri" w:hAnsi="Calibri"/><w:b w:val="false"/><w:bCs w:val="false"/><w:i w:val="false"/><w:iCs w:val="false"/><w:caps w:val="false"/><w:color w:val="0F172A"/><w:sz w:val="21"/><w:szCs w:val="21"/></w:rPr><w:t xml:space="preserve">Pre-V4.5, the substrate cap was a flat &quot;top N AIOs by score&quot; pass. On the demo corpus AIA305 Sample.csv supplies 474 of 589 AIOs (≈80%), and AIA305 rows score consistently high on most queries because they&apos;re long, dense, and contain many cues. Result: the cap filled with AIA305 records and starved the operational CSVs (acc_rfis, acc_issues, acc_submittals, acc_vendors, acc_cost_codes). Multi-CSV joins on a shared key failed silently with &quot;no matching records&quot; — the records existed, they just never reached the LLM.</w:t></w:r></w:p><w:p><w:pPr><w:pStyle w:val="Heading1"/><w:pBdr><w:bottom w:val="single" w:color="1F3864" w:sz="6" w:space="4"/></w:pBdr><w:spacing w:after="160" w:before="360" w:line="320"/></w:pPr><w:r><w:rPr><w:rFonts w:ascii="Calibri" w:cs="Calibri" w:eastAsia="Calibri" w:hAnsi="Calibri"/><w:b/><w:bCs/><w:color w:val="1F3864"/><w:sz w:val="28"/><w:szCs w:val="28"/></w:rPr><w:t xml:space="preserve">2.  Cap-by-CSV Diversity</w:t></w:r></w:p><w:p><w:pPr><w:spacing w:after="60" w:before="60" w:line="280"/><w:jc w:val="left"/></w:pPr><w:r><w:rPr><w:rFonts w:ascii="Calibri" w:cs="Calibri" w:eastAsia="Calibri" w:hAnsi="Calibri"/><w:b w:val="false"/><w:bCs w:val="false"/><w:i w:val="false"/><w:iCs w:val="false"/><w:caps w:val="false"/><w:color w:val="0F172A"/><w:sz w:val="21"/><w:szCs w:val="21"/></w:rPr><w:t xml:space="preserve">The fix has the same end-state token budget but a different distribution rule:</w:t></w:r></w:p><0/><w:p><w:pPr><w:spacing w:after="60" w:before="60" w:line="280"/><w:jc w:val="left"/></w:pPr><w:r><w:rPr><w:rFonts w:ascii="Calibri" w:cs="Calibri" w:eastAsia="Calibri" w:hAnsi="Calibri"/><w:b w:val="false"/><w:bCs w:val="false"/><w:i w:val="false"/><w:iCs w:val="false"/><w:caps w:val="false"/><w:color w:val="0F172A"/><w:sz w:val="21"/><w:szCs w:val="21"/></w:rPr><w:t xml:space="preserve">Mirrored on the frontend Recall path (lib/aio-math.ts diversifyByCSV) and the backend Live path (api/search_helpers.py diversify_by_csv) so both modes produce comparable substrates.</w:t></w:r></w:p><w:tbl><w:tblPr><w:tblW w:type="dxa" w:w="9600"/><w:tblBorders><w:top w:val="single" w:color="auto" w:sz="4"/><w:left w:val="single" w:color="auto" w:sz="4"/><w:bottom w:val="single" w:color="auto" w:sz="4"/><w:right w:val="single" w:color="auto" w:sz="4"/><w:insideH w:val="single" w:color="auto" w:sz="4"/><w:insideV w:val="single" w:color="auto" w:sz="4"/></w:tblBorders></w:tblPr><w:tblGrid><w:gridCol w:w="9600"/></w:tblGrid><w:tr><w:tc><w:tcPr><w:tcW w:type="dxa" w:w="9600"/><w:tcBorders><w:top w:val="none" w:color="FFFFFF" w:sz="0"/><w:left w:val="single" w:color="FB7185" w:sz="18"/><w:bottom w:val="none" w:color="FFFFFF" w:sz="0"/><w:right w:val="none" w:color="FFFFFF" w:sz="0"/></w:tcBorders><w:tcMar><w:top w:type="dxa" w:w="80"/><w:left w:type="dxa" w:w="240"/><w:bottom w:type="dxa" w:w="120"/><w:right w:type="dxa" w:w="100"/></w:tcMar></w:tcPr><w:p><w:pPr><w:spacing w:after="80" w:before="0" w:line="280"/></w:pPr><w:r><w:rPr><w:rFonts w:ascii="Calibri" w:cs="Calibri" w:eastAsia="Calibri" w:hAnsi="Calibri"/><w:b/><w:bCs/><w:color w:val="0F172A"/><w:sz w:val="22"/><w:szCs w:val="22"/></w:rPr><w:t xml:space="preserve">2.1  Worked example</w:t></w:r></w:p><w:p><w:pPr><w:spacing w:after="60" w:before="60" w:line="280"/><w:jc w:val="left"/></w:pPr><w:r><w:rPr><w:rFonts w:ascii="Calibri" w:cs="Calibri" w:eastAsia="Calibri" w:hAnsi="Calibri"/><w:b w:val="false"/><w:bCs w:val="false"/><w:i w:val="false"/><w:iCs w:val="false"/><w:caps w:val="false"/><w:color w:val="0F172A"/><w:sz w:val="21"/><w:szCs w:val="21"/></w:rPr><w:t xml:space="preserve">Query: &quot;Show me the project where Sarah Mitchell is Superintendent and list its open RFIs&quot;. Matched: 18 AIA305 + 4 acc_rfis + 1 acc_employees = 23 AIOs. Cap = 12.</w:t></w:r></w:p><w:tbl><w:tblPr><w:tblW w:type="dxa" w:w="9600"/><w:tblBorders><w:top w:val="single" w:color="auto" w:sz="4"/><w:left w:val="single" w:color="auto" w:sz="4"/><w:bottom w:val="single" w:color="auto" w:sz="4"/><w:right w:val="single" w:color="auto" w:sz="4"/><w:insideH w:val="single" w:color="auto" w:sz="4"/><w:insideV w:val="single" w:color="auto" w:sz="4"/></w:tblBorders></w:tblPr><w:tblGrid><w:gridCol w:w="3000"/><w:gridCol w:w="1500"/><w:gridCol w:w="1500"/><w:gridCol w:w="1800"/><w:gridCol w:w="1800"/></w:tblGrid><w:tr><w:trPr><w:tblHeader/></w:trPr><w:tc><w:tcPr><w:tcW w:type="dxa" w:w="3000"/><w:tcBorders><w:top w:val="single" w:color="CBD5E1" w:sz="4"/><w:left w:val="single" w:color="CBD5E1" w:sz="4"/><w:bottom w:val="single" w:color="CBD5E1" w:sz="4"/><w:right w:val="single" w:color="CBD5E1" w:sz="4"/></w:tcBorders><w:shd w:fill="0F3460" w:val="clear"/><w:tcMar><w:top w:type="dxa" w:w="80"/><w:left w:type="dxa" w:w="120"/><w:bottom w:type="dxa" w:w="80"/><w:right w:type="dxa" w:w="120"/></w:tcMar></w:tcPr><w:p><w:pPr><w:spacing w:after="0" w:before="0" w:line="260"/></w:pPr><w:r><w:rPr><w:rFonts w:ascii="Calibri" w:cs="Calibri" w:eastAsia="Calibri" w:hAnsi="Calibri"/><w:b/><w:bCs/><w:color w:val="FFFFFF"/><w:sz w:val="19"/><w:szCs w:val="19"/></w:rPr><w:t xml:space="preserve">Step</w:t></w:r></w:p></w:tc><w:tc><w:tcPr><w:tcW w:type="dxa" w:w="1500"/><w:tcBorders><w:top w:val="single" w:color="CBD5E1" w:sz="4"/><w:left w:val="single" w:color="CBD5E1" w:sz="4"/><w:bottom w:val="single" w:color="CBD5E1" w:sz="4"/><w:right w:val="single" w:color="CBD5E1" w:sz="4"/></w:tcBorders><w:shd w:fill="0F3460" w:val="clear"/><w:tcMar><w:top w:type="dxa" w:w="80"/><w:left w:type="dxa" w:w="120"/><w:bottom w:type="dxa" w:w="80"/><w:right w:type="dxa" w:w="120"/></w:tcMar></w:tcPr><w:p><w:pPr><w:spacing w:after="0" w:before="0" w:line="260"/></w:pPr><w:r><w:rPr><w:rFonts w:ascii="Calibri" w:cs="Calibri" w:eastAsia="Calibri" w:hAnsi="Calibri"/><w:b/><w:bCs/><w:color w:val="FFFFFF"/><w:sz w:val="19"/><w:szCs w:val="19"/></w:rPr><w:t xml:space="preserve">AIA305</w:t></w:r></w:p></w:tc><w:tc><w:tcPr><w:tcW w:type="dxa" w:w="1500"/><w:tcBorders><w:top w:val="single" w:color="CBD5E1" w:sz="4"/><w:left w:val="single" w:color="CBD5E1" w:sz="4"/><w:bottom w:val="single" w:color="CBD5E1" w:sz="4"/><w:right w:val="single" w:color="CBD5E1" w:sz="4"/></w:tcBorders><w:shd w:fill="0F3460" w:val="clear"/><w:tcMar><w:top w:type="dxa" w:w="80"/><w:left w:type="dxa" w:w="120"/><w:bottom w:type="dxa" w:w="80"/><w:right w:type="dxa" w:w="120"/></w:tcMar></w:tcPr><w:p><w:pPr><w:spacing w:after="0" w:before="0" w:line="260"/></w:pPr><w:r><w:rPr><w:rFonts w:ascii="Calibri" w:cs="Calibri" w:eastAsia="Calibri" w:hAnsi="Calibri"/><w:b/><w:bCs/><w:color w:val="FFFFFF"/><w:sz w:val="19"/><w:szCs w:val="19"/></w:rPr><w:t xml:space="preserve">acc_rfis</w:t></w:r></w:p></w:tc><w:tc><w:tcPr><w:tcW w:type="dxa" w:w="1800"/><w:tcBorders><w:top w:val="single" w:color="CBD5E1" w:sz="4"/><w:left w:val="single" w:color="CBD5E1" w:sz="4"/><w:bottom w:val="single" w:color="CBD5E1" w:sz="4"/><w:right w:val="single" w:color="CBD5E1" w:sz="4"/></w:tcBorders><w:shd w:fill="0F3460" w:val="clear"/><w:tcMar><w:top w:type="dxa" w:w="80"/><w:left w:type="dxa" w:w="120"/><w:bottom w:type="dxa" w:w="80"/><w:right w:type="dxa" w:w="120"/></w:tcMar></w:tcPr><w:p><w:pPr><w:spacing w:after="0" w:before="0" w:line="260"/></w:pPr><w:r><w:rPr><w:rFonts w:ascii="Calibri" w:cs="Calibri" w:eastAsia="Calibri" w:hAnsi="Calibri"/><w:b/><w:bCs/><w:color w:val="FFFFFF"/><w:sz w:val="19"/><w:szCs w:val="19"/></w:rPr><w:t xml:space="preserve">acc_employees</w:t></w:r></w:p></w:tc><w:tc><w:tcPr><w:tcW w:type="dxa" w:w="1800"/><w:tcBorders><w:top w:val="single" w:color="CBD5E1" w:sz="4"/><w:left w:val="single" w:color="CBD5E1" w:sz="4"/><w:bottom w:val="single" w:color="CBD5E1" w:sz="4"/><w:right w:val="single" w:color="CBD5E1" w:sz="4"/></w:tcBorders><w:shd w:fill="0F3460" w:val="clear"/><w:tcMar><w:top w:type="dxa" w:w="80"/><w:left w:type="dxa" w:w="120"/><w:bottom w:type="dxa" w:w="80"/><w:right w:type="dxa" w:w="120"/></w:tcMar></w:tcPr><w:p><w:pPr><w:spacing w:after="0" w:before="0" w:line="260"/></w:pPr><w:r><w:rPr><w:rFonts w:ascii="Calibri" w:cs="Calibri" w:eastAsia="Calibri" w:hAnsi="Calibri"/><w:b/><w:bCs/><w:color w:val="FFFFFF"/><w:sz w:val="19"/><w:szCs w:val="19"/></w:rPr><w:t xml:space="preserve">Total</w:t></w:r></w:p></w:tc></w:tr><w:tr><w:tc><w:tcPr><w:tcW w:type="dxa" w:w="3000"/><w:tcBorders><w:top w:val="single" w:color="CBD5E1" w:sz="4"/><w:left w:val="single" w:color="CBD5E1" w:sz="4"/><w:bottom w:val="single" w:color="CBD5E1" w:sz="4"/><w:right w:val="single" w:color="CBD5E1" w:sz="4"/></w:tcBorders><w:tcMar><w:top w:type="dxa" w:w="80"/><w:left w:type="dxa" w:w="120"/><w:bottom w:type="dxa" w:w="80"/><w:right w:type="dxa" w:w="120"/></w:tcMar></w:tcPr><w:p><w:pPr><w:spacing w:after="0" w:before="0" w:line="260"/></w:pPr><w:r><w:rPr><w:rFonts w:ascii="Calibri" w:cs="Calibri" w:eastAsia="Calibri" w:hAnsi="Calibri"/><w:b w:val="false"/><w:bCs w:val="false"/><w:color w:val="0F172A"/><w:sz w:val="19"/><w:szCs w:val="19"/></w:rPr><w:t xml:space="preserve">Pre-V4.5 flat top-12</w:t></w:r></w:p></w:tc><w:tc><w:tcPr><w:tcW w:type="dxa" w:w="1500"/><w:tcBorders><w:top w:val="single" w:color="CBD5E1" w:sz="4"/><w:left w:val="single" w:color="CBD5E1" w:sz="4"/><w:bottom w:val="single" w:color="CBD5E1" w:sz="4"/><w:right w:val="single" w:color="CBD5E1" w:sz="4"/></w:tcBorders><w:tcMar><w:top w:type="dxa" w:w="80"/><w:left w:type="dxa" w:w="120"/><w:bottom w:type="dxa" w:w="80"/><w:right w:type="dxa" w:w="120"/></w:tcMar></w:tcPr><w:p><w:pPr><w:spacing w:after="0" w:before="0" w:line="260"/></w:pPr><w:r><w:rPr><w:rFonts w:ascii="Calibri" w:cs="Calibri" w:eastAsia="Calibri" w:hAnsi="Calibri"/><w:b w:val="false"/><w:bCs w:val="false"/><w:color w:val="0F172A"/><w:sz w:val="19"/><w:szCs w:val="19"/></w:rPr><w:t xml:space="preserve">12</w:t></w:r></w:p></w:tc><w:tc><w:tcPr><w:tcW w:type="dxa" w:w="1500"/><w:tcBorders><w:top w:val="single" w:color="CBD5E1" w:sz="4"/><w:left w:val="single" w:color="CBD5E1" w:sz="4"/><w:bottom w:val="single" w:color="CBD5E1" w:sz="4"/><w:right w:val="single" w:color="CBD5E1" w:sz="4"/></w:tcBorders><w:tcMar><w:top w:type="dxa" w:w="80"/><w:left w:type="dxa" w:w="120"/><w:bottom w:type="dxa" w:w="80"/><w:right w:type="dxa" w:w="120"/></w:tcMar></w:tcPr><w:p><w:pPr><w:spacing w:after="0" w:before="0" w:line="260"/></w:pPr><w:r><w:rPr><w:rFonts w:ascii="Calibri" w:cs="Calibri" w:eastAsia="Calibri" w:hAnsi="Calibri"/><w:b w:val="false"/><w:bCs w:val="false"/><w:color w:val="0F172A"/><w:sz w:val="19"/><w:szCs w:val="19"/></w:rPr><w:t xml:space="preserve">0</w:t></w:r></w:p></w:tc><w:tc><w:tcPr><w:tcW w:type="dxa" w:w="1800"/><w:tcBorders><w:top w:val="single" w:color="CBD5E1" w:sz="4"/><w:left w:val="single" w:color="CBD5E1" w:sz="4"/><w:bottom w:val="single" w:color="CBD5E1" w:sz="4"/><w:right w:val="single" w:color="CBD5E1" w:sz="4"/></w:tcBorders><w:tcMar><w:top w:type="dxa" w:w="80"/><w:left w:type="dxa" w:w="120"/><w:bottom w:type="dxa" w:w="80"/><w:right w:type="dxa" w:w="120"/></w:tcMar></w:tcPr><w:p><w:pPr><w:spacing w:after="0" w:before="0" w:line="260"/></w:pPr><w:r><w:rPr><w:rFonts w:ascii="Calibri" w:cs="Calibri" w:eastAsia="Calibri" w:hAnsi="Calibri"/><w:b w:val="false"/><w:bCs w:val="false"/><w:color w:val="0F172A"/><w:sz w:val="19"/><w:szCs w:val="19"/></w:rPr><w:t xml:space="preserve">0</w:t></w:r></w:p></w:tc><w:tc><w:tcPr><w:tcW w:type="dxa" w:w="1800"/><w:tcBorders><w:top w:val="single" w:color="CBD5E1" w:sz="4"/><w:left w:val="single" w:color="CBD5E1" w:sz="4"/><w:bottom w:val="single" w:color="CBD5E1" w:sz="4"/><w:right w:val="single" w:color="CBD5E1" w:sz="4"/></w:tcBorders><w:tcMar><w:top w:type="dxa" w:w="80"/><w:left w:type="dxa" w:w="120"/><w:bottom w:type="dxa" w:w="80"/><w:right w:type="dxa" w:w="120"/></w:tcMar></w:tcPr><w:p><w:pPr><w:spacing w:after="0" w:before="0" w:line="260"/></w:pPr><w:r><w:rPr><w:rFonts w:ascii="Calibri" w:cs="Calibri" w:eastAsia="Calibri" w:hAnsi="Calibri"/><w:b w:val="false"/><w:bCs w:val="false"/><w:color w:val="0F172A"/><w:sz w:val="19"/><w:szCs w:val="19"/></w:rPr><w:t xml:space="preserve">12</w:t></w:r></w:p></w:tc></w:tr><w:tr><w:tc><w:tcPr><w:tcW w:type="dxa" w:w="3000"/><w:tcBorders><w:top w:val="single" w:color="CBD5E1" w:sz="4"/><w:left w:val="single" w:color="CBD5E1" w:sz="4"/><w:bottom w:val="single" w:color="CBD5E1" w:sz="4"/><w:right w:val="single" w:color="CBD5E1" w:sz="4"/></w:tcBorders><w:shd w:fill="F1F5F9" w:val="clear"/><w:tcMar><w:top w:type="dxa" w:w="80"/><w:left w:type="dxa" w:w="120"/><w:bottom w:type="dxa" w:w="80"/><w:right w:type="dxa" w:w="120"/></w:tcMar></w:tcPr><w:p><w:pPr><w:spacing w:after="0" w:before="0" w:line="260"/></w:pPr><w:r><w:rPr><w:rFonts w:ascii="Calibri" w:cs="Calibri" w:eastAsia="Calibri" w:hAnsi="Calibri"/><w:b w:val="false"/><w:bCs w:val="false"/><w:color w:val="0F172A"/><w:sz w:val="19"/><w:szCs w:val="19"/></w:rPr><w:t xml:space="preserve">V4.5 fair share = ⌈12/3⌉ = 4</w:t></w:r></w:p></w:tc><w:tc><w:tcPr><w:tcW w:type="dxa" w:w="1500"/><w:tcBorders><w:top w:val="single" w:color="CBD5E1" w:sz="4"/><w:left w:val="single" w:color="CBD5E1" w:sz="4"/><w:bottom w:val="single" w:color="CBD5E1" w:sz="4"/><w:right w:val="single" w:color="CBD5E1" w:sz="4"/></w:tcBorders><w:shd w:fill="F1F5F9" w:val="clear"/><w:tcMar><w:top w:type="dxa" w:w="80"/><w:left w:type="dxa" w:w="120"/><w:bottom w:type="dxa" w:w="80"/><w:right w:type="dxa" w:w="120"/></w:tcMar></w:tcPr><w:p><w:pPr><w:spacing w:after="0" w:before="0" w:line="260"/></w:pPr><w:r><w:rPr><w:rFonts w:ascii="Calibri" w:cs="Calibri" w:eastAsia="Calibri" w:hAnsi="Calibri"/><w:b w:val="false"/><w:bCs w:val="false"/><w:color w:val="0F172A"/><w:sz w:val="19"/><w:szCs w:val="19"/></w:rPr><w:t xml:space="preserve">4</w:t></w:r></w:p></w:tc><w:tc><w:tcPr><w:tcW w:type="dxa" w:w="1500"/><w:tcBorders><w:top w:val="single" w:color="CBD5E1" w:sz="4"/><w:left w:val="single" w:color="CBD5E1" w:sz="4"/><w:bottom w:val="single" w:color="CBD5E1" w:sz="4"/><w:right w:val="single" w:color="CBD5E1" w:sz="4"/></w:tcBorders><w:shd w:fill="F1F5F9" w:val="clear"/><w:tcMar><w:top w:type="dxa" w:w="80"/><w:left w:type="dxa" w:w="120"/><w:bottom w:type="dxa" w:w="80"/><w:right w:type="dxa" w:w="120"/></w:tcMar></w:tcPr><w:p><w:pPr><w:spacing w:after="0" w:before="0" w:line="260"/></w:pPr><w:r><w:rPr><w:rFonts w:ascii="Calibri" w:cs="Calibri" w:eastAsia="Calibri" w:hAnsi="Calibri"/><w:b w:val="false"/><w:bCs w:val="false"/><w:color w:val="0F172A"/><w:sz w:val="19"/><w:szCs w:val="19"/></w:rPr><w:t xml:space="preserve">4</w:t></w:r></w:p></w:tc><w:tc><w:tcPr><w:tcW w:type="dxa" w:w="1800"/><w:tcBorders><w:top w:val="single" w:color="CBD5E1" w:sz="4"/><w:left w:val="single" w:color="CBD5E1" w:sz="4"/><w:bottom w:val="single" w:color="CBD5E1" w:sz="4"/><w:right w:val="single" w:color="CBD5E1" w:sz="4"/></w:tcBorders><w:shd w:fill="F1F5F9" w:val="clear"/><w:tcMar><w:top w:type="dxa" w:w="80"/><w:left w:type="dxa" w:w="120"/><w:bottom w:type="dxa" w:w="80"/><w:right w:type="dxa" w:w="120"/></w:tcMar></w:tcPr><w:p><w:pPr><w:spacing w:after="0" w:before="0" w:line="260"/></w:pPr><w:r><w:rPr><w:rFonts w:ascii="Calibri" w:cs="Calibri" w:eastAsia="Calibri" w:hAnsi="Calibri"/><w:b w:val="false"/><w:bCs w:val="false"/><w:color w:val="0F172A"/><w:sz w:val="19"/><w:szCs w:val="19"/></w:rPr><w:t xml:space="preserve">1</w:t></w:r></w:p></w:tc><w:tc><w:tcPr><w:tcW w:type="dxa" w:w="1800"/><w:tcBorders><w:top w:val="single" w:color="CBD5E1" w:sz="4"/><w:left w:val="single" w:color="CBD5E1" w:sz="4"/><w:bottom w:val="single" w:color="CBD5E1" w:sz="4"/><w:right w:val="single" w:color="CBD5E1" w:sz="4"/></w:tcBorders><w:shd w:fill="F1F5F9" w:val="clear"/><w:tcMar><w:top w:type="dxa" w:w="80"/><w:left w:type="dxa" w:w="120"/><w:bottom w:type="dxa" w:w="80"/><w:right w:type="dxa" w:w="120"/></w:tcMar></w:tcPr><w:p><w:pPr><w:spacing w:after="0" w:before="0" w:line="260"/></w:pPr><w:r><w:rPr><w:rFonts w:ascii="Calibri" w:cs="Calibri" w:eastAsia="Calibri" w:hAnsi="Calibri"/><w:b w:val="false"/><w:bCs w:val="false"/><w:color w:val="0F172A"/><w:sz w:val="19"/><w:szCs w:val="19"/></w:rPr><w:t xml:space="preserve">9</w:t></w:r></w:p></w:tc></w:tr><w:tr><w:tc><w:tcPr><w:tcW w:type="dxa" w:w="3000"/><w:tcBorders><w:top w:val="single" w:color="CBD5E1" w:sz="4"/><w:left w:val="single" w:color="CBD5E1" w:sz="4"/><w:bottom w:val="single" w:color="CBD5E1" w:sz="4"/><w:right w:val="single" w:color="CBD5E1" w:sz="4"/></w:tcBorders><w:tcMar><w:top w:type="dxa" w:w="80"/><w:left w:type="dxa" w:w="120"/><w:bottom w:type="dxa" w:w="80"/><w:right w:type="dxa" w:w="120"/></w:tcMar></w:tcPr><w:p><w:pPr><w:spacing w:after="0" w:before="0" w:line="260"/></w:pPr><w:r><w:rPr><w:rFonts w:ascii="Calibri" w:cs="Calibri" w:eastAsia="Calibri" w:hAnsi="Calibri"/><w:b w:val="false"/><w:bCs w:val="false"/><w:color w:val="0F172A"/><w:sz w:val="19"/><w:szCs w:val="19"/></w:rPr><w:t xml:space="preserve">Backfill from leftovers (3 slots)</w:t></w:r></w:p></w:tc><w:tc><w:tcPr><w:tcW w:type="dxa" w:w="1500"/><w:tcBorders><w:top w:val="single" w:color="CBD5E1" w:sz="4"/><w:left w:val="single" w:color="CBD5E1" w:sz="4"/><w:bottom w:val="single" w:color="CBD5E1" w:sz="4"/><w:right w:val="single" w:color="CBD5E1" w:sz="4"/></w:tcBorders><w:tcMar><w:top w:type="dxa" w:w="80"/><w:left w:type="dxa" w:w="120"/><w:bottom w:type="dxa" w:w="80"/><w:right w:type="dxa" w:w="120"/></w:tcMar></w:tcPr><w:p><w:pPr><w:spacing w:after="0" w:before="0" w:line="260"/></w:pPr><w:r><w:rPr><w:rFonts w:ascii="Calibri" w:cs="Calibri" w:eastAsia="Calibri" w:hAnsi="Calibri"/><w:b w:val="false"/><w:bCs w:val="false"/><w:color w:val="0F172A"/><w:sz w:val="19"/><w:szCs w:val="19"/></w:rPr><w:t xml:space="preserve">+3</w:t></w:r></w:p></w:tc><w:tc><w:tcPr><w:tcW w:type="dxa" w:w="1500"/><w:tcBorders><w:top w:val="single" w:color="CBD5E1" w:sz="4"/><w:left w:val="single" w:color="CBD5E1" w:sz="4"/><w:bottom w:val="single" w:color="CBD5E1" w:sz="4"/><w:right w:val="single" w:color="CBD5E1" w:sz="4"/></w:tcBorders><w:tcMar><w:top w:type="dxa" w:w="80"/><w:left w:type="dxa" w:w="120"/><w:bottom w:type="dxa" w:w="80"/><w:right w:type="dxa" w:w="120"/></w:tcMar></w:tcPr><w:p><w:pPr><w:spacing w:after="0" w:before="0" w:line="260"/></w:pPr><w:r><w:rPr><w:rFonts w:ascii="Calibri" w:cs="Calibri" w:eastAsia="Calibri" w:hAnsi="Calibri"/><w:b w:val="false"/><w:bCs w:val="false"/><w:color w:val="0F172A"/><w:sz w:val="19"/><w:szCs w:val="19"/></w:rPr><w:t xml:space="preserve">+0</w:t></w:r></w:p></w:tc><w:tc><w:tcPr><w:tcW w:type="dxa" w:w="1800"/><w:tcBorders><w:top w:val="single" w:color="CBD5E1" w:sz="4"/><w:left w:val="single" w:color="CBD5E1" w:sz="4"/><w:bottom w:val="single" w:color="CBD5E1" w:sz="4"/><w:right w:val="single" w:color="CBD5E1" w:sz="4"/></w:tcBorders><w:tcMar><w:top w:type="dxa" w:w="80"/><w:left w:type="dxa" w:w="120"/><w:bottom w:type="dxa" w:w="80"/><w:right w:type="dxa" w:w="120"/></w:tcMar></w:tcPr><w:p><w:pPr><w:spacing w:after="0" w:before="0" w:line="260"/></w:pPr><w:r><w:rPr><w:rFonts w:ascii="Calibri" w:cs="Calibri" w:eastAsia="Calibri" w:hAnsi="Calibri"/><w:b w:val="false"/><w:bCs w:val="false"/><w:color w:val="0F172A"/><w:sz w:val="19"/><w:szCs w:val="19"/></w:rPr><w:t xml:space="preserve">+0</w:t></w:r></w:p></w:tc><w:tc><w:tcPr><w:tcW w:type="dxa" w:w="1800"/><w:tcBorders><w:top w:val="single" w:color="CBD5E1" w:sz="4"/><w:left w:val="single" w:color="CBD5E1" w:sz="4"/><w:bottom w:val="single" w:color="CBD5E1" w:sz="4"/><w:right w:val="single" w:color="CBD5E1" w:sz="4"/></w:tcBorders><w:tcMar><w:top w:type="dxa" w:w="80"/><w:left w:type="dxa" w:w="120"/><w:bottom w:type="dxa" w:w="80"/><w:right w:type="dxa" w:w="120"/></w:tcMar></w:tcPr><w:p><w:pPr><w:spacing w:after="0" w:before="0" w:line="260"/></w:pPr><w:r><w:rPr><w:rFonts w:ascii="Calibri" w:cs="Calibri" w:eastAsia="Calibri" w:hAnsi="Calibri"/><w:b w:val="false"/><w:bCs w:val="false"/><w:color w:val="0F172A"/><w:sz w:val="19"/><w:szCs w:val="19"/></w:rPr><w:t xml:space="preserve">12</w:t></w:r></w:p></w:tc></w:tr><w:tr><w:tc><w:tcPr><w:tcW w:type="dxa" w:w="3000"/><w:tcBorders><w:top w:val="single" w:color="CBD5E1" w:sz="4"/><w:left w:val="single" w:color="CBD5E1" w:sz="4"/><w:bottom w:val="single" w:color="CBD5E1" w:sz="4"/><w:right w:val="single" w:color="CBD5E1" w:sz="4"/></w:tcBorders><w:shd w:fill="F1F5F9" w:val="clear"/><w:tcMar><w:top w:type="dxa" w:w="80"/><w:left w:type="dxa" w:w="120"/><w:bottom w:type="dxa" w:w="80"/><w:right w:type="dxa" w:w="120"/></w:tcMar></w:tcPr><w:p><w:pPr><w:spacing w:after="0" w:before="0" w:line="260"/></w:pPr><w:r><w:rPr><w:rFonts w:ascii="Calibri" w:cs="Calibri" w:eastAsia="Calibri" w:hAnsi="Calibri"/><w:b w:val="false"/><w:bCs w:val="false"/><w:color w:val="0F172A"/><w:sz w:val="19"/><w:szCs w:val="19"/></w:rPr><w:t xml:space="preserve">Final substrate</w:t></w:r></w:p></w:tc><w:tc><w:tcPr><w:tcW w:type="dxa" w:w="1500"/><w:tcBorders><w:top w:val="single" w:color="CBD5E1" w:sz="4"/><w:left w:val="single" w:color="CBD5E1" w:sz="4"/><w:bottom w:val="single" w:color="CBD5E1" w:sz="4"/><w:right w:val="single" w:color="CBD5E1" w:sz="4"/></w:tcBorders><w:shd w:fill="F1F5F9" w:val="clear"/><w:tcMar><w:top w:type="dxa" w:w="80"/><w:left w:type="dxa" w:w="120"/><w:bottom w:type="dxa" w:w="80"/><w:right w:type="dxa" w:w="120"/></w:tcMar></w:tcPr><w:p><w:pPr><w:spacing w:after="0" w:before="0" w:line="260"/></w:pPr><w:r><w:rPr><w:rFonts w:ascii="Calibri" w:cs="Calibri" w:eastAsia="Calibri" w:hAnsi="Calibri"/><w:b w:val="false"/><w:bCs w:val="false"/><w:color w:val="0F172A"/><w:sz w:val="19"/><w:szCs w:val="19"/></w:rPr><w:t xml:space="preserve">7</w:t></w:r></w:p></w:tc><w:tc><w:tcPr><w:tcW w:type="dxa" w:w="1500"/><w:tcBorders><w:top w:val="single" w:color="CBD5E1" w:sz="4"/><w:left w:val="single" w:color="CBD5E1" w:sz="4"/><w:bottom w:val="single" w:color="CBD5E1" w:sz="4"/><w:right w:val="single" w:color="CBD5E1" w:sz="4"/></w:tcBorders><w:shd w:fill="F1F5F9" w:val="clear"/><w:tcMar><w:top w:type="dxa" w:w="80"/><w:left w:type="dxa" w:w="120"/><w:bottom w:type="dxa" w:w="80"/><w:right w:type="dxa" w:w="120"/></w:tcMar></w:tcPr><w:p><w:pPr><w:spacing w:after="0" w:before="0" w:line="260"/></w:pPr><w:r><w:rPr><w:rFonts w:ascii="Calibri" w:cs="Calibri" w:eastAsia="Calibri" w:hAnsi="Calibri"/><w:b w:val="false"/><w:bCs w:val="false"/><w:color w:val="0F172A"/><w:sz w:val="19"/><w:szCs w:val="19"/></w:rPr><w:t xml:space="preserve">4</w:t></w:r></w:p></w:tc><w:tc><w:tcPr><w:tcW w:type="dxa" w:w="1800"/><w:tcBorders><w:top w:val="single" w:color="CBD5E1" w:sz="4"/><w:left w:val="single" w:color="CBD5E1" w:sz="4"/><w:bottom w:val="single" w:color="CBD5E1" w:sz="4"/><w:right w:val="single" w:color="CBD5E1" w:sz="4"/></w:tcBorders><w:shd w:fill="F1F5F9" w:val="clear"/><w:tcMar><w:top w:type="dxa" w:w="80"/><w:left w:type="dxa" w:w="120"/><w:bottom w:type="dxa" w:w="80"/><w:right w:type="dxa" w:w="120"/></w:tcMar></w:tcPr><w:p><w:pPr><w:spacing w:after="0" w:before="0" w:line="260"/></w:pPr><w:r><w:rPr><w:rFonts w:ascii="Calibri" w:cs="Calibri" w:eastAsia="Calibri" w:hAnsi="Calibri"/><w:b w:val="false"/><w:bCs w:val="false"/><w:color w:val="0F172A"/><w:sz w:val="19"/><w:szCs w:val="19"/></w:rPr><w:t xml:space="preserve">1</w:t></w:r></w:p></w:tc><w:tc><w:tcPr><w:tcW w:type="dxa" w:w="1800"/><w:tcBorders><w:top w:val="single" w:color="CBD5E1" w:sz="4"/><w:left w:val="single" w:color="CBD5E1" w:sz="4"/><w:bottom w:val="single" w:color="CBD5E1" w:sz="4"/><w:right w:val="single" w:color="CBD5E1" w:sz="4"/></w:tcBorders><w:shd w:fill="F1F5F9" w:val="clear"/><w:tcMar><w:top w:type="dxa" w:w="80"/><w:left w:type="dxa" w:w="120"/><w:bottom w:type="dxa" w:w="80"/><w:right w:type="dxa" w:w="120"/></w:tcMar></w:tcPr><w:p><w:pPr><w:spacing w:after="0" w:before="0" w:line="260"/></w:pPr><w:r><w:rPr><w:rFonts w:ascii="Calibri" w:cs="Calibri" w:eastAsia="Calibri" w:hAnsi="Calibri"/><w:b w:val="false"/><w:bCs w:val="false"/><w:color w:val="0F172A"/><w:sz w:val="19"/><w:szCs w:val="19"/></w:rPr><w:t xml:space="preserve">12</w:t></w:r></w:p></w:tc></w:tr></w:tbl><w:p><w:pPr><w:spacing w:after="60" w:before="60" w:line="280"/><w:jc w:val="left"/></w:pPr><w:r><w:rPr><w:rFonts w:ascii="Calibri" w:cs="Calibri" w:eastAsia="Calibri" w:hAnsi="Calibri"/><w:b w:val="false"/><w:bCs w:val="false"/><w:i w:val="false"/><w:iCs w:val="false"/><w:caps w:val="false"/><w:color w:val="0F172A"/><w:sz w:val="21"/><w:szCs w:val="21"/></w:rPr><w:t xml:space="preserve">Pre-V4.5 the LLM never sees an acc_rfis row and answers &quot;there are no open RFIs on that project.&quot; V4.5 sees all 4 RFIs and answers correctly.</w:t></w:r></w:p></w:tc></w:tr></w:tbl><w:p><w:pPr><w:pStyle w:val="Heading1"/><w:pBdr><w:bottom w:val="single" w:color="1F3864" w:sz="6" w:space="4"/></w:pBdr><w:spacing w:after="160" w:before="360" w:line="320"/></w:pPr><w:r><w:rPr><w:rFonts w:ascii="Calibri" w:cs="Calibri" w:eastAsia="Calibri" w:hAnsi="Calibri"/><w:b/><w:bCs/><w:color w:val="1F3864"/><w:sz w:val="28"/><w:szCs w:val="28"/></w:rPr><w:t xml:space="preserve">3.  Element-Set Jaccard Dedup</w:t></w:r></w:p><w:p><w:pPr><w:spacing w:after="60" w:before="60" w:line="280"/><w:jc w:val="left"/></w:pPr><w:r><w:rPr><w:rFonts w:ascii="Calibri" w:cs="Calibri" w:eastAsia="Calibri" w:hAnsi="Calibri"/><w:b w:val="false"/><w:bCs w:val="false"/><w:i w:val="false"/><w:iCs w:val="false"/><w:caps w:val="false"/><w:color w:val="0F172A"/><w:sz w:val="21"/><w:szCs w:val="21"/></w:rPr><w:t xml:space="preserve">Two AIOs that describe the same entity from different CSVs frequently share most of their [Key.Value] tokens. Without dedup, the substrate carries both rows and the LLM either ignores the duplication (wasting tokens) or double-counts in aggregations.</w:t></w:r></w:p><w:tbl><w:tblPr><w:tblW w:type="dxa" w:w="9600"/><w:tblBorders><w:top w:val="single" w:color="auto" w:sz="4"/><w:left w:val="single" w:color="auto" w:sz="4"/><w:bottom w:val="single" w:color="auto" w:sz="4"/><w:right w:val="single" w:color="auto" w:sz="4"/><w:insideH w:val="single" w:color="auto" w:sz="4"/><w:insideV w:val="single" w:color="auto" w:sz="4"/></w:tblBorders></w:tblPr><w:tblGrid><w:gridCol w:w="9600"/></w:tblGrid><w:tr><w:tc><w:tcPr><w:tcW w:type="dxa" w:w="9600"/><w:tcBorders><w:top w:val="none" w:color="FFFFFF" w:sz="0"/><w:left w:val="single" w:color="FB7185" w:sz="18"/><w:bottom w:val="none" w:color="FFFFFF" w:sz="0"/><w:right w:val="none" w:color="FFFFFF" w:sz="0"/></w:tcBorders><w:tcMar><w:top w:type="dxa" w:w="80"/><w:left w:type="dxa" w:w="240"/><w:bottom w:type="dxa" w:w="120"/><w:right w:type="dxa" w:w="100"/></w:tcMar></w:tcPr><w:p><w:pPr><w:spacing w:after="80" w:before="0" w:line="280"/></w:pPr><w:r><w:rPr><w:rFonts w:ascii="Calibri" w:cs="Calibri" w:eastAsia="Calibri" w:hAnsi="Calibri"/><w:b/><w:bCs/><w:color w:val="0F172A"/><w:sz w:val="22"/><w:szCs w:val="22"/></w:rPr><w:t xml:space="preserve">3.1  Algorithm</w:t></w:r></w:p><w:p><w:pPr><w:spacing w:after="60" w:before="60" w:line="280"/><w:jc w:val="left"/></w:pPr><w:r><w:rPr><w:rFonts w:ascii="Calibri" w:cs="Calibri" w:eastAsia="Calibri" w:hAnsi="Calibri"/><w:b w:val="false"/><w:bCs w:val="false"/><w:i w:val="false"/><w:iCs w:val="false"/><w:caps w:val="false"/><w:color w:val="0F172A"/><w:sz w:val="21"/><w:szCs w:val="21"/></w:rPr><w:t xml:space="preserve">Each AIO is hashed as a multiset of (Key, Value) tuples. The provenance key — (OriginalCSV, RowNumber) — is excluded from the comparison so identical content from two CSVs is correctly identified as duplicate.</w:t></w:r></w:p><w:tbl><w:tblPr><w:tblW w:type="dxa" w:w="9600"/><w:tblBorders><w:top w:val="single" w:color="auto" w:sz="4"/><w:left w:val="single" w:color="auto" w:sz="4"/><w:bottom w:val="single" w:color="auto" w:sz="4"/><w:right w:val="single" w:color="auto" w:sz="4"/><w:insideH w:val="single" w:color="auto" w:sz="4"/><w:insideV w:val="single" w:color="auto" w:sz="4"/></w:tblBorders></w:tblPr><w:tblGrid><w:gridCol w:w="9600"/></w:tblGrid><w:tr><w:tc><w:tcPr><w:tcW w:type="dxa" w:w="9600"/><w:tcBorders><w:top w:val="single" w:color="CBD5E1" w:sz="4"/><w:left w:val="single" w:color="CBD5E1" w:sz="4"/><w:bottom w:val="single" w:color="CBD5E1" w:sz="4"/><w:right w:val="single" w:color="CBD5E1" w:sz="4"/></w:tcBorders><w:shd w:fill="F1F5F9" w:val="clear"/><w:tcMar><w:top w:type="dxa" w:w="100"/><w:left w:type="dxa" w:w="200"/><w:bottom w:type="dxa" w:w="100"/><w:right w:type="dxa" w:w="200"/></w:tcMar></w:tcPr><w:p><w:pPr><w:shd w:fill="F1F5F9" w:val="clear"/><w:spacing w:after="0" w:before="0" w:line="240"/></w:pPr><w:r><w:rPr><w:rFonts w:ascii="Consolas" w:cs="Consolas" w:eastAsia="Consolas" w:hAnsi="Consolas"/><w:color w:val="0F172A"/><w:sz w:val="18"/><w:szCs w:val="18"/></w:rPr><w:t xml:space="preserve">function jaccard(a: Set&lt;KV&gt;, b: Set&lt;KV&gt;): number {</w:t></w:r></w:p><w:p><w:pPr><w:shd w:fill="F1F5F9" w:val="clear"/><w:spacing w:after="0" w:before="0" w:line="240"/></w:pPr><w:r><w:rPr><w:rFonts w:ascii="Consolas" w:cs="Consolas" w:eastAsia="Consolas" w:hAnsi="Consolas"/><w:color w:val="0F172A"/><w:sz w:val="18"/><w:szCs w:val="18"/></w:rPr><w:t xml:space="preserve">  const inter = new Set([...a].filter(x =&gt; b.has(x))).size</w:t></w:r></w:p><w:p><w:pPr><w:shd w:fill="F1F5F9" w:val="clear"/><w:spacing w:after="0" w:before="0" w:line="240"/></w:pPr><w:r><w:rPr><w:rFonts w:ascii="Consolas" w:cs="Consolas" w:eastAsia="Consolas" w:hAnsi="Consolas"/><w:color w:val="0F172A"/><w:sz w:val="18"/><w:szCs w:val="18"/></w:rPr><w:t xml:space="preserve">  const union = new Set([...a, ...b]).size</w:t></w:r></w:p><w:p><w:pPr><w:shd w:fill="F1F5F9" w:val="clear"/><w:spacing w:after="0" w:before="0" w:line="240"/></w:pPr><w:r><w:rPr><w:rFonts w:ascii="Consolas" w:cs="Consolas" w:eastAsia="Consolas" w:hAnsi="Consolas"/><w:color w:val="0F172A"/><w:sz w:val="18"/><w:szCs w:val="18"/></w:rPr><w:t xml:space="preserve">  return inter / union</w:t></w:r></w:p><w:p><w:pPr><w:shd w:fill="F1F5F9" w:val="clear"/><w:spacing w:after="0" w:before="0" w:line="240"/></w:pPr><w:r><w:rPr><w:rFonts w:ascii="Consolas" w:cs="Consolas" w:eastAsia="Consolas" w:hAnsi="Consolas"/><w:color w:val="0F172A"/><w:sz w:val="18"/><w:szCs w:val="18"/></w:rPr><w:t xml:space="preserve">}</w:t></w:r></w:p><w:p><w:pPr><w:shd w:fill="F1F5F9" w:val="clear"/><w:spacing w:after="0" w:before="0" w:line="240"/></w:pPr><w:r><w:rPr><w:rFonts w:ascii="Consolas" w:cs="Consolas" w:eastAsia="Consolas" w:hAnsi="Consolas"/><w:color w:val="0F172A"/><w:sz w:val="18"/><w:szCs w:val="18"/></w:rPr><w:t xml:space="preserve">// Pairs with jaccard ≥ 0.85 collapse to the higher-ranked AIO.</w:t></w:r></w:p></w:tc></w:tr></w:tbl><w:p/></w:tc></w:tr></w:tbl><w:tbl><w:tblPr><w:tblW w:type="dxa" w:w="9600"/><w:tblBorders><w:top w:val="single" w:color="auto" w:sz="4"/><w:left w:val="single" w:color="auto" w:sz="4"/><w:bottom w:val="single" w:color="auto" w:sz="4"/><w:right w:val="single" w:color="auto" w:sz="4"/><w:insideH w:val="single" w:color="auto" w:sz="4"/><w:insideV w:val="single" w:color="auto" w:sz="4"/></w:tblBorders></w:tblPr><w:tblGrid><w:gridCol w:w="9600"/></w:tblGrid><w:tr><w:tc><w:tcPr><w:tcW w:type="dxa" w:w="9600"/><w:tcBorders><w:top w:val="none" w:color="FFFFFF" w:sz="0"/><w:left w:val="single" w:color="FB7185" w:sz="18"/><w:bottom w:val="none" w:color="FFFFFF" w:sz="0"/><w:right w:val="none" w:color="FFFFFF" w:sz="0"/></w:tcBorders><w:tcMar><w:top w:type="dxa" w:w="80"/><w:left w:type="dxa" w:w="240"/><w:bottom w:type="dxa" w:w="120"/><w:right w:type="dxa" w:w="100"/></w:tcMar></w:tcPr><w:p><w:pPr><w:spacing w:after="80" w:before="0" w:line="280"/></w:pPr><w:r><w:rPr><w:rFonts w:ascii="Calibri" w:cs="Calibri" w:eastAsia="Calibri" w:hAnsi="Calibri"/><w:b/><w:bCs/><w:color w:val="0F172A"/><w:sz w:val="22"/><w:szCs w:val="22"/></w:rPr><w:t xml:space="preserve">3.2  Threshold tuning</w:t></w:r></w:p><w:tbl><w:tblPr><w:tblW w:type="dxa" w:w="9600"/><w:tblBorders><w:top w:val="single" w:color="auto" w:sz="4"/><w:left w:val="single" w:color="auto" w:sz="4"/><w:bottom w:val="single" w:color="auto" w:sz="4"/><w:right w:val="single" w:color="auto" w:sz="4"/><w:insideH w:val="single" w:color="auto" w:sz="4"/><w:insideV w:val="single" w:color="auto" w:sz="4"/></w:tblBorders></w:tblPr><w:tblGrid><w:gridCol w:w="1500"/><w:gridCol w:w="3500"/><w:gridCol w:w="4600"/></w:tblGrid><w:tr><w:trPr><w:tblHeader/></w:trPr><w:tc><w:tcPr><w:tcW w:type="dxa" w:w="1500"/><w:tcBorders><w:top w:val="single" w:color="CBD5E1" w:sz="4"/><w:left w:val="single" w:color="CBD5E1" w:sz="4"/><w:bottom w:val="single" w:color="CBD5E1" w:sz="4"/><w:right w:val="single" w:color="CBD5E1" w:sz="4"/></w:tcBorders><w:shd w:fill="0F3460" w:val="clear"/><w:tcMar><w:top w:type="dxa" w:w="80"/><w:left w:type="dxa" w:w="120"/><w:bottom w:type="dxa" w:w="80"/><w:right w:type="dxa" w:w="120"/></w:tcMar></w:tcPr><w:p><w:pPr><w:spacing w:after="0" w:before="0" w:line="260"/></w:pPr><w:r><w:rPr><w:rFonts w:ascii="Calibri" w:cs="Calibri" w:eastAsia="Calibri" w:hAnsi="Calibri"/><w:b/><w:bCs/><w:color w:val="FFFFFF"/><w:sz w:val="19"/><w:szCs w:val="19"/></w:rPr><w:t xml:space="preserve">Threshold</w:t></w:r></w:p></w:tc><w:tc><w:tcPr><w:tcW w:type="dxa" w:w="3500"/><w:tcBorders><w:top w:val="single" w:color="CBD5E1" w:sz="4"/><w:left w:val="single" w:color="CBD5E1" w:sz="4"/><w:bottom w:val="single" w:color="CBD5E1" w:sz="4"/><w:right w:val="single" w:color="CBD5E1" w:sz="4"/></w:tcBorders><w:shd w:fill="0F3460" w:val="clear"/><w:tcMar><w:top w:type="dxa" w:w="80"/><w:left w:type="dxa" w:w="120"/><w:bottom w:type="dxa" w:w="80"/><w:right w:type="dxa" w:w="120"/></w:tcMar></w:tcPr><w:p><w:pPr><w:spacing w:after="0" w:before="0" w:line="260"/></w:pPr><w:r><w:rPr><w:rFonts w:ascii="Calibri" w:cs="Calibri" w:eastAsia="Calibri" w:hAnsi="Calibri"/><w:b/><w:bCs/><w:color w:val="FFFFFF"/><w:sz w:val="19"/><w:szCs w:val="19"/></w:rPr><w:t xml:space="preserve">Behavior</w:t></w:r></w:p></w:tc><w:tc><w:tcPr><w:tcW w:type="dxa" w:w="4600"/><w:tcBorders><w:top w:val="single" w:color="CBD5E1" w:sz="4"/><w:left w:val="single" w:color="CBD5E1" w:sz="4"/><w:bottom w:val="single" w:color="CBD5E1" w:sz="4"/><w:right w:val="single" w:color="CBD5E1" w:sz="4"/></w:tcBorders><w:shd w:fill="0F3460" w:val="clear"/><w:tcMar><w:top w:type="dxa" w:w="80"/><w:left w:type="dxa" w:w="120"/><w:bottom w:type="dxa" w:w="80"/><w:right w:type="dxa" w:w="120"/></w:tcMar></w:tcPr><w:p><w:pPr><w:spacing w:after="0" w:before="0" w:line="260"/></w:pPr><w:r><w:rPr><w:rFonts w:ascii="Calibri" w:cs="Calibri" w:eastAsia="Calibri" w:hAnsi="Calibri"/><w:b/><w:bCs/><w:color w:val="FFFFFF"/><w:sz w:val="19"/><w:szCs w:val="19"/></w:rPr><w:t xml:space="preserve">Trade-off</w:t></w:r></w:p></w:tc></w:tr><w:tr><w:tc><w:tcPr><w:tcW w:type="dxa" w:w="1500"/><w:tcBorders><w:top w:val="single" w:color="CBD5E1" w:sz="4"/><w:left w:val="single" w:color="CBD5E1" w:sz="4"/><w:bottom w:val="single" w:color="CBD5E1" w:sz="4"/><w:right w:val="single" w:color="CBD5E1" w:sz="4"/></w:tcBorders><w:tcMar><w:top w:type="dxa" w:w="80"/><w:left w:type="dxa" w:w="120"/><w:bottom w:type="dxa" w:w="80"/><w:right w:type="dxa" w:w="120"/></w:tcMar></w:tcPr><w:p><w:pPr><w:spacing w:after="0" w:before="0" w:line="260"/></w:pPr><w:r><w:rPr><w:rFonts w:ascii="Calibri" w:cs="Calibri" w:eastAsia="Calibri" w:hAnsi="Calibri"/><w:b w:val="false"/><w:bCs w:val="false"/><w:color w:val="0F172A"/><w:sz w:val="19"/><w:szCs w:val="19"/></w:rPr><w:t xml:space="preserve">0.50</w:t></w:r></w:p></w:tc><w:tc><w:tcPr><w:tcW w:type="dxa" w:w="3500"/><w:tcBorders><w:top w:val="single" w:color="CBD5E1" w:sz="4"/><w:left w:val="single" w:color="CBD5E1" w:sz="4"/><w:bottom w:val="single" w:color="CBD5E1" w:sz="4"/><w:right w:val="single" w:color="CBD5E1" w:sz="4"/></w:tcBorders><w:tcMar><w:top w:type="dxa" w:w="80"/><w:left w:type="dxa" w:w="120"/><w:bottom w:type="dxa" w:w="80"/><w:right w:type="dxa" w:w="120"/></w:tcMar></w:tcPr><w:p><w:pPr><w:spacing w:after="0" w:before="0" w:line="260"/></w:pPr><w:r><w:rPr><w:rFonts w:ascii="Calibri" w:cs="Calibri" w:eastAsia="Calibri" w:hAnsi="Calibri"/><w:b w:val="false"/><w:bCs w:val="false"/><w:color w:val="0F172A"/><w:sz w:val="19"/><w:szCs w:val="19"/></w:rPr><w:t xml:space="preserve">Aggressive — collapses any AIOs sharing half their tokens</w:t></w:r></w:p></w:tc><w:tc><w:tcPr><w:tcW w:type="dxa" w:w="4600"/><w:tcBorders><w:top w:val="single" w:color="CBD5E1" w:sz="4"/><w:left w:val="single" w:color="CBD5E1" w:sz="4"/><w:bottom w:val="single" w:color="CBD5E1" w:sz="4"/><w:right w:val="single" w:color="CBD5E1" w:sz="4"/></w:tcBorders><w:tcMar><w:top w:type="dxa" w:w="80"/><w:left w:type="dxa" w:w="120"/><w:bottom w:type="dxa" w:w="80"/><w:right w:type="dxa" w:w="120"/></w:tcMar></w:tcPr><w:p><w:pPr><w:spacing w:after="0" w:before="0" w:line="260"/></w:pPr><w:r><w:rPr><w:rFonts w:ascii="Calibri" w:cs="Calibri" w:eastAsia="Calibri" w:hAnsi="Calibri"/><w:b w:val="false"/><w:bCs w:val="false"/><w:color w:val="0F172A"/><w:sz w:val="19"/><w:szCs w:val="19"/></w:rPr><w:t xml:space="preserve">Drops legitimate variants of the same entity (different status, different date)</w:t></w:r></w:p></w:tc></w:tr><w:tr><w:tc><w:tcPr><w:tcW w:type="dxa" w:w="1500"/><w:tcBorders><w:top w:val="single" w:color="CBD5E1" w:sz="4"/><w:left w:val="single" w:color="CBD5E1" w:sz="4"/><w:bottom w:val="single" w:color="CBD5E1" w:sz="4"/><w:right w:val="single" w:color="CBD5E1" w:sz="4"/></w:tcBorders><w:shd w:fill="F1F5F9" w:val="clear"/><w:tcMar><w:top w:type="dxa" w:w="80"/><w:left w:type="dxa" w:w="120"/><w:bottom w:type="dxa" w:w="80"/><w:right w:type="dxa" w:w="120"/></w:tcMar></w:tcPr><w:p><w:pPr><w:spacing w:after="0" w:before="0" w:line="260"/></w:pPr><w:r><w:rPr><w:rFonts w:ascii="Calibri" w:cs="Calibri" w:eastAsia="Calibri" w:hAnsi="Calibri"/><w:b w:val="false"/><w:bCs w:val="false"/><w:color w:val="0F172A"/><w:sz w:val="19"/><w:szCs w:val="19"/></w:rPr><w:t xml:space="preserve">0.70</w:t></w:r></w:p></w:tc><w:tc><w:tcPr><w:tcW w:type="dxa" w:w="3500"/><w:tcBorders><w:top w:val="single" w:color="CBD5E1" w:sz="4"/><w:left w:val="single" w:color="CBD5E1" w:sz="4"/><w:bottom w:val="single" w:color="CBD5E1" w:sz="4"/><w:right w:val="single" w:color="CBD5E1" w:sz="4"/></w:tcBorders><w:shd w:fill="F1F5F9" w:val="clear"/><w:tcMar><w:top w:type="dxa" w:w="80"/><w:left w:type="dxa" w:w="120"/><w:bottom w:type="dxa" w:w="80"/><w:right w:type="dxa" w:w="120"/></w:tcMar></w:tcPr><w:p><w:pPr><w:spacing w:after="0" w:before="0" w:line="260"/></w:pPr><w:r><w:rPr><w:rFonts w:ascii="Calibri" w:cs="Calibri" w:eastAsia="Calibri" w:hAnsi="Calibri"/><w:b w:val="false"/><w:bCs w:val="false"/><w:color w:val="0F172A"/><w:sz w:val="19"/><w:szCs w:val="19"/></w:rPr><w:t xml:space="preserve">Moderate — collapses near-clones</w:t></w:r></w:p></w:tc><w:tc><w:tcPr><w:tcW w:type="dxa" w:w="4600"/><w:tcBorders><w:top w:val="single" w:color="CBD5E1" w:sz="4"/><w:left w:val="single" w:color="CBD5E1" w:sz="4"/><w:bottom w:val="single" w:color="CBD5E1" w:sz="4"/><w:right w:val="single" w:color="CBD5E1" w:sz="4"/></w:tcBorders><w:shd w:fill="F1F5F9" w:val="clear"/><w:tcMar><w:top w:type="dxa" w:w="80"/><w:left w:type="dxa" w:w="120"/><w:bottom w:type="dxa" w:w="80"/><w:right w:type="dxa" w:w="120"/></w:tcMar></w:tcPr><w:p><w:pPr><w:spacing w:after="0" w:before="0" w:line="260"/></w:pPr><w:r><w:rPr><w:rFonts w:ascii="Calibri" w:cs="Calibri" w:eastAsia="Calibri" w:hAnsi="Calibri"/><w:b w:val="false"/><w:bCs w:val="false"/><w:color w:val="0F172A"/><w:sz w:val="19"/><w:szCs w:val="19"/></w:rPr><w:t xml:space="preserve">Some legitimate near-duplicates still slip through</w:t></w:r></w:p></w:tc></w:tr><w:tr><w:tc><w:tcPr><w:tcW w:type="dxa" w:w="1500"/><w:tcBorders><w:top w:val="single" w:color="CBD5E1" w:sz="4"/><w:left w:val="single" w:color="CBD5E1" w:sz="4"/><w:bottom w:val="single" w:color="CBD5E1" w:sz="4"/><w:right w:val="single" w:color="CBD5E1" w:sz="4"/></w:tcBorders><w:tcMar><w:top w:type="dxa" w:w="80"/><w:left w:type="dxa" w:w="120"/><w:bottom w:type="dxa" w:w="80"/><w:right w:type="dxa" w:w="120"/></w:tcMar></w:tcPr><w:p><w:pPr><w:spacing w:after="0" w:before="0" w:line="260"/></w:pPr><w:r><w:rPr><w:rFonts w:ascii="Calibri" w:cs="Calibri" w:eastAsia="Calibri" w:hAnsi="Calibri"/><w:b w:val="false"/><w:bCs w:val="false"/><w:color w:val="0F172A"/><w:sz w:val="19"/><w:szCs w:val="19"/></w:rPr><w:t xml:space="preserve">0.85 (V4.5 default)</w:t></w:r></w:p></w:tc><w:tc><w:tcPr><w:tcW w:type="dxa" w:w="3500"/><w:tcBorders><w:top w:val="single" w:color="CBD5E1" w:sz="4"/><w:left w:val="single" w:color="CBD5E1" w:sz="4"/><w:bottom w:val="single" w:color="CBD5E1" w:sz="4"/><w:right w:val="single" w:color="CBD5E1" w:sz="4"/></w:tcBorders><w:tcMar><w:top w:type="dxa" w:w="80"/><w:left w:type="dxa" w:w="120"/><w:bottom w:type="dxa" w:w="80"/><w:right w:type="dxa" w:w="120"/></w:tcMar></w:tcPr><w:p><w:pPr><w:spacing w:after="0" w:before="0" w:line="260"/></w:pPr><w:r><w:rPr><w:rFonts w:ascii="Calibri" w:cs="Calibri" w:eastAsia="Calibri" w:hAnsi="Calibri"/><w:b w:val="false"/><w:bCs w:val="false"/><w:color w:val="0F172A"/><w:sz w:val="19"/><w:szCs w:val="19"/></w:rPr><w:t xml:space="preserve">Conservative — only true clones collapse</w:t></w:r></w:p></w:tc><w:tc><w:tcPr><w:tcW w:type="dxa" w:w="4600"/><w:tcBorders><w:top w:val="single" w:color="CBD5E1" w:sz="4"/><w:left w:val="single" w:color="CBD5E1" w:sz="4"/><w:bottom w:val="single" w:color="CBD5E1" w:sz="4"/><w:right w:val="single" w:color="CBD5E1" w:sz="4"/></w:tcBorders><w:tcMar><w:top w:type="dxa" w:w="80"/><w:left w:type="dxa" w:w="120"/><w:bottom w:type="dxa" w:w="80"/><w:right w:type="dxa" w:w="120"/></w:tcMar></w:tcPr><w:p><w:pPr><w:spacing w:after="0" w:before="0" w:line="260"/></w:pPr><w:r><w:rPr><w:rFonts w:ascii="Calibri" w:cs="Calibri" w:eastAsia="Calibri" w:hAnsi="Calibri"/><w:b w:val="false"/><w:bCs w:val="false"/><w:color w:val="0F172A"/><w:sz w:val="19"/><w:szCs w:val="19"/></w:rPr><w:t xml:space="preserve">Best balance on demo corpus</w:t></w:r></w:p></w:tc></w:tr><w:tr><w:tc><w:tcPr><w:tcW w:type="dxa" w:w="1500"/><w:tcBorders><w:top w:val="single" w:color="CBD5E1" w:sz="4"/><w:left w:val="single" w:color="CBD5E1" w:sz="4"/><w:bottom w:val="single" w:color="CBD5E1" w:sz="4"/><w:right w:val="single" w:color="CBD5E1" w:sz="4"/></w:tcBorders><w:shd w:fill="F1F5F9" w:val="clear"/><w:tcMar><w:top w:type="dxa" w:w="80"/><w:left w:type="dxa" w:w="120"/><w:bottom w:type="dxa" w:w="80"/><w:right w:type="dxa" w:w="120"/></w:tcMar></w:tcPr><w:p><w:pPr><w:spacing w:after="0" w:before="0" w:line="260"/></w:pPr><w:r><w:rPr><w:rFonts w:ascii="Calibri" w:cs="Calibri" w:eastAsia="Calibri" w:hAnsi="Calibri"/><w:b w:val="false"/><w:bCs w:val="false"/><w:color w:val="0F172A"/><w:sz w:val="19"/><w:szCs w:val="19"/></w:rPr><w:t xml:space="preserve">0.95</w:t></w:r></w:p></w:tc><w:tc><w:tcPr><w:tcW w:type="dxa" w:w="3500"/><w:tcBorders><w:top w:val="single" w:color="CBD5E1" w:sz="4"/><w:left w:val="single" w:color="CBD5E1" w:sz="4"/><w:bottom w:val="single" w:color="CBD5E1" w:sz="4"/><w:right w:val="single" w:color="CBD5E1" w:sz="4"/></w:tcBorders><w:shd w:fill="F1F5F9" w:val="clear"/><w:tcMar><w:top w:type="dxa" w:w="80"/><w:left w:type="dxa" w:w="120"/><w:bottom w:type="dxa" w:w="80"/><w:right w:type="dxa" w:w="120"/></w:tcMar></w:tcPr><w:p><w:pPr><w:spacing w:after="0" w:before="0" w:line="260"/></w:pPr><w:r><w:rPr><w:rFonts w:ascii="Calibri" w:cs="Calibri" w:eastAsia="Calibri" w:hAnsi="Calibri"/><w:b w:val="false"/><w:bCs w:val="false"/><w:color w:val="0F172A"/><w:sz w:val="19"/><w:szCs w:val="19"/></w:rPr><w:t xml:space="preserve">Very conservative</w:t></w:r></w:p></w:tc><w:tc><w:tcPr><w:tcW w:type="dxa" w:w="4600"/><w:tcBorders><w:top w:val="single" w:color="CBD5E1" w:sz="4"/><w:left w:val="single" w:color="CBD5E1" w:sz="4"/><w:bottom w:val="single" w:color="CBD5E1" w:sz="4"/><w:right w:val="single" w:color="CBD5E1" w:sz="4"/></w:tcBorders><w:shd w:fill="F1F5F9" w:val="clear"/><w:tcMar><w:top w:type="dxa" w:w="80"/><w:left w:type="dxa" w:w="120"/><w:bottom w:type="dxa" w:w="80"/><w:right w:type="dxa" w:w="120"/></w:tcMar></w:tcPr><w:p><w:pPr><w:spacing w:after="0" w:before="0" w:line="260"/></w:pPr><w:r><w:rPr><w:rFonts w:ascii="Calibri" w:cs="Calibri" w:eastAsia="Calibri" w:hAnsi="Calibri"/><w:b w:val="false"/><w:bCs w:val="false"/><w:color w:val="0F172A"/><w:sz w:val="19"/><w:szCs w:val="19"/></w:rPr><w:t xml:space="preserve">Effectively a no-op; near-clones survive</w:t></w:r></w:p></w:tc></w:tr></w:tbl><w:p/></w:tc></w:tr></w:tbl><w:p><w:pPr><w:pStyle w:val="Heading1"/><w:pBdr><w:bottom w:val="single" w:color="1F3864" w:sz="6" w:space="4"/></w:pBdr><w:spacing w:after="160" w:before="360" w:line="320"/></w:pPr><w:r><w:rPr><w:rFonts w:ascii="Calibri" w:cs="Calibri" w:eastAsia="Calibri" w:hAnsi="Calibri"/><w:b/><w:bCs/><w:color w:val="1F3864"/><w:sz w:val="28"/><w:szCs w:val="28"/></w:rPr><w:t xml:space="preserve">4.  Why Both Are Needed</w:t></w:r></w:p><w:p><w:pPr><w:spacing w:after="60" w:before="60" w:line="280"/><w:jc w:val="left"/></w:pPr><w:r><w:rPr><w:rFonts w:ascii="Calibri" w:cs="Calibri" w:eastAsia="Calibri" w:hAnsi="Calibri"/><w:b w:val="false"/><w:bCs w:val="false"/><w:i w:val="false"/><w:iCs w:val="false"/><w:caps w:val="false"/><w:color w:val="0F172A"/><w:sz w:val="21"/><w:szCs w:val="21"/></w:rPr><w:t xml:space="preserve">Diversity-by-CSV ensures every CSV that has a hit gets representation in the substrate. Jaccard dedup ensures within-CSV near-clones don&apos;t waste those slots. The two passes compose: diversity runs first (to spread the budget across CSVs), then dedup runs within each CSV&apos;s sub-bucket (to keep each bucket&apos;s content non-redundant).</w:t></w:r></w:p><w:p><w:pPr><w:pStyle w:val="Heading1"/><w:pBdr><w:bottom w:val="single" w:color="1F3864" w:sz="6" w:space="4"/></w:pBdr><w:spacing w:after="160" w:before="360" w:line="320"/></w:pPr><w:r><w:rPr><w:rFonts w:ascii="Calibri" w:cs="Calibri" w:eastAsia="Calibri" w:hAnsi="Calibri"/><w:b/><w:bCs/><w:color w:val="1F3864"/><w:sz w:val="28"/><w:szCs w:val="28"/></w:rPr><w:t xml:space="preserve">5.  Provenance</w:t></w:r></w:p><w:tbl><w:tblPr><w:tblW w:type="dxa" w:w="9600"/><w:tblBorders><w:top w:val="single" w:color="auto" w:sz="4"/><w:left w:val="single" w:color="auto" w:sz="4"/><w:bottom w:val="single" w:color="auto" w:sz="4"/><w:right w:val="single" w:color="auto" w:sz="4"/><w:insideH w:val="single" w:color="auto" w:sz="4"/><w:insideV w:val="single" w:color="auto" w:sz="4"/></w:tblBorders></w:tblPr><w:tblGrid><w:gridCol w:w="3000"/><w:gridCol w:w="6600"/></w:tblGrid><w:tr><w:trPr><w:tblHeader/></w:trPr><w:tc><w:tcPr><w:tcW w:type="dxa" w:w="3000"/><w:tcBorders><w:top w:val="single" w:color="CBD5E1" w:sz="4"/><w:left w:val="single" w:color="CBD5E1" w:sz="4"/><w:bottom w:val="single" w:color="CBD5E1" w:sz="4"/><w:right w:val="single" w:color="CBD5E1" w:sz="4"/></w:tcBorders><w:shd w:fill="0F3460" w:val="clear"/><w:tcMar><w:top w:type="dxa" w:w="80"/><w:left w:type="dxa" w:w="120"/><w:bottom w:type="dxa" w:w="80"/><w:right w:type="dxa" w:w="120"/></w:tcMar></w:tcPr><w:p><w:pPr><w:spacing w:after="0" w:before="0" w:line="260"/></w:pPr><w:r><w:rPr><w:rFonts w:ascii="Calibri" w:cs="Calibri" w:eastAsia="Calibri" w:hAnsi="Calibri"/><w:b/><w:bCs/><w:color w:val="FFFFFF"/><w:sz w:val="19"/><w:szCs w:val="19"/></w:rPr><w:t xml:space="preserve">Topic</w:t></w:r></w:p></w:tc><w:tc><w:tcPr><w:tcW w:type="dxa" w:w="6600"/><w:tcBorders><w:top w:val="single" w:color="CBD5E1" w:sz="4"/><w:left w:val="single" w:color="CBD5E1" w:sz="4"/><w:bottom w:val="single" w:color="CBD5E1" w:sz="4"/><w:right w:val="single" w:color="CBD5E1" w:sz="4"/></w:tcBorders><w:shd w:fill="0F3460" w:val="clear"/><w:tcMar><w:top w:type="dxa" w:w="80"/><w:left w:type="dxa" w:w="120"/><w:bottom w:type="dxa" w:w="80"/><w:right w:type="dxa" w:w="120"/></w:tcMar></w:tcPr><w:p><w:pPr><w:spacing w:after="0" w:before="0" w:line="260"/></w:pPr><w:r><w:rPr><w:rFonts w:ascii="Calibri" w:cs="Calibri" w:eastAsia="Calibri" w:hAnsi="Calibri"/><w:b/><w:bCs/><w:color w:val="FFFFFF"/><w:sz w:val="19"/><w:szCs w:val="19"/></w:rPr><w:t xml:space="preserve">Source</w:t></w:r></w:p></w:tc></w:tr><w:tr><w:tc><w:tcPr><w:tcW w:type="dxa" w:w="3000"/><w:tcBorders><w:top w:val="single" w:color="CBD5E1" w:sz="4"/><w:left w:val="single" w:color="CBD5E1" w:sz="4"/><w:bottom w:val="single" w:color="CBD5E1" w:sz="4"/><w:right w:val="single" w:color="CBD5E1" w:sz="4"/></w:tcBorders><w:tcMar><w:top w:type="dxa" w:w="80"/><w:left w:type="dxa" w:w="120"/><w:bottom w:type="dxa" w:w="80"/><w:right w:type="dxa" w:w="120"/></w:tcMar></w:tcPr><w:p><w:pPr><w:spacing w:after="0" w:before="0" w:line="260"/></w:pPr><w:r><w:rPr><w:rFonts w:ascii="Calibri" w:cs="Calibri" w:eastAsia="Calibri" w:hAnsi="Calibri"/><w:b w:val="false"/><w:bCs w:val="false"/><w:color w:val="0F172A"/><w:sz w:val="19"/><w:szCs w:val="19"/></w:rPr><w:t xml:space="preserve">Frontend diversifyByCSV</w:t></w:r></w:p></w:tc><w:tc><w:tcPr><w:tcW w:type="dxa" w:w="6600"/><w:tcBorders><w:top w:val="single" w:color="CBD5E1" w:sz="4"/><w:left w:val="single" w:color="CBD5E1" w:sz="4"/><w:bottom w:val="single" w:color="CBD5E1" w:sz="4"/><w:right w:val="single" w:color="CBD5E1" w:sz="4"/></w:tcBorders><w:tcMar><w:top w:type="dxa" w:w="80"/><w:left w:type="dxa" w:w="120"/><w:bottom w:type="dxa" w:w="80"/><w:right w:type="dxa" w:w="120"/></w:tcMar></w:tcPr><w:p><w:pPr><w:spacing w:after="0" w:before="0" w:line="260"/></w:pPr><w:r><w:rPr><w:rFonts w:ascii="Calibri" w:cs="Calibri" w:eastAsia="Calibri" w:hAnsi="Calibri"/><w:b w:val="false"/><w:bCs w:val="false"/><w:color w:val="0F172A"/><w:sz w:val="19"/><w:szCs w:val="19"/></w:rPr><w:t xml:space="preserve">lib/aio-math.ts</w:t></w:r></w:p></w:tc></w:tr><w:tr><w:tc><w:tcPr><w:tcW w:type="dxa" w:w="3000"/><w:tcBorders><w:top w:val="single" w:color="CBD5E1" w:sz="4"/><w:left w:val="single" w:color="CBD5E1" w:sz="4"/><w:bottom w:val="single" w:color="CBD5E1" w:sz="4"/><w:right w:val="single" w:color="CBD5E1" w:sz="4"/></w:tcBorders><w:shd w:fill="F1F5F9" w:val="clear"/><w:tcMar><w:top w:type="dxa" w:w="80"/><w:left w:type="dxa" w:w="120"/><w:bottom w:type="dxa" w:w="80"/><w:right w:type="dxa" w:w="120"/></w:tcMar></w:tcPr><w:p><w:pPr><w:spacing w:after="0" w:before="0" w:line="260"/></w:pPr><w:r><w:rPr><w:rFonts w:ascii="Calibri" w:cs="Calibri" w:eastAsia="Calibri" w:hAnsi="Calibri"/><w:b w:val="false"/><w:bCs w:val="false"/><w:color w:val="0F172A"/><w:sz w:val="19"/><w:szCs w:val="19"/></w:rPr><w:t xml:space="preserve">Backend diversify_by_csv</w:t></w:r></w:p></w:tc><w:tc><w:tcPr><w:tcW w:type="dxa" w:w="6600"/><w:tcBorders><w:top w:val="single" w:color="CBD5E1" w:sz="4"/><w:left w:val="single" w:color="CBD5E1" w:sz="4"/><w:bottom w:val="single" w:color="CBD5E1" w:sz="4"/><w:right w:val="single" w:color="CBD5E1" w:sz="4"/></w:tcBorders><w:shd w:fill="F1F5F9" w:val="clear"/><w:tcMar><w:top w:type="dxa" w:w="80"/><w:left w:type="dxa" w:w="120"/><w:bottom w:type="dxa" w:w="80"/><w:right w:type="dxa" w:w="120"/></w:tcMar></w:tcPr><w:p><w:pPr><w:spacing w:after="0" w:before="0" w:line="260"/></w:pPr><w:r><w:rPr><w:rFonts w:ascii="Calibri" w:cs="Calibri" w:eastAsia="Calibri" w:hAnsi="Calibri"/><w:b w:val="false"/><w:bCs w:val="false"/><w:color w:val="0F172A"/><w:sz w:val="19"/><w:szCs w:val="19"/></w:rPr><w:t xml:space="preserve">infophysics_impl_grade/api/search_helpers.py</w:t></w:r></w:p></w:tc></w:tr><w:tr><w:tc><w:tcPr><w:tcW w:type="dxa" w:w="3000"/><w:tcBorders><w:top w:val="single" w:color="CBD5E1" w:sz="4"/><w:left w:val="single" w:color="CBD5E1" w:sz="4"/><w:bottom w:val="single" w:color="CBD5E1" w:sz="4"/><w:right w:val="single" w:color="CBD5E1" w:sz="4"/></w:tcBorders><w:tcMar><w:top w:type="dxa" w:w="80"/><w:left w:type="dxa" w:w="120"/><w:bottom w:type="dxa" w:w="80"/><w:right w:type="dxa" w:w="120"/></w:tcMar></w:tcPr><w:p><w:pPr><w:spacing w:after="0" w:before="0" w:line="260"/></w:pPr><w:r><w:rPr><w:rFonts w:ascii="Calibri" w:cs="Calibri" w:eastAsia="Calibri" w:hAnsi="Calibri"/><w:b w:val="false"/><w:bCs w:val="false"/><w:color w:val="0F172A"/><w:sz w:val="19"/><w:szCs w:val="19"/></w:rPr><w:t xml:space="preserve">Jaccard dedup</w:t></w:r></w:p></w:tc><w:tc><w:tcPr><w:tcW w:type="dxa" w:w="6600"/><w:tcBorders><w:top w:val="single" w:color="CBD5E1" w:sz="4"/><w:left w:val="single" w:color="CBD5E1" w:sz="4"/><w:bottom w:val="single" w:color="CBD5E1" w:sz="4"/><w:right w:val="single" w:color="CBD5E1" w:sz="4"/></w:tcBorders><w:tcMar><w:top w:type="dxa" w:w="80"/><w:left w:type="dxa" w:w="120"/><w:bottom w:type="dxa" w:w="80"/><w:right w:type="dxa" w:w="120"/></w:tcMar></w:tcPr><w:p><w:pPr><w:spacing w:after="0" w:before="0" w:line="260"/></w:pPr><w:r><w:rPr><w:rFonts w:ascii="Calibri" w:cs="Calibri" w:eastAsia="Calibri" w:hAnsi="Calibri"/><w:b w:val="false"/><w:bCs w:val="false"/><w:color w:val="0F172A"/><w:sz w:val="19"/><w:szCs w:val="19"/></w:rPr><w:t xml:space="preserve">lib/aio-math.ts (jaccardDedupe)</w:t></w:r></w:p></w:tc></w:tr><w:tr><w:tc><w:tcPr><w:tcW w:type="dxa" w:w="3000"/><w:tcBorders><w:top w:val="single" w:color="CBD5E1" w:sz="4"/><w:left w:val="single" w:color="CBD5E1" w:sz="4"/><w:bottom w:val="single" w:color="CBD5E1" w:sz="4"/><w:right w:val="single" w:color="CBD5E1" w:sz="4"/></w:tcBorders><w:shd w:fill="F1F5F9" w:val="clear"/><w:tcMar><w:top w:type="dxa" w:w="80"/><w:left w:type="dxa" w:w="120"/><w:bottom w:type="dxa" w:w="80"/><w:right w:type="dxa" w:w="120"/></w:tcMar></w:tcPr><w:p><w:pPr><w:spacing w:after="0" w:before="0" w:line="260"/></w:pPr><w:r><w:rPr><w:rFonts w:ascii="Calibri" w:cs="Calibri" w:eastAsia="Calibri" w:hAnsi="Calibri"/><w:b w:val="false"/><w:bCs w:val="false"/><w:color w:val="0F172A"/><w:sz w:val="19"/><w:szCs w:val="19"/></w:rPr><w:t xml:space="preserve">Provenance-key exclusion</w:t></w:r></w:p></w:tc><w:tc><w:tcPr><w:tcW w:type="dxa" w:w="6600"/><w:tcBorders><w:top w:val="single" w:color="CBD5E1" w:sz="4"/><w:left w:val="single" w:color="CBD5E1" w:sz="4"/><w:bottom w:val="single" w:color="CBD5E1" w:sz="4"/><w:right w:val="single" w:color="CBD5E1" w:sz="4"/></w:tcBorders><w:shd w:fill="F1F5F9" w:val="clear"/><w:tcMar><w:top w:type="dxa" w:w="80"/><w:left w:type="dxa" w:w="120"/><w:bottom w:type="dxa" w:w="80"/><w:right w:type="dxa" w:w="120"/></w:tcMar></w:tcPr><w:p><w:pPr><w:spacing w:after="0" w:before="0" w:line="260"/></w:pPr><w:r><w:rPr><w:rFonts w:ascii="Calibri" w:cs="Calibri" w:eastAsia="Calibri" w:hAnsi="Calibri"/><w:b w:val="false"/><w:bCs w:val="false"/><w:color w:val="0F172A"/><w:sz w:val="19"/><w:szCs w:val="19"/></w:rPr><w:t xml:space="preserve">lib/aio-math.ts (PROVENANCE_KEYS)</w:t></w:r></w:p></w:tc></w:tr></w:tbl><w:p><w:pPr><w:pBdr><w:top w:val="single" w:color="CBD5E1" w:sz="6" w:space="4"/></w:pBdr><w:spacing w:after="80" w:before="320"/></w:pPr><w:r><w:t xml:space="preserve"></w:t></w:r></w:p><w:p><w:pPr><w:spacing w:after="40" w:before="60" w:line="280"/><w:jc w:val="center"/></w:pPr><w:r><w:rPr><w:rFonts w:ascii="Calibri" w:cs="Calibri" w:eastAsia="Calibri" w:hAnsi="Calibri"/><w:b w:val="false"/><w:bCs w:val="false"/><w:i/><w:iCs/><w:caps w:val="false"/><w:color w:val="94A3B8"/><w:sz w:val="16"/><w:szCs w:val="16"/></w:rPr><w:t xml:space="preserve">Prepared by InformationPhysics.ai, LLC.  Confidential — subject to the Transaction-Grade One-Way NDA on file.</w:t></w:r></w:p><w:p><w:pPr><w:spacing w:after="0" w:before="60" w:line="280"/><w:jc w:val="center"/></w:pPr><w:r><w:rPr><w:rFonts w:ascii="Calibri" w:cs="Calibri" w:eastAsia="Calibri" w:hAnsi="Calibri"/><w:b w:val="false"/><w:bCs w:val="false"/><w:i/><w:iCs/><w:caps w:val="false"/><w:color w:val="94A3B8"/><w:sz w:val="16"/><w:szCs w:val="16"/></w:rPr><w:t xml:space="preserve">© 2026 InformationPhysics.ai, LLC. All rights reserved.</w:t></w:r></w:p><w:sectPr><w:headerReference w:type="default" r:id="rId7"/><w:footerReference w:type="default" r:id="rId8"/><w:pgSz w:w="12240" w:h="15840" w:orient="portrait"/><w:pgMar w:top="1180" w:right="1320" w:bottom="1180" w:left="1320" w:header="720" w:footer="720" w:gutter="0"/><w:pgNumType/><w:titlePg w:val="false"/><w:docGrid w:linePitch="360"/></w:sectPr></w:body></w:document>
+<file path=word/document.xml><?xml version="1.0" encoding="UTF-8" standalone="yes"?><w:document mc:Ignorable="w14 w15 wp14" xmlns:wpc="http://schemas.microsoft.com/office/word/2010/wordprocessingCanvas" xmlns:mc="http://schemas.openxmlformats.org/markup-compatibility/2006" xmlns:o="urn:schemas-microsoft-com:office:office" xmlns:r="http://schemas.openxmlformats.org/officeDocument/2006/relationships" xmlns:m="http://schemas.openxmlformats.org/officeDocument/2006/math" xmlns:v="urn:schemas-microsoft-com:vml" xmlns:wp14="http://schemas.microsoft.com/office/word/2010/wordprocessingDrawing" xmlns:wp="http://schemas.openxmlformats.org/drawingml/2006/wordprocessingDrawing" xmlns:w10="urn:schemas-microsoft-com:office:word" xmlns:w="http://schemas.openxmlformats.org/wordprocessingml/2006/main" xmlns:w14="http://schemas.microsoft.com/office/word/2010/wordml" xmlns:w15="http://schemas.microsoft.com/office/word/2012/wordml" xmlns:wpg="http://schemas.microsoft.com/office/word/2010/wordprocessingGroup" xmlns:wpi="http://schemas.microsoft.com/office/word/2010/wordprocessingInk" xmlns:wne="http://schemas.microsoft.com/office/word/2006/wordml" xmlns:wps="http://schemas.microsoft.com/office/word/2010/wordprocessingShape" xmlns:cx="http://schemas.microsoft.com/office/drawing/2014/chartex" xmlns:cx1="http://schemas.microsoft.com/office/drawing/2015/9/8/chartex" xmlns:cx2="http://schemas.microsoft.com/office/drawing/2015/10/21/chartex" xmlns:cx3="http://schemas.microsoft.com/office/drawing/2016/5/9/chartex" xmlns:cx4="http://schemas.microsoft.com/office/drawing/2016/5/10/chartex" xmlns:cx5="http://schemas.microsoft.com/office/drawing/2016/5/11/chartex" xmlns:cx6="http://schemas.microsoft.com/office/drawing/2016/5/12/chartex" xmlns:cx7="http://schemas.microsoft.com/office/drawing/2016/5/13/chartex" xmlns:cx8="http://schemas.microsoft.com/office/drawing/2016/5/14/chartex" xmlns:aink="http://schemas.microsoft.com/office/drawing/2016/ink" xmlns:am3d="http://schemas.microsoft.com/office/drawing/2017/model3d" xmlns:w16cex="http://schemas.microsoft.com/office/word/2018/wordml/cex" xmlns:w16cid="http://schemas.microsoft.com/office/word/2016/wordml/cid" xmlns:w16="http://schemas.microsoft.com/office/word/2018/wordml" xmlns:w16sdtdh="http://schemas.microsoft.com/office/word/2020/wordml/sdtdatahash" xmlns:w16se="http://schemas.microsoft.com/office/word/2015/wordml/symex"><w:body><w:tbl><w:tblPr><w:tblW w:type="dxa" w:w="9600"/><w:tblBorders><w:top w:val="single" w:color="auto" w:sz="4"/><w:left w:val="single" w:color="auto" w:sz="4"/><w:bottom w:val="single" w:color="auto" w:sz="4"/><w:right w:val="single" w:color="auto" w:sz="4"/><w:insideH w:val="single" w:color="auto" w:sz="4"/><w:insideV w:val="single" w:color="auto" w:sz="4"/></w:tblBorders></w:tblPr><w:tblGrid><w:gridCol w:w="9600"/></w:tblGrid><w:tr><w:tc><w:tcPr><w:tcW w:type="dxa" w:w="9600"/><w:tcBorders><w:top w:val="single" w:color="E11D48" w:sz="18"/><w:left w:val="single" w:color="E11D48" w:sz="18"/><w:bottom w:val="single" w:color="E11D48" w:sz="18"/><w:right w:val="single" w:color="E11D48" w:sz="18"/></w:tcBorders><w:shd w:fill="FFF1F2" w:val="clear"/><w:tcMar><w:top w:type="dxa" w:w="160"/><w:left w:type="dxa" w:w="240"/><w:bottom w:type="dxa" w:w="160"/><w:right w:type="dxa" w:w="240"/></w:tcMar></w:tcPr><w:p><w:pPr><w:spacing w:after="80" w:before="0"/></w:pPr><w:r><w:rPr><w:rFonts w:ascii="Calibri" w:cs="Calibri" w:eastAsia="Calibri" w:hAnsi="Calibri"/><w:b/><w:bCs/><w:color w:val="BE123C"/><w:sz w:val="22"/><w:szCs w:val="22"/></w:rPr><w:t xml:space="preserve">⚠  CONFIDENTIAL — TRADE SECRET</w:t></w:r></w:p><w:p><w:pPr><w:spacing w:after="0" w:before="0" w:line="280"/></w:pPr><w:r><w:rPr><w:rFonts w:ascii="Calibri" w:cs="Calibri" w:eastAsia="Calibri" w:hAnsi="Calibri"/><w:color w:val="BE123C"/><w:sz w:val="20"/><w:szCs w:val="20"/></w:rPr><w:t xml:space="preserve">This document describes the internal logic, data structures, and operational behavior of a proprietary subsystem of the Information Physics Demo System. It contains confidential information and trade secrets of InformationPhysics.ai, LLC, including algorithmic detail not present in public-facing materials. Subject to the Transaction-Grade One-Way Non-Disclosure Agreement on file. Unauthorized use, disclosure, or reproduction is strictly prohibited and may result in civil and criminal liability.</w:t></w:r></w:p></w:tc></w:tr></w:tbl><w:p><w:pPr><w:spacing w:after="60" w:before="60" w:line="280"/><w:jc w:val="left"/></w:pPr><w:r><w:rPr><w:rFonts w:ascii="Calibri" w:cs="Calibri" w:eastAsia="Calibri" w:hAnsi="Calibri"/><w:b w:val="false"/><w:bCs w:val="false"/><w:i w:val="false"/><w:iCs w:val="false"/><w:caps w:val="false"/><w:color w:val="0F172A"/><w:sz w:val="21"/><w:szCs w:val="21"/></w:rPr><w:t xml:space="preserve"></w:t></w:r></w:p><w:p><w:pPr><w:spacing w:after="60" w:before="60" w:line="280"/><w:jc w:val="left"/></w:pPr><w:r><w:rPr><w:rFonts w:ascii="Calibri" w:cs="Calibri" w:eastAsia="Calibri" w:hAnsi="Calibri"/><w:b w:val="false"/><w:bCs w:val="false"/><w:i w:val="false"/><w:iCs w:val="false"/><w:caps w:val="false"/><w:color w:val="0F172A"/><w:sz w:val="21"/><w:szCs w:val="21"/></w:rPr><w:t xml:space="preserve"></w:t></w:r></w:p><w:p><w:pPr><w:spacing w:after="160" w:before="60" w:line="280"/><w:jc w:val="center"/></w:pPr><w:r><w:rPr><w:rFonts w:ascii="Calibri" w:cs="Calibri" w:eastAsia="Calibri" w:hAnsi="Calibri"/><w:b w:val="false"/><w:bCs w:val="false"/><w:i w:val="false"/><w:iCs w:val="false"/><w:caps/><w:color w:val="94A3B8"/><w:sz w:val="17"/><w:szCs w:val="17"/></w:rPr><w:t xml:space="preserve">Engineering Reference — Internal / NDA-Restricted</w:t></w:r></w:p><w:p><w:pPr><w:spacing w:after="80" w:before="60" w:line="280"/><w:jc w:val="center"/></w:pPr><w:r><w:rPr><w:rFonts w:ascii="Calibri" w:cs="Calibri" w:eastAsia="Calibri" w:hAnsi="Calibri"/><w:b/><w:bCs/><w:i w:val="false"/><w:iCs w:val="false"/><w:caps w:val="false"/><w:color w:val="0F172A"/><w:sz w:val="36"/><w:szCs w:val="36"/></w:rPr><w:t xml:space="preserve">Substrate Diversity &amp; Dedup</w:t></w:r></w:p><w:p><w:pPr><w:spacing w:after="200" w:before="60" w:line="280"/><w:jc w:val="center"/></w:pPr><w:r><w:rPr><w:rFonts w:ascii="Calibri" w:cs="Calibri" w:eastAsia="Calibri" w:hAnsi="Calibri"/><w:b w:val="false"/><w:bCs w:val="false"/><w:i/><w:iCs/><w:caps w:val="false"/><w:color w:val="475569"/><w:sz w:val="22"/><w:szCs w:val="22"/></w:rPr><w:t xml:space="preserve">Cap-by-CSV diversity and element-set Jaccard dedup at substrate-build time</w:t></w:r></w:p><w:p><w:pPr><w:spacing w:after="40" w:before="60" w:line="280"/><w:jc w:val="center"/></w:pPr><w:r><w:rPr><w:rFonts w:ascii="Calibri" w:cs="Calibri" w:eastAsia="Calibri" w:hAnsi="Calibri"/><w:b/><w:bCs/><w:i w:val="false"/><w:iCs w:val="false"/><w:caps w:val="false"/><w:color w:val="0F172A"/><w:sz w:val="22"/><w:szCs w:val="22"/></w:rPr><w:t xml:space="preserve">Michael Simon Bodner, Ph.D.</w:t></w:r></w:p><w:p><w:pPr><w:spacing w:after="40" w:before="60" w:line="280"/><w:jc w:val="center"/></w:pPr><w:r><w:rPr><w:rFonts w:ascii="Calibri" w:cs="Calibri" w:eastAsia="Calibri" w:hAnsi="Calibri"/><w:b w:val="false"/><w:bCs w:val="false"/><w:i w:val="false"/><w:iCs w:val="false"/><w:caps w:val="false"/><w:color w:val="0F3460"/><w:sz w:val="18"/><w:szCs w:val="18"/></w:rPr><w:t xml:space="preserve">Founder &amp; Chief Scientist, InformationPhysics.ai</w:t></w:r></w:p><w:p><w:pPr><w:spacing w:after="40" w:before="60" w:line="280"/><w:jc w:val="center"/></w:pPr><w:r><w:rPr><w:rFonts w:ascii="Calibri" w:cs="Calibri" w:eastAsia="Calibri" w:hAnsi="Calibri"/><w:b w:val="false"/><w:bCs w:val="false"/><w:i w:val="false"/><w:iCs w:val="false"/><w:caps w:val="false"/><w:color w:val="475569"/><w:sz w:val="18"/><w:szCs w:val="18"/></w:rPr><w:t xml:space="preserve">April 2026 — Software Version V4.5.0</w:t></w:r></w:p><w:p><w:pPr><w:spacing w:after="40" w:before="60" w:line="280"/><w:jc w:val="center"/></w:pPr><w:r><w:rPr><w:rFonts w:ascii="Consolas" w:cs="Consolas" w:eastAsia="Consolas" w:hAnsi="Consolas"/><w:b w:val="false"/><w:bCs w:val="false"/><w:i w:val="false"/><w:iCs w:val="false"/><w:caps w:val="false"/><w:color w:val="475569"/><w:sz w:val="16"/><w:szCs w:val="16"/></w:rPr><w:t xml:space="preserve">lib/aio-math.ts  ·  infophysics_impl_grade/api/search_helpers.py</w:t></w:r></w:p><w:p><w:pPr><w:spacing w:after="240" w:before="60" w:line="280"/><w:jc w:val="center"/></w:pPr><w:r><w:rPr><w:rFonts w:ascii="Calibri" w:cs="Calibri" w:eastAsia="Calibri" w:hAnsi="Calibri"/><w:b w:val="false"/><w:bCs w:val="false"/><w:i w:val="false"/><w:iCs w:val="false"/><w:caps w:val="false"/><w:color w:val="94A3B8"/><w:sz w:val="16"/><w:szCs w:val="16"/></w:rPr><w:t xml:space="preserve">© 2026 InformationPhysics.ai, LLC. All rights reserved.</w:t></w:r></w:p><w:tbl><w:tblPr><w:tblW w:type="dxa" w:w="9600"/><w:tblBorders><w:top w:val="single" w:color="auto" w:sz="4"/><w:left w:val="single" w:color="auto" w:sz="4"/><w:bottom w:val="single" w:color="auto" w:sz="4"/><w:right w:val="single" w:color="auto" w:sz="4"/><w:insideH w:val="single" w:color="auto" w:sz="4"/><w:insideV w:val="single" w:color="auto" w:sz="4"/></w:tblBorders></w:tblPr><w:tblGrid><w:gridCol w:w="9600"/></w:tblGrid><w:tr><w:tc><w:tcPr><w:tcW w:type="dxa" w:w="9600"/><w:tcBorders><w:top w:val="single" w:color="CBD5E1" w:sz="4"/><w:left w:val="single" w:color="CBD5E1" w:sz="4"/><w:bottom w:val="single" w:color="CBD5E1" w:sz="4"/><w:right w:val="single" w:color="CBD5E1" w:sz="4"/></w:tcBorders><w:tcMar><w:top w:type="dxa" w:w="200"/><w:left w:type="dxa" w:w="240"/><w:bottom w:type="dxa" w:w="200"/><w:right w:type="dxa" w:w="240"/></w:tcMar></w:tcPr><w:p><w:pPr><w:spacing w:after="120" w:before="0"/></w:pPr><w:r><w:rPr><w:rFonts w:ascii="Calibri" w:cs="Calibri" w:eastAsia="Calibri" w:hAnsi="Calibri"/><w:b/><w:bCs/><w:color w:val="1F3864"/><w:sz w:val="24"/><w:szCs w:val="24"/></w:rPr><w:t xml:space="preserve">Abstract</w:t></w:r></w:p><w:p><w:pPr><w:spacing w:after="0" w:before="0" w:line="300"/></w:pPr><w:r><w:rPr><w:rFonts w:ascii="Calibri" w:cs="Calibri" w:eastAsia="Calibri" w:hAnsi="Calibri"/><w:color w:val="475569"/><w:sz w:val="21"/><w:szCs w:val="21"/></w:rPr><w:t xml:space="preserve">Documents two substrate-build-time fixes that landed in V4.5 to keep the LLM&apos;s input bundle balanced and non-redundant: cap-by-CSV diversity (replacing a flat top-N cap that let one CSV crowd out the others) and element-set Jaccard dedup (collapsing near-duplicates that survived from cross-CSV reposts of the same entity).</w:t></w:r></w:p></w:tc></w:tr></w:tbl><w:p><w:pPr><w:spacing w:after="60" w:before="60" w:line="280"/><w:jc w:val="left"/></w:pPr><w:r><w:rPr><w:rFonts w:ascii="Calibri" w:cs="Calibri" w:eastAsia="Calibri" w:hAnsi="Calibri"/><w:b w:val="false"/><w:bCs w:val="false"/><w:i w:val="false"/><w:iCs w:val="false"/><w:caps w:val="false"/><w:color w:val="0F172A"/><w:sz w:val="21"/><w:szCs w:val="21"/></w:rPr><w:t xml:space="preserve"></w:t></w:r></w:p><w:p><w:pPr><w:pStyle w:val="Heading1"/><w:pBdr><w:bottom w:val="single" w:color="1F3864" w:sz="6" w:space="4"/></w:pBdr><w:spacing w:after="160" w:before="360" w:line="320"/></w:pPr><w:r><w:rPr><w:rFonts w:ascii="Calibri" w:cs="Calibri" w:eastAsia="Calibri" w:hAnsi="Calibri"/><w:b/><w:bCs/><w:color w:val="1F3864"/><w:sz w:val="28"/><w:szCs w:val="28"/></w:rPr><w:t xml:space="preserve">1.  The Failure Mode</w:t></w:r></w:p><w:p><w:pPr><w:spacing w:after="60" w:before="60" w:line="280"/><w:jc w:val="left"/></w:pPr><w:r><w:rPr><w:rFonts w:ascii="Calibri" w:cs="Calibri" w:eastAsia="Calibri" w:hAnsi="Calibri"/><w:b w:val="false"/><w:bCs w:val="false"/><w:i w:val="false"/><w:iCs w:val="false"/><w:caps w:val="false"/><w:color w:val="0F172A"/><w:sz w:val="21"/><w:szCs w:val="21"/></w:rPr><w:t xml:space="preserve">Pre-V4.5, the substrate cap was a flat &quot;top N AIOs by score&quot; pass. On the demo corpus AIA305 Sample.csv supplies 474 of 589 AIOs (≈80%), and AIA305 rows score consistently high on most queries because they&apos;re long, dense, and contain many cues. Result: the cap filled with AIA305 records and starved the operational CSVs (acc_rfis, acc_issues, acc_submittals, acc_vendors, acc_cost_codes). Multi-CSV joins on a shared key failed silently with &quot;no matching records&quot; — the records existed, they just never reached the LLM.</w:t></w:r></w:p><w:p><w:pPr><w:pStyle w:val="Heading1"/><w:pBdr><w:bottom w:val="single" w:color="1F3864" w:sz="6" w:space="4"/></w:pBdr><w:spacing w:after="160" w:before="360" w:line="320"/></w:pPr><w:r><w:rPr><w:rFonts w:ascii="Calibri" w:cs="Calibri" w:eastAsia="Calibri" w:hAnsi="Calibri"/><w:b/><w:bCs/><w:color w:val="1F3864"/><w:sz w:val="28"/><w:szCs w:val="28"/></w:rPr><w:t xml:space="preserve">2.  Cap-by-CSV Diversity</w:t></w:r></w:p><w:p><w:pPr><w:spacing w:after="60" w:before="60" w:line="280"/><w:jc w:val="left"/></w:pPr><w:r><w:rPr><w:rFonts w:ascii="Calibri" w:cs="Calibri" w:eastAsia="Calibri" w:hAnsi="Calibri"/><w:b w:val="false"/><w:bCs w:val="false"/><w:i w:val="false"/><w:iCs w:val="false"/><w:caps w:val="false"/><w:color w:val="0F172A"/><w:sz w:val="21"/><w:szCs w:val="21"/></w:rPr><w:t xml:space="preserve">The fix has the same end-state token budget but a different distribution rule:</w:t></w:r></w:p><0/><w:p><w:pPr><w:spacing w:after="60" w:before="60" w:line="280"/><w:jc w:val="left"/></w:pPr><w:r><w:rPr><w:rFonts w:ascii="Calibri" w:cs="Calibri" w:eastAsia="Calibri" w:hAnsi="Calibri"/><w:b w:val="false"/><w:bCs w:val="false"/><w:i w:val="false"/><w:iCs w:val="false"/><w:caps w:val="false"/><w:color w:val="0F172A"/><w:sz w:val="21"/><w:szCs w:val="21"/></w:rPr><w:t xml:space="preserve">Mirrored on the frontend Recall path (lib/aio-math.ts diversifyByCSV) and the backend Live path (api/search_helpers.py diversify_by_csv) so both modes produce comparable substrates.</w:t></w:r></w:p><w:tbl><w:tblPr><w:tblW w:type="dxa" w:w="9600"/><w:tblBorders><w:top w:val="single" w:color="auto" w:sz="4"/><w:left w:val="single" w:color="auto" w:sz="4"/><w:bottom w:val="single" w:color="auto" w:sz="4"/><w:right w:val="single" w:color="auto" w:sz="4"/><w:insideH w:val="single" w:color="auto" w:sz="4"/><w:insideV w:val="single" w:color="auto" w:sz="4"/></w:tblBorders></w:tblPr><w:tblGrid><w:gridCol w:w="9600"/></w:tblGrid><w:tr><w:tc><w:tcPr><w:tcW w:type="dxa" w:w="9600"/><w:tcBorders><w:top w:val="nil" w:color="FFFFFF" w:sz="1"/><w:left w:val="single" w:color="FB7185" w:sz="18"/><w:bottom w:val="nil" w:color="FFFFFF" w:sz="1"/><w:right w:val="nil" w:color="FFFFFF" w:sz="1"/></w:tcBorders><w:tcMar><w:top w:type="dxa" w:w="80"/><w:left w:type="dxa" w:w="240"/><w:bottom w:type="dxa" w:w="120"/><w:right w:type="dxa" w:w="100"/></w:tcMar></w:tcPr><w:p><w:pPr><w:spacing w:after="80" w:before="0" w:line="280"/></w:pPr><w:r><w:rPr><w:rFonts w:ascii="Calibri" w:cs="Calibri" w:eastAsia="Calibri" w:hAnsi="Calibri"/><w:b/><w:bCs/><w:color w:val="0F172A"/><w:sz w:val="22"/><w:szCs w:val="22"/></w:rPr><w:t xml:space="preserve">2.1  Worked example</w:t></w:r></w:p><w:p><w:pPr><w:spacing w:after="60" w:before="60" w:line="280"/><w:jc w:val="left"/></w:pPr><w:r><w:rPr><w:rFonts w:ascii="Calibri" w:cs="Calibri" w:eastAsia="Calibri" w:hAnsi="Calibri"/><w:b w:val="false"/><w:bCs w:val="false"/><w:i w:val="false"/><w:iCs w:val="false"/><w:caps w:val="false"/><w:color w:val="0F172A"/><w:sz w:val="21"/><w:szCs w:val="21"/></w:rPr><w:t xml:space="preserve">Query: &quot;Show me the project where Sarah Mitchell is Superintendent and list its open RFIs&quot;. Matched: 18 AIA305 + 4 acc_rfis + 1 acc_employees = 23 AIOs. Cap = 12.</w:t></w:r></w:p><w:tbl><w:tblPr><w:tblW w:type="dxa" w:w="9600"/><w:tblBorders><w:top w:val="single" w:color="auto" w:sz="4"/><w:left w:val="single" w:color="auto" w:sz="4"/><w:bottom w:val="single" w:color="auto" w:sz="4"/><w:right w:val="single" w:color="auto" w:sz="4"/><w:insideH w:val="single" w:color="auto" w:sz="4"/><w:insideV w:val="single" w:color="auto" w:sz="4"/></w:tblBorders></w:tblPr><w:tblGrid><w:gridCol w:w="3000"/><w:gridCol w:w="1500"/><w:gridCol w:w="1500"/><w:gridCol w:w="1800"/><w:gridCol w:w="1800"/></w:tblGrid><w:tr><w:trPr><w:tblHeader/></w:trPr><w:tc><w:tcPr><w:tcW w:type="dxa" w:w="3000"/><w:tcBorders><w:top w:val="single" w:color="CBD5E1" w:sz="4"/><w:left w:val="single" w:color="CBD5E1" w:sz="4"/><w:bottom w:val="single" w:color="CBD5E1" w:sz="4"/><w:right w:val="single" w:color="CBD5E1" w:sz="4"/></w:tcBorders><w:shd w:fill="0F3460" w:val="clear"/><w:tcMar><w:top w:type="dxa" w:w="80"/><w:left w:type="dxa" w:w="120"/><w:bottom w:type="dxa" w:w="80"/><w:right w:type="dxa" w:w="120"/></w:tcMar></w:tcPr><w:p><w:pPr><w:spacing w:after="0" w:before="0" w:line="260"/></w:pPr><w:r><w:rPr><w:rFonts w:ascii="Calibri" w:cs="Calibri" w:eastAsia="Calibri" w:hAnsi="Calibri"/><w:b/><w:bCs/><w:color w:val="FFFFFF"/><w:sz w:val="19"/><w:szCs w:val="19"/></w:rPr><w:t xml:space="preserve">Step</w:t></w:r></w:p></w:tc><w:tc><w:tcPr><w:tcW w:type="dxa" w:w="1500"/><w:tcBorders><w:top w:val="single" w:color="CBD5E1" w:sz="4"/><w:left w:val="single" w:color="CBD5E1" w:sz="4"/><w:bottom w:val="single" w:color="CBD5E1" w:sz="4"/><w:right w:val="single" w:color="CBD5E1" w:sz="4"/></w:tcBorders><w:shd w:fill="0F3460" w:val="clear"/><w:tcMar><w:top w:type="dxa" w:w="80"/><w:left w:type="dxa" w:w="120"/><w:bottom w:type="dxa" w:w="80"/><w:right w:type="dxa" w:w="120"/></w:tcMar></w:tcPr><w:p><w:pPr><w:spacing w:after="0" w:before="0" w:line="260"/></w:pPr><w:r><w:rPr><w:rFonts w:ascii="Calibri" w:cs="Calibri" w:eastAsia="Calibri" w:hAnsi="Calibri"/><w:b/><w:bCs/><w:color w:val="FFFFFF"/><w:sz w:val="19"/><w:szCs w:val="19"/></w:rPr><w:t xml:space="preserve">AIA305</w:t></w:r></w:p></w:tc><w:tc><w:tcPr><w:tcW w:type="dxa" w:w="1500"/><w:tcBorders><w:top w:val="single" w:color="CBD5E1" w:sz="4"/><w:left w:val="single" w:color="CBD5E1" w:sz="4"/><w:bottom w:val="single" w:color="CBD5E1" w:sz="4"/><w:right w:val="single" w:color="CBD5E1" w:sz="4"/></w:tcBorders><w:shd w:fill="0F3460" w:val="clear"/><w:tcMar><w:top w:type="dxa" w:w="80"/><w:left w:type="dxa" w:w="120"/><w:bottom w:type="dxa" w:w="80"/><w:right w:type="dxa" w:w="120"/></w:tcMar></w:tcPr><w:p><w:pPr><w:spacing w:after="0" w:before="0" w:line="260"/></w:pPr><w:r><w:rPr><w:rFonts w:ascii="Calibri" w:cs="Calibri" w:eastAsia="Calibri" w:hAnsi="Calibri"/><w:b/><w:bCs/><w:color w:val="FFFFFF"/><w:sz w:val="19"/><w:szCs w:val="19"/></w:rPr><w:t xml:space="preserve">acc_rfis</w:t></w:r></w:p></w:tc><w:tc><w:tcPr><w:tcW w:type="dxa" w:w="1800"/><w:tcBorders><w:top w:val="single" w:color="CBD5E1" w:sz="4"/><w:left w:val="single" w:color="CBD5E1" w:sz="4"/><w:bottom w:val="single" w:color="CBD5E1" w:sz="4"/><w:right w:val="single" w:color="CBD5E1" w:sz="4"/></w:tcBorders><w:shd w:fill="0F3460" w:val="clear"/><w:tcMar><w:top w:type="dxa" w:w="80"/><w:left w:type="dxa" w:w="120"/><w:bottom w:type="dxa" w:w="80"/><w:right w:type="dxa" w:w="120"/></w:tcMar></w:tcPr><w:p><w:pPr><w:spacing w:after="0" w:before="0" w:line="260"/></w:pPr><w:r><w:rPr><w:rFonts w:ascii="Calibri" w:cs="Calibri" w:eastAsia="Calibri" w:hAnsi="Calibri"/><w:b/><w:bCs/><w:color w:val="FFFFFF"/><w:sz w:val="19"/><w:szCs w:val="19"/></w:rPr><w:t xml:space="preserve">acc_employees</w:t></w:r></w:p></w:tc><w:tc><w:tcPr><w:tcW w:type="dxa" w:w="1800"/><w:tcBorders><w:top w:val="single" w:color="CBD5E1" w:sz="4"/><w:left w:val="single" w:color="CBD5E1" w:sz="4"/><w:bottom w:val="single" w:color="CBD5E1" w:sz="4"/><w:right w:val="single" w:color="CBD5E1" w:sz="4"/></w:tcBorders><w:shd w:fill="0F3460" w:val="clear"/><w:tcMar><w:top w:type="dxa" w:w="80"/><w:left w:type="dxa" w:w="120"/><w:bottom w:type="dxa" w:w="80"/><w:right w:type="dxa" w:w="120"/></w:tcMar></w:tcPr><w:p><w:pPr><w:spacing w:after="0" w:before="0" w:line="260"/></w:pPr><w:r><w:rPr><w:rFonts w:ascii="Calibri" w:cs="Calibri" w:eastAsia="Calibri" w:hAnsi="Calibri"/><w:b/><w:bCs/><w:color w:val="FFFFFF"/><w:sz w:val="19"/><w:szCs w:val="19"/></w:rPr><w:t xml:space="preserve">Total</w:t></w:r></w:p></w:tc></w:tr><w:tr><w:tc><w:tcPr><w:tcW w:type="dxa" w:w="3000"/><w:tcBorders><w:top w:val="single" w:color="CBD5E1" w:sz="4"/><w:left w:val="single" w:color="CBD5E1" w:sz="4"/><w:bottom w:val="single" w:color="CBD5E1" w:sz="4"/><w:right w:val="single" w:color="CBD5E1" w:sz="4"/></w:tcBorders><w:tcMar><w:top w:type="dxa" w:w="80"/><w:left w:type="dxa" w:w="120"/><w:bottom w:type="dxa" w:w="80"/><w:right w:type="dxa" w:w="120"/></w:tcMar></w:tcPr><w:p><w:pPr><w:spacing w:after="0" w:before="0" w:line="260"/></w:pPr><w:r><w:rPr><w:rFonts w:ascii="Calibri" w:cs="Calibri" w:eastAsia="Calibri" w:hAnsi="Calibri"/><w:b w:val="false"/><w:bCs w:val="false"/><w:color w:val="0F172A"/><w:sz w:val="19"/><w:szCs w:val="19"/></w:rPr><w:t xml:space="preserve">Pre-V4.5 flat top-12</w:t></w:r></w:p></w:tc><w:tc><w:tcPr><w:tcW w:type="dxa" w:w="1500"/><w:tcBorders><w:top w:val="single" w:color="CBD5E1" w:sz="4"/><w:left w:val="single" w:color="CBD5E1" w:sz="4"/><w:bottom w:val="single" w:color="CBD5E1" w:sz="4"/><w:right w:val="single" w:color="CBD5E1" w:sz="4"/></w:tcBorders><w:tcMar><w:top w:type="dxa" w:w="80"/><w:left w:type="dxa" w:w="120"/><w:bottom w:type="dxa" w:w="80"/><w:right w:type="dxa" w:w="120"/></w:tcMar></w:tcPr><w:p><w:pPr><w:spacing w:after="0" w:before="0" w:line="260"/></w:pPr><w:r><w:rPr><w:rFonts w:ascii="Calibri" w:cs="Calibri" w:eastAsia="Calibri" w:hAnsi="Calibri"/><w:b w:val="false"/><w:bCs w:val="false"/><w:color w:val="0F172A"/><w:sz w:val="19"/><w:szCs w:val="19"/></w:rPr><w:t xml:space="preserve">12</w:t></w:r></w:p></w:tc><w:tc><w:tcPr><w:tcW w:type="dxa" w:w="1500"/><w:tcBorders><w:top w:val="single" w:color="CBD5E1" w:sz="4"/><w:left w:val="single" w:color="CBD5E1" w:sz="4"/><w:bottom w:val="single" w:color="CBD5E1" w:sz="4"/><w:right w:val="single" w:color="CBD5E1" w:sz="4"/></w:tcBorders><w:tcMar><w:top w:type="dxa" w:w="80"/><w:left w:type="dxa" w:w="120"/><w:bottom w:type="dxa" w:w="80"/><w:right w:type="dxa" w:w="120"/></w:tcMar></w:tcPr><w:p><w:pPr><w:spacing w:after="0" w:before="0" w:line="260"/></w:pPr><w:r><w:rPr><w:rFonts w:ascii="Calibri" w:cs="Calibri" w:eastAsia="Calibri" w:hAnsi="Calibri"/><w:b w:val="false"/><w:bCs w:val="false"/><w:color w:val="0F172A"/><w:sz w:val="19"/><w:szCs w:val="19"/></w:rPr><w:t xml:space="preserve">0</w:t></w:r></w:p></w:tc><w:tc><w:tcPr><w:tcW w:type="dxa" w:w="1800"/><w:tcBorders><w:top w:val="single" w:color="CBD5E1" w:sz="4"/><w:left w:val="single" w:color="CBD5E1" w:sz="4"/><w:bottom w:val="single" w:color="CBD5E1" w:sz="4"/><w:right w:val="single" w:color="CBD5E1" w:sz="4"/></w:tcBorders><w:tcMar><w:top w:type="dxa" w:w="80"/><w:left w:type="dxa" w:w="120"/><w:bottom w:type="dxa" w:w="80"/><w:right w:type="dxa" w:w="120"/></w:tcMar></w:tcPr><w:p><w:pPr><w:spacing w:after="0" w:before="0" w:line="260"/></w:pPr><w:r><w:rPr><w:rFonts w:ascii="Calibri" w:cs="Calibri" w:eastAsia="Calibri" w:hAnsi="Calibri"/><w:b w:val="false"/><w:bCs w:val="false"/><w:color w:val="0F172A"/><w:sz w:val="19"/><w:szCs w:val="19"/></w:rPr><w:t xml:space="preserve">0</w:t></w:r></w:p></w:tc><w:tc><w:tcPr><w:tcW w:type="dxa" w:w="1800"/><w:tcBorders><w:top w:val="single" w:color="CBD5E1" w:sz="4"/><w:left w:val="single" w:color="CBD5E1" w:sz="4"/><w:bottom w:val="single" w:color="CBD5E1" w:sz="4"/><w:right w:val="single" w:color="CBD5E1" w:sz="4"/></w:tcBorders><w:tcMar><w:top w:type="dxa" w:w="80"/><w:left w:type="dxa" w:w="120"/><w:bottom w:type="dxa" w:w="80"/><w:right w:type="dxa" w:w="120"/></w:tcMar></w:tcPr><w:p><w:pPr><w:spacing w:after="0" w:before="0" w:line="260"/></w:pPr><w:r><w:rPr><w:rFonts w:ascii="Calibri" w:cs="Calibri" w:eastAsia="Calibri" w:hAnsi="Calibri"/><w:b w:val="false"/><w:bCs w:val="false"/><w:color w:val="0F172A"/><w:sz w:val="19"/><w:szCs w:val="19"/></w:rPr><w:t xml:space="preserve">12</w:t></w:r></w:p></w:tc></w:tr><w:tr><w:tc><w:tcPr><w:tcW w:type="dxa" w:w="3000"/><w:tcBorders><w:top w:val="single" w:color="CBD5E1" w:sz="4"/><w:left w:val="single" w:color="CBD5E1" w:sz="4"/><w:bottom w:val="single" w:color="CBD5E1" w:sz="4"/><w:right w:val="single" w:color="CBD5E1" w:sz="4"/></w:tcBorders><w:shd w:fill="F1F5F9" w:val="clear"/><w:tcMar><w:top w:type="dxa" w:w="80"/><w:left w:type="dxa" w:w="120"/><w:bottom w:type="dxa" w:w="80"/><w:right w:type="dxa" w:w="120"/></w:tcMar></w:tcPr><w:p><w:pPr><w:spacing w:after="0" w:before="0" w:line="260"/></w:pPr><w:r><w:rPr><w:rFonts w:ascii="Calibri" w:cs="Calibri" w:eastAsia="Calibri" w:hAnsi="Calibri"/><w:b w:val="false"/><w:bCs w:val="false"/><w:color w:val="0F172A"/><w:sz w:val="19"/><w:szCs w:val="19"/></w:rPr><w:t xml:space="preserve">V4.5 fair share = ⌈12/3⌉ = 4</w:t></w:r></w:p></w:tc><w:tc><w:tcPr><w:tcW w:type="dxa" w:w="1500"/><w:tcBorders><w:top w:val="single" w:color="CBD5E1" w:sz="4"/><w:left w:val="single" w:color="CBD5E1" w:sz="4"/><w:bottom w:val="single" w:color="CBD5E1" w:sz="4"/><w:right w:val="single" w:color="CBD5E1" w:sz="4"/></w:tcBorders><w:shd w:fill="F1F5F9" w:val="clear"/><w:tcMar><w:top w:type="dxa" w:w="80"/><w:left w:type="dxa" w:w="120"/><w:bottom w:type="dxa" w:w="80"/><w:right w:type="dxa" w:w="120"/></w:tcMar></w:tcPr><w:p><w:pPr><w:spacing w:after="0" w:before="0" w:line="260"/></w:pPr><w:r><w:rPr><w:rFonts w:ascii="Calibri" w:cs="Calibri" w:eastAsia="Calibri" w:hAnsi="Calibri"/><w:b w:val="false"/><w:bCs w:val="false"/><w:color w:val="0F172A"/><w:sz w:val="19"/><w:szCs w:val="19"/></w:rPr><w:t xml:space="preserve">4</w:t></w:r></w:p></w:tc><w:tc><w:tcPr><w:tcW w:type="dxa" w:w="1500"/><w:tcBorders><w:top w:val="single" w:color="CBD5E1" w:sz="4"/><w:left w:val="single" w:color="CBD5E1" w:sz="4"/><w:bottom w:val="single" w:color="CBD5E1" w:sz="4"/><w:right w:val="single" w:color="CBD5E1" w:sz="4"/></w:tcBorders><w:shd w:fill="F1F5F9" w:val="clear"/><w:tcMar><w:top w:type="dxa" w:w="80"/><w:left w:type="dxa" w:w="120"/><w:bottom w:type="dxa" w:w="80"/><w:right w:type="dxa" w:w="120"/></w:tcMar></w:tcPr><w:p><w:pPr><w:spacing w:after="0" w:before="0" w:line="260"/></w:pPr><w:r><w:rPr><w:rFonts w:ascii="Calibri" w:cs="Calibri" w:eastAsia="Calibri" w:hAnsi="Calibri"/><w:b w:val="false"/><w:bCs w:val="false"/><w:color w:val="0F172A"/><w:sz w:val="19"/><w:szCs w:val="19"/></w:rPr><w:t xml:space="preserve">4</w:t></w:r></w:p></w:tc><w:tc><w:tcPr><w:tcW w:type="dxa" w:w="1800"/><w:tcBorders><w:top w:val="single" w:color="CBD5E1" w:sz="4"/><w:left w:val="single" w:color="CBD5E1" w:sz="4"/><w:bottom w:val="single" w:color="CBD5E1" w:sz="4"/><w:right w:val="single" w:color="CBD5E1" w:sz="4"/></w:tcBorders><w:shd w:fill="F1F5F9" w:val="clear"/><w:tcMar><w:top w:type="dxa" w:w="80"/><w:left w:type="dxa" w:w="120"/><w:bottom w:type="dxa" w:w="80"/><w:right w:type="dxa" w:w="120"/></w:tcMar></w:tcPr><w:p><w:pPr><w:spacing w:after="0" w:before="0" w:line="260"/></w:pPr><w:r><w:rPr><w:rFonts w:ascii="Calibri" w:cs="Calibri" w:eastAsia="Calibri" w:hAnsi="Calibri"/><w:b w:val="false"/><w:bCs w:val="false"/><w:color w:val="0F172A"/><w:sz w:val="19"/><w:szCs w:val="19"/></w:rPr><w:t xml:space="preserve">1</w:t></w:r></w:p></w:tc><w:tc><w:tcPr><w:tcW w:type="dxa" w:w="1800"/><w:tcBorders><w:top w:val="single" w:color="CBD5E1" w:sz="4"/><w:left w:val="single" w:color="CBD5E1" w:sz="4"/><w:bottom w:val="single" w:color="CBD5E1" w:sz="4"/><w:right w:val="single" w:color="CBD5E1" w:sz="4"/></w:tcBorders><w:shd w:fill="F1F5F9" w:val="clear"/><w:tcMar><w:top w:type="dxa" w:w="80"/><w:left w:type="dxa" w:w="120"/><w:bottom w:type="dxa" w:w="80"/><w:right w:type="dxa" w:w="120"/></w:tcMar></w:tcPr><w:p><w:pPr><w:spacing w:after="0" w:before="0" w:line="260"/></w:pPr><w:r><w:rPr><w:rFonts w:ascii="Calibri" w:cs="Calibri" w:eastAsia="Calibri" w:hAnsi="Calibri"/><w:b w:val="false"/><w:bCs w:val="false"/><w:color w:val="0F172A"/><w:sz w:val="19"/><w:szCs w:val="19"/></w:rPr><w:t xml:space="preserve">9</w:t></w:r></w:p></w:tc></w:tr><w:tr><w:tc><w:tcPr><w:tcW w:type="dxa" w:w="3000"/><w:tcBorders><w:top w:val="single" w:color="CBD5E1" w:sz="4"/><w:left w:val="single" w:color="CBD5E1" w:sz="4"/><w:bottom w:val="single" w:color="CBD5E1" w:sz="4"/><w:right w:val="single" w:color="CBD5E1" w:sz="4"/></w:tcBorders><w:tcMar><w:top w:type="dxa" w:w="80"/><w:left w:type="dxa" w:w="120"/><w:bottom w:type="dxa" w:w="80"/><w:right w:type="dxa" w:w="120"/></w:tcMar></w:tcPr><w:p><w:pPr><w:spacing w:after="0" w:before="0" w:line="260"/></w:pPr><w:r><w:rPr><w:rFonts w:ascii="Calibri" w:cs="Calibri" w:eastAsia="Calibri" w:hAnsi="Calibri"/><w:b w:val="false"/><w:bCs w:val="false"/><w:color w:val="0F172A"/><w:sz w:val="19"/><w:szCs w:val="19"/></w:rPr><w:t xml:space="preserve">Backfill from leftovers (3 slots)</w:t></w:r></w:p></w:tc><w:tc><w:tcPr><w:tcW w:type="dxa" w:w="1500"/><w:tcBorders><w:top w:val="single" w:color="CBD5E1" w:sz="4"/><w:left w:val="single" w:color="CBD5E1" w:sz="4"/><w:bottom w:val="single" w:color="CBD5E1" w:sz="4"/><w:right w:val="single" w:color="CBD5E1" w:sz="4"/></w:tcBorders><w:tcMar><w:top w:type="dxa" w:w="80"/><w:left w:type="dxa" w:w="120"/><w:bottom w:type="dxa" w:w="80"/><w:right w:type="dxa" w:w="120"/></w:tcMar></w:tcPr><w:p><w:pPr><w:spacing w:after="0" w:before="0" w:line="260"/></w:pPr><w:r><w:rPr><w:rFonts w:ascii="Calibri" w:cs="Calibri" w:eastAsia="Calibri" w:hAnsi="Calibri"/><w:b w:val="false"/><w:bCs w:val="false"/><w:color w:val="0F172A"/><w:sz w:val="19"/><w:szCs w:val="19"/></w:rPr><w:t xml:space="preserve">+3</w:t></w:r></w:p></w:tc><w:tc><w:tcPr><w:tcW w:type="dxa" w:w="1500"/><w:tcBorders><w:top w:val="single" w:color="CBD5E1" w:sz="4"/><w:left w:val="single" w:color="CBD5E1" w:sz="4"/><w:bottom w:val="single" w:color="CBD5E1" w:sz="4"/><w:right w:val="single" w:color="CBD5E1" w:sz="4"/></w:tcBorders><w:tcMar><w:top w:type="dxa" w:w="80"/><w:left w:type="dxa" w:w="120"/><w:bottom w:type="dxa" w:w="80"/><w:right w:type="dxa" w:w="120"/></w:tcMar></w:tcPr><w:p><w:pPr><w:spacing w:after="0" w:before="0" w:line="260"/></w:pPr><w:r><w:rPr><w:rFonts w:ascii="Calibri" w:cs="Calibri" w:eastAsia="Calibri" w:hAnsi="Calibri"/><w:b w:val="false"/><w:bCs w:val="false"/><w:color w:val="0F172A"/><w:sz w:val="19"/><w:szCs w:val="19"/></w:rPr><w:t xml:space="preserve">+0</w:t></w:r></w:p></w:tc><w:tc><w:tcPr><w:tcW w:type="dxa" w:w="1800"/><w:tcBorders><w:top w:val="single" w:color="CBD5E1" w:sz="4"/><w:left w:val="single" w:color="CBD5E1" w:sz="4"/><w:bottom w:val="single" w:color="CBD5E1" w:sz="4"/><w:right w:val="single" w:color="CBD5E1" w:sz="4"/></w:tcBorders><w:tcMar><w:top w:type="dxa" w:w="80"/><w:left w:type="dxa" w:w="120"/><w:bottom w:type="dxa" w:w="80"/><w:right w:type="dxa" w:w="120"/></w:tcMar></w:tcPr><w:p><w:pPr><w:spacing w:after="0" w:before="0" w:line="260"/></w:pPr><w:r><w:rPr><w:rFonts w:ascii="Calibri" w:cs="Calibri" w:eastAsia="Calibri" w:hAnsi="Calibri"/><w:b w:val="false"/><w:bCs w:val="false"/><w:color w:val="0F172A"/><w:sz w:val="19"/><w:szCs w:val="19"/></w:rPr><w:t xml:space="preserve">+0</w:t></w:r></w:p></w:tc><w:tc><w:tcPr><w:tcW w:type="dxa" w:w="1800"/><w:tcBorders><w:top w:val="single" w:color="CBD5E1" w:sz="4"/><w:left w:val="single" w:color="CBD5E1" w:sz="4"/><w:bottom w:val="single" w:color="CBD5E1" w:sz="4"/><w:right w:val="single" w:color="CBD5E1" w:sz="4"/></w:tcBorders><w:tcMar><w:top w:type="dxa" w:w="80"/><w:left w:type="dxa" w:w="120"/><w:bottom w:type="dxa" w:w="80"/><w:right w:type="dxa" w:w="120"/></w:tcMar></w:tcPr><w:p><w:pPr><w:spacing w:after="0" w:before="0" w:line="260"/></w:pPr><w:r><w:rPr><w:rFonts w:ascii="Calibri" w:cs="Calibri" w:eastAsia="Calibri" w:hAnsi="Calibri"/><w:b w:val="false"/><w:bCs w:val="false"/><w:color w:val="0F172A"/><w:sz w:val="19"/><w:szCs w:val="19"/></w:rPr><w:t xml:space="preserve">12</w:t></w:r></w:p></w:tc></w:tr><w:tr><w:tc><w:tcPr><w:tcW w:type="dxa" w:w="3000"/><w:tcBorders><w:top w:val="single" w:color="CBD5E1" w:sz="4"/><w:left w:val="single" w:color="CBD5E1" w:sz="4"/><w:bottom w:val="single" w:color="CBD5E1" w:sz="4"/><w:right w:val="single" w:color="CBD5E1" w:sz="4"/></w:tcBorders><w:shd w:fill="F1F5F9" w:val="clear"/><w:tcMar><w:top w:type="dxa" w:w="80"/><w:left w:type="dxa" w:w="120"/><w:bottom w:type="dxa" w:w="80"/><w:right w:type="dxa" w:w="120"/></w:tcMar></w:tcPr><w:p><w:pPr><w:spacing w:after="0" w:before="0" w:line="260"/></w:pPr><w:r><w:rPr><w:rFonts w:ascii="Calibri" w:cs="Calibri" w:eastAsia="Calibri" w:hAnsi="Calibri"/><w:b w:val="false"/><w:bCs w:val="false"/><w:color w:val="0F172A"/><w:sz w:val="19"/><w:szCs w:val="19"/></w:rPr><w:t xml:space="preserve">Final substrate</w:t></w:r></w:p></w:tc><w:tc><w:tcPr><w:tcW w:type="dxa" w:w="1500"/><w:tcBorders><w:top w:val="single" w:color="CBD5E1" w:sz="4"/><w:left w:val="single" w:color="CBD5E1" w:sz="4"/><w:bottom w:val="single" w:color="CBD5E1" w:sz="4"/><w:right w:val="single" w:color="CBD5E1" w:sz="4"/></w:tcBorders><w:shd w:fill="F1F5F9" w:val="clear"/><w:tcMar><w:top w:type="dxa" w:w="80"/><w:left w:type="dxa" w:w="120"/><w:bottom w:type="dxa" w:w="80"/><w:right w:type="dxa" w:w="120"/></w:tcMar></w:tcPr><w:p><w:pPr><w:spacing w:after="0" w:before="0" w:line="260"/></w:pPr><w:r><w:rPr><w:rFonts w:ascii="Calibri" w:cs="Calibri" w:eastAsia="Calibri" w:hAnsi="Calibri"/><w:b w:val="false"/><w:bCs w:val="false"/><w:color w:val="0F172A"/><w:sz w:val="19"/><w:szCs w:val="19"/></w:rPr><w:t xml:space="preserve">7</w:t></w:r></w:p></w:tc><w:tc><w:tcPr><w:tcW w:type="dxa" w:w="1500"/><w:tcBorders><w:top w:val="single" w:color="CBD5E1" w:sz="4"/><w:left w:val="single" w:color="CBD5E1" w:sz="4"/><w:bottom w:val="single" w:color="CBD5E1" w:sz="4"/><w:right w:val="single" w:color="CBD5E1" w:sz="4"/></w:tcBorders><w:shd w:fill="F1F5F9" w:val="clear"/><w:tcMar><w:top w:type="dxa" w:w="80"/><w:left w:type="dxa" w:w="120"/><w:bottom w:type="dxa" w:w="80"/><w:right w:type="dxa" w:w="120"/></w:tcMar></w:tcPr><w:p><w:pPr><w:spacing w:after="0" w:before="0" w:line="260"/></w:pPr><w:r><w:rPr><w:rFonts w:ascii="Calibri" w:cs="Calibri" w:eastAsia="Calibri" w:hAnsi="Calibri"/><w:b w:val="false"/><w:bCs w:val="false"/><w:color w:val="0F172A"/><w:sz w:val="19"/><w:szCs w:val="19"/></w:rPr><w:t xml:space="preserve">4</w:t></w:r></w:p></w:tc><w:tc><w:tcPr><w:tcW w:type="dxa" w:w="1800"/><w:tcBorders><w:top w:val="single" w:color="CBD5E1" w:sz="4"/><w:left w:val="single" w:color="CBD5E1" w:sz="4"/><w:bottom w:val="single" w:color="CBD5E1" w:sz="4"/><w:right w:val="single" w:color="CBD5E1" w:sz="4"/></w:tcBorders><w:shd w:fill="F1F5F9" w:val="clear"/><w:tcMar><w:top w:type="dxa" w:w="80"/><w:left w:type="dxa" w:w="120"/><w:bottom w:type="dxa" w:w="80"/><w:right w:type="dxa" w:w="120"/></w:tcMar></w:tcPr><w:p><w:pPr><w:spacing w:after="0" w:before="0" w:line="260"/></w:pPr><w:r><w:rPr><w:rFonts w:ascii="Calibri" w:cs="Calibri" w:eastAsia="Calibri" w:hAnsi="Calibri"/><w:b w:val="false"/><w:bCs w:val="false"/><w:color w:val="0F172A"/><w:sz w:val="19"/><w:szCs w:val="19"/></w:rPr><w:t xml:space="preserve">1</w:t></w:r></w:p></w:tc><w:tc><w:tcPr><w:tcW w:type="dxa" w:w="1800"/><w:tcBorders><w:top w:val="single" w:color="CBD5E1" w:sz="4"/><w:left w:val="single" w:color="CBD5E1" w:sz="4"/><w:bottom w:val="single" w:color="CBD5E1" w:sz="4"/><w:right w:val="single" w:color="CBD5E1" w:sz="4"/></w:tcBorders><w:shd w:fill="F1F5F9" w:val="clear"/><w:tcMar><w:top w:type="dxa" w:w="80"/><w:left w:type="dxa" w:w="120"/><w:bottom w:type="dxa" w:w="80"/><w:right w:type="dxa" w:w="120"/></w:tcMar></w:tcPr><w:p><w:pPr><w:spacing w:after="0" w:before="0" w:line="260"/></w:pPr><w:r><w:rPr><w:rFonts w:ascii="Calibri" w:cs="Calibri" w:eastAsia="Calibri" w:hAnsi="Calibri"/><w:b w:val="false"/><w:bCs w:val="false"/><w:color w:val="0F172A"/><w:sz w:val="19"/><w:szCs w:val="19"/></w:rPr><w:t xml:space="preserve">12</w:t></w:r></w:p></w:tc></w:tr></w:tbl><w:p><w:pPr><w:spacing w:after="60" w:before="60" w:line="280"/><w:jc w:val="left"/></w:pPr><w:r><w:rPr><w:rFonts w:ascii="Calibri" w:cs="Calibri" w:eastAsia="Calibri" w:hAnsi="Calibri"/><w:b w:val="false"/><w:bCs w:val="false"/><w:i w:val="false"/><w:iCs w:val="false"/><w:caps w:val="false"/><w:color w:val="0F172A"/><w:sz w:val="21"/><w:szCs w:val="21"/></w:rPr><w:t xml:space="preserve">Pre-V4.5 the LLM never sees an acc_rfis row and answers &quot;there are no open RFIs on that project.&quot; V4.5 sees all 4 RFIs and answers correctly.</w:t></w:r></w:p></w:tc></w:tr></w:tbl><w:p><w:pPr><w:pStyle w:val="Heading1"/><w:pBdr><w:bottom w:val="single" w:color="1F3864" w:sz="6" w:space="4"/></w:pBdr><w:spacing w:after="160" w:before="360" w:line="320"/></w:pPr><w:r><w:rPr><w:rFonts w:ascii="Calibri" w:cs="Calibri" w:eastAsia="Calibri" w:hAnsi="Calibri"/><w:b/><w:bCs/><w:color w:val="1F3864"/><w:sz w:val="28"/><w:szCs w:val="28"/></w:rPr><w:t xml:space="preserve">3.  Element-Set Jaccard Dedup</w:t></w:r></w:p><w:p><w:pPr><w:spacing w:after="60" w:before="60" w:line="280"/><w:jc w:val="left"/></w:pPr><w:r><w:rPr><w:rFonts w:ascii="Calibri" w:cs="Calibri" w:eastAsia="Calibri" w:hAnsi="Calibri"/><w:b w:val="false"/><w:bCs w:val="false"/><w:i w:val="false"/><w:iCs w:val="false"/><w:caps w:val="false"/><w:color w:val="0F172A"/><w:sz w:val="21"/><w:szCs w:val="21"/></w:rPr><w:t xml:space="preserve">Two AIOs that describe the same entity from different CSVs frequently share most of their [Key.Value] tokens. Without dedup, the substrate carries both rows and the LLM either ignores the duplication (wasting tokens) or double-counts in aggregations.</w:t></w:r></w:p><w:tbl><w:tblPr><w:tblW w:type="dxa" w:w="9600"/><w:tblBorders><w:top w:val="single" w:color="auto" w:sz="4"/><w:left w:val="single" w:color="auto" w:sz="4"/><w:bottom w:val="single" w:color="auto" w:sz="4"/><w:right w:val="single" w:color="auto" w:sz="4"/><w:insideH w:val="single" w:color="auto" w:sz="4"/><w:insideV w:val="single" w:color="auto" w:sz="4"/></w:tblBorders></w:tblPr><w:tblGrid><w:gridCol w:w="9600"/></w:tblGrid><w:tr><w:tc><w:tcPr><w:tcW w:type="dxa" w:w="9600"/><w:tcBorders><w:top w:val="nil" w:color="FFFFFF" w:sz="1"/><w:left w:val="single" w:color="FB7185" w:sz="18"/><w:bottom w:val="nil" w:color="FFFFFF" w:sz="1"/><w:right w:val="nil" w:color="FFFFFF" w:sz="1"/></w:tcBorders><w:tcMar><w:top w:type="dxa" w:w="80"/><w:left w:type="dxa" w:w="240"/><w:bottom w:type="dxa" w:w="120"/><w:right w:type="dxa" w:w="100"/></w:tcMar></w:tcPr><w:p><w:pPr><w:spacing w:after="80" w:before="0" w:line="280"/></w:pPr><w:r><w:rPr><w:rFonts w:ascii="Calibri" w:cs="Calibri" w:eastAsia="Calibri" w:hAnsi="Calibri"/><w:b/><w:bCs/><w:color w:val="0F172A"/><w:sz w:val="22"/><w:szCs w:val="22"/></w:rPr><w:t xml:space="preserve">3.1  Algorithm</w:t></w:r></w:p><w:p><w:pPr><w:spacing w:after="60" w:before="60" w:line="280"/><w:jc w:val="left"/></w:pPr><w:r><w:rPr><w:rFonts w:ascii="Calibri" w:cs="Calibri" w:eastAsia="Calibri" w:hAnsi="Calibri"/><w:b w:val="false"/><w:bCs w:val="false"/><w:i w:val="false"/><w:iCs w:val="false"/><w:caps w:val="false"/><w:color w:val="0F172A"/><w:sz w:val="21"/><w:szCs w:val="21"/></w:rPr><w:t xml:space="preserve">Each AIO is hashed as a multiset of (Key, Value) tuples. The provenance key — (OriginalCSV, RowNumber) — is excluded from the comparison so identical content from two CSVs is correctly identified as duplicate.</w:t></w:r></w:p><w:tbl><w:tblPr><w:tblW w:type="dxa" w:w="9600"/><w:tblBorders><w:top w:val="single" w:color="auto" w:sz="4"/><w:left w:val="single" w:color="auto" w:sz="4"/><w:bottom w:val="single" w:color="auto" w:sz="4"/><w:right w:val="single" w:color="auto" w:sz="4"/><w:insideH w:val="single" w:color="auto" w:sz="4"/><w:insideV w:val="single" w:color="auto" w:sz="4"/></w:tblBorders></w:tblPr><w:tblGrid><w:gridCol w:w="9600"/></w:tblGrid><w:tr><w:tc><w:tcPr><w:tcW w:type="dxa" w:w="9600"/><w:tcBorders><w:top w:val="single" w:color="CBD5E1" w:sz="4"/><w:left w:val="single" w:color="CBD5E1" w:sz="4"/><w:bottom w:val="single" w:color="CBD5E1" w:sz="4"/><w:right w:val="single" w:color="CBD5E1" w:sz="4"/></w:tcBorders><w:shd w:fill="F1F5F9" w:val="clear"/><w:tcMar><w:top w:type="dxa" w:w="100"/><w:left w:type="dxa" w:w="200"/><w:bottom w:type="dxa" w:w="100"/><w:right w:type="dxa" w:w="200"/></w:tcMar></w:tcPr><w:p><w:pPr><w:shd w:fill="F1F5F9" w:val="clear"/><w:spacing w:after="0" w:before="0" w:line="240"/></w:pPr><w:r><w:rPr><w:rFonts w:ascii="Consolas" w:cs="Consolas" w:eastAsia="Consolas" w:hAnsi="Consolas"/><w:color w:val="0F172A"/><w:sz w:val="18"/><w:szCs w:val="18"/></w:rPr><w:t xml:space="preserve">function jaccard(a: Set&lt;KV&gt;, b: Set&lt;KV&gt;): number {</w:t></w:r></w:p><w:p><w:pPr><w:shd w:fill="F1F5F9" w:val="clear"/><w:spacing w:after="0" w:before="0" w:line="240"/></w:pPr><w:r><w:rPr><w:rFonts w:ascii="Consolas" w:cs="Consolas" w:eastAsia="Consolas" w:hAnsi="Consolas"/><w:color w:val="0F172A"/><w:sz w:val="18"/><w:szCs w:val="18"/></w:rPr><w:t xml:space="preserve">  const inter = new Set([...a].filter(x =&gt; b.has(x))).size</w:t></w:r></w:p><w:p><w:pPr><w:shd w:fill="F1F5F9" w:val="clear"/><w:spacing w:after="0" w:before="0" w:line="240"/></w:pPr><w:r><w:rPr><w:rFonts w:ascii="Consolas" w:cs="Consolas" w:eastAsia="Consolas" w:hAnsi="Consolas"/><w:color w:val="0F172A"/><w:sz w:val="18"/><w:szCs w:val="18"/></w:rPr><w:t xml:space="preserve">  const union = new Set([...a, ...b]).size</w:t></w:r></w:p><w:p><w:pPr><w:shd w:fill="F1F5F9" w:val="clear"/><w:spacing w:after="0" w:before="0" w:line="240"/></w:pPr><w:r><w:rPr><w:rFonts w:ascii="Consolas" w:cs="Consolas" w:eastAsia="Consolas" w:hAnsi="Consolas"/><w:color w:val="0F172A"/><w:sz w:val="18"/><w:szCs w:val="18"/></w:rPr><w:t xml:space="preserve">  return inter / union</w:t></w:r></w:p><w:p><w:pPr><w:shd w:fill="F1F5F9" w:val="clear"/><w:spacing w:after="0" w:before="0" w:line="240"/></w:pPr><w:r><w:rPr><w:rFonts w:ascii="Consolas" w:cs="Consolas" w:eastAsia="Consolas" w:hAnsi="Consolas"/><w:color w:val="0F172A"/><w:sz w:val="18"/><w:szCs w:val="18"/></w:rPr><w:t xml:space="preserve">}</w:t></w:r></w:p><w:p><w:pPr><w:shd w:fill="F1F5F9" w:val="clear"/><w:spacing w:after="0" w:before="0" w:line="240"/></w:pPr><w:r><w:rPr><w:rFonts w:ascii="Consolas" w:cs="Consolas" w:eastAsia="Consolas" w:hAnsi="Consolas"/><w:color w:val="0F172A"/><w:sz w:val="18"/><w:szCs w:val="18"/></w:rPr><w:t xml:space="preserve">// Pairs with jaccard ≥ 0.85 collapse to the higher-ranked AIO.</w:t></w:r></w:p></w:tc></w:tr></w:tbl><w:p/></w:tc></w:tr></w:tbl><w:tbl><w:tblPr><w:tblW w:type="dxa" w:w="9600"/><w:tblBorders><w:top w:val="single" w:color="auto" w:sz="4"/><w:left w:val="single" w:color="auto" w:sz="4"/><w:bottom w:val="single" w:color="auto" w:sz="4"/><w:right w:val="single" w:color="auto" w:sz="4"/><w:insideH w:val="single" w:color="auto" w:sz="4"/><w:insideV w:val="single" w:color="auto" w:sz="4"/></w:tblBorders></w:tblPr><w:tblGrid><w:gridCol w:w="9600"/></w:tblGrid><w:tr><w:tc><w:tcPr><w:tcW w:type="dxa" w:w="9600"/><w:tcBorders><w:top w:val="nil" w:color="FFFFFF" w:sz="1"/><w:left w:val="single" w:color="FB7185" w:sz="18"/><w:bottom w:val="nil" w:color="FFFFFF" w:sz="1"/><w:right w:val="nil" w:color="FFFFFF" w:sz="1"/></w:tcBorders><w:tcMar><w:top w:type="dxa" w:w="80"/><w:left w:type="dxa" w:w="240"/><w:bottom w:type="dxa" w:w="120"/><w:right w:type="dxa" w:w="100"/></w:tcMar></w:tcPr><w:p><w:pPr><w:spacing w:after="80" w:before="0" w:line="280"/></w:pPr><w:r><w:rPr><w:rFonts w:ascii="Calibri" w:cs="Calibri" w:eastAsia="Calibri" w:hAnsi="Calibri"/><w:b/><w:bCs/><w:color w:val="0F172A"/><w:sz w:val="22"/><w:szCs w:val="22"/></w:rPr><w:t xml:space="preserve">3.2  Threshold tuning</w:t></w:r></w:p><w:tbl><w:tblPr><w:tblW w:type="dxa" w:w="9600"/><w:tblBorders><w:top w:val="single" w:color="auto" w:sz="4"/><w:left w:val="single" w:color="auto" w:sz="4"/><w:bottom w:val="single" w:color="auto" w:sz="4"/><w:right w:val="single" w:color="auto" w:sz="4"/><w:insideH w:val="single" w:color="auto" w:sz="4"/><w:insideV w:val="single" w:color="auto" w:sz="4"/></w:tblBorders></w:tblPr><w:tblGrid><w:gridCol w:w="1500"/><w:gridCol w:w="3500"/><w:gridCol w:w="4600"/></w:tblGrid><w:tr><w:trPr><w:tblHeader/></w:trPr><w:tc><w:tcPr><w:tcW w:type="dxa" w:w="1500"/><w:tcBorders><w:top w:val="single" w:color="CBD5E1" w:sz="4"/><w:left w:val="single" w:color="CBD5E1" w:sz="4"/><w:bottom w:val="single" w:color="CBD5E1" w:sz="4"/><w:right w:val="single" w:color="CBD5E1" w:sz="4"/></w:tcBorders><w:shd w:fill="0F3460" w:val="clear"/><w:tcMar><w:top w:type="dxa" w:w="80"/><w:left w:type="dxa" w:w="120"/><w:bottom w:type="dxa" w:w="80"/><w:right w:type="dxa" w:w="120"/></w:tcMar></w:tcPr><w:p><w:pPr><w:spacing w:after="0" w:before="0" w:line="260"/></w:pPr><w:r><w:rPr><w:rFonts w:ascii="Calibri" w:cs="Calibri" w:eastAsia="Calibri" w:hAnsi="Calibri"/><w:b/><w:bCs/><w:color w:val="FFFFFF"/><w:sz w:val="19"/><w:szCs w:val="19"/></w:rPr><w:t xml:space="preserve">Threshold</w:t></w:r></w:p></w:tc><w:tc><w:tcPr><w:tcW w:type="dxa" w:w="3500"/><w:tcBorders><w:top w:val="single" w:color="CBD5E1" w:sz="4"/><w:left w:val="single" w:color="CBD5E1" w:sz="4"/><w:bottom w:val="single" w:color="CBD5E1" w:sz="4"/><w:right w:val="single" w:color="CBD5E1" w:sz="4"/></w:tcBorders><w:shd w:fill="0F3460" w:val="clear"/><w:tcMar><w:top w:type="dxa" w:w="80"/><w:left w:type="dxa" w:w="120"/><w:bottom w:type="dxa" w:w="80"/><w:right w:type="dxa" w:w="120"/></w:tcMar></w:tcPr><w:p><w:pPr><w:spacing w:after="0" w:before="0" w:line="260"/></w:pPr><w:r><w:rPr><w:rFonts w:ascii="Calibri" w:cs="Calibri" w:eastAsia="Calibri" w:hAnsi="Calibri"/><w:b/><w:bCs/><w:color w:val="FFFFFF"/><w:sz w:val="19"/><w:szCs w:val="19"/></w:rPr><w:t xml:space="preserve">Behavior</w:t></w:r></w:p></w:tc><w:tc><w:tcPr><w:tcW w:type="dxa" w:w="4600"/><w:tcBorders><w:top w:val="single" w:color="CBD5E1" w:sz="4"/><w:left w:val="single" w:color="CBD5E1" w:sz="4"/><w:bottom w:val="single" w:color="CBD5E1" w:sz="4"/><w:right w:val="single" w:color="CBD5E1" w:sz="4"/></w:tcBorders><w:shd w:fill="0F3460" w:val="clear"/><w:tcMar><w:top w:type="dxa" w:w="80"/><w:left w:type="dxa" w:w="120"/><w:bottom w:type="dxa" w:w="80"/><w:right w:type="dxa" w:w="120"/></w:tcMar></w:tcPr><w:p><w:pPr><w:spacing w:after="0" w:before="0" w:line="260"/></w:pPr><w:r><w:rPr><w:rFonts w:ascii="Calibri" w:cs="Calibri" w:eastAsia="Calibri" w:hAnsi="Calibri"/><w:b/><w:bCs/><w:color w:val="FFFFFF"/><w:sz w:val="19"/><w:szCs w:val="19"/></w:rPr><w:t xml:space="preserve">Trade-off</w:t></w:r></w:p></w:tc></w:tr><w:tr><w:tc><w:tcPr><w:tcW w:type="dxa" w:w="1500"/><w:tcBorders><w:top w:val="single" w:color="CBD5E1" w:sz="4"/><w:left w:val="single" w:color="CBD5E1" w:sz="4"/><w:bottom w:val="single" w:color="CBD5E1" w:sz="4"/><w:right w:val="single" w:color="CBD5E1" w:sz="4"/></w:tcBorders><w:tcMar><w:top w:type="dxa" w:w="80"/><w:left w:type="dxa" w:w="120"/><w:bottom w:type="dxa" w:w="80"/><w:right w:type="dxa" w:w="120"/></w:tcMar></w:tcPr><w:p><w:pPr><w:spacing w:after="0" w:before="0" w:line="260"/></w:pPr><w:r><w:rPr><w:rFonts w:ascii="Calibri" w:cs="Calibri" w:eastAsia="Calibri" w:hAnsi="Calibri"/><w:b w:val="false"/><w:bCs w:val="false"/><w:color w:val="0F172A"/><w:sz w:val="19"/><w:szCs w:val="19"/></w:rPr><w:t xml:space="preserve">0.50</w:t></w:r></w:p></w:tc><w:tc><w:tcPr><w:tcW w:type="dxa" w:w="3500"/><w:tcBorders><w:top w:val="single" w:color="CBD5E1" w:sz="4"/><w:left w:val="single" w:color="CBD5E1" w:sz="4"/><w:bottom w:val="single" w:color="CBD5E1" w:sz="4"/><w:right w:val="single" w:color="CBD5E1" w:sz="4"/></w:tcBorders><w:tcMar><w:top w:type="dxa" w:w="80"/><w:left w:type="dxa" w:w="120"/><w:bottom w:type="dxa" w:w="80"/><w:right w:type="dxa" w:w="120"/></w:tcMar></w:tcPr><w:p><w:pPr><w:spacing w:after="0" w:before="0" w:line="260"/></w:pPr><w:r><w:rPr><w:rFonts w:ascii="Calibri" w:cs="Calibri" w:eastAsia="Calibri" w:hAnsi="Calibri"/><w:b w:val="false"/><w:bCs w:val="false"/><w:color w:val="0F172A"/><w:sz w:val="19"/><w:szCs w:val="19"/></w:rPr><w:t xml:space="preserve">Aggressive — collapses any AIOs sharing half their tokens</w:t></w:r></w:p></w:tc><w:tc><w:tcPr><w:tcW w:type="dxa" w:w="4600"/><w:tcBorders><w:top w:val="single" w:color="CBD5E1" w:sz="4"/><w:left w:val="single" w:color="CBD5E1" w:sz="4"/><w:bottom w:val="single" w:color="CBD5E1" w:sz="4"/><w:right w:val="single" w:color="CBD5E1" w:sz="4"/></w:tcBorders><w:tcMar><w:top w:type="dxa" w:w="80"/><w:left w:type="dxa" w:w="120"/><w:bottom w:type="dxa" w:w="80"/><w:right w:type="dxa" w:w="120"/></w:tcMar></w:tcPr><w:p><w:pPr><w:spacing w:after="0" w:before="0" w:line="260"/></w:pPr><w:r><w:rPr><w:rFonts w:ascii="Calibri" w:cs="Calibri" w:eastAsia="Calibri" w:hAnsi="Calibri"/><w:b w:val="false"/><w:bCs w:val="false"/><w:color w:val="0F172A"/><w:sz w:val="19"/><w:szCs w:val="19"/></w:rPr><w:t xml:space="preserve">Drops legitimate variants of the same entity (different status, different date)</w:t></w:r></w:p></w:tc></w:tr><w:tr><w:tc><w:tcPr><w:tcW w:type="dxa" w:w="1500"/><w:tcBorders><w:top w:val="single" w:color="CBD5E1" w:sz="4"/><w:left w:val="single" w:color="CBD5E1" w:sz="4"/><w:bottom w:val="single" w:color="CBD5E1" w:sz="4"/><w:right w:val="single" w:color="CBD5E1" w:sz="4"/></w:tcBorders><w:shd w:fill="F1F5F9" w:val="clear"/><w:tcMar><w:top w:type="dxa" w:w="80"/><w:left w:type="dxa" w:w="120"/><w:bottom w:type="dxa" w:w="80"/><w:right w:type="dxa" w:w="120"/></w:tcMar></w:tcPr><w:p><w:pPr><w:spacing w:after="0" w:before="0" w:line="260"/></w:pPr><w:r><w:rPr><w:rFonts w:ascii="Calibri" w:cs="Calibri" w:eastAsia="Calibri" w:hAnsi="Calibri"/><w:b w:val="false"/><w:bCs w:val="false"/><w:color w:val="0F172A"/><w:sz w:val="19"/><w:szCs w:val="19"/></w:rPr><w:t xml:space="preserve">0.70</w:t></w:r></w:p></w:tc><w:tc><w:tcPr><w:tcW w:type="dxa" w:w="3500"/><w:tcBorders><w:top w:val="single" w:color="CBD5E1" w:sz="4"/><w:left w:val="single" w:color="CBD5E1" w:sz="4"/><w:bottom w:val="single" w:color="CBD5E1" w:sz="4"/><w:right w:val="single" w:color="CBD5E1" w:sz="4"/></w:tcBorders><w:shd w:fill="F1F5F9" w:val="clear"/><w:tcMar><w:top w:type="dxa" w:w="80"/><w:left w:type="dxa" w:w="120"/><w:bottom w:type="dxa" w:w="80"/><w:right w:type="dxa" w:w="120"/></w:tcMar></w:tcPr><w:p><w:pPr><w:spacing w:after="0" w:before="0" w:line="260"/></w:pPr><w:r><w:rPr><w:rFonts w:ascii="Calibri" w:cs="Calibri" w:eastAsia="Calibri" w:hAnsi="Calibri"/><w:b w:val="false"/><w:bCs w:val="false"/><w:color w:val="0F172A"/><w:sz w:val="19"/><w:szCs w:val="19"/></w:rPr><w:t xml:space="preserve">Moderate — collapses near-clones</w:t></w:r></w:p></w:tc><w:tc><w:tcPr><w:tcW w:type="dxa" w:w="4600"/><w:tcBorders><w:top w:val="single" w:color="CBD5E1" w:sz="4"/><w:left w:val="single" w:color="CBD5E1" w:sz="4"/><w:bottom w:val="single" w:color="CBD5E1" w:sz="4"/><w:right w:val="single" w:color="CBD5E1" w:sz="4"/></w:tcBorders><w:shd w:fill="F1F5F9" w:val="clear"/><w:tcMar><w:top w:type="dxa" w:w="80"/><w:left w:type="dxa" w:w="120"/><w:bottom w:type="dxa" w:w="80"/><w:right w:type="dxa" w:w="120"/></w:tcMar></w:tcPr><w:p><w:pPr><w:spacing w:after="0" w:before="0" w:line="260"/></w:pPr><w:r><w:rPr><w:rFonts w:ascii="Calibri" w:cs="Calibri" w:eastAsia="Calibri" w:hAnsi="Calibri"/><w:b w:val="false"/><w:bCs w:val="false"/><w:color w:val="0F172A"/><w:sz w:val="19"/><w:szCs w:val="19"/></w:rPr><w:t xml:space="preserve">Some legitimate near-duplicates still slip through</w:t></w:r></w:p></w:tc></w:tr><w:tr><w:tc><w:tcPr><w:tcW w:type="dxa" w:w="1500"/><w:tcBorders><w:top w:val="single" w:color="CBD5E1" w:sz="4"/><w:left w:val="single" w:color="CBD5E1" w:sz="4"/><w:bottom w:val="single" w:color="CBD5E1" w:sz="4"/><w:right w:val="single" w:color="CBD5E1" w:sz="4"/></w:tcBorders><w:tcMar><w:top w:type="dxa" w:w="80"/><w:left w:type="dxa" w:w="120"/><w:bottom w:type="dxa" w:w="80"/><w:right w:type="dxa" w:w="120"/></w:tcMar></w:tcPr><w:p><w:pPr><w:spacing w:after="0" w:before="0" w:line="260"/></w:pPr><w:r><w:rPr><w:rFonts w:ascii="Calibri" w:cs="Calibri" w:eastAsia="Calibri" w:hAnsi="Calibri"/><w:b w:val="false"/><w:bCs w:val="false"/><w:color w:val="0F172A"/><w:sz w:val="19"/><w:szCs w:val="19"/></w:rPr><w:t xml:space="preserve">0.85 (V4.5 default)</w:t></w:r></w:p></w:tc><w:tc><w:tcPr><w:tcW w:type="dxa" w:w="3500"/><w:tcBorders><w:top w:val="single" w:color="CBD5E1" w:sz="4"/><w:left w:val="single" w:color="CBD5E1" w:sz="4"/><w:bottom w:val="single" w:color="CBD5E1" w:sz="4"/><w:right w:val="single" w:color="CBD5E1" w:sz="4"/></w:tcBorders><w:tcMar><w:top w:type="dxa" w:w="80"/><w:left w:type="dxa" w:w="120"/><w:bottom w:type="dxa" w:w="80"/><w:right w:type="dxa" w:w="120"/></w:tcMar></w:tcPr><w:p><w:pPr><w:spacing w:after="0" w:before="0" w:line="260"/></w:pPr><w:r><w:rPr><w:rFonts w:ascii="Calibri" w:cs="Calibri" w:eastAsia="Calibri" w:hAnsi="Calibri"/><w:b w:val="false"/><w:bCs w:val="false"/><w:color w:val="0F172A"/><w:sz w:val="19"/><w:szCs w:val="19"/></w:rPr><w:t xml:space="preserve">Conservative — only true clones collapse</w:t></w:r></w:p></w:tc><w:tc><w:tcPr><w:tcW w:type="dxa" w:w="4600"/><w:tcBorders><w:top w:val="single" w:color="CBD5E1" w:sz="4"/><w:left w:val="single" w:color="CBD5E1" w:sz="4"/><w:bottom w:val="single" w:color="CBD5E1" w:sz="4"/><w:right w:val="single" w:color="CBD5E1" w:sz="4"/></w:tcBorders><w:tcMar><w:top w:type="dxa" w:w="80"/><w:left w:type="dxa" w:w="120"/><w:bottom w:type="dxa" w:w="80"/><w:right w:type="dxa" w:w="120"/></w:tcMar></w:tcPr><w:p><w:pPr><w:spacing w:after="0" w:before="0" w:line="260"/></w:pPr><w:r><w:rPr><w:rFonts w:ascii="Calibri" w:cs="Calibri" w:eastAsia="Calibri" w:hAnsi="Calibri"/><w:b w:val="false"/><w:bCs w:val="false"/><w:color w:val="0F172A"/><w:sz w:val="19"/><w:szCs w:val="19"/></w:rPr><w:t xml:space="preserve">Best balance on demo corpus</w:t></w:r></w:p></w:tc></w:tr><w:tr><w:tc><w:tcPr><w:tcW w:type="dxa" w:w="1500"/><w:tcBorders><w:top w:val="single" w:color="CBD5E1" w:sz="4"/><w:left w:val="single" w:color="CBD5E1" w:sz="4"/><w:bottom w:val="single" w:color="CBD5E1" w:sz="4"/><w:right w:val="single" w:color="CBD5E1" w:sz="4"/></w:tcBorders><w:shd w:fill="F1F5F9" w:val="clear"/><w:tcMar><w:top w:type="dxa" w:w="80"/><w:left w:type="dxa" w:w="120"/><w:bottom w:type="dxa" w:w="80"/><w:right w:type="dxa" w:w="120"/></w:tcMar></w:tcPr><w:p><w:pPr><w:spacing w:after="0" w:before="0" w:line="260"/></w:pPr><w:r><w:rPr><w:rFonts w:ascii="Calibri" w:cs="Calibri" w:eastAsia="Calibri" w:hAnsi="Calibri"/><w:b w:val="false"/><w:bCs w:val="false"/><w:color w:val="0F172A"/><w:sz w:val="19"/><w:szCs w:val="19"/></w:rPr><w:t xml:space="preserve">0.95</w:t></w:r></w:p></w:tc><w:tc><w:tcPr><w:tcW w:type="dxa" w:w="3500"/><w:tcBorders><w:top w:val="single" w:color="CBD5E1" w:sz="4"/><w:left w:val="single" w:color="CBD5E1" w:sz="4"/><w:bottom w:val="single" w:color="CBD5E1" w:sz="4"/><w:right w:val="single" w:color="CBD5E1" w:sz="4"/></w:tcBorders><w:shd w:fill="F1F5F9" w:val="clear"/><w:tcMar><w:top w:type="dxa" w:w="80"/><w:left w:type="dxa" w:w="120"/><w:bottom w:type="dxa" w:w="80"/><w:right w:type="dxa" w:w="120"/></w:tcMar></w:tcPr><w:p><w:pPr><w:spacing w:after="0" w:before="0" w:line="260"/></w:pPr><w:r><w:rPr><w:rFonts w:ascii="Calibri" w:cs="Calibri" w:eastAsia="Calibri" w:hAnsi="Calibri"/><w:b w:val="false"/><w:bCs w:val="false"/><w:color w:val="0F172A"/><w:sz w:val="19"/><w:szCs w:val="19"/></w:rPr><w:t xml:space="preserve">Very conservative</w:t></w:r></w:p></w:tc><w:tc><w:tcPr><w:tcW w:type="dxa" w:w="4600"/><w:tcBorders><w:top w:val="single" w:color="CBD5E1" w:sz="4"/><w:left w:val="single" w:color="CBD5E1" w:sz="4"/><w:bottom w:val="single" w:color="CBD5E1" w:sz="4"/><w:right w:val="single" w:color="CBD5E1" w:sz="4"/></w:tcBorders><w:shd w:fill="F1F5F9" w:val="clear"/><w:tcMar><w:top w:type="dxa" w:w="80"/><w:left w:type="dxa" w:w="120"/><w:bottom w:type="dxa" w:w="80"/><w:right w:type="dxa" w:w="120"/></w:tcMar></w:tcPr><w:p><w:pPr><w:spacing w:after="0" w:before="0" w:line="260"/></w:pPr><w:r><w:rPr><w:rFonts w:ascii="Calibri" w:cs="Calibri" w:eastAsia="Calibri" w:hAnsi="Calibri"/><w:b w:val="false"/><w:bCs w:val="false"/><w:color w:val="0F172A"/><w:sz w:val="19"/><w:szCs w:val="19"/></w:rPr><w:t xml:space="preserve">Effectively a no-op; near-clones survive</w:t></w:r></w:p></w:tc></w:tr></w:tbl><w:p/></w:tc></w:tr></w:tbl><w:p><w:pPr><w:pStyle w:val="Heading1"/><w:pBdr><w:bottom w:val="single" w:color="1F3864" w:sz="6" w:space="4"/></w:pBdr><w:spacing w:after="160" w:before="360" w:line="320"/></w:pPr><w:r><w:rPr><w:rFonts w:ascii="Calibri" w:cs="Calibri" w:eastAsia="Calibri" w:hAnsi="Calibri"/><w:b/><w:bCs/><w:color w:val="1F3864"/><w:sz w:val="28"/><w:szCs w:val="28"/></w:rPr><w:t xml:space="preserve">4.  Why Both Are Needed</w:t></w:r></w:p><w:p><w:pPr><w:spacing w:after="60" w:before="60" w:line="280"/><w:jc w:val="left"/></w:pPr><w:r><w:rPr><w:rFonts w:ascii="Calibri" w:cs="Calibri" w:eastAsia="Calibri" w:hAnsi="Calibri"/><w:b w:val="false"/><w:bCs w:val="false"/><w:i w:val="false"/><w:iCs w:val="false"/><w:caps w:val="false"/><w:color w:val="0F172A"/><w:sz w:val="21"/><w:szCs w:val="21"/></w:rPr><w:t xml:space="preserve">Diversity-by-CSV ensures every CSV that has a hit gets representation in the substrate. Jaccard dedup ensures within-CSV near-clones don&apos;t waste those slots. The two passes compose: diversity runs first (to spread the budget across CSVs), then dedup runs within each CSV&apos;s sub-bucket (to keep each bucket&apos;s content non-redundant).</w:t></w:r></w:p><w:p><w:pPr><w:pStyle w:val="Heading1"/><w:pBdr><w:bottom w:val="single" w:color="1F3864" w:sz="6" w:space="4"/></w:pBdr><w:spacing w:after="160" w:before="360" w:line="320"/></w:pPr><w:r><w:rPr><w:rFonts w:ascii="Calibri" w:cs="Calibri" w:eastAsia="Calibri" w:hAnsi="Calibri"/><w:b/><w:bCs/><w:color w:val="1F3864"/><w:sz w:val="28"/><w:szCs w:val="28"/></w:rPr><w:t xml:space="preserve">5.  Provenance</w:t></w:r></w:p><w:tbl><w:tblPr><w:tblW w:type="dxa" w:w="9600"/><w:tblBorders><w:top w:val="single" w:color="auto" w:sz="4"/><w:left w:val="single" w:color="auto" w:sz="4"/><w:bottom w:val="single" w:color="auto" w:sz="4"/><w:right w:val="single" w:color="auto" w:sz="4"/><w:insideH w:val="single" w:color="auto" w:sz="4"/><w:insideV w:val="single" w:color="auto" w:sz="4"/></w:tblBorders></w:tblPr><w:tblGrid><w:gridCol w:w="3000"/><w:gridCol w:w="6600"/></w:tblGrid><w:tr><w:trPr><w:tblHeader/></w:trPr><w:tc><w:tcPr><w:tcW w:type="dxa" w:w="3000"/><w:tcBorders><w:top w:val="single" w:color="CBD5E1" w:sz="4"/><w:left w:val="single" w:color="CBD5E1" w:sz="4"/><w:bottom w:val="single" w:color="CBD5E1" w:sz="4"/><w:right w:val="single" w:color="CBD5E1" w:sz="4"/></w:tcBorders><w:shd w:fill="0F3460" w:val="clear"/><w:tcMar><w:top w:type="dxa" w:w="80"/><w:left w:type="dxa" w:w="120"/><w:bottom w:type="dxa" w:w="80"/><w:right w:type="dxa" w:w="120"/></w:tcMar></w:tcPr><w:p><w:pPr><w:spacing w:after="0" w:before="0" w:line="260"/></w:pPr><w:r><w:rPr><w:rFonts w:ascii="Calibri" w:cs="Calibri" w:eastAsia="Calibri" w:hAnsi="Calibri"/><w:b/><w:bCs/><w:color w:val="FFFFFF"/><w:sz w:val="19"/><w:szCs w:val="19"/></w:rPr><w:t xml:space="preserve">Topic</w:t></w:r></w:p></w:tc><w:tc><w:tcPr><w:tcW w:type="dxa" w:w="6600"/><w:tcBorders><w:top w:val="single" w:color="CBD5E1" w:sz="4"/><w:left w:val="single" w:color="CBD5E1" w:sz="4"/><w:bottom w:val="single" w:color="CBD5E1" w:sz="4"/><w:right w:val="single" w:color="CBD5E1" w:sz="4"/></w:tcBorders><w:shd w:fill="0F3460" w:val="clear"/><w:tcMar><w:top w:type="dxa" w:w="80"/><w:left w:type="dxa" w:w="120"/><w:bottom w:type="dxa" w:w="80"/><w:right w:type="dxa" w:w="120"/></w:tcMar></w:tcPr><w:p><w:pPr><w:spacing w:after="0" w:before="0" w:line="260"/></w:pPr><w:r><w:rPr><w:rFonts w:ascii="Calibri" w:cs="Calibri" w:eastAsia="Calibri" w:hAnsi="Calibri"/><w:b/><w:bCs/><w:color w:val="FFFFFF"/><w:sz w:val="19"/><w:szCs w:val="19"/></w:rPr><w:t xml:space="preserve">Source</w:t></w:r></w:p></w:tc></w:tr><w:tr><w:tc><w:tcPr><w:tcW w:type="dxa" w:w="3000"/><w:tcBorders><w:top w:val="single" w:color="CBD5E1" w:sz="4"/><w:left w:val="single" w:color="CBD5E1" w:sz="4"/><w:bottom w:val="single" w:color="CBD5E1" w:sz="4"/><w:right w:val="single" w:color="CBD5E1" w:sz="4"/></w:tcBorders><w:tcMar><w:top w:type="dxa" w:w="80"/><w:left w:type="dxa" w:w="120"/><w:bottom w:type="dxa" w:w="80"/><w:right w:type="dxa" w:w="120"/></w:tcMar></w:tcPr><w:p><w:pPr><w:spacing w:after="0" w:before="0" w:line="260"/></w:pPr><w:r><w:rPr><w:rFonts w:ascii="Calibri" w:cs="Calibri" w:eastAsia="Calibri" w:hAnsi="Calibri"/><w:b w:val="false"/><w:bCs w:val="false"/><w:color w:val="0F172A"/><w:sz w:val="19"/><w:szCs w:val="19"/></w:rPr><w:t xml:space="preserve">Frontend diversifyByCSV</w:t></w:r></w:p></w:tc><w:tc><w:tcPr><w:tcW w:type="dxa" w:w="6600"/><w:tcBorders><w:top w:val="single" w:color="CBD5E1" w:sz="4"/><w:left w:val="single" w:color="CBD5E1" w:sz="4"/><w:bottom w:val="single" w:color="CBD5E1" w:sz="4"/><w:right w:val="single" w:color="CBD5E1" w:sz="4"/></w:tcBorders><w:tcMar><w:top w:type="dxa" w:w="80"/><w:left w:type="dxa" w:w="120"/><w:bottom w:type="dxa" w:w="80"/><w:right w:type="dxa" w:w="120"/></w:tcMar></w:tcPr><w:p><w:pPr><w:spacing w:after="0" w:before="0" w:line="260"/></w:pPr><w:r><w:rPr><w:rFonts w:ascii="Calibri" w:cs="Calibri" w:eastAsia="Calibri" w:hAnsi="Calibri"/><w:b w:val="false"/><w:bCs w:val="false"/><w:color w:val="0F172A"/><w:sz w:val="19"/><w:szCs w:val="19"/></w:rPr><w:t xml:space="preserve">lib/aio-math.ts</w:t></w:r></w:p></w:tc></w:tr><w:tr><w:tc><w:tcPr><w:tcW w:type="dxa" w:w="3000"/><w:tcBorders><w:top w:val="single" w:color="CBD5E1" w:sz="4"/><w:left w:val="single" w:color="CBD5E1" w:sz="4"/><w:bottom w:val="single" w:color="CBD5E1" w:sz="4"/><w:right w:val="single" w:color="CBD5E1" w:sz="4"/></w:tcBorders><w:shd w:fill="F1F5F9" w:val="clear"/><w:tcMar><w:top w:type="dxa" w:w="80"/><w:left w:type="dxa" w:w="120"/><w:bottom w:type="dxa" w:w="80"/><w:right w:type="dxa" w:w="120"/></w:tcMar></w:tcPr><w:p><w:pPr><w:spacing w:after="0" w:before="0" w:line="260"/></w:pPr><w:r><w:rPr><w:rFonts w:ascii="Calibri" w:cs="Calibri" w:eastAsia="Calibri" w:hAnsi="Calibri"/><w:b w:val="false"/><w:bCs w:val="false"/><w:color w:val="0F172A"/><w:sz w:val="19"/><w:szCs w:val="19"/></w:rPr><w:t xml:space="preserve">Backend diversify_by_csv</w:t></w:r></w:p></w:tc><w:tc><w:tcPr><w:tcW w:type="dxa" w:w="6600"/><w:tcBorders><w:top w:val="single" w:color="CBD5E1" w:sz="4"/><w:left w:val="single" w:color="CBD5E1" w:sz="4"/><w:bottom w:val="single" w:color="CBD5E1" w:sz="4"/><w:right w:val="single" w:color="CBD5E1" w:sz="4"/></w:tcBorders><w:shd w:fill="F1F5F9" w:val="clear"/><w:tcMar><w:top w:type="dxa" w:w="80"/><w:left w:type="dxa" w:w="120"/><w:bottom w:type="dxa" w:w="80"/><w:right w:type="dxa" w:w="120"/></w:tcMar></w:tcPr><w:p><w:pPr><w:spacing w:after="0" w:before="0" w:line="260"/></w:pPr><w:r><w:rPr><w:rFonts w:ascii="Calibri" w:cs="Calibri" w:eastAsia="Calibri" w:hAnsi="Calibri"/><w:b w:val="false"/><w:bCs w:val="false"/><w:color w:val="0F172A"/><w:sz w:val="19"/><w:szCs w:val="19"/></w:rPr><w:t xml:space="preserve">infophysics_impl_grade/api/search_helpers.py</w:t></w:r></w:p></w:tc></w:tr><w:tr><w:tc><w:tcPr><w:tcW w:type="dxa" w:w="3000"/><w:tcBorders><w:top w:val="single" w:color="CBD5E1" w:sz="4"/><w:left w:val="single" w:color="CBD5E1" w:sz="4"/><w:bottom w:val="single" w:color="CBD5E1" w:sz="4"/><w:right w:val="single" w:color="CBD5E1" w:sz="4"/></w:tcBorders><w:tcMar><w:top w:type="dxa" w:w="80"/><w:left w:type="dxa" w:w="120"/><w:bottom w:type="dxa" w:w="80"/><w:right w:type="dxa" w:w="120"/></w:tcMar></w:tcPr><w:p><w:pPr><w:spacing w:after="0" w:before="0" w:line="260"/></w:pPr><w:r><w:rPr><w:rFonts w:ascii="Calibri" w:cs="Calibri" w:eastAsia="Calibri" w:hAnsi="Calibri"/><w:b w:val="false"/><w:bCs w:val="false"/><w:color w:val="0F172A"/><w:sz w:val="19"/><w:szCs w:val="19"/></w:rPr><w:t xml:space="preserve">Jaccard dedup</w:t></w:r></w:p></w:tc><w:tc><w:tcPr><w:tcW w:type="dxa" w:w="6600"/><w:tcBorders><w:top w:val="single" w:color="CBD5E1" w:sz="4"/><w:left w:val="single" w:color="CBD5E1" w:sz="4"/><w:bottom w:val="single" w:color="CBD5E1" w:sz="4"/><w:right w:val="single" w:color="CBD5E1" w:sz="4"/></w:tcBorders><w:tcMar><w:top w:type="dxa" w:w="80"/><w:left w:type="dxa" w:w="120"/><w:bottom w:type="dxa" w:w="80"/><w:right w:type="dxa" w:w="120"/></w:tcMar></w:tcPr><w:p><w:pPr><w:spacing w:after="0" w:before="0" w:line="260"/></w:pPr><w:r><w:rPr><w:rFonts w:ascii="Calibri" w:cs="Calibri" w:eastAsia="Calibri" w:hAnsi="Calibri"/><w:b w:val="false"/><w:bCs w:val="false"/><w:color w:val="0F172A"/><w:sz w:val="19"/><w:szCs w:val="19"/></w:rPr><w:t xml:space="preserve">lib/aio-math.ts (jaccardDedupe)</w:t></w:r></w:p></w:tc></w:tr><w:tr><w:tc><w:tcPr><w:tcW w:type="dxa" w:w="3000"/><w:tcBorders><w:top w:val="single" w:color="CBD5E1" w:sz="4"/><w:left w:val="single" w:color="CBD5E1" w:sz="4"/><w:bottom w:val="single" w:color="CBD5E1" w:sz="4"/><w:right w:val="single" w:color="CBD5E1" w:sz="4"/></w:tcBorders><w:shd w:fill="F1F5F9" w:val="clear"/><w:tcMar><w:top w:type="dxa" w:w="80"/><w:left w:type="dxa" w:w="120"/><w:bottom w:type="dxa" w:w="80"/><w:right w:type="dxa" w:w="120"/></w:tcMar></w:tcPr><w:p><w:pPr><w:spacing w:after="0" w:before="0" w:line="260"/></w:pPr><w:r><w:rPr><w:rFonts w:ascii="Calibri" w:cs="Calibri" w:eastAsia="Calibri" w:hAnsi="Calibri"/><w:b w:val="false"/><w:bCs w:val="false"/><w:color w:val="0F172A"/><w:sz w:val="19"/><w:szCs w:val="19"/></w:rPr><w:t xml:space="preserve">Provenance-key exclusion</w:t></w:r></w:p></w:tc><w:tc><w:tcPr><w:tcW w:type="dxa" w:w="6600"/><w:tcBorders><w:top w:val="single" w:color="CBD5E1" w:sz="4"/><w:left w:val="single" w:color="CBD5E1" w:sz="4"/><w:bottom w:val="single" w:color="CBD5E1" w:sz="4"/><w:right w:val="single" w:color="CBD5E1" w:sz="4"/></w:tcBorders><w:shd w:fill="F1F5F9" w:val="clear"/><w:tcMar><w:top w:type="dxa" w:w="80"/><w:left w:type="dxa" w:w="120"/><w:bottom w:type="dxa" w:w="80"/><w:right w:type="dxa" w:w="120"/></w:tcMar></w:tcPr><w:p><w:pPr><w:spacing w:after="0" w:before="0" w:line="260"/></w:pPr><w:r><w:rPr><w:rFonts w:ascii="Calibri" w:cs="Calibri" w:eastAsia="Calibri" w:hAnsi="Calibri"/><w:b w:val="false"/><w:bCs w:val="false"/><w:color w:val="0F172A"/><w:sz w:val="19"/><w:szCs w:val="19"/></w:rPr><w:t xml:space="preserve">lib/aio-math.ts (PROVENANCE_KEYS)</w:t></w:r></w:p></w:tc></w:tr></w:tbl><w:p><w:pPr><w:pBdr><w:top w:val="single" w:color="CBD5E1" w:sz="6" w:space="4"/></w:pBdr><w:spacing w:after="80" w:before="320"/></w:pPr><w:r><w:t xml:space="preserve"></w:t></w:r></w:p><w:p><w:pPr><w:spacing w:after="40" w:before="60" w:line="280"/><w:jc w:val="center"/></w:pPr><w:r><w:rPr><w:rFonts w:ascii="Calibri" w:cs="Calibri" w:eastAsia="Calibri" w:hAnsi="Calibri"/><w:b w:val="false"/><w:bCs w:val="false"/><w:i/><w:iCs/><w:caps w:val="false"/><w:color w:val="94A3B8"/><w:sz w:val="16"/><w:szCs w:val="16"/></w:rPr><w:t xml:space="preserve">Prepared by InformationPhysics.ai, LLC.  Confidential — subject to the Transaction-Grade One-Way NDA on file.</w:t></w:r></w:p><w:p><w:pPr><w:spacing w:after="0" w:before="60" w:line="280"/><w:jc w:val="center"/></w:pPr><w:r><w:rPr><w:rFonts w:ascii="Calibri" w:cs="Calibri" w:eastAsia="Calibri" w:hAnsi="Calibri"/><w:b w:val="false"/><w:bCs w:val="false"/><w:i/><w:iCs/><w:caps w:val="false"/><w:color w:val="94A3B8"/><w:sz w:val="16"/><w:szCs w:val="16"/></w:rPr><w:t xml:space="preserve">© 2026 InformationPhysics.ai, LLC. All rights reserved.</w:t></w:r></w:p><w:sectPr><w:headerReference w:type="default" r:id="rId7"/><w:footerReference w:type="default" r:id="rId8"/><w:pgSz w:w="12240" w:h="15840" w:orient="portrait"/><w:pgMar w:top="1180" w:right="1320" w:bottom="1180" w:left="1320" w:header="720" w:footer="720" w:gutter="0"/><w:pgNumType/><w:titlePg w:val="false"/><w:docGrid w:linePitch="360"/></w:sectPr></w:body></w:document>
 </file>
 
 <file path=word/comments.xml><?xml version="1.0" encoding="utf-8"?>

--- a/public/docs/Diversity_Dedup_Technote_V45.docx
+++ b/public/docs/Diversity_Dedup_Technote_V45.docx
@@ -1,5 +1,2795 @@
 
-<file path=word/document.xml><?xml version="1.0" encoding="UTF-8" standalone="yes"?><w:document mc:Ignorable="w14 w15 wp14" xmlns:wpc="http://schemas.microsoft.com/office/word/2010/wordprocessingCanvas" xmlns:mc="http://schemas.openxmlformats.org/markup-compatibility/2006" xmlns:o="urn:schemas-microsoft-com:office:office" xmlns:r="http://schemas.openxmlformats.org/officeDocument/2006/relationships" xmlns:m="http://schemas.openxmlformats.org/officeDocument/2006/math" xmlns:v="urn:schemas-microsoft-com:vml" xmlns:wp14="http://schemas.microsoft.com/office/word/2010/wordprocessingDrawing" xmlns:wp="http://schemas.openxmlformats.org/drawingml/2006/wordprocessingDrawing" xmlns:w10="urn:schemas-microsoft-com:office:word" xmlns:w="http://schemas.openxmlformats.org/wordprocessingml/2006/main" xmlns:w14="http://schemas.microsoft.com/office/word/2010/wordml" xmlns:w15="http://schemas.microsoft.com/office/word/2012/wordml" xmlns:wpg="http://schemas.microsoft.com/office/word/2010/wordprocessingGroup" xmlns:wpi="http://schemas.microsoft.com/office/word/2010/wordprocessingInk" xmlns:wne="http://schemas.microsoft.com/office/word/2006/wordml" xmlns:wps="http://schemas.microsoft.com/office/word/2010/wordprocessingShape" xmlns:cx="http://schemas.microsoft.com/office/drawing/2014/chartex" xmlns:cx1="http://schemas.microsoft.com/office/drawing/2015/9/8/chartex" xmlns:cx2="http://schemas.microsoft.com/office/drawing/2015/10/21/chartex" xmlns:cx3="http://schemas.microsoft.com/office/drawing/2016/5/9/chartex" xmlns:cx4="http://schemas.microsoft.com/office/drawing/2016/5/10/chartex" xmlns:cx5="http://schemas.microsoft.com/office/drawing/2016/5/11/chartex" xmlns:cx6="http://schemas.microsoft.com/office/drawing/2016/5/12/chartex" xmlns:cx7="http://schemas.microsoft.com/office/drawing/2016/5/13/chartex" xmlns:cx8="http://schemas.microsoft.com/office/drawing/2016/5/14/chartex" xmlns:aink="http://schemas.microsoft.com/office/drawing/2016/ink" xmlns:am3d="http://schemas.microsoft.com/office/drawing/2017/model3d" xmlns:w16cex="http://schemas.microsoft.com/office/word/2018/wordml/cex" xmlns:w16cid="http://schemas.microsoft.com/office/word/2016/wordml/cid" xmlns:w16="http://schemas.microsoft.com/office/word/2018/wordml" xmlns:w16sdtdh="http://schemas.microsoft.com/office/word/2020/wordml/sdtdatahash" xmlns:w16se="http://schemas.microsoft.com/office/word/2015/wordml/symex"><w:body><w:tbl><w:tblPr><w:tblW w:type="dxa" w:w="9600"/><w:tblBorders><w:top w:val="single" w:color="auto" w:sz="4"/><w:left w:val="single" w:color="auto" w:sz="4"/><w:bottom w:val="single" w:color="auto" w:sz="4"/><w:right w:val="single" w:color="auto" w:sz="4"/><w:insideH w:val="single" w:color="auto" w:sz="4"/><w:insideV w:val="single" w:color="auto" w:sz="4"/></w:tblBorders></w:tblPr><w:tblGrid><w:gridCol w:w="9600"/></w:tblGrid><w:tr><w:tc><w:tcPr><w:tcW w:type="dxa" w:w="9600"/><w:tcBorders><w:top w:val="single" w:color="E11D48" w:sz="18"/><w:left w:val="single" w:color="E11D48" w:sz="18"/><w:bottom w:val="single" w:color="E11D48" w:sz="18"/><w:right w:val="single" w:color="E11D48" w:sz="18"/></w:tcBorders><w:shd w:fill="FFF1F2" w:val="clear"/><w:tcMar><w:top w:type="dxa" w:w="160"/><w:left w:type="dxa" w:w="240"/><w:bottom w:type="dxa" w:w="160"/><w:right w:type="dxa" w:w="240"/></w:tcMar></w:tcPr><w:p><w:pPr><w:spacing w:after="80" w:before="0"/></w:pPr><w:r><w:rPr><w:rFonts w:ascii="Calibri" w:cs="Calibri" w:eastAsia="Calibri" w:hAnsi="Calibri"/><w:b/><w:bCs/><w:color w:val="BE123C"/><w:sz w:val="22"/><w:szCs w:val="22"/></w:rPr><w:t xml:space="preserve">⚠  CONFIDENTIAL — TRADE SECRET</w:t></w:r></w:p><w:p><w:pPr><w:spacing w:after="0" w:before="0" w:line="280"/></w:pPr><w:r><w:rPr><w:rFonts w:ascii="Calibri" w:cs="Calibri" w:eastAsia="Calibri" w:hAnsi="Calibri"/><w:color w:val="BE123C"/><w:sz w:val="20"/><w:szCs w:val="20"/></w:rPr><w:t xml:space="preserve">This document describes the internal logic, data structures, and operational behavior of a proprietary subsystem of the Information Physics Demo System. It contains confidential information and trade secrets of InformationPhysics.ai, LLC, including algorithmic detail not present in public-facing materials. Subject to the Transaction-Grade One-Way Non-Disclosure Agreement on file. Unauthorized use, disclosure, or reproduction is strictly prohibited and may result in civil and criminal liability.</w:t></w:r></w:p></w:tc></w:tr></w:tbl><w:p><w:pPr><w:spacing w:after="60" w:before="60" w:line="280"/><w:jc w:val="left"/></w:pPr><w:r><w:rPr><w:rFonts w:ascii="Calibri" w:cs="Calibri" w:eastAsia="Calibri" w:hAnsi="Calibri"/><w:b w:val="false"/><w:bCs w:val="false"/><w:i w:val="false"/><w:iCs w:val="false"/><w:caps w:val="false"/><w:color w:val="0F172A"/><w:sz w:val="21"/><w:szCs w:val="21"/></w:rPr><w:t xml:space="preserve"></w:t></w:r></w:p><w:p><w:pPr><w:spacing w:after="60" w:before="60" w:line="280"/><w:jc w:val="left"/></w:pPr><w:r><w:rPr><w:rFonts w:ascii="Calibri" w:cs="Calibri" w:eastAsia="Calibri" w:hAnsi="Calibri"/><w:b w:val="false"/><w:bCs w:val="false"/><w:i w:val="false"/><w:iCs w:val="false"/><w:caps w:val="false"/><w:color w:val="0F172A"/><w:sz w:val="21"/><w:szCs w:val="21"/></w:rPr><w:t xml:space="preserve"></w:t></w:r></w:p><w:p><w:pPr><w:spacing w:after="160" w:before="60" w:line="280"/><w:jc w:val="center"/></w:pPr><w:r><w:rPr><w:rFonts w:ascii="Calibri" w:cs="Calibri" w:eastAsia="Calibri" w:hAnsi="Calibri"/><w:b w:val="false"/><w:bCs w:val="false"/><w:i w:val="false"/><w:iCs w:val="false"/><w:caps/><w:color w:val="94A3B8"/><w:sz w:val="17"/><w:szCs w:val="17"/></w:rPr><w:t xml:space="preserve">Engineering Reference — Internal / NDA-Restricted</w:t></w:r></w:p><w:p><w:pPr><w:spacing w:after="80" w:before="60" w:line="280"/><w:jc w:val="center"/></w:pPr><w:r><w:rPr><w:rFonts w:ascii="Calibri" w:cs="Calibri" w:eastAsia="Calibri" w:hAnsi="Calibri"/><w:b/><w:bCs/><w:i w:val="false"/><w:iCs w:val="false"/><w:caps w:val="false"/><w:color w:val="0F172A"/><w:sz w:val="36"/><w:szCs w:val="36"/></w:rPr><w:t xml:space="preserve">Substrate Diversity &amp; Dedup</w:t></w:r></w:p><w:p><w:pPr><w:spacing w:after="200" w:before="60" w:line="280"/><w:jc w:val="center"/></w:pPr><w:r><w:rPr><w:rFonts w:ascii="Calibri" w:cs="Calibri" w:eastAsia="Calibri" w:hAnsi="Calibri"/><w:b w:val="false"/><w:bCs w:val="false"/><w:i/><w:iCs/><w:caps w:val="false"/><w:color w:val="475569"/><w:sz w:val="22"/><w:szCs w:val="22"/></w:rPr><w:t xml:space="preserve">Cap-by-CSV diversity and element-set Jaccard dedup at substrate-build time</w:t></w:r></w:p><w:p><w:pPr><w:spacing w:after="40" w:before="60" w:line="280"/><w:jc w:val="center"/></w:pPr><w:r><w:rPr><w:rFonts w:ascii="Calibri" w:cs="Calibri" w:eastAsia="Calibri" w:hAnsi="Calibri"/><w:b/><w:bCs/><w:i w:val="false"/><w:iCs w:val="false"/><w:caps w:val="false"/><w:color w:val="0F172A"/><w:sz w:val="22"/><w:szCs w:val="22"/></w:rPr><w:t xml:space="preserve">Michael Simon Bodner, Ph.D.</w:t></w:r></w:p><w:p><w:pPr><w:spacing w:after="40" w:before="60" w:line="280"/><w:jc w:val="center"/></w:pPr><w:r><w:rPr><w:rFonts w:ascii="Calibri" w:cs="Calibri" w:eastAsia="Calibri" w:hAnsi="Calibri"/><w:b w:val="false"/><w:bCs w:val="false"/><w:i w:val="false"/><w:iCs w:val="false"/><w:caps w:val="false"/><w:color w:val="0F3460"/><w:sz w:val="18"/><w:szCs w:val="18"/></w:rPr><w:t xml:space="preserve">Founder &amp; Chief Scientist, InformationPhysics.ai</w:t></w:r></w:p><w:p><w:pPr><w:spacing w:after="40" w:before="60" w:line="280"/><w:jc w:val="center"/></w:pPr><w:r><w:rPr><w:rFonts w:ascii="Calibri" w:cs="Calibri" w:eastAsia="Calibri" w:hAnsi="Calibri"/><w:b w:val="false"/><w:bCs w:val="false"/><w:i w:val="false"/><w:iCs w:val="false"/><w:caps w:val="false"/><w:color w:val="475569"/><w:sz w:val="18"/><w:szCs w:val="18"/></w:rPr><w:t xml:space="preserve">April 2026 — Software Version V4.5.0</w:t></w:r></w:p><w:p><w:pPr><w:spacing w:after="40" w:before="60" w:line="280"/><w:jc w:val="center"/></w:pPr><w:r><w:rPr><w:rFonts w:ascii="Consolas" w:cs="Consolas" w:eastAsia="Consolas" w:hAnsi="Consolas"/><w:b w:val="false"/><w:bCs w:val="false"/><w:i w:val="false"/><w:iCs w:val="false"/><w:caps w:val="false"/><w:color w:val="475569"/><w:sz w:val="16"/><w:szCs w:val="16"/></w:rPr><w:t xml:space="preserve">lib/aio-math.ts  ·  infophysics_impl_grade/api/search_helpers.py</w:t></w:r></w:p><w:p><w:pPr><w:spacing w:after="240" w:before="60" w:line="280"/><w:jc w:val="center"/></w:pPr><w:r><w:rPr><w:rFonts w:ascii="Calibri" w:cs="Calibri" w:eastAsia="Calibri" w:hAnsi="Calibri"/><w:b w:val="false"/><w:bCs w:val="false"/><w:i w:val="false"/><w:iCs w:val="false"/><w:caps w:val="false"/><w:color w:val="94A3B8"/><w:sz w:val="16"/><w:szCs w:val="16"/></w:rPr><w:t xml:space="preserve">© 2026 InformationPhysics.ai, LLC. All rights reserved.</w:t></w:r></w:p><w:tbl><w:tblPr><w:tblW w:type="dxa" w:w="9600"/><w:tblBorders><w:top w:val="single" w:color="auto" w:sz="4"/><w:left w:val="single" w:color="auto" w:sz="4"/><w:bottom w:val="single" w:color="auto" w:sz="4"/><w:right w:val="single" w:color="auto" w:sz="4"/><w:insideH w:val="single" w:color="auto" w:sz="4"/><w:insideV w:val="single" w:color="auto" w:sz="4"/></w:tblBorders></w:tblPr><w:tblGrid><w:gridCol w:w="9600"/></w:tblGrid><w:tr><w:tc><w:tcPr><w:tcW w:type="dxa" w:w="9600"/><w:tcBorders><w:top w:val="single" w:color="CBD5E1" w:sz="4"/><w:left w:val="single" w:color="CBD5E1" w:sz="4"/><w:bottom w:val="single" w:color="CBD5E1" w:sz="4"/><w:right w:val="single" w:color="CBD5E1" w:sz="4"/></w:tcBorders><w:tcMar><w:top w:type="dxa" w:w="200"/><w:left w:type="dxa" w:w="240"/><w:bottom w:type="dxa" w:w="200"/><w:right w:type="dxa" w:w="240"/></w:tcMar></w:tcPr><w:p><w:pPr><w:spacing w:after="120" w:before="0"/></w:pPr><w:r><w:rPr><w:rFonts w:ascii="Calibri" w:cs="Calibri" w:eastAsia="Calibri" w:hAnsi="Calibri"/><w:b/><w:bCs/><w:color w:val="1F3864"/><w:sz w:val="24"/><w:szCs w:val="24"/></w:rPr><w:t xml:space="preserve">Abstract</w:t></w:r></w:p><w:p><w:pPr><w:spacing w:after="0" w:before="0" w:line="300"/></w:pPr><w:r><w:rPr><w:rFonts w:ascii="Calibri" w:cs="Calibri" w:eastAsia="Calibri" w:hAnsi="Calibri"/><w:color w:val="475569"/><w:sz w:val="21"/><w:szCs w:val="21"/></w:rPr><w:t xml:space="preserve">Documents two substrate-build-time fixes that landed in V4.5 to keep the LLM&apos;s input bundle balanced and non-redundant: cap-by-CSV diversity (replacing a flat top-N cap that let one CSV crowd out the others) and element-set Jaccard dedup (collapsing near-duplicates that survived from cross-CSV reposts of the same entity).</w:t></w:r></w:p></w:tc></w:tr></w:tbl><w:p><w:pPr><w:spacing w:after="60" w:before="60" w:line="280"/><w:jc w:val="left"/></w:pPr><w:r><w:rPr><w:rFonts w:ascii="Calibri" w:cs="Calibri" w:eastAsia="Calibri" w:hAnsi="Calibri"/><w:b w:val="false"/><w:bCs w:val="false"/><w:i w:val="false"/><w:iCs w:val="false"/><w:caps w:val="false"/><w:color w:val="0F172A"/><w:sz w:val="21"/><w:szCs w:val="21"/></w:rPr><w:t xml:space="preserve"></w:t></w:r></w:p><w:p><w:pPr><w:pStyle w:val="Heading1"/><w:pBdr><w:bottom w:val="single" w:color="1F3864" w:sz="6" w:space="4"/></w:pBdr><w:spacing w:after="160" w:before="360" w:line="320"/></w:pPr><w:r><w:rPr><w:rFonts w:ascii="Calibri" w:cs="Calibri" w:eastAsia="Calibri" w:hAnsi="Calibri"/><w:b/><w:bCs/><w:color w:val="1F3864"/><w:sz w:val="28"/><w:szCs w:val="28"/></w:rPr><w:t xml:space="preserve">1.  The Failure Mode</w:t></w:r></w:p><w:p><w:pPr><w:spacing w:after="60" w:before="60" w:line="280"/><w:jc w:val="left"/></w:pPr><w:r><w:rPr><w:rFonts w:ascii="Calibri" w:cs="Calibri" w:eastAsia="Calibri" w:hAnsi="Calibri"/><w:b w:val="false"/><w:bCs w:val="false"/><w:i w:val="false"/><w:iCs w:val="false"/><w:caps w:val="false"/><w:color w:val="0F172A"/><w:sz w:val="21"/><w:szCs w:val="21"/></w:rPr><w:t xml:space="preserve">Pre-V4.5, the substrate cap was a flat &quot;top N AIOs by score&quot; pass. On the demo corpus AIA305 Sample.csv supplies 474 of 589 AIOs (≈80%), and AIA305 rows score consistently high on most queries because they&apos;re long, dense, and contain many cues. Result: the cap filled with AIA305 records and starved the operational CSVs (acc_rfis, acc_issues, acc_submittals, acc_vendors, acc_cost_codes). Multi-CSV joins on a shared key failed silently with &quot;no matching records&quot; — the records existed, they just never reached the LLM.</w:t></w:r></w:p><w:p><w:pPr><w:pStyle w:val="Heading1"/><w:pBdr><w:bottom w:val="single" w:color="1F3864" w:sz="6" w:space="4"/></w:pBdr><w:spacing w:after="160" w:before="360" w:line="320"/></w:pPr><w:r><w:rPr><w:rFonts w:ascii="Calibri" w:cs="Calibri" w:eastAsia="Calibri" w:hAnsi="Calibri"/><w:b/><w:bCs/><w:color w:val="1F3864"/><w:sz w:val="28"/><w:szCs w:val="28"/></w:rPr><w:t xml:space="preserve">2.  Cap-by-CSV Diversity</w:t></w:r></w:p><w:p><w:pPr><w:spacing w:after="60" w:before="60" w:line="280"/><w:jc w:val="left"/></w:pPr><w:r><w:rPr><w:rFonts w:ascii="Calibri" w:cs="Calibri" w:eastAsia="Calibri" w:hAnsi="Calibri"/><w:b w:val="false"/><w:bCs w:val="false"/><w:i w:val="false"/><w:iCs w:val="false"/><w:caps w:val="false"/><w:color w:val="0F172A"/><w:sz w:val="21"/><w:szCs w:val="21"/></w:rPr><w:t xml:space="preserve">The fix has the same end-state token budget but a different distribution rule:</w:t></w:r></w:p><0/><w:p><w:pPr><w:spacing w:after="60" w:before="60" w:line="280"/><w:jc w:val="left"/></w:pPr><w:r><w:rPr><w:rFonts w:ascii="Calibri" w:cs="Calibri" w:eastAsia="Calibri" w:hAnsi="Calibri"/><w:b w:val="false"/><w:bCs w:val="false"/><w:i w:val="false"/><w:iCs w:val="false"/><w:caps w:val="false"/><w:color w:val="0F172A"/><w:sz w:val="21"/><w:szCs w:val="21"/></w:rPr><w:t xml:space="preserve">Mirrored on the frontend Recall path (lib/aio-math.ts diversifyByCSV) and the backend Live path (api/search_helpers.py diversify_by_csv) so both modes produce comparable substrates.</w:t></w:r></w:p><w:tbl><w:tblPr><w:tblW w:type="dxa" w:w="9600"/><w:tblBorders><w:top w:val="single" w:color="auto" w:sz="4"/><w:left w:val="single" w:color="auto" w:sz="4"/><w:bottom w:val="single" w:color="auto" w:sz="4"/><w:right w:val="single" w:color="auto" w:sz="4"/><w:insideH w:val="single" w:color="auto" w:sz="4"/><w:insideV w:val="single" w:color="auto" w:sz="4"/></w:tblBorders></w:tblPr><w:tblGrid><w:gridCol w:w="9600"/></w:tblGrid><w:tr><w:tc><w:tcPr><w:tcW w:type="dxa" w:w="9600"/><w:tcBorders><w:top w:val="nil" w:color="FFFFFF" w:sz="1"/><w:left w:val="single" w:color="FB7185" w:sz="18"/><w:bottom w:val="nil" w:color="FFFFFF" w:sz="1"/><w:right w:val="nil" w:color="FFFFFF" w:sz="1"/></w:tcBorders><w:tcMar><w:top w:type="dxa" w:w="80"/><w:left w:type="dxa" w:w="240"/><w:bottom w:type="dxa" w:w="120"/><w:right w:type="dxa" w:w="100"/></w:tcMar></w:tcPr><w:p><w:pPr><w:spacing w:after="80" w:before="0" w:line="280"/></w:pPr><w:r><w:rPr><w:rFonts w:ascii="Calibri" w:cs="Calibri" w:eastAsia="Calibri" w:hAnsi="Calibri"/><w:b/><w:bCs/><w:color w:val="0F172A"/><w:sz w:val="22"/><w:szCs w:val="22"/></w:rPr><w:t xml:space="preserve">2.1  Worked example</w:t></w:r></w:p><w:p><w:pPr><w:spacing w:after="60" w:before="60" w:line="280"/><w:jc w:val="left"/></w:pPr><w:r><w:rPr><w:rFonts w:ascii="Calibri" w:cs="Calibri" w:eastAsia="Calibri" w:hAnsi="Calibri"/><w:b w:val="false"/><w:bCs w:val="false"/><w:i w:val="false"/><w:iCs w:val="false"/><w:caps w:val="false"/><w:color w:val="0F172A"/><w:sz w:val="21"/><w:szCs w:val="21"/></w:rPr><w:t xml:space="preserve">Query: &quot;Show me the project where Sarah Mitchell is Superintendent and list its open RFIs&quot;. Matched: 18 AIA305 + 4 acc_rfis + 1 acc_employees = 23 AIOs. Cap = 12.</w:t></w:r></w:p><w:tbl><w:tblPr><w:tblW w:type="dxa" w:w="9600"/><w:tblBorders><w:top w:val="single" w:color="auto" w:sz="4"/><w:left w:val="single" w:color="auto" w:sz="4"/><w:bottom w:val="single" w:color="auto" w:sz="4"/><w:right w:val="single" w:color="auto" w:sz="4"/><w:insideH w:val="single" w:color="auto" w:sz="4"/><w:insideV w:val="single" w:color="auto" w:sz="4"/></w:tblBorders></w:tblPr><w:tblGrid><w:gridCol w:w="3000"/><w:gridCol w:w="1500"/><w:gridCol w:w="1500"/><w:gridCol w:w="1800"/><w:gridCol w:w="1800"/></w:tblGrid><w:tr><w:trPr><w:tblHeader/></w:trPr><w:tc><w:tcPr><w:tcW w:type="dxa" w:w="3000"/><w:tcBorders><w:top w:val="single" w:color="CBD5E1" w:sz="4"/><w:left w:val="single" w:color="CBD5E1" w:sz="4"/><w:bottom w:val="single" w:color="CBD5E1" w:sz="4"/><w:right w:val="single" w:color="CBD5E1" w:sz="4"/></w:tcBorders><w:shd w:fill="0F3460" w:val="clear"/><w:tcMar><w:top w:type="dxa" w:w="80"/><w:left w:type="dxa" w:w="120"/><w:bottom w:type="dxa" w:w="80"/><w:right w:type="dxa" w:w="120"/></w:tcMar></w:tcPr><w:p><w:pPr><w:spacing w:after="0" w:before="0" w:line="260"/></w:pPr><w:r><w:rPr><w:rFonts w:ascii="Calibri" w:cs="Calibri" w:eastAsia="Calibri" w:hAnsi="Calibri"/><w:b/><w:bCs/><w:color w:val="FFFFFF"/><w:sz w:val="19"/><w:szCs w:val="19"/></w:rPr><w:t xml:space="preserve">Step</w:t></w:r></w:p></w:tc><w:tc><w:tcPr><w:tcW w:type="dxa" w:w="1500"/><w:tcBorders><w:top w:val="single" w:color="CBD5E1" w:sz="4"/><w:left w:val="single" w:color="CBD5E1" w:sz="4"/><w:bottom w:val="single" w:color="CBD5E1" w:sz="4"/><w:right w:val="single" w:color="CBD5E1" w:sz="4"/></w:tcBorders><w:shd w:fill="0F3460" w:val="clear"/><w:tcMar><w:top w:type="dxa" w:w="80"/><w:left w:type="dxa" w:w="120"/><w:bottom w:type="dxa" w:w="80"/><w:right w:type="dxa" w:w="120"/></w:tcMar></w:tcPr><w:p><w:pPr><w:spacing w:after="0" w:before="0" w:line="260"/></w:pPr><w:r><w:rPr><w:rFonts w:ascii="Calibri" w:cs="Calibri" w:eastAsia="Calibri" w:hAnsi="Calibri"/><w:b/><w:bCs/><w:color w:val="FFFFFF"/><w:sz w:val="19"/><w:szCs w:val="19"/></w:rPr><w:t xml:space="preserve">AIA305</w:t></w:r></w:p></w:tc><w:tc><w:tcPr><w:tcW w:type="dxa" w:w="1500"/><w:tcBorders><w:top w:val="single" w:color="CBD5E1" w:sz="4"/><w:left w:val="single" w:color="CBD5E1" w:sz="4"/><w:bottom w:val="single" w:color="CBD5E1" w:sz="4"/><w:right w:val="single" w:color="CBD5E1" w:sz="4"/></w:tcBorders><w:shd w:fill="0F3460" w:val="clear"/><w:tcMar><w:top w:type="dxa" w:w="80"/><w:left w:type="dxa" w:w="120"/><w:bottom w:type="dxa" w:w="80"/><w:right w:type="dxa" w:w="120"/></w:tcMar></w:tcPr><w:p><w:pPr><w:spacing w:after="0" w:before="0" w:line="260"/></w:pPr><w:r><w:rPr><w:rFonts w:ascii="Calibri" w:cs="Calibri" w:eastAsia="Calibri" w:hAnsi="Calibri"/><w:b/><w:bCs/><w:color w:val="FFFFFF"/><w:sz w:val="19"/><w:szCs w:val="19"/></w:rPr><w:t xml:space="preserve">acc_rfis</w:t></w:r></w:p></w:tc><w:tc><w:tcPr><w:tcW w:type="dxa" w:w="1800"/><w:tcBorders><w:top w:val="single" w:color="CBD5E1" w:sz="4"/><w:left w:val="single" w:color="CBD5E1" w:sz="4"/><w:bottom w:val="single" w:color="CBD5E1" w:sz="4"/><w:right w:val="single" w:color="CBD5E1" w:sz="4"/></w:tcBorders><w:shd w:fill="0F3460" w:val="clear"/><w:tcMar><w:top w:type="dxa" w:w="80"/><w:left w:type="dxa" w:w="120"/><w:bottom w:type="dxa" w:w="80"/><w:right w:type="dxa" w:w="120"/></w:tcMar></w:tcPr><w:p><w:pPr><w:spacing w:after="0" w:before="0" w:line="260"/></w:pPr><w:r><w:rPr><w:rFonts w:ascii="Calibri" w:cs="Calibri" w:eastAsia="Calibri" w:hAnsi="Calibri"/><w:b/><w:bCs/><w:color w:val="FFFFFF"/><w:sz w:val="19"/><w:szCs w:val="19"/></w:rPr><w:t xml:space="preserve">acc_employees</w:t></w:r></w:p></w:tc><w:tc><w:tcPr><w:tcW w:type="dxa" w:w="1800"/><w:tcBorders><w:top w:val="single" w:color="CBD5E1" w:sz="4"/><w:left w:val="single" w:color="CBD5E1" w:sz="4"/><w:bottom w:val="single" w:color="CBD5E1" w:sz="4"/><w:right w:val="single" w:color="CBD5E1" w:sz="4"/></w:tcBorders><w:shd w:fill="0F3460" w:val="clear"/><w:tcMar><w:top w:type="dxa" w:w="80"/><w:left w:type="dxa" w:w="120"/><w:bottom w:type="dxa" w:w="80"/><w:right w:type="dxa" w:w="120"/></w:tcMar></w:tcPr><w:p><w:pPr><w:spacing w:after="0" w:before="0" w:line="260"/></w:pPr><w:r><w:rPr><w:rFonts w:ascii="Calibri" w:cs="Calibri" w:eastAsia="Calibri" w:hAnsi="Calibri"/><w:b/><w:bCs/><w:color w:val="FFFFFF"/><w:sz w:val="19"/><w:szCs w:val="19"/></w:rPr><w:t xml:space="preserve">Total</w:t></w:r></w:p></w:tc></w:tr><w:tr><w:tc><w:tcPr><w:tcW w:type="dxa" w:w="3000"/><w:tcBorders><w:top w:val="single" w:color="CBD5E1" w:sz="4"/><w:left w:val="single" w:color="CBD5E1" w:sz="4"/><w:bottom w:val="single" w:color="CBD5E1" w:sz="4"/><w:right w:val="single" w:color="CBD5E1" w:sz="4"/></w:tcBorders><w:tcMar><w:top w:type="dxa" w:w="80"/><w:left w:type="dxa" w:w="120"/><w:bottom w:type="dxa" w:w="80"/><w:right w:type="dxa" w:w="120"/></w:tcMar></w:tcPr><w:p><w:pPr><w:spacing w:after="0" w:before="0" w:line="260"/></w:pPr><w:r><w:rPr><w:rFonts w:ascii="Calibri" w:cs="Calibri" w:eastAsia="Calibri" w:hAnsi="Calibri"/><w:b w:val="false"/><w:bCs w:val="false"/><w:color w:val="0F172A"/><w:sz w:val="19"/><w:szCs w:val="19"/></w:rPr><w:t xml:space="preserve">Pre-V4.5 flat top-12</w:t></w:r></w:p></w:tc><w:tc><w:tcPr><w:tcW w:type="dxa" w:w="1500"/><w:tcBorders><w:top w:val="single" w:color="CBD5E1" w:sz="4"/><w:left w:val="single" w:color="CBD5E1" w:sz="4"/><w:bottom w:val="single" w:color="CBD5E1" w:sz="4"/><w:right w:val="single" w:color="CBD5E1" w:sz="4"/></w:tcBorders><w:tcMar><w:top w:type="dxa" w:w="80"/><w:left w:type="dxa" w:w="120"/><w:bottom w:type="dxa" w:w="80"/><w:right w:type="dxa" w:w="120"/></w:tcMar></w:tcPr><w:p><w:pPr><w:spacing w:after="0" w:before="0" w:line="260"/></w:pPr><w:r><w:rPr><w:rFonts w:ascii="Calibri" w:cs="Calibri" w:eastAsia="Calibri" w:hAnsi="Calibri"/><w:b w:val="false"/><w:bCs w:val="false"/><w:color w:val="0F172A"/><w:sz w:val="19"/><w:szCs w:val="19"/></w:rPr><w:t xml:space="preserve">12</w:t></w:r></w:p></w:tc><w:tc><w:tcPr><w:tcW w:type="dxa" w:w="1500"/><w:tcBorders><w:top w:val="single" w:color="CBD5E1" w:sz="4"/><w:left w:val="single" w:color="CBD5E1" w:sz="4"/><w:bottom w:val="single" w:color="CBD5E1" w:sz="4"/><w:right w:val="single" w:color="CBD5E1" w:sz="4"/></w:tcBorders><w:tcMar><w:top w:type="dxa" w:w="80"/><w:left w:type="dxa" w:w="120"/><w:bottom w:type="dxa" w:w="80"/><w:right w:type="dxa" w:w="120"/></w:tcMar></w:tcPr><w:p><w:pPr><w:spacing w:after="0" w:before="0" w:line="260"/></w:pPr><w:r><w:rPr><w:rFonts w:ascii="Calibri" w:cs="Calibri" w:eastAsia="Calibri" w:hAnsi="Calibri"/><w:b w:val="false"/><w:bCs w:val="false"/><w:color w:val="0F172A"/><w:sz w:val="19"/><w:szCs w:val="19"/></w:rPr><w:t xml:space="preserve">0</w:t></w:r></w:p></w:tc><w:tc><w:tcPr><w:tcW w:type="dxa" w:w="1800"/><w:tcBorders><w:top w:val="single" w:color="CBD5E1" w:sz="4"/><w:left w:val="single" w:color="CBD5E1" w:sz="4"/><w:bottom w:val="single" w:color="CBD5E1" w:sz="4"/><w:right w:val="single" w:color="CBD5E1" w:sz="4"/></w:tcBorders><w:tcMar><w:top w:type="dxa" w:w="80"/><w:left w:type="dxa" w:w="120"/><w:bottom w:type="dxa" w:w="80"/><w:right w:type="dxa" w:w="120"/></w:tcMar></w:tcPr><w:p><w:pPr><w:spacing w:after="0" w:before="0" w:line="260"/></w:pPr><w:r><w:rPr><w:rFonts w:ascii="Calibri" w:cs="Calibri" w:eastAsia="Calibri" w:hAnsi="Calibri"/><w:b w:val="false"/><w:bCs w:val="false"/><w:color w:val="0F172A"/><w:sz w:val="19"/><w:szCs w:val="19"/></w:rPr><w:t xml:space="preserve">0</w:t></w:r></w:p></w:tc><w:tc><w:tcPr><w:tcW w:type="dxa" w:w="1800"/><w:tcBorders><w:top w:val="single" w:color="CBD5E1" w:sz="4"/><w:left w:val="single" w:color="CBD5E1" w:sz="4"/><w:bottom w:val="single" w:color="CBD5E1" w:sz="4"/><w:right w:val="single" w:color="CBD5E1" w:sz="4"/></w:tcBorders><w:tcMar><w:top w:type="dxa" w:w="80"/><w:left w:type="dxa" w:w="120"/><w:bottom w:type="dxa" w:w="80"/><w:right w:type="dxa" w:w="120"/></w:tcMar></w:tcPr><w:p><w:pPr><w:spacing w:after="0" w:before="0" w:line="260"/></w:pPr><w:r><w:rPr><w:rFonts w:ascii="Calibri" w:cs="Calibri" w:eastAsia="Calibri" w:hAnsi="Calibri"/><w:b w:val="false"/><w:bCs w:val="false"/><w:color w:val="0F172A"/><w:sz w:val="19"/><w:szCs w:val="19"/></w:rPr><w:t xml:space="preserve">12</w:t></w:r></w:p></w:tc></w:tr><w:tr><w:tc><w:tcPr><w:tcW w:type="dxa" w:w="3000"/><w:tcBorders><w:top w:val="single" w:color="CBD5E1" w:sz="4"/><w:left w:val="single" w:color="CBD5E1" w:sz="4"/><w:bottom w:val="single" w:color="CBD5E1" w:sz="4"/><w:right w:val="single" w:color="CBD5E1" w:sz="4"/></w:tcBorders><w:shd w:fill="F1F5F9" w:val="clear"/><w:tcMar><w:top w:type="dxa" w:w="80"/><w:left w:type="dxa" w:w="120"/><w:bottom w:type="dxa" w:w="80"/><w:right w:type="dxa" w:w="120"/></w:tcMar></w:tcPr><w:p><w:pPr><w:spacing w:after="0" w:before="0" w:line="260"/></w:pPr><w:r><w:rPr><w:rFonts w:ascii="Calibri" w:cs="Calibri" w:eastAsia="Calibri" w:hAnsi="Calibri"/><w:b w:val="false"/><w:bCs w:val="false"/><w:color w:val="0F172A"/><w:sz w:val="19"/><w:szCs w:val="19"/></w:rPr><w:t xml:space="preserve">V4.5 fair share = ⌈12/3⌉ = 4</w:t></w:r></w:p></w:tc><w:tc><w:tcPr><w:tcW w:type="dxa" w:w="1500"/><w:tcBorders><w:top w:val="single" w:color="CBD5E1" w:sz="4"/><w:left w:val="single" w:color="CBD5E1" w:sz="4"/><w:bottom w:val="single" w:color="CBD5E1" w:sz="4"/><w:right w:val="single" w:color="CBD5E1" w:sz="4"/></w:tcBorders><w:shd w:fill="F1F5F9" w:val="clear"/><w:tcMar><w:top w:type="dxa" w:w="80"/><w:left w:type="dxa" w:w="120"/><w:bottom w:type="dxa" w:w="80"/><w:right w:type="dxa" w:w="120"/></w:tcMar></w:tcPr><w:p><w:pPr><w:spacing w:after="0" w:before="0" w:line="260"/></w:pPr><w:r><w:rPr><w:rFonts w:ascii="Calibri" w:cs="Calibri" w:eastAsia="Calibri" w:hAnsi="Calibri"/><w:b w:val="false"/><w:bCs w:val="false"/><w:color w:val="0F172A"/><w:sz w:val="19"/><w:szCs w:val="19"/></w:rPr><w:t xml:space="preserve">4</w:t></w:r></w:p></w:tc><w:tc><w:tcPr><w:tcW w:type="dxa" w:w="1500"/><w:tcBorders><w:top w:val="single" w:color="CBD5E1" w:sz="4"/><w:left w:val="single" w:color="CBD5E1" w:sz="4"/><w:bottom w:val="single" w:color="CBD5E1" w:sz="4"/><w:right w:val="single" w:color="CBD5E1" w:sz="4"/></w:tcBorders><w:shd w:fill="F1F5F9" w:val="clear"/><w:tcMar><w:top w:type="dxa" w:w="80"/><w:left w:type="dxa" w:w="120"/><w:bottom w:type="dxa" w:w="80"/><w:right w:type="dxa" w:w="120"/></w:tcMar></w:tcPr><w:p><w:pPr><w:spacing w:after="0" w:before="0" w:line="260"/></w:pPr><w:r><w:rPr><w:rFonts w:ascii="Calibri" w:cs="Calibri" w:eastAsia="Calibri" w:hAnsi="Calibri"/><w:b w:val="false"/><w:bCs w:val="false"/><w:color w:val="0F172A"/><w:sz w:val="19"/><w:szCs w:val="19"/></w:rPr><w:t xml:space="preserve">4</w:t></w:r></w:p></w:tc><w:tc><w:tcPr><w:tcW w:type="dxa" w:w="1800"/><w:tcBorders><w:top w:val="single" w:color="CBD5E1" w:sz="4"/><w:left w:val="single" w:color="CBD5E1" w:sz="4"/><w:bottom w:val="single" w:color="CBD5E1" w:sz="4"/><w:right w:val="single" w:color="CBD5E1" w:sz="4"/></w:tcBorders><w:shd w:fill="F1F5F9" w:val="clear"/><w:tcMar><w:top w:type="dxa" w:w="80"/><w:left w:type="dxa" w:w="120"/><w:bottom w:type="dxa" w:w="80"/><w:right w:type="dxa" w:w="120"/></w:tcMar></w:tcPr><w:p><w:pPr><w:spacing w:after="0" w:before="0" w:line="260"/></w:pPr><w:r><w:rPr><w:rFonts w:ascii="Calibri" w:cs="Calibri" w:eastAsia="Calibri" w:hAnsi="Calibri"/><w:b w:val="false"/><w:bCs w:val="false"/><w:color w:val="0F172A"/><w:sz w:val="19"/><w:szCs w:val="19"/></w:rPr><w:t xml:space="preserve">1</w:t></w:r></w:p></w:tc><w:tc><w:tcPr><w:tcW w:type="dxa" w:w="1800"/><w:tcBorders><w:top w:val="single" w:color="CBD5E1" w:sz="4"/><w:left w:val="single" w:color="CBD5E1" w:sz="4"/><w:bottom w:val="single" w:color="CBD5E1" w:sz="4"/><w:right w:val="single" w:color="CBD5E1" w:sz="4"/></w:tcBorders><w:shd w:fill="F1F5F9" w:val="clear"/><w:tcMar><w:top w:type="dxa" w:w="80"/><w:left w:type="dxa" w:w="120"/><w:bottom w:type="dxa" w:w="80"/><w:right w:type="dxa" w:w="120"/></w:tcMar></w:tcPr><w:p><w:pPr><w:spacing w:after="0" w:before="0" w:line="260"/></w:pPr><w:r><w:rPr><w:rFonts w:ascii="Calibri" w:cs="Calibri" w:eastAsia="Calibri" w:hAnsi="Calibri"/><w:b w:val="false"/><w:bCs w:val="false"/><w:color w:val="0F172A"/><w:sz w:val="19"/><w:szCs w:val="19"/></w:rPr><w:t xml:space="preserve">9</w:t></w:r></w:p></w:tc></w:tr><w:tr><w:tc><w:tcPr><w:tcW w:type="dxa" w:w="3000"/><w:tcBorders><w:top w:val="single" w:color="CBD5E1" w:sz="4"/><w:left w:val="single" w:color="CBD5E1" w:sz="4"/><w:bottom w:val="single" w:color="CBD5E1" w:sz="4"/><w:right w:val="single" w:color="CBD5E1" w:sz="4"/></w:tcBorders><w:tcMar><w:top w:type="dxa" w:w="80"/><w:left w:type="dxa" w:w="120"/><w:bottom w:type="dxa" w:w="80"/><w:right w:type="dxa" w:w="120"/></w:tcMar></w:tcPr><w:p><w:pPr><w:spacing w:after="0" w:before="0" w:line="260"/></w:pPr><w:r><w:rPr><w:rFonts w:ascii="Calibri" w:cs="Calibri" w:eastAsia="Calibri" w:hAnsi="Calibri"/><w:b w:val="false"/><w:bCs w:val="false"/><w:color w:val="0F172A"/><w:sz w:val="19"/><w:szCs w:val="19"/></w:rPr><w:t xml:space="preserve">Backfill from leftovers (3 slots)</w:t></w:r></w:p></w:tc><w:tc><w:tcPr><w:tcW w:type="dxa" w:w="1500"/><w:tcBorders><w:top w:val="single" w:color="CBD5E1" w:sz="4"/><w:left w:val="single" w:color="CBD5E1" w:sz="4"/><w:bottom w:val="single" w:color="CBD5E1" w:sz="4"/><w:right w:val="single" w:color="CBD5E1" w:sz="4"/></w:tcBorders><w:tcMar><w:top w:type="dxa" w:w="80"/><w:left w:type="dxa" w:w="120"/><w:bottom w:type="dxa" w:w="80"/><w:right w:type="dxa" w:w="120"/></w:tcMar></w:tcPr><w:p><w:pPr><w:spacing w:after="0" w:before="0" w:line="260"/></w:pPr><w:r><w:rPr><w:rFonts w:ascii="Calibri" w:cs="Calibri" w:eastAsia="Calibri" w:hAnsi="Calibri"/><w:b w:val="false"/><w:bCs w:val="false"/><w:color w:val="0F172A"/><w:sz w:val="19"/><w:szCs w:val="19"/></w:rPr><w:t xml:space="preserve">+3</w:t></w:r></w:p></w:tc><w:tc><w:tcPr><w:tcW w:type="dxa" w:w="1500"/><w:tcBorders><w:top w:val="single" w:color="CBD5E1" w:sz="4"/><w:left w:val="single" w:color="CBD5E1" w:sz="4"/><w:bottom w:val="single" w:color="CBD5E1" w:sz="4"/><w:right w:val="single" w:color="CBD5E1" w:sz="4"/></w:tcBorders><w:tcMar><w:top w:type="dxa" w:w="80"/><w:left w:type="dxa" w:w="120"/><w:bottom w:type="dxa" w:w="80"/><w:right w:type="dxa" w:w="120"/></w:tcMar></w:tcPr><w:p><w:pPr><w:spacing w:after="0" w:before="0" w:line="260"/></w:pPr><w:r><w:rPr><w:rFonts w:ascii="Calibri" w:cs="Calibri" w:eastAsia="Calibri" w:hAnsi="Calibri"/><w:b w:val="false"/><w:bCs w:val="false"/><w:color w:val="0F172A"/><w:sz w:val="19"/><w:szCs w:val="19"/></w:rPr><w:t xml:space="preserve">+0</w:t></w:r></w:p></w:tc><w:tc><w:tcPr><w:tcW w:type="dxa" w:w="1800"/><w:tcBorders><w:top w:val="single" w:color="CBD5E1" w:sz="4"/><w:left w:val="single" w:color="CBD5E1" w:sz="4"/><w:bottom w:val="single" w:color="CBD5E1" w:sz="4"/><w:right w:val="single" w:color="CBD5E1" w:sz="4"/></w:tcBorders><w:tcMar><w:top w:type="dxa" w:w="80"/><w:left w:type="dxa" w:w="120"/><w:bottom w:type="dxa" w:w="80"/><w:right w:type="dxa" w:w="120"/></w:tcMar></w:tcPr><w:p><w:pPr><w:spacing w:after="0" w:before="0" w:line="260"/></w:pPr><w:r><w:rPr><w:rFonts w:ascii="Calibri" w:cs="Calibri" w:eastAsia="Calibri" w:hAnsi="Calibri"/><w:b w:val="false"/><w:bCs w:val="false"/><w:color w:val="0F172A"/><w:sz w:val="19"/><w:szCs w:val="19"/></w:rPr><w:t xml:space="preserve">+0</w:t></w:r></w:p></w:tc><w:tc><w:tcPr><w:tcW w:type="dxa" w:w="1800"/><w:tcBorders><w:top w:val="single" w:color="CBD5E1" w:sz="4"/><w:left w:val="single" w:color="CBD5E1" w:sz="4"/><w:bottom w:val="single" w:color="CBD5E1" w:sz="4"/><w:right w:val="single" w:color="CBD5E1" w:sz="4"/></w:tcBorders><w:tcMar><w:top w:type="dxa" w:w="80"/><w:left w:type="dxa" w:w="120"/><w:bottom w:type="dxa" w:w="80"/><w:right w:type="dxa" w:w="120"/></w:tcMar></w:tcPr><w:p><w:pPr><w:spacing w:after="0" w:before="0" w:line="260"/></w:pPr><w:r><w:rPr><w:rFonts w:ascii="Calibri" w:cs="Calibri" w:eastAsia="Calibri" w:hAnsi="Calibri"/><w:b w:val="false"/><w:bCs w:val="false"/><w:color w:val="0F172A"/><w:sz w:val="19"/><w:szCs w:val="19"/></w:rPr><w:t xml:space="preserve">12</w:t></w:r></w:p></w:tc></w:tr><w:tr><w:tc><w:tcPr><w:tcW w:type="dxa" w:w="3000"/><w:tcBorders><w:top w:val="single" w:color="CBD5E1" w:sz="4"/><w:left w:val="single" w:color="CBD5E1" w:sz="4"/><w:bottom w:val="single" w:color="CBD5E1" w:sz="4"/><w:right w:val="single" w:color="CBD5E1" w:sz="4"/></w:tcBorders><w:shd w:fill="F1F5F9" w:val="clear"/><w:tcMar><w:top w:type="dxa" w:w="80"/><w:left w:type="dxa" w:w="120"/><w:bottom w:type="dxa" w:w="80"/><w:right w:type="dxa" w:w="120"/></w:tcMar></w:tcPr><w:p><w:pPr><w:spacing w:after="0" w:before="0" w:line="260"/></w:pPr><w:r><w:rPr><w:rFonts w:ascii="Calibri" w:cs="Calibri" w:eastAsia="Calibri" w:hAnsi="Calibri"/><w:b w:val="false"/><w:bCs w:val="false"/><w:color w:val="0F172A"/><w:sz w:val="19"/><w:szCs w:val="19"/></w:rPr><w:t xml:space="preserve">Final substrate</w:t></w:r></w:p></w:tc><w:tc><w:tcPr><w:tcW w:type="dxa" w:w="1500"/><w:tcBorders><w:top w:val="single" w:color="CBD5E1" w:sz="4"/><w:left w:val="single" w:color="CBD5E1" w:sz="4"/><w:bottom w:val="single" w:color="CBD5E1" w:sz="4"/><w:right w:val="single" w:color="CBD5E1" w:sz="4"/></w:tcBorders><w:shd w:fill="F1F5F9" w:val="clear"/><w:tcMar><w:top w:type="dxa" w:w="80"/><w:left w:type="dxa" w:w="120"/><w:bottom w:type="dxa" w:w="80"/><w:right w:type="dxa" w:w="120"/></w:tcMar></w:tcPr><w:p><w:pPr><w:spacing w:after="0" w:before="0" w:line="260"/></w:pPr><w:r><w:rPr><w:rFonts w:ascii="Calibri" w:cs="Calibri" w:eastAsia="Calibri" w:hAnsi="Calibri"/><w:b w:val="false"/><w:bCs w:val="false"/><w:color w:val="0F172A"/><w:sz w:val="19"/><w:szCs w:val="19"/></w:rPr><w:t xml:space="preserve">7</w:t></w:r></w:p></w:tc><w:tc><w:tcPr><w:tcW w:type="dxa" w:w="1500"/><w:tcBorders><w:top w:val="single" w:color="CBD5E1" w:sz="4"/><w:left w:val="single" w:color="CBD5E1" w:sz="4"/><w:bottom w:val="single" w:color="CBD5E1" w:sz="4"/><w:right w:val="single" w:color="CBD5E1" w:sz="4"/></w:tcBorders><w:shd w:fill="F1F5F9" w:val="clear"/><w:tcMar><w:top w:type="dxa" w:w="80"/><w:left w:type="dxa" w:w="120"/><w:bottom w:type="dxa" w:w="80"/><w:right w:type="dxa" w:w="120"/></w:tcMar></w:tcPr><w:p><w:pPr><w:spacing w:after="0" w:before="0" w:line="260"/></w:pPr><w:r><w:rPr><w:rFonts w:ascii="Calibri" w:cs="Calibri" w:eastAsia="Calibri" w:hAnsi="Calibri"/><w:b w:val="false"/><w:bCs w:val="false"/><w:color w:val="0F172A"/><w:sz w:val="19"/><w:szCs w:val="19"/></w:rPr><w:t xml:space="preserve">4</w:t></w:r></w:p></w:tc><w:tc><w:tcPr><w:tcW w:type="dxa" w:w="1800"/><w:tcBorders><w:top w:val="single" w:color="CBD5E1" w:sz="4"/><w:left w:val="single" w:color="CBD5E1" w:sz="4"/><w:bottom w:val="single" w:color="CBD5E1" w:sz="4"/><w:right w:val="single" w:color="CBD5E1" w:sz="4"/></w:tcBorders><w:shd w:fill="F1F5F9" w:val="clear"/><w:tcMar><w:top w:type="dxa" w:w="80"/><w:left w:type="dxa" w:w="120"/><w:bottom w:type="dxa" w:w="80"/><w:right w:type="dxa" w:w="120"/></w:tcMar></w:tcPr><w:p><w:pPr><w:spacing w:after="0" w:before="0" w:line="260"/></w:pPr><w:r><w:rPr><w:rFonts w:ascii="Calibri" w:cs="Calibri" w:eastAsia="Calibri" w:hAnsi="Calibri"/><w:b w:val="false"/><w:bCs w:val="false"/><w:color w:val="0F172A"/><w:sz w:val="19"/><w:szCs w:val="19"/></w:rPr><w:t xml:space="preserve">1</w:t></w:r></w:p></w:tc><w:tc><w:tcPr><w:tcW w:type="dxa" w:w="1800"/><w:tcBorders><w:top w:val="single" w:color="CBD5E1" w:sz="4"/><w:left w:val="single" w:color="CBD5E1" w:sz="4"/><w:bottom w:val="single" w:color="CBD5E1" w:sz="4"/><w:right w:val="single" w:color="CBD5E1" w:sz="4"/></w:tcBorders><w:shd w:fill="F1F5F9" w:val="clear"/><w:tcMar><w:top w:type="dxa" w:w="80"/><w:left w:type="dxa" w:w="120"/><w:bottom w:type="dxa" w:w="80"/><w:right w:type="dxa" w:w="120"/></w:tcMar></w:tcPr><w:p><w:pPr><w:spacing w:after="0" w:before="0" w:line="260"/></w:pPr><w:r><w:rPr><w:rFonts w:ascii="Calibri" w:cs="Calibri" w:eastAsia="Calibri" w:hAnsi="Calibri"/><w:b w:val="false"/><w:bCs w:val="false"/><w:color w:val="0F172A"/><w:sz w:val="19"/><w:szCs w:val="19"/></w:rPr><w:t xml:space="preserve">12</w:t></w:r></w:p></w:tc></w:tr></w:tbl><w:p><w:pPr><w:spacing w:after="60" w:before="60" w:line="280"/><w:jc w:val="left"/></w:pPr><w:r><w:rPr><w:rFonts w:ascii="Calibri" w:cs="Calibri" w:eastAsia="Calibri" w:hAnsi="Calibri"/><w:b w:val="false"/><w:bCs w:val="false"/><w:i w:val="false"/><w:iCs w:val="false"/><w:caps w:val="false"/><w:color w:val="0F172A"/><w:sz w:val="21"/><w:szCs w:val="21"/></w:rPr><w:t xml:space="preserve">Pre-V4.5 the LLM never sees an acc_rfis row and answers &quot;there are no open RFIs on that project.&quot; V4.5 sees all 4 RFIs and answers correctly.</w:t></w:r></w:p></w:tc></w:tr></w:tbl><w:p><w:pPr><w:pStyle w:val="Heading1"/><w:pBdr><w:bottom w:val="single" w:color="1F3864" w:sz="6" w:space="4"/></w:pBdr><w:spacing w:after="160" w:before="360" w:line="320"/></w:pPr><w:r><w:rPr><w:rFonts w:ascii="Calibri" w:cs="Calibri" w:eastAsia="Calibri" w:hAnsi="Calibri"/><w:b/><w:bCs/><w:color w:val="1F3864"/><w:sz w:val="28"/><w:szCs w:val="28"/></w:rPr><w:t xml:space="preserve">3.  Element-Set Jaccard Dedup</w:t></w:r></w:p><w:p><w:pPr><w:spacing w:after="60" w:before="60" w:line="280"/><w:jc w:val="left"/></w:pPr><w:r><w:rPr><w:rFonts w:ascii="Calibri" w:cs="Calibri" w:eastAsia="Calibri" w:hAnsi="Calibri"/><w:b w:val="false"/><w:bCs w:val="false"/><w:i w:val="false"/><w:iCs w:val="false"/><w:caps w:val="false"/><w:color w:val="0F172A"/><w:sz w:val="21"/><w:szCs w:val="21"/></w:rPr><w:t xml:space="preserve">Two AIOs that describe the same entity from different CSVs frequently share most of their [Key.Value] tokens. Without dedup, the substrate carries both rows and the LLM either ignores the duplication (wasting tokens) or double-counts in aggregations.</w:t></w:r></w:p><w:tbl><w:tblPr><w:tblW w:type="dxa" w:w="9600"/><w:tblBorders><w:top w:val="single" w:color="auto" w:sz="4"/><w:left w:val="single" w:color="auto" w:sz="4"/><w:bottom w:val="single" w:color="auto" w:sz="4"/><w:right w:val="single" w:color="auto" w:sz="4"/><w:insideH w:val="single" w:color="auto" w:sz="4"/><w:insideV w:val="single" w:color="auto" w:sz="4"/></w:tblBorders></w:tblPr><w:tblGrid><w:gridCol w:w="9600"/></w:tblGrid><w:tr><w:tc><w:tcPr><w:tcW w:type="dxa" w:w="9600"/><w:tcBorders><w:top w:val="nil" w:color="FFFFFF" w:sz="1"/><w:left w:val="single" w:color="FB7185" w:sz="18"/><w:bottom w:val="nil" w:color="FFFFFF" w:sz="1"/><w:right w:val="nil" w:color="FFFFFF" w:sz="1"/></w:tcBorders><w:tcMar><w:top w:type="dxa" w:w="80"/><w:left w:type="dxa" w:w="240"/><w:bottom w:type="dxa" w:w="120"/><w:right w:type="dxa" w:w="100"/></w:tcMar></w:tcPr><w:p><w:pPr><w:spacing w:after="80" w:before="0" w:line="280"/></w:pPr><w:r><w:rPr><w:rFonts w:ascii="Calibri" w:cs="Calibri" w:eastAsia="Calibri" w:hAnsi="Calibri"/><w:b/><w:bCs/><w:color w:val="0F172A"/><w:sz w:val="22"/><w:szCs w:val="22"/></w:rPr><w:t xml:space="preserve">3.1  Algorithm</w:t></w:r></w:p><w:p><w:pPr><w:spacing w:after="60" w:before="60" w:line="280"/><w:jc w:val="left"/></w:pPr><w:r><w:rPr><w:rFonts w:ascii="Calibri" w:cs="Calibri" w:eastAsia="Calibri" w:hAnsi="Calibri"/><w:b w:val="false"/><w:bCs w:val="false"/><w:i w:val="false"/><w:iCs w:val="false"/><w:caps w:val="false"/><w:color w:val="0F172A"/><w:sz w:val="21"/><w:szCs w:val="21"/></w:rPr><w:t xml:space="preserve">Each AIO is hashed as a multiset of (Key, Value) tuples. The provenance key — (OriginalCSV, RowNumber) — is excluded from the comparison so identical content from two CSVs is correctly identified as duplicate.</w:t></w:r></w:p><w:tbl><w:tblPr><w:tblW w:type="dxa" w:w="9600"/><w:tblBorders><w:top w:val="single" w:color="auto" w:sz="4"/><w:left w:val="single" w:color="auto" w:sz="4"/><w:bottom w:val="single" w:color="auto" w:sz="4"/><w:right w:val="single" w:color="auto" w:sz="4"/><w:insideH w:val="single" w:color="auto" w:sz="4"/><w:insideV w:val="single" w:color="auto" w:sz="4"/></w:tblBorders></w:tblPr><w:tblGrid><w:gridCol w:w="9600"/></w:tblGrid><w:tr><w:tc><w:tcPr><w:tcW w:type="dxa" w:w="9600"/><w:tcBorders><w:top w:val="single" w:color="CBD5E1" w:sz="4"/><w:left w:val="single" w:color="CBD5E1" w:sz="4"/><w:bottom w:val="single" w:color="CBD5E1" w:sz="4"/><w:right w:val="single" w:color="CBD5E1" w:sz="4"/></w:tcBorders><w:shd w:fill="F1F5F9" w:val="clear"/><w:tcMar><w:top w:type="dxa" w:w="100"/><w:left w:type="dxa" w:w="200"/><w:bottom w:type="dxa" w:w="100"/><w:right w:type="dxa" w:w="200"/></w:tcMar></w:tcPr><w:p><w:pPr><w:shd w:fill="F1F5F9" w:val="clear"/><w:spacing w:after="0" w:before="0" w:line="240"/></w:pPr><w:r><w:rPr><w:rFonts w:ascii="Consolas" w:cs="Consolas" w:eastAsia="Consolas" w:hAnsi="Consolas"/><w:color w:val="0F172A"/><w:sz w:val="18"/><w:szCs w:val="18"/></w:rPr><w:t xml:space="preserve">function jaccard(a: Set&lt;KV&gt;, b: Set&lt;KV&gt;): number {</w:t></w:r></w:p><w:p><w:pPr><w:shd w:fill="F1F5F9" w:val="clear"/><w:spacing w:after="0" w:before="0" w:line="240"/></w:pPr><w:r><w:rPr><w:rFonts w:ascii="Consolas" w:cs="Consolas" w:eastAsia="Consolas" w:hAnsi="Consolas"/><w:color w:val="0F172A"/><w:sz w:val="18"/><w:szCs w:val="18"/></w:rPr><w:t xml:space="preserve">  const inter = new Set([...a].filter(x =&gt; b.has(x))).size</w:t></w:r></w:p><w:p><w:pPr><w:shd w:fill="F1F5F9" w:val="clear"/><w:spacing w:after="0" w:before="0" w:line="240"/></w:pPr><w:r><w:rPr><w:rFonts w:ascii="Consolas" w:cs="Consolas" w:eastAsia="Consolas" w:hAnsi="Consolas"/><w:color w:val="0F172A"/><w:sz w:val="18"/><w:szCs w:val="18"/></w:rPr><w:t xml:space="preserve">  const union = new Set([...a, ...b]).size</w:t></w:r></w:p><w:p><w:pPr><w:shd w:fill="F1F5F9" w:val="clear"/><w:spacing w:after="0" w:before="0" w:line="240"/></w:pPr><w:r><w:rPr><w:rFonts w:ascii="Consolas" w:cs="Consolas" w:eastAsia="Consolas" w:hAnsi="Consolas"/><w:color w:val="0F172A"/><w:sz w:val="18"/><w:szCs w:val="18"/></w:rPr><w:t xml:space="preserve">  return inter / union</w:t></w:r></w:p><w:p><w:pPr><w:shd w:fill="F1F5F9" w:val="clear"/><w:spacing w:after="0" w:before="0" w:line="240"/></w:pPr><w:r><w:rPr><w:rFonts w:ascii="Consolas" w:cs="Consolas" w:eastAsia="Consolas" w:hAnsi="Consolas"/><w:color w:val="0F172A"/><w:sz w:val="18"/><w:szCs w:val="18"/></w:rPr><w:t xml:space="preserve">}</w:t></w:r></w:p><w:p><w:pPr><w:shd w:fill="F1F5F9" w:val="clear"/><w:spacing w:after="0" w:before="0" w:line="240"/></w:pPr><w:r><w:rPr><w:rFonts w:ascii="Consolas" w:cs="Consolas" w:eastAsia="Consolas" w:hAnsi="Consolas"/><w:color w:val="0F172A"/><w:sz w:val="18"/><w:szCs w:val="18"/></w:rPr><w:t xml:space="preserve">// Pairs with jaccard ≥ 0.85 collapse to the higher-ranked AIO.</w:t></w:r></w:p></w:tc></w:tr></w:tbl><w:p/></w:tc></w:tr></w:tbl><w:tbl><w:tblPr><w:tblW w:type="dxa" w:w="9600"/><w:tblBorders><w:top w:val="single" w:color="auto" w:sz="4"/><w:left w:val="single" w:color="auto" w:sz="4"/><w:bottom w:val="single" w:color="auto" w:sz="4"/><w:right w:val="single" w:color="auto" w:sz="4"/><w:insideH w:val="single" w:color="auto" w:sz="4"/><w:insideV w:val="single" w:color="auto" w:sz="4"/></w:tblBorders></w:tblPr><w:tblGrid><w:gridCol w:w="9600"/></w:tblGrid><w:tr><w:tc><w:tcPr><w:tcW w:type="dxa" w:w="9600"/><w:tcBorders><w:top w:val="nil" w:color="FFFFFF" w:sz="1"/><w:left w:val="single" w:color="FB7185" w:sz="18"/><w:bottom w:val="nil" w:color="FFFFFF" w:sz="1"/><w:right w:val="nil" w:color="FFFFFF" w:sz="1"/></w:tcBorders><w:tcMar><w:top w:type="dxa" w:w="80"/><w:left w:type="dxa" w:w="240"/><w:bottom w:type="dxa" w:w="120"/><w:right w:type="dxa" w:w="100"/></w:tcMar></w:tcPr><w:p><w:pPr><w:spacing w:after="80" w:before="0" w:line="280"/></w:pPr><w:r><w:rPr><w:rFonts w:ascii="Calibri" w:cs="Calibri" w:eastAsia="Calibri" w:hAnsi="Calibri"/><w:b/><w:bCs/><w:color w:val="0F172A"/><w:sz w:val="22"/><w:szCs w:val="22"/></w:rPr><w:t xml:space="preserve">3.2  Threshold tuning</w:t></w:r></w:p><w:tbl><w:tblPr><w:tblW w:type="dxa" w:w="9600"/><w:tblBorders><w:top w:val="single" w:color="auto" w:sz="4"/><w:left w:val="single" w:color="auto" w:sz="4"/><w:bottom w:val="single" w:color="auto" w:sz="4"/><w:right w:val="single" w:color="auto" w:sz="4"/><w:insideH w:val="single" w:color="auto" w:sz="4"/><w:insideV w:val="single" w:color="auto" w:sz="4"/></w:tblBorders></w:tblPr><w:tblGrid><w:gridCol w:w="1500"/><w:gridCol w:w="3500"/><w:gridCol w:w="4600"/></w:tblGrid><w:tr><w:trPr><w:tblHeader/></w:trPr><w:tc><w:tcPr><w:tcW w:type="dxa" w:w="1500"/><w:tcBorders><w:top w:val="single" w:color="CBD5E1" w:sz="4"/><w:left w:val="single" w:color="CBD5E1" w:sz="4"/><w:bottom w:val="single" w:color="CBD5E1" w:sz="4"/><w:right w:val="single" w:color="CBD5E1" w:sz="4"/></w:tcBorders><w:shd w:fill="0F3460" w:val="clear"/><w:tcMar><w:top w:type="dxa" w:w="80"/><w:left w:type="dxa" w:w="120"/><w:bottom w:type="dxa" w:w="80"/><w:right w:type="dxa" w:w="120"/></w:tcMar></w:tcPr><w:p><w:pPr><w:spacing w:after="0" w:before="0" w:line="260"/></w:pPr><w:r><w:rPr><w:rFonts w:ascii="Calibri" w:cs="Calibri" w:eastAsia="Calibri" w:hAnsi="Calibri"/><w:b/><w:bCs/><w:color w:val="FFFFFF"/><w:sz w:val="19"/><w:szCs w:val="19"/></w:rPr><w:t xml:space="preserve">Threshold</w:t></w:r></w:p></w:tc><w:tc><w:tcPr><w:tcW w:type="dxa" w:w="3500"/><w:tcBorders><w:top w:val="single" w:color="CBD5E1" w:sz="4"/><w:left w:val="single" w:color="CBD5E1" w:sz="4"/><w:bottom w:val="single" w:color="CBD5E1" w:sz="4"/><w:right w:val="single" w:color="CBD5E1" w:sz="4"/></w:tcBorders><w:shd w:fill="0F3460" w:val="clear"/><w:tcMar><w:top w:type="dxa" w:w="80"/><w:left w:type="dxa" w:w="120"/><w:bottom w:type="dxa" w:w="80"/><w:right w:type="dxa" w:w="120"/></w:tcMar></w:tcPr><w:p><w:pPr><w:spacing w:after="0" w:before="0" w:line="260"/></w:pPr><w:r><w:rPr><w:rFonts w:ascii="Calibri" w:cs="Calibri" w:eastAsia="Calibri" w:hAnsi="Calibri"/><w:b/><w:bCs/><w:color w:val="FFFFFF"/><w:sz w:val="19"/><w:szCs w:val="19"/></w:rPr><w:t xml:space="preserve">Behavior</w:t></w:r></w:p></w:tc><w:tc><w:tcPr><w:tcW w:type="dxa" w:w="4600"/><w:tcBorders><w:top w:val="single" w:color="CBD5E1" w:sz="4"/><w:left w:val="single" w:color="CBD5E1" w:sz="4"/><w:bottom w:val="single" w:color="CBD5E1" w:sz="4"/><w:right w:val="single" w:color="CBD5E1" w:sz="4"/></w:tcBorders><w:shd w:fill="0F3460" w:val="clear"/><w:tcMar><w:top w:type="dxa" w:w="80"/><w:left w:type="dxa" w:w="120"/><w:bottom w:type="dxa" w:w="80"/><w:right w:type="dxa" w:w="120"/></w:tcMar></w:tcPr><w:p><w:pPr><w:spacing w:after="0" w:before="0" w:line="260"/></w:pPr><w:r><w:rPr><w:rFonts w:ascii="Calibri" w:cs="Calibri" w:eastAsia="Calibri" w:hAnsi="Calibri"/><w:b/><w:bCs/><w:color w:val="FFFFFF"/><w:sz w:val="19"/><w:szCs w:val="19"/></w:rPr><w:t xml:space="preserve">Trade-off</w:t></w:r></w:p></w:tc></w:tr><w:tr><w:tc><w:tcPr><w:tcW w:type="dxa" w:w="1500"/><w:tcBorders><w:top w:val="single" w:color="CBD5E1" w:sz="4"/><w:left w:val="single" w:color="CBD5E1" w:sz="4"/><w:bottom w:val="single" w:color="CBD5E1" w:sz="4"/><w:right w:val="single" w:color="CBD5E1" w:sz="4"/></w:tcBorders><w:tcMar><w:top w:type="dxa" w:w="80"/><w:left w:type="dxa" w:w="120"/><w:bottom w:type="dxa" w:w="80"/><w:right w:type="dxa" w:w="120"/></w:tcMar></w:tcPr><w:p><w:pPr><w:spacing w:after="0" w:before="0" w:line="260"/></w:pPr><w:r><w:rPr><w:rFonts w:ascii="Calibri" w:cs="Calibri" w:eastAsia="Calibri" w:hAnsi="Calibri"/><w:b w:val="false"/><w:bCs w:val="false"/><w:color w:val="0F172A"/><w:sz w:val="19"/><w:szCs w:val="19"/></w:rPr><w:t xml:space="preserve">0.50</w:t></w:r></w:p></w:tc><w:tc><w:tcPr><w:tcW w:type="dxa" w:w="3500"/><w:tcBorders><w:top w:val="single" w:color="CBD5E1" w:sz="4"/><w:left w:val="single" w:color="CBD5E1" w:sz="4"/><w:bottom w:val="single" w:color="CBD5E1" w:sz="4"/><w:right w:val="single" w:color="CBD5E1" w:sz="4"/></w:tcBorders><w:tcMar><w:top w:type="dxa" w:w="80"/><w:left w:type="dxa" w:w="120"/><w:bottom w:type="dxa" w:w="80"/><w:right w:type="dxa" w:w="120"/></w:tcMar></w:tcPr><w:p><w:pPr><w:spacing w:after="0" w:before="0" w:line="260"/></w:pPr><w:r><w:rPr><w:rFonts w:ascii="Calibri" w:cs="Calibri" w:eastAsia="Calibri" w:hAnsi="Calibri"/><w:b w:val="false"/><w:bCs w:val="false"/><w:color w:val="0F172A"/><w:sz w:val="19"/><w:szCs w:val="19"/></w:rPr><w:t xml:space="preserve">Aggressive — collapses any AIOs sharing half their tokens</w:t></w:r></w:p></w:tc><w:tc><w:tcPr><w:tcW w:type="dxa" w:w="4600"/><w:tcBorders><w:top w:val="single" w:color="CBD5E1" w:sz="4"/><w:left w:val="single" w:color="CBD5E1" w:sz="4"/><w:bottom w:val="single" w:color="CBD5E1" w:sz="4"/><w:right w:val="single" w:color="CBD5E1" w:sz="4"/></w:tcBorders><w:tcMar><w:top w:type="dxa" w:w="80"/><w:left w:type="dxa" w:w="120"/><w:bottom w:type="dxa" w:w="80"/><w:right w:type="dxa" w:w="120"/></w:tcMar></w:tcPr><w:p><w:pPr><w:spacing w:after="0" w:before="0" w:line="260"/></w:pPr><w:r><w:rPr><w:rFonts w:ascii="Calibri" w:cs="Calibri" w:eastAsia="Calibri" w:hAnsi="Calibri"/><w:b w:val="false"/><w:bCs w:val="false"/><w:color w:val="0F172A"/><w:sz w:val="19"/><w:szCs w:val="19"/></w:rPr><w:t xml:space="preserve">Drops legitimate variants of the same entity (different status, different date)</w:t></w:r></w:p></w:tc></w:tr><w:tr><w:tc><w:tcPr><w:tcW w:type="dxa" w:w="1500"/><w:tcBorders><w:top w:val="single" w:color="CBD5E1" w:sz="4"/><w:left w:val="single" w:color="CBD5E1" w:sz="4"/><w:bottom w:val="single" w:color="CBD5E1" w:sz="4"/><w:right w:val="single" w:color="CBD5E1" w:sz="4"/></w:tcBorders><w:shd w:fill="F1F5F9" w:val="clear"/><w:tcMar><w:top w:type="dxa" w:w="80"/><w:left w:type="dxa" w:w="120"/><w:bottom w:type="dxa" w:w="80"/><w:right w:type="dxa" w:w="120"/></w:tcMar></w:tcPr><w:p><w:pPr><w:spacing w:after="0" w:before="0" w:line="260"/></w:pPr><w:r><w:rPr><w:rFonts w:ascii="Calibri" w:cs="Calibri" w:eastAsia="Calibri" w:hAnsi="Calibri"/><w:b w:val="false"/><w:bCs w:val="false"/><w:color w:val="0F172A"/><w:sz w:val="19"/><w:szCs w:val="19"/></w:rPr><w:t xml:space="preserve">0.70</w:t></w:r></w:p></w:tc><w:tc><w:tcPr><w:tcW w:type="dxa" w:w="3500"/><w:tcBorders><w:top w:val="single" w:color="CBD5E1" w:sz="4"/><w:left w:val="single" w:color="CBD5E1" w:sz="4"/><w:bottom w:val="single" w:color="CBD5E1" w:sz="4"/><w:right w:val="single" w:color="CBD5E1" w:sz="4"/></w:tcBorders><w:shd w:fill="F1F5F9" w:val="clear"/><w:tcMar><w:top w:type="dxa" w:w="80"/><w:left w:type="dxa" w:w="120"/><w:bottom w:type="dxa" w:w="80"/><w:right w:type="dxa" w:w="120"/></w:tcMar></w:tcPr><w:p><w:pPr><w:spacing w:after="0" w:before="0" w:line="260"/></w:pPr><w:r><w:rPr><w:rFonts w:ascii="Calibri" w:cs="Calibri" w:eastAsia="Calibri" w:hAnsi="Calibri"/><w:b w:val="false"/><w:bCs w:val="false"/><w:color w:val="0F172A"/><w:sz w:val="19"/><w:szCs w:val="19"/></w:rPr><w:t xml:space="preserve">Moderate — collapses near-clones</w:t></w:r></w:p></w:tc><w:tc><w:tcPr><w:tcW w:type="dxa" w:w="4600"/><w:tcBorders><w:top w:val="single" w:color="CBD5E1" w:sz="4"/><w:left w:val="single" w:color="CBD5E1" w:sz="4"/><w:bottom w:val="single" w:color="CBD5E1" w:sz="4"/><w:right w:val="single" w:color="CBD5E1" w:sz="4"/></w:tcBorders><w:shd w:fill="F1F5F9" w:val="clear"/><w:tcMar><w:top w:type="dxa" w:w="80"/><w:left w:type="dxa" w:w="120"/><w:bottom w:type="dxa" w:w="80"/><w:right w:type="dxa" w:w="120"/></w:tcMar></w:tcPr><w:p><w:pPr><w:spacing w:after="0" w:before="0" w:line="260"/></w:pPr><w:r><w:rPr><w:rFonts w:ascii="Calibri" w:cs="Calibri" w:eastAsia="Calibri" w:hAnsi="Calibri"/><w:b w:val="false"/><w:bCs w:val="false"/><w:color w:val="0F172A"/><w:sz w:val="19"/><w:szCs w:val="19"/></w:rPr><w:t xml:space="preserve">Some legitimate near-duplicates still slip through</w:t></w:r></w:p></w:tc></w:tr><w:tr><w:tc><w:tcPr><w:tcW w:type="dxa" w:w="1500"/><w:tcBorders><w:top w:val="single" w:color="CBD5E1" w:sz="4"/><w:left w:val="single" w:color="CBD5E1" w:sz="4"/><w:bottom w:val="single" w:color="CBD5E1" w:sz="4"/><w:right w:val="single" w:color="CBD5E1" w:sz="4"/></w:tcBorders><w:tcMar><w:top w:type="dxa" w:w="80"/><w:left w:type="dxa" w:w="120"/><w:bottom w:type="dxa" w:w="80"/><w:right w:type="dxa" w:w="120"/></w:tcMar></w:tcPr><w:p><w:pPr><w:spacing w:after="0" w:before="0" w:line="260"/></w:pPr><w:r><w:rPr><w:rFonts w:ascii="Calibri" w:cs="Calibri" w:eastAsia="Calibri" w:hAnsi="Calibri"/><w:b w:val="false"/><w:bCs w:val="false"/><w:color w:val="0F172A"/><w:sz w:val="19"/><w:szCs w:val="19"/></w:rPr><w:t xml:space="preserve">0.85 (V4.5 default)</w:t></w:r></w:p></w:tc><w:tc><w:tcPr><w:tcW w:type="dxa" w:w="3500"/><w:tcBorders><w:top w:val="single" w:color="CBD5E1" w:sz="4"/><w:left w:val="single" w:color="CBD5E1" w:sz="4"/><w:bottom w:val="single" w:color="CBD5E1" w:sz="4"/><w:right w:val="single" w:color="CBD5E1" w:sz="4"/></w:tcBorders><w:tcMar><w:top w:type="dxa" w:w="80"/><w:left w:type="dxa" w:w="120"/><w:bottom w:type="dxa" w:w="80"/><w:right w:type="dxa" w:w="120"/></w:tcMar></w:tcPr><w:p><w:pPr><w:spacing w:after="0" w:before="0" w:line="260"/></w:pPr><w:r><w:rPr><w:rFonts w:ascii="Calibri" w:cs="Calibri" w:eastAsia="Calibri" w:hAnsi="Calibri"/><w:b w:val="false"/><w:bCs w:val="false"/><w:color w:val="0F172A"/><w:sz w:val="19"/><w:szCs w:val="19"/></w:rPr><w:t xml:space="preserve">Conservative — only true clones collapse</w:t></w:r></w:p></w:tc><w:tc><w:tcPr><w:tcW w:type="dxa" w:w="4600"/><w:tcBorders><w:top w:val="single" w:color="CBD5E1" w:sz="4"/><w:left w:val="single" w:color="CBD5E1" w:sz="4"/><w:bottom w:val="single" w:color="CBD5E1" w:sz="4"/><w:right w:val="single" w:color="CBD5E1" w:sz="4"/></w:tcBorders><w:tcMar><w:top w:type="dxa" w:w="80"/><w:left w:type="dxa" w:w="120"/><w:bottom w:type="dxa" w:w="80"/><w:right w:type="dxa" w:w="120"/></w:tcMar></w:tcPr><w:p><w:pPr><w:spacing w:after="0" w:before="0" w:line="260"/></w:pPr><w:r><w:rPr><w:rFonts w:ascii="Calibri" w:cs="Calibri" w:eastAsia="Calibri" w:hAnsi="Calibri"/><w:b w:val="false"/><w:bCs w:val="false"/><w:color w:val="0F172A"/><w:sz w:val="19"/><w:szCs w:val="19"/></w:rPr><w:t xml:space="preserve">Best balance on demo corpus</w:t></w:r></w:p></w:tc></w:tr><w:tr><w:tc><w:tcPr><w:tcW w:type="dxa" w:w="1500"/><w:tcBorders><w:top w:val="single" w:color="CBD5E1" w:sz="4"/><w:left w:val="single" w:color="CBD5E1" w:sz="4"/><w:bottom w:val="single" w:color="CBD5E1" w:sz="4"/><w:right w:val="single" w:color="CBD5E1" w:sz="4"/></w:tcBorders><w:shd w:fill="F1F5F9" w:val="clear"/><w:tcMar><w:top w:type="dxa" w:w="80"/><w:left w:type="dxa" w:w="120"/><w:bottom w:type="dxa" w:w="80"/><w:right w:type="dxa" w:w="120"/></w:tcMar></w:tcPr><w:p><w:pPr><w:spacing w:after="0" w:before="0" w:line="260"/></w:pPr><w:r><w:rPr><w:rFonts w:ascii="Calibri" w:cs="Calibri" w:eastAsia="Calibri" w:hAnsi="Calibri"/><w:b w:val="false"/><w:bCs w:val="false"/><w:color w:val="0F172A"/><w:sz w:val="19"/><w:szCs w:val="19"/></w:rPr><w:t xml:space="preserve">0.95</w:t></w:r></w:p></w:tc><w:tc><w:tcPr><w:tcW w:type="dxa" w:w="3500"/><w:tcBorders><w:top w:val="single" w:color="CBD5E1" w:sz="4"/><w:left w:val="single" w:color="CBD5E1" w:sz="4"/><w:bottom w:val="single" w:color="CBD5E1" w:sz="4"/><w:right w:val="single" w:color="CBD5E1" w:sz="4"/></w:tcBorders><w:shd w:fill="F1F5F9" w:val="clear"/><w:tcMar><w:top w:type="dxa" w:w="80"/><w:left w:type="dxa" w:w="120"/><w:bottom w:type="dxa" w:w="80"/><w:right w:type="dxa" w:w="120"/></w:tcMar></w:tcPr><w:p><w:pPr><w:spacing w:after="0" w:before="0" w:line="260"/></w:pPr><w:r><w:rPr><w:rFonts w:ascii="Calibri" w:cs="Calibri" w:eastAsia="Calibri" w:hAnsi="Calibri"/><w:b w:val="false"/><w:bCs w:val="false"/><w:color w:val="0F172A"/><w:sz w:val="19"/><w:szCs w:val="19"/></w:rPr><w:t xml:space="preserve">Very conservative</w:t></w:r></w:p></w:tc><w:tc><w:tcPr><w:tcW w:type="dxa" w:w="4600"/><w:tcBorders><w:top w:val="single" w:color="CBD5E1" w:sz="4"/><w:left w:val="single" w:color="CBD5E1" w:sz="4"/><w:bottom w:val="single" w:color="CBD5E1" w:sz="4"/><w:right w:val="single" w:color="CBD5E1" w:sz="4"/></w:tcBorders><w:shd w:fill="F1F5F9" w:val="clear"/><w:tcMar><w:top w:type="dxa" w:w="80"/><w:left w:type="dxa" w:w="120"/><w:bottom w:type="dxa" w:w="80"/><w:right w:type="dxa" w:w="120"/></w:tcMar></w:tcPr><w:p><w:pPr><w:spacing w:after="0" w:before="0" w:line="260"/></w:pPr><w:r><w:rPr><w:rFonts w:ascii="Calibri" w:cs="Calibri" w:eastAsia="Calibri" w:hAnsi="Calibri"/><w:b w:val="false"/><w:bCs w:val="false"/><w:color w:val="0F172A"/><w:sz w:val="19"/><w:szCs w:val="19"/></w:rPr><w:t xml:space="preserve">Effectively a no-op; near-clones survive</w:t></w:r></w:p></w:tc></w:tr></w:tbl><w:p/></w:tc></w:tr></w:tbl><w:p><w:pPr><w:pStyle w:val="Heading1"/><w:pBdr><w:bottom w:val="single" w:color="1F3864" w:sz="6" w:space="4"/></w:pBdr><w:spacing w:after="160" w:before="360" w:line="320"/></w:pPr><w:r><w:rPr><w:rFonts w:ascii="Calibri" w:cs="Calibri" w:eastAsia="Calibri" w:hAnsi="Calibri"/><w:b/><w:bCs/><w:color w:val="1F3864"/><w:sz w:val="28"/><w:szCs w:val="28"/></w:rPr><w:t xml:space="preserve">4.  Why Both Are Needed</w:t></w:r></w:p><w:p><w:pPr><w:spacing w:after="60" w:before="60" w:line="280"/><w:jc w:val="left"/></w:pPr><w:r><w:rPr><w:rFonts w:ascii="Calibri" w:cs="Calibri" w:eastAsia="Calibri" w:hAnsi="Calibri"/><w:b w:val="false"/><w:bCs w:val="false"/><w:i w:val="false"/><w:iCs w:val="false"/><w:caps w:val="false"/><w:color w:val="0F172A"/><w:sz w:val="21"/><w:szCs w:val="21"/></w:rPr><w:t xml:space="preserve">Diversity-by-CSV ensures every CSV that has a hit gets representation in the substrate. Jaccard dedup ensures within-CSV near-clones don&apos;t waste those slots. The two passes compose: diversity runs first (to spread the budget across CSVs), then dedup runs within each CSV&apos;s sub-bucket (to keep each bucket&apos;s content non-redundant).</w:t></w:r></w:p><w:p><w:pPr><w:pStyle w:val="Heading1"/><w:pBdr><w:bottom w:val="single" w:color="1F3864" w:sz="6" w:space="4"/></w:pBdr><w:spacing w:after="160" w:before="360" w:line="320"/></w:pPr><w:r><w:rPr><w:rFonts w:ascii="Calibri" w:cs="Calibri" w:eastAsia="Calibri" w:hAnsi="Calibri"/><w:b/><w:bCs/><w:color w:val="1F3864"/><w:sz w:val="28"/><w:szCs w:val="28"/></w:rPr><w:t xml:space="preserve">5.  Provenance</w:t></w:r></w:p><w:tbl><w:tblPr><w:tblW w:type="dxa" w:w="9600"/><w:tblBorders><w:top w:val="single" w:color="auto" w:sz="4"/><w:left w:val="single" w:color="auto" w:sz="4"/><w:bottom w:val="single" w:color="auto" w:sz="4"/><w:right w:val="single" w:color="auto" w:sz="4"/><w:insideH w:val="single" w:color="auto" w:sz="4"/><w:insideV w:val="single" w:color="auto" w:sz="4"/></w:tblBorders></w:tblPr><w:tblGrid><w:gridCol w:w="3000"/><w:gridCol w:w="6600"/></w:tblGrid><w:tr><w:trPr><w:tblHeader/></w:trPr><w:tc><w:tcPr><w:tcW w:type="dxa" w:w="3000"/><w:tcBorders><w:top w:val="single" w:color="CBD5E1" w:sz="4"/><w:left w:val="single" w:color="CBD5E1" w:sz="4"/><w:bottom w:val="single" w:color="CBD5E1" w:sz="4"/><w:right w:val="single" w:color="CBD5E1" w:sz="4"/></w:tcBorders><w:shd w:fill="0F3460" w:val="clear"/><w:tcMar><w:top w:type="dxa" w:w="80"/><w:left w:type="dxa" w:w="120"/><w:bottom w:type="dxa" w:w="80"/><w:right w:type="dxa" w:w="120"/></w:tcMar></w:tcPr><w:p><w:pPr><w:spacing w:after="0" w:before="0" w:line="260"/></w:pPr><w:r><w:rPr><w:rFonts w:ascii="Calibri" w:cs="Calibri" w:eastAsia="Calibri" w:hAnsi="Calibri"/><w:b/><w:bCs/><w:color w:val="FFFFFF"/><w:sz w:val="19"/><w:szCs w:val="19"/></w:rPr><w:t xml:space="preserve">Topic</w:t></w:r></w:p></w:tc><w:tc><w:tcPr><w:tcW w:type="dxa" w:w="6600"/><w:tcBorders><w:top w:val="single" w:color="CBD5E1" w:sz="4"/><w:left w:val="single" w:color="CBD5E1" w:sz="4"/><w:bottom w:val="single" w:color="CBD5E1" w:sz="4"/><w:right w:val="single" w:color="CBD5E1" w:sz="4"/></w:tcBorders><w:shd w:fill="0F3460" w:val="clear"/><w:tcMar><w:top w:type="dxa" w:w="80"/><w:left w:type="dxa" w:w="120"/><w:bottom w:type="dxa" w:w="80"/><w:right w:type="dxa" w:w="120"/></w:tcMar></w:tcPr><w:p><w:pPr><w:spacing w:after="0" w:before="0" w:line="260"/></w:pPr><w:r><w:rPr><w:rFonts w:ascii="Calibri" w:cs="Calibri" w:eastAsia="Calibri" w:hAnsi="Calibri"/><w:b/><w:bCs/><w:color w:val="FFFFFF"/><w:sz w:val="19"/><w:szCs w:val="19"/></w:rPr><w:t xml:space="preserve">Source</w:t></w:r></w:p></w:tc></w:tr><w:tr><w:tc><w:tcPr><w:tcW w:type="dxa" w:w="3000"/><w:tcBorders><w:top w:val="single" w:color="CBD5E1" w:sz="4"/><w:left w:val="single" w:color="CBD5E1" w:sz="4"/><w:bottom w:val="single" w:color="CBD5E1" w:sz="4"/><w:right w:val="single" w:color="CBD5E1" w:sz="4"/></w:tcBorders><w:tcMar><w:top w:type="dxa" w:w="80"/><w:left w:type="dxa" w:w="120"/><w:bottom w:type="dxa" w:w="80"/><w:right w:type="dxa" w:w="120"/></w:tcMar></w:tcPr><w:p><w:pPr><w:spacing w:after="0" w:before="0" w:line="260"/></w:pPr><w:r><w:rPr><w:rFonts w:ascii="Calibri" w:cs="Calibri" w:eastAsia="Calibri" w:hAnsi="Calibri"/><w:b w:val="false"/><w:bCs w:val="false"/><w:color w:val="0F172A"/><w:sz w:val="19"/><w:szCs w:val="19"/></w:rPr><w:t xml:space="preserve">Frontend diversifyByCSV</w:t></w:r></w:p></w:tc><w:tc><w:tcPr><w:tcW w:type="dxa" w:w="6600"/><w:tcBorders><w:top w:val="single" w:color="CBD5E1" w:sz="4"/><w:left w:val="single" w:color="CBD5E1" w:sz="4"/><w:bottom w:val="single" w:color="CBD5E1" w:sz="4"/><w:right w:val="single" w:color="CBD5E1" w:sz="4"/></w:tcBorders><w:tcMar><w:top w:type="dxa" w:w="80"/><w:left w:type="dxa" w:w="120"/><w:bottom w:type="dxa" w:w="80"/><w:right w:type="dxa" w:w="120"/></w:tcMar></w:tcPr><w:p><w:pPr><w:spacing w:after="0" w:before="0" w:line="260"/></w:pPr><w:r><w:rPr><w:rFonts w:ascii="Calibri" w:cs="Calibri" w:eastAsia="Calibri" w:hAnsi="Calibri"/><w:b w:val="false"/><w:bCs w:val="false"/><w:color w:val="0F172A"/><w:sz w:val="19"/><w:szCs w:val="19"/></w:rPr><w:t xml:space="preserve">lib/aio-math.ts</w:t></w:r></w:p></w:tc></w:tr><w:tr><w:tc><w:tcPr><w:tcW w:type="dxa" w:w="3000"/><w:tcBorders><w:top w:val="single" w:color="CBD5E1" w:sz="4"/><w:left w:val="single" w:color="CBD5E1" w:sz="4"/><w:bottom w:val="single" w:color="CBD5E1" w:sz="4"/><w:right w:val="single" w:color="CBD5E1" w:sz="4"/></w:tcBorders><w:shd w:fill="F1F5F9" w:val="clear"/><w:tcMar><w:top w:type="dxa" w:w="80"/><w:left w:type="dxa" w:w="120"/><w:bottom w:type="dxa" w:w="80"/><w:right w:type="dxa" w:w="120"/></w:tcMar></w:tcPr><w:p><w:pPr><w:spacing w:after="0" w:before="0" w:line="260"/></w:pPr><w:r><w:rPr><w:rFonts w:ascii="Calibri" w:cs="Calibri" w:eastAsia="Calibri" w:hAnsi="Calibri"/><w:b w:val="false"/><w:bCs w:val="false"/><w:color w:val="0F172A"/><w:sz w:val="19"/><w:szCs w:val="19"/></w:rPr><w:t xml:space="preserve">Backend diversify_by_csv</w:t></w:r></w:p></w:tc><w:tc><w:tcPr><w:tcW w:type="dxa" w:w="6600"/><w:tcBorders><w:top w:val="single" w:color="CBD5E1" w:sz="4"/><w:left w:val="single" w:color="CBD5E1" w:sz="4"/><w:bottom w:val="single" w:color="CBD5E1" w:sz="4"/><w:right w:val="single" w:color="CBD5E1" w:sz="4"/></w:tcBorders><w:shd w:fill="F1F5F9" w:val="clear"/><w:tcMar><w:top w:type="dxa" w:w="80"/><w:left w:type="dxa" w:w="120"/><w:bottom w:type="dxa" w:w="80"/><w:right w:type="dxa" w:w="120"/></w:tcMar></w:tcPr><w:p><w:pPr><w:spacing w:after="0" w:before="0" w:line="260"/></w:pPr><w:r><w:rPr><w:rFonts w:ascii="Calibri" w:cs="Calibri" w:eastAsia="Calibri" w:hAnsi="Calibri"/><w:b w:val="false"/><w:bCs w:val="false"/><w:color w:val="0F172A"/><w:sz w:val="19"/><w:szCs w:val="19"/></w:rPr><w:t xml:space="preserve">infophysics_impl_grade/api/search_helpers.py</w:t></w:r></w:p></w:tc></w:tr><w:tr><w:tc><w:tcPr><w:tcW w:type="dxa" w:w="3000"/><w:tcBorders><w:top w:val="single" w:color="CBD5E1" w:sz="4"/><w:left w:val="single" w:color="CBD5E1" w:sz="4"/><w:bottom w:val="single" w:color="CBD5E1" w:sz="4"/><w:right w:val="single" w:color="CBD5E1" w:sz="4"/></w:tcBorders><w:tcMar><w:top w:type="dxa" w:w="80"/><w:left w:type="dxa" w:w="120"/><w:bottom w:type="dxa" w:w="80"/><w:right w:type="dxa" w:w="120"/></w:tcMar></w:tcPr><w:p><w:pPr><w:spacing w:after="0" w:before="0" w:line="260"/></w:pPr><w:r><w:rPr><w:rFonts w:ascii="Calibri" w:cs="Calibri" w:eastAsia="Calibri" w:hAnsi="Calibri"/><w:b w:val="false"/><w:bCs w:val="false"/><w:color w:val="0F172A"/><w:sz w:val="19"/><w:szCs w:val="19"/></w:rPr><w:t xml:space="preserve">Jaccard dedup</w:t></w:r></w:p></w:tc><w:tc><w:tcPr><w:tcW w:type="dxa" w:w="6600"/><w:tcBorders><w:top w:val="single" w:color="CBD5E1" w:sz="4"/><w:left w:val="single" w:color="CBD5E1" w:sz="4"/><w:bottom w:val="single" w:color="CBD5E1" w:sz="4"/><w:right w:val="single" w:color="CBD5E1" w:sz="4"/></w:tcBorders><w:tcMar><w:top w:type="dxa" w:w="80"/><w:left w:type="dxa" w:w="120"/><w:bottom w:type="dxa" w:w="80"/><w:right w:type="dxa" w:w="120"/></w:tcMar></w:tcPr><w:p><w:pPr><w:spacing w:after="0" w:before="0" w:line="260"/></w:pPr><w:r><w:rPr><w:rFonts w:ascii="Calibri" w:cs="Calibri" w:eastAsia="Calibri" w:hAnsi="Calibri"/><w:b w:val="false"/><w:bCs w:val="false"/><w:color w:val="0F172A"/><w:sz w:val="19"/><w:szCs w:val="19"/></w:rPr><w:t xml:space="preserve">lib/aio-math.ts (jaccardDedupe)</w:t></w:r></w:p></w:tc></w:tr><w:tr><w:tc><w:tcPr><w:tcW w:type="dxa" w:w="3000"/><w:tcBorders><w:top w:val="single" w:color="CBD5E1" w:sz="4"/><w:left w:val="single" w:color="CBD5E1" w:sz="4"/><w:bottom w:val="single" w:color="CBD5E1" w:sz="4"/><w:right w:val="single" w:color="CBD5E1" w:sz="4"/></w:tcBorders><w:shd w:fill="F1F5F9" w:val="clear"/><w:tcMar><w:top w:type="dxa" w:w="80"/><w:left w:type="dxa" w:w="120"/><w:bottom w:type="dxa" w:w="80"/><w:right w:type="dxa" w:w="120"/></w:tcMar></w:tcPr><w:p><w:pPr><w:spacing w:after="0" w:before="0" w:line="260"/></w:pPr><w:r><w:rPr><w:rFonts w:ascii="Calibri" w:cs="Calibri" w:eastAsia="Calibri" w:hAnsi="Calibri"/><w:b w:val="false"/><w:bCs w:val="false"/><w:color w:val="0F172A"/><w:sz w:val="19"/><w:szCs w:val="19"/></w:rPr><w:t xml:space="preserve">Provenance-key exclusion</w:t></w:r></w:p></w:tc><w:tc><w:tcPr><w:tcW w:type="dxa" w:w="6600"/><w:tcBorders><w:top w:val="single" w:color="CBD5E1" w:sz="4"/><w:left w:val="single" w:color="CBD5E1" w:sz="4"/><w:bottom w:val="single" w:color="CBD5E1" w:sz="4"/><w:right w:val="single" w:color="CBD5E1" w:sz="4"/></w:tcBorders><w:shd w:fill="F1F5F9" w:val="clear"/><w:tcMar><w:top w:type="dxa" w:w="80"/><w:left w:type="dxa" w:w="120"/><w:bottom w:type="dxa" w:w="80"/><w:right w:type="dxa" w:w="120"/></w:tcMar></w:tcPr><w:p><w:pPr><w:spacing w:after="0" w:before="0" w:line="260"/></w:pPr><w:r><w:rPr><w:rFonts w:ascii="Calibri" w:cs="Calibri" w:eastAsia="Calibri" w:hAnsi="Calibri"/><w:b w:val="false"/><w:bCs w:val="false"/><w:color w:val="0F172A"/><w:sz w:val="19"/><w:szCs w:val="19"/></w:rPr><w:t xml:space="preserve">lib/aio-math.ts (PROVENANCE_KEYS)</w:t></w:r></w:p></w:tc></w:tr></w:tbl><w:p><w:pPr><w:pBdr><w:top w:val="single" w:color="CBD5E1" w:sz="6" w:space="4"/></w:pBdr><w:spacing w:after="80" w:before="320"/></w:pPr><w:r><w:t xml:space="preserve"></w:t></w:r></w:p><w:p><w:pPr><w:spacing w:after="40" w:before="60" w:line="280"/><w:jc w:val="center"/></w:pPr><w:r><w:rPr><w:rFonts w:ascii="Calibri" w:cs="Calibri" w:eastAsia="Calibri" w:hAnsi="Calibri"/><w:b w:val="false"/><w:bCs w:val="false"/><w:i/><w:iCs/><w:caps w:val="false"/><w:color w:val="94A3B8"/><w:sz w:val="16"/><w:szCs w:val="16"/></w:rPr><w:t xml:space="preserve">Prepared by InformationPhysics.ai, LLC.  Confidential — subject to the Transaction-Grade One-Way NDA on file.</w:t></w:r></w:p><w:p><w:pPr><w:spacing w:after="0" w:before="60" w:line="280"/><w:jc w:val="center"/></w:pPr><w:r><w:rPr><w:rFonts w:ascii="Calibri" w:cs="Calibri" w:eastAsia="Calibri" w:hAnsi="Calibri"/><w:b w:val="false"/><w:bCs w:val="false"/><w:i/><w:iCs/><w:caps w:val="false"/><w:color w:val="94A3B8"/><w:sz w:val="16"/><w:szCs w:val="16"/></w:rPr><w:t xml:space="preserve">© 2026 InformationPhysics.ai, LLC. All rights reserved.</w:t></w:r></w:p><w:sectPr><w:headerReference w:type="default" r:id="rId7"/><w:footerReference w:type="default" r:id="rId8"/><w:pgSz w:w="12240" w:h="15840" w:orient="portrait"/><w:pgMar w:top="1180" w:right="1320" w:bottom="1180" w:left="1320" w:header="720" w:footer="720" w:gutter="0"/><w:pgNumType/><w:titlePg w:val="false"/><w:docGrid w:linePitch="360"/></w:sectPr></w:body></w:document>
+<file path=word/document.xml><?xml version="1.0" encoding="utf-8"?>
+<w:document xmlns:wpc="http://schemas.microsoft.com/office/word/2010/wordprocessingCanvas" xmlns:mc="http://schemas.openxmlformats.org/markup-compatibility/2006" xmlns:o="urn:schemas-microsoft-com:office:office" xmlns:r="http://schemas.openxmlformats.org/officeDocument/2006/relationships" xmlns:m="http://schemas.openxmlformats.org/officeDocument/2006/math" xmlns:v="urn:schemas-microsoft-com:vml" xmlns:wp14="http://schemas.microsoft.com/office/word/2010/wordprocessingDrawing" xmlns:wp="http://schemas.openxmlformats.org/drawingml/2006/wordprocessingDrawing" xmlns:w10="urn:schemas-microsoft-com:office:word" xmlns:w="http://schemas.openxmlformats.org/wordprocessingml/2006/main" xmlns:w14="http://schemas.microsoft.com/office/word/2010/wordml" xmlns:w15="http://schemas.microsoft.com/office/word/2012/wordml" xmlns:wpg="http://schemas.microsoft.com/office/word/2010/wordprocessingGroup" xmlns:wpi="http://schemas.microsoft.com/office/word/2010/wordprocessingInk" xmlns:wne="http://schemas.microsoft.com/office/word/2006/wordml" xmlns:wps="http://schemas.microsoft.com/office/word/2010/wordprocessingShape" xmlns:cx="http://schemas.microsoft.com/office/drawing/2014/chartex" xmlns:cx1="http://schemas.microsoft.com/office/drawing/2015/9/8/chartex" xmlns:cx2="http://schemas.microsoft.com/office/drawing/2015/10/21/chartex" xmlns:cx3="http://schemas.microsoft.com/office/drawing/2016/5/9/chartex" xmlns:cx4="http://schemas.microsoft.com/office/drawing/2016/5/10/chartex" xmlns:cx5="http://schemas.microsoft.com/office/drawing/2016/5/11/chartex" xmlns:cx6="http://schemas.microsoft.com/office/drawing/2016/5/12/chartex" xmlns:cx7="http://schemas.microsoft.com/office/drawing/2016/5/13/chartex" xmlns:cx8="http://schemas.microsoft.com/office/drawing/2016/5/14/chartex" xmlns:aink="http://schemas.microsoft.com/office/drawing/2016/ink" xmlns:am3d="http://schemas.microsoft.com/office/drawing/2017/model3d" xmlns:w16cex="http://schemas.microsoft.com/office/word/2018/wordml/cex" xmlns:w16cid="http://schemas.microsoft.com/office/word/2016/wordml/cid" xmlns:w16="http://schemas.microsoft.com/office/word/2018/wordml" xmlns:w16sdtdh="http://schemas.microsoft.com/office/word/2020/wordml/sdtdatahash" xmlns:w16se="http://schemas.microsoft.com/office/word/2015/wordml/symex" mc:Ignorable="w14 w15 wp14">
+  <w:body>
+    <w:tbl>
+      <w:tblPr>
+        <w:tblW w:type="dxa" w:w="9600"/>
+        <w:tblBorders>
+          <w:top w:val="single" w:color="auto" w:sz="4"/>
+          <w:left w:val="single" w:color="auto" w:sz="4"/>
+          <w:bottom w:val="single" w:color="auto" w:sz="4"/>
+          <w:right w:val="single" w:color="auto" w:sz="4"/>
+          <w:insideH w:val="single" w:color="auto" w:sz="4"/>
+          <w:insideV w:val="single" w:color="auto" w:sz="4"/>
+        </w:tblBorders>
+      </w:tblPr>
+      <w:tblGrid>
+        <w:gridCol w:w="9600"/>
+      </w:tblGrid>
+      <w:tr>
+        <w:tc>
+          <w:tcPr>
+            <w:tcW w:type="dxa" w:w="9600"/>
+            <w:tcBorders>
+              <w:top w:val="single" w:color="E11D48" w:sz="18"/>
+              <w:left w:val="single" w:color="E11D48" w:sz="18"/>
+              <w:bottom w:val="single" w:color="E11D48" w:sz="18"/>
+              <w:right w:val="single" w:color="E11D48" w:sz="18"/>
+            </w:tcBorders>
+            <w:shd w:fill="FFF1F2" w:val="clear"/>
+            <w:tcMar>
+              <w:top w:type="dxa" w:w="160"/>
+              <w:left w:type="dxa" w:w="240"/>
+              <w:bottom w:type="dxa" w:w="160"/>
+              <w:right w:type="dxa" w:w="240"/>
+            </w:tcMar>
+          </w:tcPr>
+          <w:p>
+            <w:pPr>
+              <w:spacing w:after="80" w:before="0"/>
+            </w:pPr>
+            <w:r>
+              <w:rPr>
+                <w:rFonts w:ascii="Calibri" w:cs="Calibri" w:eastAsia="Calibri" w:hAnsi="Calibri"/>
+                <w:b/>
+                <w:bCs/>
+                <w:color w:val="BE123C"/>
+                <w:sz w:val="22"/>
+                <w:szCs w:val="22"/>
+              </w:rPr>
+              <w:t xml:space="preserve">⚠  CONFIDENTIAL — TRADE SECRET</w:t>
+            </w:r>
+          </w:p>
+          <w:p>
+            <w:pPr>
+              <w:spacing w:after="0" w:before="0" w:line="280"/>
+            </w:pPr>
+            <w:r>
+              <w:rPr>
+                <w:rFonts w:ascii="Calibri" w:cs="Calibri" w:eastAsia="Calibri" w:hAnsi="Calibri"/>
+                <w:color w:val="BE123C"/>
+                <w:sz w:val="20"/>
+                <w:szCs w:val="20"/>
+              </w:rPr>
+              <w:t xml:space="preserve">This document describes the internal logic, data structures, and operational behavior of a proprietary subsystem of the Information Physics Demo System. It contains confidential information and trade secrets of InformationPhysics.ai, LLC, including algorithmic detail not present in public-facing materials. Subject to the Transaction-Grade One-Way Non-Disclosure Agreement on file. Unauthorized use, disclosure, or reproduction is strictly prohibited and may result in civil and criminal liability.</w:t>
+            </w:r>
+          </w:p>
+        </w:tc>
+      </w:tr>
+    </w:tbl>
+    <w:p>
+      <w:pPr>
+        <w:spacing w:after="60" w:before="60" w:line="280"/>
+        <w:jc w:val="left"/>
+      </w:pPr>
+      <w:r>
+        <w:rPr>
+          <w:rFonts w:ascii="Calibri" w:cs="Calibri" w:eastAsia="Calibri" w:hAnsi="Calibri"/>
+          <w:b w:val="false"/>
+          <w:bCs w:val="false"/>
+          <w:i w:val="false"/>
+          <w:iCs w:val="false"/>
+          <w:caps w:val="false"/>
+          <w:color w:val="0F172A"/>
+          <w:sz w:val="21"/>
+          <w:szCs w:val="21"/>
+        </w:rPr>
+        <w:t xml:space="preserve"/>
+      </w:r>
+    </w:p>
+    <w:p>
+      <w:pPr>
+        <w:spacing w:after="60" w:before="60" w:line="280"/>
+        <w:jc w:val="left"/>
+      </w:pPr>
+      <w:r>
+        <w:rPr>
+          <w:rFonts w:ascii="Calibri" w:cs="Calibri" w:eastAsia="Calibri" w:hAnsi="Calibri"/>
+          <w:b w:val="false"/>
+          <w:bCs w:val="false"/>
+          <w:i w:val="false"/>
+          <w:iCs w:val="false"/>
+          <w:caps w:val="false"/>
+          <w:color w:val="0F172A"/>
+          <w:sz w:val="21"/>
+          <w:szCs w:val="21"/>
+        </w:rPr>
+        <w:t xml:space="preserve"/>
+      </w:r>
+    </w:p>
+    <w:p>
+      <w:pPr>
+        <w:spacing w:after="160" w:before="60" w:line="280"/>
+        <w:jc w:val="center"/>
+      </w:pPr>
+      <w:r>
+        <w:rPr>
+          <w:rFonts w:ascii="Calibri" w:cs="Calibri" w:eastAsia="Calibri" w:hAnsi="Calibri"/>
+          <w:b w:val="false"/>
+          <w:bCs w:val="false"/>
+          <w:i w:val="false"/>
+          <w:iCs w:val="false"/>
+          <w:caps/>
+          <w:color w:val="94A3B8"/>
+          <w:sz w:val="17"/>
+          <w:szCs w:val="17"/>
+        </w:rPr>
+        <w:t xml:space="preserve">Engineering Reference — Internal / NDA-Restricted</w:t>
+      </w:r>
+    </w:p>
+    <w:p>
+      <w:pPr>
+        <w:spacing w:after="80" w:before="60" w:line="280"/>
+        <w:jc w:val="center"/>
+      </w:pPr>
+      <w:r>
+        <w:rPr>
+          <w:rFonts w:ascii="Calibri" w:cs="Calibri" w:eastAsia="Calibri" w:hAnsi="Calibri"/>
+          <w:b/>
+          <w:bCs/>
+          <w:i w:val="false"/>
+          <w:iCs w:val="false"/>
+          <w:caps w:val="false"/>
+          <w:color w:val="0F172A"/>
+          <w:sz w:val="36"/>
+          <w:szCs w:val="36"/>
+        </w:rPr>
+        <w:t xml:space="preserve">Substrate Diversity &amp; Dedup</w:t>
+      </w:r>
+    </w:p>
+    <w:p>
+      <w:pPr>
+        <w:spacing w:after="200" w:before="60" w:line="280"/>
+        <w:jc w:val="center"/>
+      </w:pPr>
+      <w:r>
+        <w:rPr>
+          <w:rFonts w:ascii="Calibri" w:cs="Calibri" w:eastAsia="Calibri" w:hAnsi="Calibri"/>
+          <w:b w:val="false"/>
+          <w:bCs w:val="false"/>
+          <w:i/>
+          <w:iCs/>
+          <w:caps w:val="false"/>
+          <w:color w:val="475569"/>
+          <w:sz w:val="22"/>
+          <w:szCs w:val="22"/>
+        </w:rPr>
+        <w:t xml:space="preserve">Cap-by-CSV diversity and element-set Jaccard dedup at substrate-build time</w:t>
+      </w:r>
+    </w:p>
+    <w:p>
+      <w:pPr>
+        <w:spacing w:after="40" w:before="60" w:line="280"/>
+        <w:jc w:val="center"/>
+      </w:pPr>
+      <w:r>
+        <w:rPr>
+          <w:rFonts w:ascii="Calibri" w:cs="Calibri" w:eastAsia="Calibri" w:hAnsi="Calibri"/>
+          <w:b/>
+          <w:bCs/>
+          <w:i w:val="false"/>
+          <w:iCs w:val="false"/>
+          <w:caps w:val="false"/>
+          <w:color w:val="0F172A"/>
+          <w:sz w:val="22"/>
+          <w:szCs w:val="22"/>
+        </w:rPr>
+        <w:t xml:space="preserve">Michael Simon Bodner, Ph.D.</w:t>
+      </w:r>
+    </w:p>
+    <w:p>
+      <w:pPr>
+        <w:spacing w:after="40" w:before="60" w:line="280"/>
+        <w:jc w:val="center"/>
+      </w:pPr>
+      <w:r>
+        <w:rPr>
+          <w:rFonts w:ascii="Calibri" w:cs="Calibri" w:eastAsia="Calibri" w:hAnsi="Calibri"/>
+          <w:b w:val="false"/>
+          <w:bCs w:val="false"/>
+          <w:i w:val="false"/>
+          <w:iCs w:val="false"/>
+          <w:caps w:val="false"/>
+          <w:color w:val="0F3460"/>
+          <w:sz w:val="18"/>
+          <w:szCs w:val="18"/>
+        </w:rPr>
+        <w:t xml:space="preserve">Founder &amp; Chief Scientist, InformationPhysics.ai</w:t>
+      </w:r>
+    </w:p>
+    <w:p>
+      <w:pPr>
+        <w:spacing w:after="40" w:before="60" w:line="280"/>
+        <w:jc w:val="center"/>
+      </w:pPr>
+      <w:r>
+        <w:rPr>
+          <w:rFonts w:ascii="Calibri" w:cs="Calibri" w:eastAsia="Calibri" w:hAnsi="Calibri"/>
+          <w:b w:val="false"/>
+          <w:bCs w:val="false"/>
+          <w:i w:val="false"/>
+          <w:iCs w:val="false"/>
+          <w:caps w:val="false"/>
+          <w:color w:val="475569"/>
+          <w:sz w:val="18"/>
+          <w:szCs w:val="18"/>
+        </w:rPr>
+        <w:t xml:space="preserve">April 2026 — Software Version V4.5.0</w:t>
+      </w:r>
+    </w:p>
+    <w:p>
+      <w:pPr>
+        <w:spacing w:after="40" w:before="60" w:line="280"/>
+        <w:jc w:val="center"/>
+      </w:pPr>
+      <w:r>
+        <w:rPr>
+          <w:rFonts w:ascii="Consolas" w:cs="Consolas" w:eastAsia="Consolas" w:hAnsi="Consolas"/>
+          <w:b w:val="false"/>
+          <w:bCs w:val="false"/>
+          <w:i w:val="false"/>
+          <w:iCs w:val="false"/>
+          <w:caps w:val="false"/>
+          <w:color w:val="475569"/>
+          <w:sz w:val="16"/>
+          <w:szCs w:val="16"/>
+        </w:rPr>
+        <w:t xml:space="preserve">lib/aio-math.ts  ·  infophysics_impl_grade/api/search_helpers.py</w:t>
+      </w:r>
+    </w:p>
+    <w:p>
+      <w:pPr>
+        <w:spacing w:after="240" w:before="60" w:line="280"/>
+        <w:jc w:val="center"/>
+      </w:pPr>
+      <w:r>
+        <w:rPr>
+          <w:rFonts w:ascii="Calibri" w:cs="Calibri" w:eastAsia="Calibri" w:hAnsi="Calibri"/>
+          <w:b w:val="false"/>
+          <w:bCs w:val="false"/>
+          <w:i w:val="false"/>
+          <w:iCs w:val="false"/>
+          <w:caps w:val="false"/>
+          <w:color w:val="94A3B8"/>
+          <w:sz w:val="16"/>
+          <w:szCs w:val="16"/>
+        </w:rPr>
+        <w:t xml:space="preserve">© 2026 InformationPhysics.ai, LLC. All rights reserved.</w:t>
+      </w:r>
+    </w:p>
+    <w:tbl>
+      <w:tblPr>
+        <w:tblW w:type="dxa" w:w="9600"/>
+        <w:tblBorders>
+          <w:top w:val="single" w:color="auto" w:sz="4"/>
+          <w:left w:val="single" w:color="auto" w:sz="4"/>
+          <w:bottom w:val="single" w:color="auto" w:sz="4"/>
+          <w:right w:val="single" w:color="auto" w:sz="4"/>
+          <w:insideH w:val="single" w:color="auto" w:sz="4"/>
+          <w:insideV w:val="single" w:color="auto" w:sz="4"/>
+        </w:tblBorders>
+      </w:tblPr>
+      <w:tblGrid>
+        <w:gridCol w:w="9600"/>
+      </w:tblGrid>
+      <w:tr>
+        <w:tc>
+          <w:tcPr>
+            <w:tcW w:type="dxa" w:w="9600"/>
+            <w:tcBorders>
+              <w:top w:val="single" w:color="CBD5E1" w:sz="4"/>
+              <w:left w:val="single" w:color="CBD5E1" w:sz="4"/>
+              <w:bottom w:val="single" w:color="CBD5E1" w:sz="4"/>
+              <w:right w:val="single" w:color="CBD5E1" w:sz="4"/>
+            </w:tcBorders>
+            <w:tcMar>
+              <w:top w:type="dxa" w:w="200"/>
+              <w:left w:type="dxa" w:w="240"/>
+              <w:bottom w:type="dxa" w:w="200"/>
+              <w:right w:type="dxa" w:w="240"/>
+            </w:tcMar>
+          </w:tcPr>
+          <w:p>
+            <w:pPr>
+              <w:spacing w:after="120" w:before="0"/>
+            </w:pPr>
+            <w:r>
+              <w:rPr>
+                <w:rFonts w:ascii="Calibri" w:cs="Calibri" w:eastAsia="Calibri" w:hAnsi="Calibri"/>
+                <w:b/>
+                <w:bCs/>
+                <w:color w:val="1F3864"/>
+                <w:sz w:val="24"/>
+                <w:szCs w:val="24"/>
+              </w:rPr>
+              <w:t xml:space="preserve">Abstract</w:t>
+            </w:r>
+          </w:p>
+          <w:p>
+            <w:pPr>
+              <w:spacing w:after="0" w:before="0" w:line="300"/>
+            </w:pPr>
+            <w:r>
+              <w:rPr>
+                <w:rFonts w:ascii="Calibri" w:cs="Calibri" w:eastAsia="Calibri" w:hAnsi="Calibri"/>
+                <w:color w:val="475569"/>
+                <w:sz w:val="21"/>
+                <w:szCs w:val="21"/>
+              </w:rPr>
+              <w:t xml:space="preserve">Documents two substrate-build-time fixes that landed in V4.5 to keep the LLM's input bundle balanced and non-redundant: cap-by-CSV diversity (replacing a flat top-N cap that let one CSV crowd out the others) and element-set Jaccard dedup (collapsing near-duplicates that survived from cross-CSV reposts of the same entity).</w:t>
+            </w:r>
+          </w:p>
+        </w:tc>
+      </w:tr>
+    </w:tbl>
+    <w:p>
+      <w:pPr>
+        <w:spacing w:after="60" w:before="60" w:line="280"/>
+        <w:jc w:val="left"/>
+      </w:pPr>
+      <w:r>
+        <w:rPr>
+          <w:rFonts w:ascii="Calibri" w:cs="Calibri" w:eastAsia="Calibri" w:hAnsi="Calibri"/>
+          <w:b w:val="false"/>
+          <w:bCs w:val="false"/>
+          <w:i w:val="false"/>
+          <w:iCs w:val="false"/>
+          <w:caps w:val="false"/>
+          <w:color w:val="0F172A"/>
+          <w:sz w:val="21"/>
+          <w:szCs w:val="21"/>
+        </w:rPr>
+        <w:t xml:space="preserve"/>
+      </w:r>
+    </w:p>
+    <w:p>
+      <w:pPr>
+        <w:pStyle w:val="Heading1"/>
+        <w:pBdr>
+          <w:bottom w:val="single" w:color="1F3864" w:sz="6" w:space="4"/>
+        </w:pBdr>
+        <w:spacing w:after="160" w:before="360" w:line="320"/>
+      </w:pPr>
+      <w:r>
+        <w:rPr>
+          <w:rFonts w:ascii="Calibri" w:cs="Calibri" w:eastAsia="Calibri" w:hAnsi="Calibri"/>
+          <w:b/>
+          <w:bCs/>
+          <w:color w:val="1F3864"/>
+          <w:sz w:val="28"/>
+          <w:szCs w:val="28"/>
+        </w:rPr>
+        <w:t xml:space="preserve">1.  The Failure Mode</w:t>
+      </w:r>
+    </w:p>
+    <w:p>
+      <w:pPr>
+        <w:spacing w:after="60" w:before="60" w:line="280"/>
+        <w:jc w:val="left"/>
+      </w:pPr>
+      <w:r>
+        <w:rPr>
+          <w:rFonts w:ascii="Calibri" w:cs="Calibri" w:eastAsia="Calibri" w:hAnsi="Calibri"/>
+          <w:b w:val="false"/>
+          <w:bCs w:val="false"/>
+          <w:i w:val="false"/>
+          <w:iCs w:val="false"/>
+          <w:caps w:val="false"/>
+          <w:color w:val="0F172A"/>
+          <w:sz w:val="21"/>
+          <w:szCs w:val="21"/>
+        </w:rPr>
+        <w:t xml:space="preserve">Pre-V4.5, the substrate cap was a flat "top N AIOs by score" pass. On the demo corpus AIA305 Sample.csv supplies 474 of 589 AIOs (≈80%), and AIA305 rows score consistently high on most queries because they're long, dense, and contain many cues. Result: the cap filled with AIA305 records and starved the operational CSVs (acc_rfis, acc_issues, acc_submittals, acc_vendors, acc_cost_codes). Multi-CSV joins on a shared key failed silently with "no matching records" — the records existed, they just never reached the LLM.</w:t>
+      </w:r>
+    </w:p>
+    <w:p>
+      <w:pPr>
+        <w:pStyle w:val="Heading1"/>
+        <w:pBdr>
+          <w:bottom w:val="single" w:color="1F3864" w:sz="6" w:space="4"/>
+        </w:pBdr>
+        <w:spacing w:after="160" w:before="360" w:line="320"/>
+      </w:pPr>
+      <w:r>
+        <w:rPr>
+          <w:rFonts w:ascii="Calibri" w:cs="Calibri" w:eastAsia="Calibri" w:hAnsi="Calibri"/>
+          <w:b/>
+          <w:bCs/>
+          <w:color w:val="1F3864"/>
+          <w:sz w:val="28"/>
+          <w:szCs w:val="28"/>
+        </w:rPr>
+        <w:t xml:space="preserve">2.  Cap-by-CSV Diversity</w:t>
+      </w:r>
+    </w:p>
+    <w:p>
+      <w:pPr>
+        <w:spacing w:after="60" w:before="60" w:line="280"/>
+        <w:jc w:val="left"/>
+      </w:pPr>
+      <w:r>
+        <w:rPr>
+          <w:rFonts w:ascii="Calibri" w:cs="Calibri" w:eastAsia="Calibri" w:hAnsi="Calibri"/>
+          <w:b w:val="false"/>
+          <w:bCs w:val="false"/>
+          <w:i w:val="false"/>
+          <w:iCs w:val="false"/>
+          <w:caps w:val="false"/>
+          <w:color w:val="0F172A"/>
+          <w:sz w:val="21"/>
+          <w:szCs w:val="21"/>
+        </w:rPr>
+        <w:t xml:space="preserve">The fix has the same end-state token budget but a different distribution rule:</w:t>
+      </w:r>
+    </w:p>
+    <w:p>
+      <w:pPr>
+        <w:spacing w:after="40" w:before="40" w:line="280"/>
+        <w:ind w:left="720" w:hanging="360"/>
+      </w:pPr>
+      <w:r>
+        <w:rPr>
+          <w:rFonts w:ascii="Calibri" w:cs="Calibri" w:eastAsia="Calibri" w:hAnsi="Calibri"/>
+          <w:color w:val="0F172A"/>
+          <w:sz w:val="21"/>
+          <w:szCs w:val="21"/>
+        </w:rPr>
+        <w:t xml:space="preserve">1.   Bucket all matched AIOs by their OriginalCSV value.</w:t>
+      </w:r>
+    </w:p>
+    <w:p>
+      <w:pPr>
+        <w:spacing w:after="40" w:before="40" w:line="280"/>
+        <w:ind w:left="720" w:hanging="360"/>
+      </w:pPr>
+      <w:r>
+        <w:rPr>
+          <w:rFonts w:ascii="Calibri" w:cs="Calibri" w:eastAsia="Calibri" w:hAnsi="Calibri"/>
+          <w:color w:val="0F172A"/>
+          <w:sz w:val="21"/>
+          <w:szCs w:val="21"/>
+        </w:rPr>
+        <w:t xml:space="preserve">2.   Compute a per-CSV fair share = ⌈cap / numCSVsMatched⌉.</w:t>
+      </w:r>
+    </w:p>
+    <w:p>
+      <w:pPr>
+        <w:spacing w:after="40" w:before="40" w:line="280"/>
+        <w:ind w:left="720" w:hanging="360"/>
+      </w:pPr>
+      <w:r>
+        <w:rPr>
+          <w:rFonts w:ascii="Calibri" w:cs="Calibri" w:eastAsia="Calibri" w:hAnsi="Calibri"/>
+          <w:color w:val="0F172A"/>
+          <w:sz w:val="21"/>
+          <w:szCs w:val="21"/>
+        </w:rPr>
+        <w:t xml:space="preserve">3.   Take the top fair-share-many AIOs from each CSV by score.</w:t>
+      </w:r>
+    </w:p>
+    <w:p>
+      <w:pPr>
+        <w:spacing w:after="40" w:before="40" w:line="280"/>
+        <w:ind w:left="720" w:hanging="360"/>
+      </w:pPr>
+      <w:r>
+        <w:rPr>
+          <w:rFonts w:ascii="Calibri" w:cs="Calibri" w:eastAsia="Calibri" w:hAnsi="Calibri"/>
+          <w:color w:val="0F172A"/>
+          <w:sz w:val="21"/>
+          <w:szCs w:val="21"/>
+        </w:rPr>
+        <w:t xml:space="preserve">4.   If the result is below the global cap, back-fill with the highest-ranked leftovers from any CSV.</w:t>
+      </w:r>
+    </w:p>
+    <w:p>
+      <w:pPr>
+        <w:spacing w:after="60" w:before="60" w:line="280"/>
+        <w:jc w:val="left"/>
+      </w:pPr>
+      <w:r>
+        <w:rPr>
+          <w:rFonts w:ascii="Calibri" w:cs="Calibri" w:eastAsia="Calibri" w:hAnsi="Calibri"/>
+          <w:b w:val="false"/>
+          <w:bCs w:val="false"/>
+          <w:i w:val="false"/>
+          <w:iCs w:val="false"/>
+          <w:caps w:val="false"/>
+          <w:color w:val="0F172A"/>
+          <w:sz w:val="21"/>
+          <w:szCs w:val="21"/>
+        </w:rPr>
+        <w:t xml:space="preserve">Mirrored on the frontend Recall path (lib/aio-math.ts diversifyByCSV) and the backend Live path (api/search_helpers.py diversify_by_csv) so both modes produce comparable substrates.</w:t>
+      </w:r>
+    </w:p>
+    <w:tbl>
+      <w:tblPr>
+        <w:tblW w:type="dxa" w:w="9600"/>
+        <w:tblBorders>
+          <w:top w:val="single" w:color="auto" w:sz="4"/>
+          <w:left w:val="single" w:color="auto" w:sz="4"/>
+          <w:bottom w:val="single" w:color="auto" w:sz="4"/>
+          <w:right w:val="single" w:color="auto" w:sz="4"/>
+          <w:insideH w:val="single" w:color="auto" w:sz="4"/>
+          <w:insideV w:val="single" w:color="auto" w:sz="4"/>
+        </w:tblBorders>
+      </w:tblPr>
+      <w:tblGrid>
+        <w:gridCol w:w="9600"/>
+      </w:tblGrid>
+      <w:tr>
+        <w:tc>
+          <w:tcPr>
+            <w:tcW w:type="dxa" w:w="9600"/>
+            <w:tcBorders>
+              <w:top w:val="nil" w:color="FFFFFF" w:sz="1"/>
+              <w:left w:val="single" w:color="FB7185" w:sz="18"/>
+              <w:bottom w:val="nil" w:color="FFFFFF" w:sz="1"/>
+              <w:right w:val="nil" w:color="FFFFFF" w:sz="1"/>
+            </w:tcBorders>
+            <w:tcMar>
+              <w:top w:type="dxa" w:w="80"/>
+              <w:left w:type="dxa" w:w="240"/>
+              <w:bottom w:type="dxa" w:w="120"/>
+              <w:right w:type="dxa" w:w="100"/>
+            </w:tcMar>
+          </w:tcPr>
+          <w:p>
+            <w:pPr>
+              <w:spacing w:after="80" w:before="0" w:line="280"/>
+            </w:pPr>
+            <w:r>
+              <w:rPr>
+                <w:rFonts w:ascii="Calibri" w:cs="Calibri" w:eastAsia="Calibri" w:hAnsi="Calibri"/>
+                <w:b/>
+                <w:bCs/>
+                <w:color w:val="0F172A"/>
+                <w:sz w:val="22"/>
+                <w:szCs w:val="22"/>
+              </w:rPr>
+              <w:t xml:space="preserve">2.1  Worked example</w:t>
+            </w:r>
+          </w:p>
+          <w:p>
+            <w:pPr>
+              <w:spacing w:after="60" w:before="60" w:line="280"/>
+              <w:jc w:val="left"/>
+            </w:pPr>
+            <w:r>
+              <w:rPr>
+                <w:rFonts w:ascii="Calibri" w:cs="Calibri" w:eastAsia="Calibri" w:hAnsi="Calibri"/>
+                <w:b w:val="false"/>
+                <w:bCs w:val="false"/>
+                <w:i w:val="false"/>
+                <w:iCs w:val="false"/>
+                <w:caps w:val="false"/>
+                <w:color w:val="0F172A"/>
+                <w:sz w:val="21"/>
+                <w:szCs w:val="21"/>
+              </w:rPr>
+              <w:t xml:space="preserve">Query: "Show me the project where Sarah Mitchell is Superintendent and list its open RFIs". Matched: 18 AIA305 + 4 acc_rfis + 1 acc_employees = 23 AIOs. Cap = 12.</w:t>
+            </w:r>
+          </w:p>
+          <w:tbl>
+            <w:tblPr>
+              <w:tblW w:type="dxa" w:w="9600"/>
+              <w:tblBorders>
+                <w:top w:val="single" w:color="auto" w:sz="4"/>
+                <w:left w:val="single" w:color="auto" w:sz="4"/>
+                <w:bottom w:val="single" w:color="auto" w:sz="4"/>
+                <w:right w:val="single" w:color="auto" w:sz="4"/>
+                <w:insideH w:val="single" w:color="auto" w:sz="4"/>
+                <w:insideV w:val="single" w:color="auto" w:sz="4"/>
+              </w:tblBorders>
+            </w:tblPr>
+            <w:tblGrid>
+              <w:gridCol w:w="3000"/>
+              <w:gridCol w:w="1500"/>
+              <w:gridCol w:w="1500"/>
+              <w:gridCol w:w="1800"/>
+              <w:gridCol w:w="1800"/>
+            </w:tblGrid>
+            <w:tr>
+              <w:trPr>
+                <w:tblHeader/>
+              </w:trPr>
+              <w:tc>
+                <w:tcPr>
+                  <w:tcW w:type="dxa" w:w="3000"/>
+                  <w:tcBorders>
+                    <w:top w:val="single" w:color="CBD5E1" w:sz="4"/>
+                    <w:left w:val="single" w:color="CBD5E1" w:sz="4"/>
+                    <w:bottom w:val="single" w:color="CBD5E1" w:sz="4"/>
+                    <w:right w:val="single" w:color="CBD5E1" w:sz="4"/>
+                  </w:tcBorders>
+                  <w:shd w:fill="0F3460" w:val="clear"/>
+                  <w:tcMar>
+                    <w:top w:type="dxa" w:w="80"/>
+                    <w:left w:type="dxa" w:w="120"/>
+                    <w:bottom w:type="dxa" w:w="80"/>
+                    <w:right w:type="dxa" w:w="120"/>
+                  </w:tcMar>
+                </w:tcPr>
+                <w:p>
+                  <w:pPr>
+                    <w:spacing w:after="0" w:before="0" w:line="260"/>
+                  </w:pPr>
+                  <w:r>
+                    <w:rPr>
+                      <w:rFonts w:ascii="Calibri" w:cs="Calibri" w:eastAsia="Calibri" w:hAnsi="Calibri"/>
+                      <w:b/>
+                      <w:bCs/>
+                      <w:color w:val="FFFFFF"/>
+                      <w:sz w:val="19"/>
+                      <w:szCs w:val="19"/>
+                    </w:rPr>
+                    <w:t xml:space="preserve">Step</w:t>
+                  </w:r>
+                </w:p>
+              </w:tc>
+              <w:tc>
+                <w:tcPr>
+                  <w:tcW w:type="dxa" w:w="1500"/>
+                  <w:tcBorders>
+                    <w:top w:val="single" w:color="CBD5E1" w:sz="4"/>
+                    <w:left w:val="single" w:color="CBD5E1" w:sz="4"/>
+                    <w:bottom w:val="single" w:color="CBD5E1" w:sz="4"/>
+                    <w:right w:val="single" w:color="CBD5E1" w:sz="4"/>
+                  </w:tcBorders>
+                  <w:shd w:fill="0F3460" w:val="clear"/>
+                  <w:tcMar>
+                    <w:top w:type="dxa" w:w="80"/>
+                    <w:left w:type="dxa" w:w="120"/>
+                    <w:bottom w:type="dxa" w:w="80"/>
+                    <w:right w:type="dxa" w:w="120"/>
+                  </w:tcMar>
+                </w:tcPr>
+                <w:p>
+                  <w:pPr>
+                    <w:spacing w:after="0" w:before="0" w:line="260"/>
+                  </w:pPr>
+                  <w:r>
+                    <w:rPr>
+                      <w:rFonts w:ascii="Calibri" w:cs="Calibri" w:eastAsia="Calibri" w:hAnsi="Calibri"/>
+                      <w:b/>
+                      <w:bCs/>
+                      <w:color w:val="FFFFFF"/>
+                      <w:sz w:val="19"/>
+                      <w:szCs w:val="19"/>
+                    </w:rPr>
+                    <w:t xml:space="preserve">AIA305</w:t>
+                  </w:r>
+                </w:p>
+              </w:tc>
+              <w:tc>
+                <w:tcPr>
+                  <w:tcW w:type="dxa" w:w="1500"/>
+                  <w:tcBorders>
+                    <w:top w:val="single" w:color="CBD5E1" w:sz="4"/>
+                    <w:left w:val="single" w:color="CBD5E1" w:sz="4"/>
+                    <w:bottom w:val="single" w:color="CBD5E1" w:sz="4"/>
+                    <w:right w:val="single" w:color="CBD5E1" w:sz="4"/>
+                  </w:tcBorders>
+                  <w:shd w:fill="0F3460" w:val="clear"/>
+                  <w:tcMar>
+                    <w:top w:type="dxa" w:w="80"/>
+                    <w:left w:type="dxa" w:w="120"/>
+                    <w:bottom w:type="dxa" w:w="80"/>
+                    <w:right w:type="dxa" w:w="120"/>
+                  </w:tcMar>
+                </w:tcPr>
+                <w:p>
+                  <w:pPr>
+                    <w:spacing w:after="0" w:before="0" w:line="260"/>
+                  </w:pPr>
+                  <w:r>
+                    <w:rPr>
+                      <w:rFonts w:ascii="Calibri" w:cs="Calibri" w:eastAsia="Calibri" w:hAnsi="Calibri"/>
+                      <w:b/>
+                      <w:bCs/>
+                      <w:color w:val="FFFFFF"/>
+                      <w:sz w:val="19"/>
+                      <w:szCs w:val="19"/>
+                    </w:rPr>
+                    <w:t xml:space="preserve">acc_rfis</w:t>
+                  </w:r>
+                </w:p>
+              </w:tc>
+              <w:tc>
+                <w:tcPr>
+                  <w:tcW w:type="dxa" w:w="1800"/>
+                  <w:tcBorders>
+                    <w:top w:val="single" w:color="CBD5E1" w:sz="4"/>
+                    <w:left w:val="single" w:color="CBD5E1" w:sz="4"/>
+                    <w:bottom w:val="single" w:color="CBD5E1" w:sz="4"/>
+                    <w:right w:val="single" w:color="CBD5E1" w:sz="4"/>
+                  </w:tcBorders>
+                  <w:shd w:fill="0F3460" w:val="clear"/>
+                  <w:tcMar>
+                    <w:top w:type="dxa" w:w="80"/>
+                    <w:left w:type="dxa" w:w="120"/>
+                    <w:bottom w:type="dxa" w:w="80"/>
+                    <w:right w:type="dxa" w:w="120"/>
+                  </w:tcMar>
+                </w:tcPr>
+                <w:p>
+                  <w:pPr>
+                    <w:spacing w:after="0" w:before="0" w:line="260"/>
+                  </w:pPr>
+                  <w:r>
+                    <w:rPr>
+                      <w:rFonts w:ascii="Calibri" w:cs="Calibri" w:eastAsia="Calibri" w:hAnsi="Calibri"/>
+                      <w:b/>
+                      <w:bCs/>
+                      <w:color w:val="FFFFFF"/>
+                      <w:sz w:val="19"/>
+                      <w:szCs w:val="19"/>
+                    </w:rPr>
+                    <w:t xml:space="preserve">acc_employees</w:t>
+                  </w:r>
+                </w:p>
+              </w:tc>
+              <w:tc>
+                <w:tcPr>
+                  <w:tcW w:type="dxa" w:w="1800"/>
+                  <w:tcBorders>
+                    <w:top w:val="single" w:color="CBD5E1" w:sz="4"/>
+                    <w:left w:val="single" w:color="CBD5E1" w:sz="4"/>
+                    <w:bottom w:val="single" w:color="CBD5E1" w:sz="4"/>
+                    <w:right w:val="single" w:color="CBD5E1" w:sz="4"/>
+                  </w:tcBorders>
+                  <w:shd w:fill="0F3460" w:val="clear"/>
+                  <w:tcMar>
+                    <w:top w:type="dxa" w:w="80"/>
+                    <w:left w:type="dxa" w:w="120"/>
+                    <w:bottom w:type="dxa" w:w="80"/>
+                    <w:right w:type="dxa" w:w="120"/>
+                  </w:tcMar>
+                </w:tcPr>
+                <w:p>
+                  <w:pPr>
+                    <w:spacing w:after="0" w:before="0" w:line="260"/>
+                  </w:pPr>
+                  <w:r>
+                    <w:rPr>
+                      <w:rFonts w:ascii="Calibri" w:cs="Calibri" w:eastAsia="Calibri" w:hAnsi="Calibri"/>
+                      <w:b/>
+                      <w:bCs/>
+                      <w:color w:val="FFFFFF"/>
+                      <w:sz w:val="19"/>
+                      <w:szCs w:val="19"/>
+                    </w:rPr>
+                    <w:t xml:space="preserve">Total</w:t>
+                  </w:r>
+                </w:p>
+              </w:tc>
+            </w:tr>
+            <w:tr>
+              <w:tc>
+                <w:tcPr>
+                  <w:tcW w:type="dxa" w:w="3000"/>
+                  <w:tcBorders>
+                    <w:top w:val="single" w:color="CBD5E1" w:sz="4"/>
+                    <w:left w:val="single" w:color="CBD5E1" w:sz="4"/>
+                    <w:bottom w:val="single" w:color="CBD5E1" w:sz="4"/>
+                    <w:right w:val="single" w:color="CBD5E1" w:sz="4"/>
+                  </w:tcBorders>
+                  <w:tcMar>
+                    <w:top w:type="dxa" w:w="80"/>
+                    <w:left w:type="dxa" w:w="120"/>
+                    <w:bottom w:type="dxa" w:w="80"/>
+                    <w:right w:type="dxa" w:w="120"/>
+                  </w:tcMar>
+                </w:tcPr>
+                <w:p>
+                  <w:pPr>
+                    <w:spacing w:after="0" w:before="0" w:line="260"/>
+                  </w:pPr>
+                  <w:r>
+                    <w:rPr>
+                      <w:rFonts w:ascii="Calibri" w:cs="Calibri" w:eastAsia="Calibri" w:hAnsi="Calibri"/>
+                      <w:b w:val="false"/>
+                      <w:bCs w:val="false"/>
+                      <w:color w:val="0F172A"/>
+                      <w:sz w:val="19"/>
+                      <w:szCs w:val="19"/>
+                    </w:rPr>
+                    <w:t xml:space="preserve">Pre-V4.5 flat top-12</w:t>
+                  </w:r>
+                </w:p>
+              </w:tc>
+              <w:tc>
+                <w:tcPr>
+                  <w:tcW w:type="dxa" w:w="1500"/>
+                  <w:tcBorders>
+                    <w:top w:val="single" w:color="CBD5E1" w:sz="4"/>
+                    <w:left w:val="single" w:color="CBD5E1" w:sz="4"/>
+                    <w:bottom w:val="single" w:color="CBD5E1" w:sz="4"/>
+                    <w:right w:val="single" w:color="CBD5E1" w:sz="4"/>
+                  </w:tcBorders>
+                  <w:tcMar>
+                    <w:top w:type="dxa" w:w="80"/>
+                    <w:left w:type="dxa" w:w="120"/>
+                    <w:bottom w:type="dxa" w:w="80"/>
+                    <w:right w:type="dxa" w:w="120"/>
+                  </w:tcMar>
+                </w:tcPr>
+                <w:p>
+                  <w:pPr>
+                    <w:spacing w:after="0" w:before="0" w:line="260"/>
+                  </w:pPr>
+                  <w:r>
+                    <w:rPr>
+                      <w:rFonts w:ascii="Calibri" w:cs="Calibri" w:eastAsia="Calibri" w:hAnsi="Calibri"/>
+                      <w:b w:val="false"/>
+                      <w:bCs w:val="false"/>
+                      <w:color w:val="0F172A"/>
+                      <w:sz w:val="19"/>
+                      <w:szCs w:val="19"/>
+                    </w:rPr>
+                    <w:t xml:space="preserve">12</w:t>
+                  </w:r>
+                </w:p>
+              </w:tc>
+              <w:tc>
+                <w:tcPr>
+                  <w:tcW w:type="dxa" w:w="1500"/>
+                  <w:tcBorders>
+                    <w:top w:val="single" w:color="CBD5E1" w:sz="4"/>
+                    <w:left w:val="single" w:color="CBD5E1" w:sz="4"/>
+                    <w:bottom w:val="single" w:color="CBD5E1" w:sz="4"/>
+                    <w:right w:val="single" w:color="CBD5E1" w:sz="4"/>
+                  </w:tcBorders>
+                  <w:tcMar>
+                    <w:top w:type="dxa" w:w="80"/>
+                    <w:left w:type="dxa" w:w="120"/>
+                    <w:bottom w:type="dxa" w:w="80"/>
+                    <w:right w:type="dxa" w:w="120"/>
+                  </w:tcMar>
+                </w:tcPr>
+                <w:p>
+                  <w:pPr>
+                    <w:spacing w:after="0" w:before="0" w:line="260"/>
+                  </w:pPr>
+                  <w:r>
+                    <w:rPr>
+                      <w:rFonts w:ascii="Calibri" w:cs="Calibri" w:eastAsia="Calibri" w:hAnsi="Calibri"/>
+                      <w:b w:val="false"/>
+                      <w:bCs w:val="false"/>
+                      <w:color w:val="0F172A"/>
+                      <w:sz w:val="19"/>
+                      <w:szCs w:val="19"/>
+                    </w:rPr>
+                    <w:t xml:space="preserve">0</w:t>
+                  </w:r>
+                </w:p>
+              </w:tc>
+              <w:tc>
+                <w:tcPr>
+                  <w:tcW w:type="dxa" w:w="1800"/>
+                  <w:tcBorders>
+                    <w:top w:val="single" w:color="CBD5E1" w:sz="4"/>
+                    <w:left w:val="single" w:color="CBD5E1" w:sz="4"/>
+                    <w:bottom w:val="single" w:color="CBD5E1" w:sz="4"/>
+                    <w:right w:val="single" w:color="CBD5E1" w:sz="4"/>
+                  </w:tcBorders>
+                  <w:tcMar>
+                    <w:top w:type="dxa" w:w="80"/>
+                    <w:left w:type="dxa" w:w="120"/>
+                    <w:bottom w:type="dxa" w:w="80"/>
+                    <w:right w:type="dxa" w:w="120"/>
+                  </w:tcMar>
+                </w:tcPr>
+                <w:p>
+                  <w:pPr>
+                    <w:spacing w:after="0" w:before="0" w:line="260"/>
+                  </w:pPr>
+                  <w:r>
+                    <w:rPr>
+                      <w:rFonts w:ascii="Calibri" w:cs="Calibri" w:eastAsia="Calibri" w:hAnsi="Calibri"/>
+                      <w:b w:val="false"/>
+                      <w:bCs w:val="false"/>
+                      <w:color w:val="0F172A"/>
+                      <w:sz w:val="19"/>
+                      <w:szCs w:val="19"/>
+                    </w:rPr>
+                    <w:t xml:space="preserve">0</w:t>
+                  </w:r>
+                </w:p>
+              </w:tc>
+              <w:tc>
+                <w:tcPr>
+                  <w:tcW w:type="dxa" w:w="1800"/>
+                  <w:tcBorders>
+                    <w:top w:val="single" w:color="CBD5E1" w:sz="4"/>
+                    <w:left w:val="single" w:color="CBD5E1" w:sz="4"/>
+                    <w:bottom w:val="single" w:color="CBD5E1" w:sz="4"/>
+                    <w:right w:val="single" w:color="CBD5E1" w:sz="4"/>
+                  </w:tcBorders>
+                  <w:tcMar>
+                    <w:top w:type="dxa" w:w="80"/>
+                    <w:left w:type="dxa" w:w="120"/>
+                    <w:bottom w:type="dxa" w:w="80"/>
+                    <w:right w:type="dxa" w:w="120"/>
+                  </w:tcMar>
+                </w:tcPr>
+                <w:p>
+                  <w:pPr>
+                    <w:spacing w:after="0" w:before="0" w:line="260"/>
+                  </w:pPr>
+                  <w:r>
+                    <w:rPr>
+                      <w:rFonts w:ascii="Calibri" w:cs="Calibri" w:eastAsia="Calibri" w:hAnsi="Calibri"/>
+                      <w:b w:val="false"/>
+                      <w:bCs w:val="false"/>
+                      <w:color w:val="0F172A"/>
+                      <w:sz w:val="19"/>
+                      <w:szCs w:val="19"/>
+                    </w:rPr>
+                    <w:t xml:space="preserve">12</w:t>
+                  </w:r>
+                </w:p>
+              </w:tc>
+            </w:tr>
+            <w:tr>
+              <w:tc>
+                <w:tcPr>
+                  <w:tcW w:type="dxa" w:w="3000"/>
+                  <w:tcBorders>
+                    <w:top w:val="single" w:color="CBD5E1" w:sz="4"/>
+                    <w:left w:val="single" w:color="CBD5E1" w:sz="4"/>
+                    <w:bottom w:val="single" w:color="CBD5E1" w:sz="4"/>
+                    <w:right w:val="single" w:color="CBD5E1" w:sz="4"/>
+                  </w:tcBorders>
+                  <w:shd w:fill="F1F5F9" w:val="clear"/>
+                  <w:tcMar>
+                    <w:top w:type="dxa" w:w="80"/>
+                    <w:left w:type="dxa" w:w="120"/>
+                    <w:bottom w:type="dxa" w:w="80"/>
+                    <w:right w:type="dxa" w:w="120"/>
+                  </w:tcMar>
+                </w:tcPr>
+                <w:p>
+                  <w:pPr>
+                    <w:spacing w:after="0" w:before="0" w:line="260"/>
+                  </w:pPr>
+                  <w:r>
+                    <w:rPr>
+                      <w:rFonts w:ascii="Calibri" w:cs="Calibri" w:eastAsia="Calibri" w:hAnsi="Calibri"/>
+                      <w:b w:val="false"/>
+                      <w:bCs w:val="false"/>
+                      <w:color w:val="0F172A"/>
+                      <w:sz w:val="19"/>
+                      <w:szCs w:val="19"/>
+                    </w:rPr>
+                    <w:t xml:space="preserve">V4.5 fair share = ⌈12/3⌉ = 4</w:t>
+                  </w:r>
+                </w:p>
+              </w:tc>
+              <w:tc>
+                <w:tcPr>
+                  <w:tcW w:type="dxa" w:w="1500"/>
+                  <w:tcBorders>
+                    <w:top w:val="single" w:color="CBD5E1" w:sz="4"/>
+                    <w:left w:val="single" w:color="CBD5E1" w:sz="4"/>
+                    <w:bottom w:val="single" w:color="CBD5E1" w:sz="4"/>
+                    <w:right w:val="single" w:color="CBD5E1" w:sz="4"/>
+                  </w:tcBorders>
+                  <w:shd w:fill="F1F5F9" w:val="clear"/>
+                  <w:tcMar>
+                    <w:top w:type="dxa" w:w="80"/>
+                    <w:left w:type="dxa" w:w="120"/>
+                    <w:bottom w:type="dxa" w:w="80"/>
+                    <w:right w:type="dxa" w:w="120"/>
+                  </w:tcMar>
+                </w:tcPr>
+                <w:p>
+                  <w:pPr>
+                    <w:spacing w:after="0" w:before="0" w:line="260"/>
+                  </w:pPr>
+                  <w:r>
+                    <w:rPr>
+                      <w:rFonts w:ascii="Calibri" w:cs="Calibri" w:eastAsia="Calibri" w:hAnsi="Calibri"/>
+                      <w:b w:val="false"/>
+                      <w:bCs w:val="false"/>
+                      <w:color w:val="0F172A"/>
+                      <w:sz w:val="19"/>
+                      <w:szCs w:val="19"/>
+                    </w:rPr>
+                    <w:t xml:space="preserve">4</w:t>
+                  </w:r>
+                </w:p>
+              </w:tc>
+              <w:tc>
+                <w:tcPr>
+                  <w:tcW w:type="dxa" w:w="1500"/>
+                  <w:tcBorders>
+                    <w:top w:val="single" w:color="CBD5E1" w:sz="4"/>
+                    <w:left w:val="single" w:color="CBD5E1" w:sz="4"/>
+                    <w:bottom w:val="single" w:color="CBD5E1" w:sz="4"/>
+                    <w:right w:val="single" w:color="CBD5E1" w:sz="4"/>
+                  </w:tcBorders>
+                  <w:shd w:fill="F1F5F9" w:val="clear"/>
+                  <w:tcMar>
+                    <w:top w:type="dxa" w:w="80"/>
+                    <w:left w:type="dxa" w:w="120"/>
+                    <w:bottom w:type="dxa" w:w="80"/>
+                    <w:right w:type="dxa" w:w="120"/>
+                  </w:tcMar>
+                </w:tcPr>
+                <w:p>
+                  <w:pPr>
+                    <w:spacing w:after="0" w:before="0" w:line="260"/>
+                  </w:pPr>
+                  <w:r>
+                    <w:rPr>
+                      <w:rFonts w:ascii="Calibri" w:cs="Calibri" w:eastAsia="Calibri" w:hAnsi="Calibri"/>
+                      <w:b w:val="false"/>
+                      <w:bCs w:val="false"/>
+                      <w:color w:val="0F172A"/>
+                      <w:sz w:val="19"/>
+                      <w:szCs w:val="19"/>
+                    </w:rPr>
+                    <w:t xml:space="preserve">4</w:t>
+                  </w:r>
+                </w:p>
+              </w:tc>
+              <w:tc>
+                <w:tcPr>
+                  <w:tcW w:type="dxa" w:w="1800"/>
+                  <w:tcBorders>
+                    <w:top w:val="single" w:color="CBD5E1" w:sz="4"/>
+                    <w:left w:val="single" w:color="CBD5E1" w:sz="4"/>
+                    <w:bottom w:val="single" w:color="CBD5E1" w:sz="4"/>
+                    <w:right w:val="single" w:color="CBD5E1" w:sz="4"/>
+                  </w:tcBorders>
+                  <w:shd w:fill="F1F5F9" w:val="clear"/>
+                  <w:tcMar>
+                    <w:top w:type="dxa" w:w="80"/>
+                    <w:left w:type="dxa" w:w="120"/>
+                    <w:bottom w:type="dxa" w:w="80"/>
+                    <w:right w:type="dxa" w:w="120"/>
+                  </w:tcMar>
+                </w:tcPr>
+                <w:p>
+                  <w:pPr>
+                    <w:spacing w:after="0" w:before="0" w:line="260"/>
+                  </w:pPr>
+                  <w:r>
+                    <w:rPr>
+                      <w:rFonts w:ascii="Calibri" w:cs="Calibri" w:eastAsia="Calibri" w:hAnsi="Calibri"/>
+                      <w:b w:val="false"/>
+                      <w:bCs w:val="false"/>
+                      <w:color w:val="0F172A"/>
+                      <w:sz w:val="19"/>
+                      <w:szCs w:val="19"/>
+                    </w:rPr>
+                    <w:t xml:space="preserve">1</w:t>
+                  </w:r>
+                </w:p>
+              </w:tc>
+              <w:tc>
+                <w:tcPr>
+                  <w:tcW w:type="dxa" w:w="1800"/>
+                  <w:tcBorders>
+                    <w:top w:val="single" w:color="CBD5E1" w:sz="4"/>
+                    <w:left w:val="single" w:color="CBD5E1" w:sz="4"/>
+                    <w:bottom w:val="single" w:color="CBD5E1" w:sz="4"/>
+                    <w:right w:val="single" w:color="CBD5E1" w:sz="4"/>
+                  </w:tcBorders>
+                  <w:shd w:fill="F1F5F9" w:val="clear"/>
+                  <w:tcMar>
+                    <w:top w:type="dxa" w:w="80"/>
+                    <w:left w:type="dxa" w:w="120"/>
+                    <w:bottom w:type="dxa" w:w="80"/>
+                    <w:right w:type="dxa" w:w="120"/>
+                  </w:tcMar>
+                </w:tcPr>
+                <w:p>
+                  <w:pPr>
+                    <w:spacing w:after="0" w:before="0" w:line="260"/>
+                  </w:pPr>
+                  <w:r>
+                    <w:rPr>
+                      <w:rFonts w:ascii="Calibri" w:cs="Calibri" w:eastAsia="Calibri" w:hAnsi="Calibri"/>
+                      <w:b w:val="false"/>
+                      <w:bCs w:val="false"/>
+                      <w:color w:val="0F172A"/>
+                      <w:sz w:val="19"/>
+                      <w:szCs w:val="19"/>
+                    </w:rPr>
+                    <w:t xml:space="preserve">9</w:t>
+                  </w:r>
+                </w:p>
+              </w:tc>
+            </w:tr>
+            <w:tr>
+              <w:tc>
+                <w:tcPr>
+                  <w:tcW w:type="dxa" w:w="3000"/>
+                  <w:tcBorders>
+                    <w:top w:val="single" w:color="CBD5E1" w:sz="4"/>
+                    <w:left w:val="single" w:color="CBD5E1" w:sz="4"/>
+                    <w:bottom w:val="single" w:color="CBD5E1" w:sz="4"/>
+                    <w:right w:val="single" w:color="CBD5E1" w:sz="4"/>
+                  </w:tcBorders>
+                  <w:tcMar>
+                    <w:top w:type="dxa" w:w="80"/>
+                    <w:left w:type="dxa" w:w="120"/>
+                    <w:bottom w:type="dxa" w:w="80"/>
+                    <w:right w:type="dxa" w:w="120"/>
+                  </w:tcMar>
+                </w:tcPr>
+                <w:p>
+                  <w:pPr>
+                    <w:spacing w:after="0" w:before="0" w:line="260"/>
+                  </w:pPr>
+                  <w:r>
+                    <w:rPr>
+                      <w:rFonts w:ascii="Calibri" w:cs="Calibri" w:eastAsia="Calibri" w:hAnsi="Calibri"/>
+                      <w:b w:val="false"/>
+                      <w:bCs w:val="false"/>
+                      <w:color w:val="0F172A"/>
+                      <w:sz w:val="19"/>
+                      <w:szCs w:val="19"/>
+                    </w:rPr>
+                    <w:t xml:space="preserve">Backfill from leftovers (3 slots)</w:t>
+                  </w:r>
+                </w:p>
+              </w:tc>
+              <w:tc>
+                <w:tcPr>
+                  <w:tcW w:type="dxa" w:w="1500"/>
+                  <w:tcBorders>
+                    <w:top w:val="single" w:color="CBD5E1" w:sz="4"/>
+                    <w:left w:val="single" w:color="CBD5E1" w:sz="4"/>
+                    <w:bottom w:val="single" w:color="CBD5E1" w:sz="4"/>
+                    <w:right w:val="single" w:color="CBD5E1" w:sz="4"/>
+                  </w:tcBorders>
+                  <w:tcMar>
+                    <w:top w:type="dxa" w:w="80"/>
+                    <w:left w:type="dxa" w:w="120"/>
+                    <w:bottom w:type="dxa" w:w="80"/>
+                    <w:right w:type="dxa" w:w="120"/>
+                  </w:tcMar>
+                </w:tcPr>
+                <w:p>
+                  <w:pPr>
+                    <w:spacing w:after="0" w:before="0" w:line="260"/>
+                  </w:pPr>
+                  <w:r>
+                    <w:rPr>
+                      <w:rFonts w:ascii="Calibri" w:cs="Calibri" w:eastAsia="Calibri" w:hAnsi="Calibri"/>
+                      <w:b w:val="false"/>
+                      <w:bCs w:val="false"/>
+                      <w:color w:val="0F172A"/>
+                      <w:sz w:val="19"/>
+                      <w:szCs w:val="19"/>
+                    </w:rPr>
+                    <w:t xml:space="preserve">+3</w:t>
+                  </w:r>
+                </w:p>
+              </w:tc>
+              <w:tc>
+                <w:tcPr>
+                  <w:tcW w:type="dxa" w:w="1500"/>
+                  <w:tcBorders>
+                    <w:top w:val="single" w:color="CBD5E1" w:sz="4"/>
+                    <w:left w:val="single" w:color="CBD5E1" w:sz="4"/>
+                    <w:bottom w:val="single" w:color="CBD5E1" w:sz="4"/>
+                    <w:right w:val="single" w:color="CBD5E1" w:sz="4"/>
+                  </w:tcBorders>
+                  <w:tcMar>
+                    <w:top w:type="dxa" w:w="80"/>
+                    <w:left w:type="dxa" w:w="120"/>
+                    <w:bottom w:type="dxa" w:w="80"/>
+                    <w:right w:type="dxa" w:w="120"/>
+                  </w:tcMar>
+                </w:tcPr>
+                <w:p>
+                  <w:pPr>
+                    <w:spacing w:after="0" w:before="0" w:line="260"/>
+                  </w:pPr>
+                  <w:r>
+                    <w:rPr>
+                      <w:rFonts w:ascii="Calibri" w:cs="Calibri" w:eastAsia="Calibri" w:hAnsi="Calibri"/>
+                      <w:b w:val="false"/>
+                      <w:bCs w:val="false"/>
+                      <w:color w:val="0F172A"/>
+                      <w:sz w:val="19"/>
+                      <w:szCs w:val="19"/>
+                    </w:rPr>
+                    <w:t xml:space="preserve">+0</w:t>
+                  </w:r>
+                </w:p>
+              </w:tc>
+              <w:tc>
+                <w:tcPr>
+                  <w:tcW w:type="dxa" w:w="1800"/>
+                  <w:tcBorders>
+                    <w:top w:val="single" w:color="CBD5E1" w:sz="4"/>
+                    <w:left w:val="single" w:color="CBD5E1" w:sz="4"/>
+                    <w:bottom w:val="single" w:color="CBD5E1" w:sz="4"/>
+                    <w:right w:val="single" w:color="CBD5E1" w:sz="4"/>
+                  </w:tcBorders>
+                  <w:tcMar>
+                    <w:top w:type="dxa" w:w="80"/>
+                    <w:left w:type="dxa" w:w="120"/>
+                    <w:bottom w:type="dxa" w:w="80"/>
+                    <w:right w:type="dxa" w:w="120"/>
+                  </w:tcMar>
+                </w:tcPr>
+                <w:p>
+                  <w:pPr>
+                    <w:spacing w:after="0" w:before="0" w:line="260"/>
+                  </w:pPr>
+                  <w:r>
+                    <w:rPr>
+                      <w:rFonts w:ascii="Calibri" w:cs="Calibri" w:eastAsia="Calibri" w:hAnsi="Calibri"/>
+                      <w:b w:val="false"/>
+                      <w:bCs w:val="false"/>
+                      <w:color w:val="0F172A"/>
+                      <w:sz w:val="19"/>
+                      <w:szCs w:val="19"/>
+                    </w:rPr>
+                    <w:t xml:space="preserve">+0</w:t>
+                  </w:r>
+                </w:p>
+              </w:tc>
+              <w:tc>
+                <w:tcPr>
+                  <w:tcW w:type="dxa" w:w="1800"/>
+                  <w:tcBorders>
+                    <w:top w:val="single" w:color="CBD5E1" w:sz="4"/>
+                    <w:left w:val="single" w:color="CBD5E1" w:sz="4"/>
+                    <w:bottom w:val="single" w:color="CBD5E1" w:sz="4"/>
+                    <w:right w:val="single" w:color="CBD5E1" w:sz="4"/>
+                  </w:tcBorders>
+                  <w:tcMar>
+                    <w:top w:type="dxa" w:w="80"/>
+                    <w:left w:type="dxa" w:w="120"/>
+                    <w:bottom w:type="dxa" w:w="80"/>
+                    <w:right w:type="dxa" w:w="120"/>
+                  </w:tcMar>
+                </w:tcPr>
+                <w:p>
+                  <w:pPr>
+                    <w:spacing w:after="0" w:before="0" w:line="260"/>
+                  </w:pPr>
+                  <w:r>
+                    <w:rPr>
+                      <w:rFonts w:ascii="Calibri" w:cs="Calibri" w:eastAsia="Calibri" w:hAnsi="Calibri"/>
+                      <w:b w:val="false"/>
+                      <w:bCs w:val="false"/>
+                      <w:color w:val="0F172A"/>
+                      <w:sz w:val="19"/>
+                      <w:szCs w:val="19"/>
+                    </w:rPr>
+                    <w:t xml:space="preserve">12</w:t>
+                  </w:r>
+                </w:p>
+              </w:tc>
+            </w:tr>
+            <w:tr>
+              <w:tc>
+                <w:tcPr>
+                  <w:tcW w:type="dxa" w:w="3000"/>
+                  <w:tcBorders>
+                    <w:top w:val="single" w:color="CBD5E1" w:sz="4"/>
+                    <w:left w:val="single" w:color="CBD5E1" w:sz="4"/>
+                    <w:bottom w:val="single" w:color="CBD5E1" w:sz="4"/>
+                    <w:right w:val="single" w:color="CBD5E1" w:sz="4"/>
+                  </w:tcBorders>
+                  <w:shd w:fill="F1F5F9" w:val="clear"/>
+                  <w:tcMar>
+                    <w:top w:type="dxa" w:w="80"/>
+                    <w:left w:type="dxa" w:w="120"/>
+                    <w:bottom w:type="dxa" w:w="80"/>
+                    <w:right w:type="dxa" w:w="120"/>
+                  </w:tcMar>
+                </w:tcPr>
+                <w:p>
+                  <w:pPr>
+                    <w:spacing w:after="0" w:before="0" w:line="260"/>
+                  </w:pPr>
+                  <w:r>
+                    <w:rPr>
+                      <w:rFonts w:ascii="Calibri" w:cs="Calibri" w:eastAsia="Calibri" w:hAnsi="Calibri"/>
+                      <w:b w:val="false"/>
+                      <w:bCs w:val="false"/>
+                      <w:color w:val="0F172A"/>
+                      <w:sz w:val="19"/>
+                      <w:szCs w:val="19"/>
+                    </w:rPr>
+                    <w:t xml:space="preserve">Final substrate</w:t>
+                  </w:r>
+                </w:p>
+              </w:tc>
+              <w:tc>
+                <w:tcPr>
+                  <w:tcW w:type="dxa" w:w="1500"/>
+                  <w:tcBorders>
+                    <w:top w:val="single" w:color="CBD5E1" w:sz="4"/>
+                    <w:left w:val="single" w:color="CBD5E1" w:sz="4"/>
+                    <w:bottom w:val="single" w:color="CBD5E1" w:sz="4"/>
+                    <w:right w:val="single" w:color="CBD5E1" w:sz="4"/>
+                  </w:tcBorders>
+                  <w:shd w:fill="F1F5F9" w:val="clear"/>
+                  <w:tcMar>
+                    <w:top w:type="dxa" w:w="80"/>
+                    <w:left w:type="dxa" w:w="120"/>
+                    <w:bottom w:type="dxa" w:w="80"/>
+                    <w:right w:type="dxa" w:w="120"/>
+                  </w:tcMar>
+                </w:tcPr>
+                <w:p>
+                  <w:pPr>
+                    <w:spacing w:after="0" w:before="0" w:line="260"/>
+                  </w:pPr>
+                  <w:r>
+                    <w:rPr>
+                      <w:rFonts w:ascii="Calibri" w:cs="Calibri" w:eastAsia="Calibri" w:hAnsi="Calibri"/>
+                      <w:b w:val="false"/>
+                      <w:bCs w:val="false"/>
+                      <w:color w:val="0F172A"/>
+                      <w:sz w:val="19"/>
+                      <w:szCs w:val="19"/>
+                    </w:rPr>
+                    <w:t xml:space="preserve">7</w:t>
+                  </w:r>
+                </w:p>
+              </w:tc>
+              <w:tc>
+                <w:tcPr>
+                  <w:tcW w:type="dxa" w:w="1500"/>
+                  <w:tcBorders>
+                    <w:top w:val="single" w:color="CBD5E1" w:sz="4"/>
+                    <w:left w:val="single" w:color="CBD5E1" w:sz="4"/>
+                    <w:bottom w:val="single" w:color="CBD5E1" w:sz="4"/>
+                    <w:right w:val="single" w:color="CBD5E1" w:sz="4"/>
+                  </w:tcBorders>
+                  <w:shd w:fill="F1F5F9" w:val="clear"/>
+                  <w:tcMar>
+                    <w:top w:type="dxa" w:w="80"/>
+                    <w:left w:type="dxa" w:w="120"/>
+                    <w:bottom w:type="dxa" w:w="80"/>
+                    <w:right w:type="dxa" w:w="120"/>
+                  </w:tcMar>
+                </w:tcPr>
+                <w:p>
+                  <w:pPr>
+                    <w:spacing w:after="0" w:before="0" w:line="260"/>
+                  </w:pPr>
+                  <w:r>
+                    <w:rPr>
+                      <w:rFonts w:ascii="Calibri" w:cs="Calibri" w:eastAsia="Calibri" w:hAnsi="Calibri"/>
+                      <w:b w:val="false"/>
+                      <w:bCs w:val="false"/>
+                      <w:color w:val="0F172A"/>
+                      <w:sz w:val="19"/>
+                      <w:szCs w:val="19"/>
+                    </w:rPr>
+                    <w:t xml:space="preserve">4</w:t>
+                  </w:r>
+                </w:p>
+              </w:tc>
+              <w:tc>
+                <w:tcPr>
+                  <w:tcW w:type="dxa" w:w="1800"/>
+                  <w:tcBorders>
+                    <w:top w:val="single" w:color="CBD5E1" w:sz="4"/>
+                    <w:left w:val="single" w:color="CBD5E1" w:sz="4"/>
+                    <w:bottom w:val="single" w:color="CBD5E1" w:sz="4"/>
+                    <w:right w:val="single" w:color="CBD5E1" w:sz="4"/>
+                  </w:tcBorders>
+                  <w:shd w:fill="F1F5F9" w:val="clear"/>
+                  <w:tcMar>
+                    <w:top w:type="dxa" w:w="80"/>
+                    <w:left w:type="dxa" w:w="120"/>
+                    <w:bottom w:type="dxa" w:w="80"/>
+                    <w:right w:type="dxa" w:w="120"/>
+                  </w:tcMar>
+                </w:tcPr>
+                <w:p>
+                  <w:pPr>
+                    <w:spacing w:after="0" w:before="0" w:line="260"/>
+                  </w:pPr>
+                  <w:r>
+                    <w:rPr>
+                      <w:rFonts w:ascii="Calibri" w:cs="Calibri" w:eastAsia="Calibri" w:hAnsi="Calibri"/>
+                      <w:b w:val="false"/>
+                      <w:bCs w:val="false"/>
+                      <w:color w:val="0F172A"/>
+                      <w:sz w:val="19"/>
+                      <w:szCs w:val="19"/>
+                    </w:rPr>
+                    <w:t xml:space="preserve">1</w:t>
+                  </w:r>
+                </w:p>
+              </w:tc>
+              <w:tc>
+                <w:tcPr>
+                  <w:tcW w:type="dxa" w:w="1800"/>
+                  <w:tcBorders>
+                    <w:top w:val="single" w:color="CBD5E1" w:sz="4"/>
+                    <w:left w:val="single" w:color="CBD5E1" w:sz="4"/>
+                    <w:bottom w:val="single" w:color="CBD5E1" w:sz="4"/>
+                    <w:right w:val="single" w:color="CBD5E1" w:sz="4"/>
+                  </w:tcBorders>
+                  <w:shd w:fill="F1F5F9" w:val="clear"/>
+                  <w:tcMar>
+                    <w:top w:type="dxa" w:w="80"/>
+                    <w:left w:type="dxa" w:w="120"/>
+                    <w:bottom w:type="dxa" w:w="80"/>
+                    <w:right w:type="dxa" w:w="120"/>
+                  </w:tcMar>
+                </w:tcPr>
+                <w:p>
+                  <w:pPr>
+                    <w:spacing w:after="0" w:before="0" w:line="260"/>
+                  </w:pPr>
+                  <w:r>
+                    <w:rPr>
+                      <w:rFonts w:ascii="Calibri" w:cs="Calibri" w:eastAsia="Calibri" w:hAnsi="Calibri"/>
+                      <w:b w:val="false"/>
+                      <w:bCs w:val="false"/>
+                      <w:color w:val="0F172A"/>
+                      <w:sz w:val="19"/>
+                      <w:szCs w:val="19"/>
+                    </w:rPr>
+                    <w:t xml:space="preserve">12</w:t>
+                  </w:r>
+                </w:p>
+              </w:tc>
+            </w:tr>
+          </w:tbl>
+          <w:p>
+            <w:pPr>
+              <w:spacing w:after="60" w:before="60" w:line="280"/>
+              <w:jc w:val="left"/>
+            </w:pPr>
+            <w:r>
+              <w:rPr>
+                <w:rFonts w:ascii="Calibri" w:cs="Calibri" w:eastAsia="Calibri" w:hAnsi="Calibri"/>
+                <w:b w:val="false"/>
+                <w:bCs w:val="false"/>
+                <w:i w:val="false"/>
+                <w:iCs w:val="false"/>
+                <w:caps w:val="false"/>
+                <w:color w:val="0F172A"/>
+                <w:sz w:val="21"/>
+                <w:szCs w:val="21"/>
+              </w:rPr>
+              <w:t xml:space="preserve">Pre-V4.5 the LLM never sees an acc_rfis row and answers "there are no open RFIs on that project." V4.5 sees all 4 RFIs and answers correctly.</w:t>
+            </w:r>
+          </w:p>
+        </w:tc>
+      </w:tr>
+    </w:tbl>
+    <w:p>
+      <w:pPr>
+        <w:pStyle w:val="Heading1"/>
+        <w:pBdr>
+          <w:bottom w:val="single" w:color="1F3864" w:sz="6" w:space="4"/>
+        </w:pBdr>
+        <w:spacing w:after="160" w:before="360" w:line="320"/>
+      </w:pPr>
+      <w:r>
+        <w:rPr>
+          <w:rFonts w:ascii="Calibri" w:cs="Calibri" w:eastAsia="Calibri" w:hAnsi="Calibri"/>
+          <w:b/>
+          <w:bCs/>
+          <w:color w:val="1F3864"/>
+          <w:sz w:val="28"/>
+          <w:szCs w:val="28"/>
+        </w:rPr>
+        <w:t xml:space="preserve">3.  Element-Set Jaccard Dedup</w:t>
+      </w:r>
+    </w:p>
+    <w:p>
+      <w:pPr>
+        <w:spacing w:after="60" w:before="60" w:line="280"/>
+        <w:jc w:val="left"/>
+      </w:pPr>
+      <w:r>
+        <w:rPr>
+          <w:rFonts w:ascii="Calibri" w:cs="Calibri" w:eastAsia="Calibri" w:hAnsi="Calibri"/>
+          <w:b w:val="false"/>
+          <w:bCs w:val="false"/>
+          <w:i w:val="false"/>
+          <w:iCs w:val="false"/>
+          <w:caps w:val="false"/>
+          <w:color w:val="0F172A"/>
+          <w:sz w:val="21"/>
+          <w:szCs w:val="21"/>
+        </w:rPr>
+        <w:t xml:space="preserve">Two AIOs that describe the same entity from different CSVs frequently share most of their [Key.Value] tokens. Without dedup, the substrate carries both rows and the LLM either ignores the duplication (wasting tokens) or double-counts in aggregations.</w:t>
+      </w:r>
+    </w:p>
+    <w:tbl>
+      <w:tblPr>
+        <w:tblW w:type="dxa" w:w="9600"/>
+        <w:tblBorders>
+          <w:top w:val="single" w:color="auto" w:sz="4"/>
+          <w:left w:val="single" w:color="auto" w:sz="4"/>
+          <w:bottom w:val="single" w:color="auto" w:sz="4"/>
+          <w:right w:val="single" w:color="auto" w:sz="4"/>
+          <w:insideH w:val="single" w:color="auto" w:sz="4"/>
+          <w:insideV w:val="single" w:color="auto" w:sz="4"/>
+        </w:tblBorders>
+      </w:tblPr>
+      <w:tblGrid>
+        <w:gridCol w:w="9600"/>
+      </w:tblGrid>
+      <w:tr>
+        <w:tc>
+          <w:tcPr>
+            <w:tcW w:type="dxa" w:w="9600"/>
+            <w:tcBorders>
+              <w:top w:val="nil" w:color="FFFFFF" w:sz="1"/>
+              <w:left w:val="single" w:color="FB7185" w:sz="18"/>
+              <w:bottom w:val="nil" w:color="FFFFFF" w:sz="1"/>
+              <w:right w:val="nil" w:color="FFFFFF" w:sz="1"/>
+            </w:tcBorders>
+            <w:tcMar>
+              <w:top w:type="dxa" w:w="80"/>
+              <w:left w:type="dxa" w:w="240"/>
+              <w:bottom w:type="dxa" w:w="120"/>
+              <w:right w:type="dxa" w:w="100"/>
+            </w:tcMar>
+          </w:tcPr>
+          <w:p>
+            <w:pPr>
+              <w:spacing w:after="80" w:before="0" w:line="280"/>
+            </w:pPr>
+            <w:r>
+              <w:rPr>
+                <w:rFonts w:ascii="Calibri" w:cs="Calibri" w:eastAsia="Calibri" w:hAnsi="Calibri"/>
+                <w:b/>
+                <w:bCs/>
+                <w:color w:val="0F172A"/>
+                <w:sz w:val="22"/>
+                <w:szCs w:val="22"/>
+              </w:rPr>
+              <w:t xml:space="preserve">3.1  Algorithm</w:t>
+            </w:r>
+          </w:p>
+          <w:p>
+            <w:pPr>
+              <w:spacing w:after="60" w:before="60" w:line="280"/>
+              <w:jc w:val="left"/>
+            </w:pPr>
+            <w:r>
+              <w:rPr>
+                <w:rFonts w:ascii="Calibri" w:cs="Calibri" w:eastAsia="Calibri" w:hAnsi="Calibri"/>
+                <w:b w:val="false"/>
+                <w:bCs w:val="false"/>
+                <w:i w:val="false"/>
+                <w:iCs w:val="false"/>
+                <w:caps w:val="false"/>
+                <w:color w:val="0F172A"/>
+                <w:sz w:val="21"/>
+                <w:szCs w:val="21"/>
+              </w:rPr>
+              <w:t xml:space="preserve">Each AIO is hashed as a multiset of (Key, Value) tuples. The provenance key — (OriginalCSV, RowNumber) — is excluded from the comparison so identical content from two CSVs is correctly identified as duplicate.</w:t>
+            </w:r>
+          </w:p>
+          <w:tbl>
+            <w:tblPr>
+              <w:tblW w:type="dxa" w:w="9600"/>
+              <w:tblBorders>
+                <w:top w:val="single" w:color="auto" w:sz="4"/>
+                <w:left w:val="single" w:color="auto" w:sz="4"/>
+                <w:bottom w:val="single" w:color="auto" w:sz="4"/>
+                <w:right w:val="single" w:color="auto" w:sz="4"/>
+                <w:insideH w:val="single" w:color="auto" w:sz="4"/>
+                <w:insideV w:val="single" w:color="auto" w:sz="4"/>
+              </w:tblBorders>
+            </w:tblPr>
+            <w:tblGrid>
+              <w:gridCol w:w="9600"/>
+            </w:tblGrid>
+            <w:tr>
+              <w:tc>
+                <w:tcPr>
+                  <w:tcW w:type="dxa" w:w="9600"/>
+                  <w:tcBorders>
+                    <w:top w:val="single" w:color="CBD5E1" w:sz="4"/>
+                    <w:left w:val="single" w:color="CBD5E1" w:sz="4"/>
+                    <w:bottom w:val="single" w:color="CBD5E1" w:sz="4"/>
+                    <w:right w:val="single" w:color="CBD5E1" w:sz="4"/>
+                  </w:tcBorders>
+                  <w:shd w:fill="F1F5F9" w:val="clear"/>
+                  <w:tcMar>
+                    <w:top w:type="dxa" w:w="100"/>
+                    <w:left w:type="dxa" w:w="200"/>
+                    <w:bottom w:type="dxa" w:w="100"/>
+                    <w:right w:type="dxa" w:w="200"/>
+                  </w:tcMar>
+                </w:tcPr>
+                <w:p>
+                  <w:pPr>
+                    <w:shd w:fill="F1F5F9" w:val="clear"/>
+                    <w:spacing w:after="0" w:before="0" w:line="240"/>
+                  </w:pPr>
+                  <w:r>
+                    <w:rPr>
+                      <w:rFonts w:ascii="Consolas" w:cs="Consolas" w:eastAsia="Consolas" w:hAnsi="Consolas"/>
+                      <w:color w:val="0F172A"/>
+                      <w:sz w:val="18"/>
+                      <w:szCs w:val="18"/>
+                    </w:rPr>
+                    <w:t xml:space="preserve">function jaccard(a: Set&lt;KV&gt;, b: Set&lt;KV&gt;): number {</w:t>
+                  </w:r>
+                </w:p>
+                <w:p>
+                  <w:pPr>
+                    <w:shd w:fill="F1F5F9" w:val="clear"/>
+                    <w:spacing w:after="0" w:before="0" w:line="240"/>
+                  </w:pPr>
+                  <w:r>
+                    <w:rPr>
+                      <w:rFonts w:ascii="Consolas" w:cs="Consolas" w:eastAsia="Consolas" w:hAnsi="Consolas"/>
+                      <w:color w:val="0F172A"/>
+                      <w:sz w:val="18"/>
+                      <w:szCs w:val="18"/>
+                    </w:rPr>
+                    <w:t xml:space="preserve">  const inter = new Set([...a].filter(x =&gt; b.has(x))).size</w:t>
+                  </w:r>
+                </w:p>
+                <w:p>
+                  <w:pPr>
+                    <w:shd w:fill="F1F5F9" w:val="clear"/>
+                    <w:spacing w:after="0" w:before="0" w:line="240"/>
+                  </w:pPr>
+                  <w:r>
+                    <w:rPr>
+                      <w:rFonts w:ascii="Consolas" w:cs="Consolas" w:eastAsia="Consolas" w:hAnsi="Consolas"/>
+                      <w:color w:val="0F172A"/>
+                      <w:sz w:val="18"/>
+                      <w:szCs w:val="18"/>
+                    </w:rPr>
+                    <w:t xml:space="preserve">  const union = new Set([...a, ...b]).size</w:t>
+                  </w:r>
+                </w:p>
+                <w:p>
+                  <w:pPr>
+                    <w:shd w:fill="F1F5F9" w:val="clear"/>
+                    <w:spacing w:after="0" w:before="0" w:line="240"/>
+                  </w:pPr>
+                  <w:r>
+                    <w:rPr>
+                      <w:rFonts w:ascii="Consolas" w:cs="Consolas" w:eastAsia="Consolas" w:hAnsi="Consolas"/>
+                      <w:color w:val="0F172A"/>
+                      <w:sz w:val="18"/>
+                      <w:szCs w:val="18"/>
+                    </w:rPr>
+                    <w:t xml:space="preserve">  return inter / union</w:t>
+                  </w:r>
+                </w:p>
+                <w:p>
+                  <w:pPr>
+                    <w:shd w:fill="F1F5F9" w:val="clear"/>
+                    <w:spacing w:after="0" w:before="0" w:line="240"/>
+                  </w:pPr>
+                  <w:r>
+                    <w:rPr>
+                      <w:rFonts w:ascii="Consolas" w:cs="Consolas" w:eastAsia="Consolas" w:hAnsi="Consolas"/>
+                      <w:color w:val="0F172A"/>
+                      <w:sz w:val="18"/>
+                      <w:szCs w:val="18"/>
+                    </w:rPr>
+                    <w:t xml:space="preserve">}</w:t>
+                  </w:r>
+                </w:p>
+                <w:p>
+                  <w:pPr>
+                    <w:shd w:fill="F1F5F9" w:val="clear"/>
+                    <w:spacing w:after="0" w:before="0" w:line="240"/>
+                  </w:pPr>
+                  <w:r>
+                    <w:rPr>
+                      <w:rFonts w:ascii="Consolas" w:cs="Consolas" w:eastAsia="Consolas" w:hAnsi="Consolas"/>
+                      <w:color w:val="0F172A"/>
+                      <w:sz w:val="18"/>
+                      <w:szCs w:val="18"/>
+                    </w:rPr>
+                    <w:t xml:space="preserve">// Pairs with jaccard ≥ 0.85 collapse to the higher-ranked AIO.</w:t>
+                  </w:r>
+                </w:p>
+              </w:tc>
+            </w:tr>
+          </w:tbl>
+          <w:p/>
+        </w:tc>
+      </w:tr>
+    </w:tbl>
+    <w:tbl>
+      <w:tblPr>
+        <w:tblW w:type="dxa" w:w="9600"/>
+        <w:tblBorders>
+          <w:top w:val="single" w:color="auto" w:sz="4"/>
+          <w:left w:val="single" w:color="auto" w:sz="4"/>
+          <w:bottom w:val="single" w:color="auto" w:sz="4"/>
+          <w:right w:val="single" w:color="auto" w:sz="4"/>
+          <w:insideH w:val="single" w:color="auto" w:sz="4"/>
+          <w:insideV w:val="single" w:color="auto" w:sz="4"/>
+        </w:tblBorders>
+      </w:tblPr>
+      <w:tblGrid>
+        <w:gridCol w:w="9600"/>
+      </w:tblGrid>
+      <w:tr>
+        <w:tc>
+          <w:tcPr>
+            <w:tcW w:type="dxa" w:w="9600"/>
+            <w:tcBorders>
+              <w:top w:val="nil" w:color="FFFFFF" w:sz="1"/>
+              <w:left w:val="single" w:color="FB7185" w:sz="18"/>
+              <w:bottom w:val="nil" w:color="FFFFFF" w:sz="1"/>
+              <w:right w:val="nil" w:color="FFFFFF" w:sz="1"/>
+            </w:tcBorders>
+            <w:tcMar>
+              <w:top w:type="dxa" w:w="80"/>
+              <w:left w:type="dxa" w:w="240"/>
+              <w:bottom w:type="dxa" w:w="120"/>
+              <w:right w:type="dxa" w:w="100"/>
+            </w:tcMar>
+          </w:tcPr>
+          <w:p>
+            <w:pPr>
+              <w:spacing w:after="80" w:before="0" w:line="280"/>
+            </w:pPr>
+            <w:r>
+              <w:rPr>
+                <w:rFonts w:ascii="Calibri" w:cs="Calibri" w:eastAsia="Calibri" w:hAnsi="Calibri"/>
+                <w:b/>
+                <w:bCs/>
+                <w:color w:val="0F172A"/>
+                <w:sz w:val="22"/>
+                <w:szCs w:val="22"/>
+              </w:rPr>
+              <w:t xml:space="preserve">3.2  Threshold tuning</w:t>
+            </w:r>
+          </w:p>
+          <w:tbl>
+            <w:tblPr>
+              <w:tblW w:type="dxa" w:w="9600"/>
+              <w:tblBorders>
+                <w:top w:val="single" w:color="auto" w:sz="4"/>
+                <w:left w:val="single" w:color="auto" w:sz="4"/>
+                <w:bottom w:val="single" w:color="auto" w:sz="4"/>
+                <w:right w:val="single" w:color="auto" w:sz="4"/>
+                <w:insideH w:val="single" w:color="auto" w:sz="4"/>
+                <w:insideV w:val="single" w:color="auto" w:sz="4"/>
+              </w:tblBorders>
+            </w:tblPr>
+            <w:tblGrid>
+              <w:gridCol w:w="1500"/>
+              <w:gridCol w:w="3500"/>
+              <w:gridCol w:w="4600"/>
+            </w:tblGrid>
+            <w:tr>
+              <w:trPr>
+                <w:tblHeader/>
+              </w:trPr>
+              <w:tc>
+                <w:tcPr>
+                  <w:tcW w:type="dxa" w:w="1500"/>
+                  <w:tcBorders>
+                    <w:top w:val="single" w:color="CBD5E1" w:sz="4"/>
+                    <w:left w:val="single" w:color="CBD5E1" w:sz="4"/>
+                    <w:bottom w:val="single" w:color="CBD5E1" w:sz="4"/>
+                    <w:right w:val="single" w:color="CBD5E1" w:sz="4"/>
+                  </w:tcBorders>
+                  <w:shd w:fill="0F3460" w:val="clear"/>
+                  <w:tcMar>
+                    <w:top w:type="dxa" w:w="80"/>
+                    <w:left w:type="dxa" w:w="120"/>
+                    <w:bottom w:type="dxa" w:w="80"/>
+                    <w:right w:type="dxa" w:w="120"/>
+                  </w:tcMar>
+                </w:tcPr>
+                <w:p>
+                  <w:pPr>
+                    <w:spacing w:after="0" w:before="0" w:line="260"/>
+                  </w:pPr>
+                  <w:r>
+                    <w:rPr>
+                      <w:rFonts w:ascii="Calibri" w:cs="Calibri" w:eastAsia="Calibri" w:hAnsi="Calibri"/>
+                      <w:b/>
+                      <w:bCs/>
+                      <w:color w:val="FFFFFF"/>
+                      <w:sz w:val="19"/>
+                      <w:szCs w:val="19"/>
+                    </w:rPr>
+                    <w:t xml:space="preserve">Threshold</w:t>
+                  </w:r>
+                </w:p>
+              </w:tc>
+              <w:tc>
+                <w:tcPr>
+                  <w:tcW w:type="dxa" w:w="3500"/>
+                  <w:tcBorders>
+                    <w:top w:val="single" w:color="CBD5E1" w:sz="4"/>
+                    <w:left w:val="single" w:color="CBD5E1" w:sz="4"/>
+                    <w:bottom w:val="single" w:color="CBD5E1" w:sz="4"/>
+                    <w:right w:val="single" w:color="CBD5E1" w:sz="4"/>
+                  </w:tcBorders>
+                  <w:shd w:fill="0F3460" w:val="clear"/>
+                  <w:tcMar>
+                    <w:top w:type="dxa" w:w="80"/>
+                    <w:left w:type="dxa" w:w="120"/>
+                    <w:bottom w:type="dxa" w:w="80"/>
+                    <w:right w:type="dxa" w:w="120"/>
+                  </w:tcMar>
+                </w:tcPr>
+                <w:p>
+                  <w:pPr>
+                    <w:spacing w:after="0" w:before="0" w:line="260"/>
+                  </w:pPr>
+                  <w:r>
+                    <w:rPr>
+                      <w:rFonts w:ascii="Calibri" w:cs="Calibri" w:eastAsia="Calibri" w:hAnsi="Calibri"/>
+                      <w:b/>
+                      <w:bCs/>
+                      <w:color w:val="FFFFFF"/>
+                      <w:sz w:val="19"/>
+                      <w:szCs w:val="19"/>
+                    </w:rPr>
+                    <w:t xml:space="preserve">Behavior</w:t>
+                  </w:r>
+                </w:p>
+              </w:tc>
+              <w:tc>
+                <w:tcPr>
+                  <w:tcW w:type="dxa" w:w="4600"/>
+                  <w:tcBorders>
+                    <w:top w:val="single" w:color="CBD5E1" w:sz="4"/>
+                    <w:left w:val="single" w:color="CBD5E1" w:sz="4"/>
+                    <w:bottom w:val="single" w:color="CBD5E1" w:sz="4"/>
+                    <w:right w:val="single" w:color="CBD5E1" w:sz="4"/>
+                  </w:tcBorders>
+                  <w:shd w:fill="0F3460" w:val="clear"/>
+                  <w:tcMar>
+                    <w:top w:type="dxa" w:w="80"/>
+                    <w:left w:type="dxa" w:w="120"/>
+                    <w:bottom w:type="dxa" w:w="80"/>
+                    <w:right w:type="dxa" w:w="120"/>
+                  </w:tcMar>
+                </w:tcPr>
+                <w:p>
+                  <w:pPr>
+                    <w:spacing w:after="0" w:before="0" w:line="260"/>
+                  </w:pPr>
+                  <w:r>
+                    <w:rPr>
+                      <w:rFonts w:ascii="Calibri" w:cs="Calibri" w:eastAsia="Calibri" w:hAnsi="Calibri"/>
+                      <w:b/>
+                      <w:bCs/>
+                      <w:color w:val="FFFFFF"/>
+                      <w:sz w:val="19"/>
+                      <w:szCs w:val="19"/>
+                    </w:rPr>
+                    <w:t xml:space="preserve">Trade-off</w:t>
+                  </w:r>
+                </w:p>
+              </w:tc>
+            </w:tr>
+            <w:tr>
+              <w:tc>
+                <w:tcPr>
+                  <w:tcW w:type="dxa" w:w="1500"/>
+                  <w:tcBorders>
+                    <w:top w:val="single" w:color="CBD5E1" w:sz="4"/>
+                    <w:left w:val="single" w:color="CBD5E1" w:sz="4"/>
+                    <w:bottom w:val="single" w:color="CBD5E1" w:sz="4"/>
+                    <w:right w:val="single" w:color="CBD5E1" w:sz="4"/>
+                  </w:tcBorders>
+                  <w:tcMar>
+                    <w:top w:type="dxa" w:w="80"/>
+                    <w:left w:type="dxa" w:w="120"/>
+                    <w:bottom w:type="dxa" w:w="80"/>
+                    <w:right w:type="dxa" w:w="120"/>
+                  </w:tcMar>
+                </w:tcPr>
+                <w:p>
+                  <w:pPr>
+                    <w:spacing w:after="0" w:before="0" w:line="260"/>
+                  </w:pPr>
+                  <w:r>
+                    <w:rPr>
+                      <w:rFonts w:ascii="Calibri" w:cs="Calibri" w:eastAsia="Calibri" w:hAnsi="Calibri"/>
+                      <w:b w:val="false"/>
+                      <w:bCs w:val="false"/>
+                      <w:color w:val="0F172A"/>
+                      <w:sz w:val="19"/>
+                      <w:szCs w:val="19"/>
+                    </w:rPr>
+                    <w:t xml:space="preserve">0.50</w:t>
+                  </w:r>
+                </w:p>
+              </w:tc>
+              <w:tc>
+                <w:tcPr>
+                  <w:tcW w:type="dxa" w:w="3500"/>
+                  <w:tcBorders>
+                    <w:top w:val="single" w:color="CBD5E1" w:sz="4"/>
+                    <w:left w:val="single" w:color="CBD5E1" w:sz="4"/>
+                    <w:bottom w:val="single" w:color="CBD5E1" w:sz="4"/>
+                    <w:right w:val="single" w:color="CBD5E1" w:sz="4"/>
+                  </w:tcBorders>
+                  <w:tcMar>
+                    <w:top w:type="dxa" w:w="80"/>
+                    <w:left w:type="dxa" w:w="120"/>
+                    <w:bottom w:type="dxa" w:w="80"/>
+                    <w:right w:type="dxa" w:w="120"/>
+                  </w:tcMar>
+                </w:tcPr>
+                <w:p>
+                  <w:pPr>
+                    <w:spacing w:after="0" w:before="0" w:line="260"/>
+                  </w:pPr>
+                  <w:r>
+                    <w:rPr>
+                      <w:rFonts w:ascii="Calibri" w:cs="Calibri" w:eastAsia="Calibri" w:hAnsi="Calibri"/>
+                      <w:b w:val="false"/>
+                      <w:bCs w:val="false"/>
+                      <w:color w:val="0F172A"/>
+                      <w:sz w:val="19"/>
+                      <w:szCs w:val="19"/>
+                    </w:rPr>
+                    <w:t xml:space="preserve">Aggressive — collapses any AIOs sharing half their tokens</w:t>
+                  </w:r>
+                </w:p>
+              </w:tc>
+              <w:tc>
+                <w:tcPr>
+                  <w:tcW w:type="dxa" w:w="4600"/>
+                  <w:tcBorders>
+                    <w:top w:val="single" w:color="CBD5E1" w:sz="4"/>
+                    <w:left w:val="single" w:color="CBD5E1" w:sz="4"/>
+                    <w:bottom w:val="single" w:color="CBD5E1" w:sz="4"/>
+                    <w:right w:val="single" w:color="CBD5E1" w:sz="4"/>
+                  </w:tcBorders>
+                  <w:tcMar>
+                    <w:top w:type="dxa" w:w="80"/>
+                    <w:left w:type="dxa" w:w="120"/>
+                    <w:bottom w:type="dxa" w:w="80"/>
+                    <w:right w:type="dxa" w:w="120"/>
+                  </w:tcMar>
+                </w:tcPr>
+                <w:p>
+                  <w:pPr>
+                    <w:spacing w:after="0" w:before="0" w:line="260"/>
+                  </w:pPr>
+                  <w:r>
+                    <w:rPr>
+                      <w:rFonts w:ascii="Calibri" w:cs="Calibri" w:eastAsia="Calibri" w:hAnsi="Calibri"/>
+                      <w:b w:val="false"/>
+                      <w:bCs w:val="false"/>
+                      <w:color w:val="0F172A"/>
+                      <w:sz w:val="19"/>
+                      <w:szCs w:val="19"/>
+                    </w:rPr>
+                    <w:t xml:space="preserve">Drops legitimate variants of the same entity (different status, different date)</w:t>
+                  </w:r>
+                </w:p>
+              </w:tc>
+            </w:tr>
+            <w:tr>
+              <w:tc>
+                <w:tcPr>
+                  <w:tcW w:type="dxa" w:w="1500"/>
+                  <w:tcBorders>
+                    <w:top w:val="single" w:color="CBD5E1" w:sz="4"/>
+                    <w:left w:val="single" w:color="CBD5E1" w:sz="4"/>
+                    <w:bottom w:val="single" w:color="CBD5E1" w:sz="4"/>
+                    <w:right w:val="single" w:color="CBD5E1" w:sz="4"/>
+                  </w:tcBorders>
+                  <w:shd w:fill="F1F5F9" w:val="clear"/>
+                  <w:tcMar>
+                    <w:top w:type="dxa" w:w="80"/>
+                    <w:left w:type="dxa" w:w="120"/>
+                    <w:bottom w:type="dxa" w:w="80"/>
+                    <w:right w:type="dxa" w:w="120"/>
+                  </w:tcMar>
+                </w:tcPr>
+                <w:p>
+                  <w:pPr>
+                    <w:spacing w:after="0" w:before="0" w:line="260"/>
+                  </w:pPr>
+                  <w:r>
+                    <w:rPr>
+                      <w:rFonts w:ascii="Calibri" w:cs="Calibri" w:eastAsia="Calibri" w:hAnsi="Calibri"/>
+                      <w:b w:val="false"/>
+                      <w:bCs w:val="false"/>
+                      <w:color w:val="0F172A"/>
+                      <w:sz w:val="19"/>
+                      <w:szCs w:val="19"/>
+                    </w:rPr>
+                    <w:t xml:space="preserve">0.70</w:t>
+                  </w:r>
+                </w:p>
+              </w:tc>
+              <w:tc>
+                <w:tcPr>
+                  <w:tcW w:type="dxa" w:w="3500"/>
+                  <w:tcBorders>
+                    <w:top w:val="single" w:color="CBD5E1" w:sz="4"/>
+                    <w:left w:val="single" w:color="CBD5E1" w:sz="4"/>
+                    <w:bottom w:val="single" w:color="CBD5E1" w:sz="4"/>
+                    <w:right w:val="single" w:color="CBD5E1" w:sz="4"/>
+                  </w:tcBorders>
+                  <w:shd w:fill="F1F5F9" w:val="clear"/>
+                  <w:tcMar>
+                    <w:top w:type="dxa" w:w="80"/>
+                    <w:left w:type="dxa" w:w="120"/>
+                    <w:bottom w:type="dxa" w:w="80"/>
+                    <w:right w:type="dxa" w:w="120"/>
+                  </w:tcMar>
+                </w:tcPr>
+                <w:p>
+                  <w:pPr>
+                    <w:spacing w:after="0" w:before="0" w:line="260"/>
+                  </w:pPr>
+                  <w:r>
+                    <w:rPr>
+                      <w:rFonts w:ascii="Calibri" w:cs="Calibri" w:eastAsia="Calibri" w:hAnsi="Calibri"/>
+                      <w:b w:val="false"/>
+                      <w:bCs w:val="false"/>
+                      <w:color w:val="0F172A"/>
+                      <w:sz w:val="19"/>
+                      <w:szCs w:val="19"/>
+                    </w:rPr>
+                    <w:t xml:space="preserve">Moderate — collapses near-clones</w:t>
+                  </w:r>
+                </w:p>
+              </w:tc>
+              <w:tc>
+                <w:tcPr>
+                  <w:tcW w:type="dxa" w:w="4600"/>
+                  <w:tcBorders>
+                    <w:top w:val="single" w:color="CBD5E1" w:sz="4"/>
+                    <w:left w:val="single" w:color="CBD5E1" w:sz="4"/>
+                    <w:bottom w:val="single" w:color="CBD5E1" w:sz="4"/>
+                    <w:right w:val="single" w:color="CBD5E1" w:sz="4"/>
+                  </w:tcBorders>
+                  <w:shd w:fill="F1F5F9" w:val="clear"/>
+                  <w:tcMar>
+                    <w:top w:type="dxa" w:w="80"/>
+                    <w:left w:type="dxa" w:w="120"/>
+                    <w:bottom w:type="dxa" w:w="80"/>
+                    <w:right w:type="dxa" w:w="120"/>
+                  </w:tcMar>
+                </w:tcPr>
+                <w:p>
+                  <w:pPr>
+                    <w:spacing w:after="0" w:before="0" w:line="260"/>
+                  </w:pPr>
+                  <w:r>
+                    <w:rPr>
+                      <w:rFonts w:ascii="Calibri" w:cs="Calibri" w:eastAsia="Calibri" w:hAnsi="Calibri"/>
+                      <w:b w:val="false"/>
+                      <w:bCs w:val="false"/>
+                      <w:color w:val="0F172A"/>
+                      <w:sz w:val="19"/>
+                      <w:szCs w:val="19"/>
+                    </w:rPr>
+                    <w:t xml:space="preserve">Some legitimate near-duplicates still slip through</w:t>
+                  </w:r>
+                </w:p>
+              </w:tc>
+            </w:tr>
+            <w:tr>
+              <w:tc>
+                <w:tcPr>
+                  <w:tcW w:type="dxa" w:w="1500"/>
+                  <w:tcBorders>
+                    <w:top w:val="single" w:color="CBD5E1" w:sz="4"/>
+                    <w:left w:val="single" w:color="CBD5E1" w:sz="4"/>
+                    <w:bottom w:val="single" w:color="CBD5E1" w:sz="4"/>
+                    <w:right w:val="single" w:color="CBD5E1" w:sz="4"/>
+                  </w:tcBorders>
+                  <w:tcMar>
+                    <w:top w:type="dxa" w:w="80"/>
+                    <w:left w:type="dxa" w:w="120"/>
+                    <w:bottom w:type="dxa" w:w="80"/>
+                    <w:right w:type="dxa" w:w="120"/>
+                  </w:tcMar>
+                </w:tcPr>
+                <w:p>
+                  <w:pPr>
+                    <w:spacing w:after="0" w:before="0" w:line="260"/>
+                  </w:pPr>
+                  <w:r>
+                    <w:rPr>
+                      <w:rFonts w:ascii="Calibri" w:cs="Calibri" w:eastAsia="Calibri" w:hAnsi="Calibri"/>
+                      <w:b w:val="false"/>
+                      <w:bCs w:val="false"/>
+                      <w:color w:val="0F172A"/>
+                      <w:sz w:val="19"/>
+                      <w:szCs w:val="19"/>
+                    </w:rPr>
+                    <w:t xml:space="preserve">0.85 (V4.5 default)</w:t>
+                  </w:r>
+                </w:p>
+              </w:tc>
+              <w:tc>
+                <w:tcPr>
+                  <w:tcW w:type="dxa" w:w="3500"/>
+                  <w:tcBorders>
+                    <w:top w:val="single" w:color="CBD5E1" w:sz="4"/>
+                    <w:left w:val="single" w:color="CBD5E1" w:sz="4"/>
+                    <w:bottom w:val="single" w:color="CBD5E1" w:sz="4"/>
+                    <w:right w:val="single" w:color="CBD5E1" w:sz="4"/>
+                  </w:tcBorders>
+                  <w:tcMar>
+                    <w:top w:type="dxa" w:w="80"/>
+                    <w:left w:type="dxa" w:w="120"/>
+                    <w:bottom w:type="dxa" w:w="80"/>
+                    <w:right w:type="dxa" w:w="120"/>
+                  </w:tcMar>
+                </w:tcPr>
+                <w:p>
+                  <w:pPr>
+                    <w:spacing w:after="0" w:before="0" w:line="260"/>
+                  </w:pPr>
+                  <w:r>
+                    <w:rPr>
+                      <w:rFonts w:ascii="Calibri" w:cs="Calibri" w:eastAsia="Calibri" w:hAnsi="Calibri"/>
+                      <w:b w:val="false"/>
+                      <w:bCs w:val="false"/>
+                      <w:color w:val="0F172A"/>
+                      <w:sz w:val="19"/>
+                      <w:szCs w:val="19"/>
+                    </w:rPr>
+                    <w:t xml:space="preserve">Conservative — only true clones collapse</w:t>
+                  </w:r>
+                </w:p>
+              </w:tc>
+              <w:tc>
+                <w:tcPr>
+                  <w:tcW w:type="dxa" w:w="4600"/>
+                  <w:tcBorders>
+                    <w:top w:val="single" w:color="CBD5E1" w:sz="4"/>
+                    <w:left w:val="single" w:color="CBD5E1" w:sz="4"/>
+                    <w:bottom w:val="single" w:color="CBD5E1" w:sz="4"/>
+                    <w:right w:val="single" w:color="CBD5E1" w:sz="4"/>
+                  </w:tcBorders>
+                  <w:tcMar>
+                    <w:top w:type="dxa" w:w="80"/>
+                    <w:left w:type="dxa" w:w="120"/>
+                    <w:bottom w:type="dxa" w:w="80"/>
+                    <w:right w:type="dxa" w:w="120"/>
+                  </w:tcMar>
+                </w:tcPr>
+                <w:p>
+                  <w:pPr>
+                    <w:spacing w:after="0" w:before="0" w:line="260"/>
+                  </w:pPr>
+                  <w:r>
+                    <w:rPr>
+                      <w:rFonts w:ascii="Calibri" w:cs="Calibri" w:eastAsia="Calibri" w:hAnsi="Calibri"/>
+                      <w:b w:val="false"/>
+                      <w:bCs w:val="false"/>
+                      <w:color w:val="0F172A"/>
+                      <w:sz w:val="19"/>
+                      <w:szCs w:val="19"/>
+                    </w:rPr>
+                    <w:t xml:space="preserve">Best balance on demo corpus</w:t>
+                  </w:r>
+                </w:p>
+              </w:tc>
+            </w:tr>
+            <w:tr>
+              <w:tc>
+                <w:tcPr>
+                  <w:tcW w:type="dxa" w:w="1500"/>
+                  <w:tcBorders>
+                    <w:top w:val="single" w:color="CBD5E1" w:sz="4"/>
+                    <w:left w:val="single" w:color="CBD5E1" w:sz="4"/>
+                    <w:bottom w:val="single" w:color="CBD5E1" w:sz="4"/>
+                    <w:right w:val="single" w:color="CBD5E1" w:sz="4"/>
+                  </w:tcBorders>
+                  <w:shd w:fill="F1F5F9" w:val="clear"/>
+                  <w:tcMar>
+                    <w:top w:type="dxa" w:w="80"/>
+                    <w:left w:type="dxa" w:w="120"/>
+                    <w:bottom w:type="dxa" w:w="80"/>
+                    <w:right w:type="dxa" w:w="120"/>
+                  </w:tcMar>
+                </w:tcPr>
+                <w:p>
+                  <w:pPr>
+                    <w:spacing w:after="0" w:before="0" w:line="260"/>
+                  </w:pPr>
+                  <w:r>
+                    <w:rPr>
+                      <w:rFonts w:ascii="Calibri" w:cs="Calibri" w:eastAsia="Calibri" w:hAnsi="Calibri"/>
+                      <w:b w:val="false"/>
+                      <w:bCs w:val="false"/>
+                      <w:color w:val="0F172A"/>
+                      <w:sz w:val="19"/>
+                      <w:szCs w:val="19"/>
+                    </w:rPr>
+                    <w:t xml:space="preserve">0.95</w:t>
+                  </w:r>
+                </w:p>
+              </w:tc>
+              <w:tc>
+                <w:tcPr>
+                  <w:tcW w:type="dxa" w:w="3500"/>
+                  <w:tcBorders>
+                    <w:top w:val="single" w:color="CBD5E1" w:sz="4"/>
+                    <w:left w:val="single" w:color="CBD5E1" w:sz="4"/>
+                    <w:bottom w:val="single" w:color="CBD5E1" w:sz="4"/>
+                    <w:right w:val="single" w:color="CBD5E1" w:sz="4"/>
+                  </w:tcBorders>
+                  <w:shd w:fill="F1F5F9" w:val="clear"/>
+                  <w:tcMar>
+                    <w:top w:type="dxa" w:w="80"/>
+                    <w:left w:type="dxa" w:w="120"/>
+                    <w:bottom w:type="dxa" w:w="80"/>
+                    <w:right w:type="dxa" w:w="120"/>
+                  </w:tcMar>
+                </w:tcPr>
+                <w:p>
+                  <w:pPr>
+                    <w:spacing w:after="0" w:before="0" w:line="260"/>
+                  </w:pPr>
+                  <w:r>
+                    <w:rPr>
+                      <w:rFonts w:ascii="Calibri" w:cs="Calibri" w:eastAsia="Calibri" w:hAnsi="Calibri"/>
+                      <w:b w:val="false"/>
+                      <w:bCs w:val="false"/>
+                      <w:color w:val="0F172A"/>
+                      <w:sz w:val="19"/>
+                      <w:szCs w:val="19"/>
+                    </w:rPr>
+                    <w:t xml:space="preserve">Very conservative</w:t>
+                  </w:r>
+                </w:p>
+              </w:tc>
+              <w:tc>
+                <w:tcPr>
+                  <w:tcW w:type="dxa" w:w="4600"/>
+                  <w:tcBorders>
+                    <w:top w:val="single" w:color="CBD5E1" w:sz="4"/>
+                    <w:left w:val="single" w:color="CBD5E1" w:sz="4"/>
+                    <w:bottom w:val="single" w:color="CBD5E1" w:sz="4"/>
+                    <w:right w:val="single" w:color="CBD5E1" w:sz="4"/>
+                  </w:tcBorders>
+                  <w:shd w:fill="F1F5F9" w:val="clear"/>
+                  <w:tcMar>
+                    <w:top w:type="dxa" w:w="80"/>
+                    <w:left w:type="dxa" w:w="120"/>
+                    <w:bottom w:type="dxa" w:w="80"/>
+                    <w:right w:type="dxa" w:w="120"/>
+                  </w:tcMar>
+                </w:tcPr>
+                <w:p>
+                  <w:pPr>
+                    <w:spacing w:after="0" w:before="0" w:line="260"/>
+                  </w:pPr>
+                  <w:r>
+                    <w:rPr>
+                      <w:rFonts w:ascii="Calibri" w:cs="Calibri" w:eastAsia="Calibri" w:hAnsi="Calibri"/>
+                      <w:b w:val="false"/>
+                      <w:bCs w:val="false"/>
+                      <w:color w:val="0F172A"/>
+                      <w:sz w:val="19"/>
+                      <w:szCs w:val="19"/>
+                    </w:rPr>
+                    <w:t xml:space="preserve">Effectively a no-op; near-clones survive</w:t>
+                  </w:r>
+                </w:p>
+              </w:tc>
+            </w:tr>
+          </w:tbl>
+          <w:p/>
+        </w:tc>
+      </w:tr>
+    </w:tbl>
+    <w:p>
+      <w:pPr>
+        <w:pStyle w:val="Heading1"/>
+        <w:pBdr>
+          <w:bottom w:val="single" w:color="1F3864" w:sz="6" w:space="4"/>
+        </w:pBdr>
+        <w:spacing w:after="160" w:before="360" w:line="320"/>
+      </w:pPr>
+      <w:r>
+        <w:rPr>
+          <w:rFonts w:ascii="Calibri" w:cs="Calibri" w:eastAsia="Calibri" w:hAnsi="Calibri"/>
+          <w:b/>
+          <w:bCs/>
+          <w:color w:val="1F3864"/>
+          <w:sz w:val="28"/>
+          <w:szCs w:val="28"/>
+        </w:rPr>
+        <w:t xml:space="preserve">4.  Why Both Are Needed</w:t>
+      </w:r>
+    </w:p>
+    <w:p>
+      <w:pPr>
+        <w:spacing w:after="60" w:before="60" w:line="280"/>
+        <w:jc w:val="left"/>
+      </w:pPr>
+      <w:r>
+        <w:rPr>
+          <w:rFonts w:ascii="Calibri" w:cs="Calibri" w:eastAsia="Calibri" w:hAnsi="Calibri"/>
+          <w:b w:val="false"/>
+          <w:bCs w:val="false"/>
+          <w:i w:val="false"/>
+          <w:iCs w:val="false"/>
+          <w:caps w:val="false"/>
+          <w:color w:val="0F172A"/>
+          <w:sz w:val="21"/>
+          <w:szCs w:val="21"/>
+        </w:rPr>
+        <w:t xml:space="preserve">Diversity-by-CSV ensures every CSV that has a hit gets representation in the substrate. Jaccard dedup ensures within-CSV near-clones don't waste those slots. The two passes compose: diversity runs first (to spread the budget across CSVs), then dedup runs within each CSV's sub-bucket (to keep each bucket's content non-redundant).</w:t>
+      </w:r>
+    </w:p>
+    <w:p>
+      <w:pPr>
+        <w:pStyle w:val="Heading1"/>
+        <w:pBdr>
+          <w:bottom w:val="single" w:color="1F3864" w:sz="6" w:space="4"/>
+        </w:pBdr>
+        <w:spacing w:after="160" w:before="360" w:line="320"/>
+      </w:pPr>
+      <w:r>
+        <w:rPr>
+          <w:rFonts w:ascii="Calibri" w:cs="Calibri" w:eastAsia="Calibri" w:hAnsi="Calibri"/>
+          <w:b/>
+          <w:bCs/>
+          <w:color w:val="1F3864"/>
+          <w:sz w:val="28"/>
+          <w:szCs w:val="28"/>
+        </w:rPr>
+        <w:t xml:space="preserve">5.  Provenance</w:t>
+      </w:r>
+    </w:p>
+    <w:tbl>
+      <w:tblPr>
+        <w:tblW w:type="dxa" w:w="9600"/>
+        <w:tblBorders>
+          <w:top w:val="single" w:color="auto" w:sz="4"/>
+          <w:left w:val="single" w:color="auto" w:sz="4"/>
+          <w:bottom w:val="single" w:color="auto" w:sz="4"/>
+          <w:right w:val="single" w:color="auto" w:sz="4"/>
+          <w:insideH w:val="single" w:color="auto" w:sz="4"/>
+          <w:insideV w:val="single" w:color="auto" w:sz="4"/>
+        </w:tblBorders>
+      </w:tblPr>
+      <w:tblGrid>
+        <w:gridCol w:w="3000"/>
+        <w:gridCol w:w="6600"/>
+      </w:tblGrid>
+      <w:tr>
+        <w:trPr>
+          <w:tblHeader/>
+        </w:trPr>
+        <w:tc>
+          <w:tcPr>
+            <w:tcW w:type="dxa" w:w="3000"/>
+            <w:tcBorders>
+              <w:top w:val="single" w:color="CBD5E1" w:sz="4"/>
+              <w:left w:val="single" w:color="CBD5E1" w:sz="4"/>
+              <w:bottom w:val="single" w:color="CBD5E1" w:sz="4"/>
+              <w:right w:val="single" w:color="CBD5E1" w:sz="4"/>
+            </w:tcBorders>
+            <w:shd w:fill="0F3460" w:val="clear"/>
+            <w:tcMar>
+              <w:top w:type="dxa" w:w="80"/>
+              <w:left w:type="dxa" w:w="120"/>
+              <w:bottom w:type="dxa" w:w="80"/>
+              <w:right w:type="dxa" w:w="120"/>
+            </w:tcMar>
+          </w:tcPr>
+          <w:p>
+            <w:pPr>
+              <w:spacing w:after="0" w:before="0" w:line="260"/>
+            </w:pPr>
+            <w:r>
+              <w:rPr>
+                <w:rFonts w:ascii="Calibri" w:cs="Calibri" w:eastAsia="Calibri" w:hAnsi="Calibri"/>
+                <w:b/>
+                <w:bCs/>
+                <w:color w:val="FFFFFF"/>
+                <w:sz w:val="19"/>
+                <w:szCs w:val="19"/>
+              </w:rPr>
+              <w:t xml:space="preserve">Topic</w:t>
+            </w:r>
+          </w:p>
+        </w:tc>
+        <w:tc>
+          <w:tcPr>
+            <w:tcW w:type="dxa" w:w="6600"/>
+            <w:tcBorders>
+              <w:top w:val="single" w:color="CBD5E1" w:sz="4"/>
+              <w:left w:val="single" w:color="CBD5E1" w:sz="4"/>
+              <w:bottom w:val="single" w:color="CBD5E1" w:sz="4"/>
+              <w:right w:val="single" w:color="CBD5E1" w:sz="4"/>
+            </w:tcBorders>
+            <w:shd w:fill="0F3460" w:val="clear"/>
+            <w:tcMar>
+              <w:top w:type="dxa" w:w="80"/>
+              <w:left w:type="dxa" w:w="120"/>
+              <w:bottom w:type="dxa" w:w="80"/>
+              <w:right w:type="dxa" w:w="120"/>
+            </w:tcMar>
+          </w:tcPr>
+          <w:p>
+            <w:pPr>
+              <w:spacing w:after="0" w:before="0" w:line="260"/>
+            </w:pPr>
+            <w:r>
+              <w:rPr>
+                <w:rFonts w:ascii="Calibri" w:cs="Calibri" w:eastAsia="Calibri" w:hAnsi="Calibri"/>
+                <w:b/>
+                <w:bCs/>
+                <w:color w:val="FFFFFF"/>
+                <w:sz w:val="19"/>
+                <w:szCs w:val="19"/>
+              </w:rPr>
+              <w:t xml:space="preserve">Source</w:t>
+            </w:r>
+          </w:p>
+        </w:tc>
+      </w:tr>
+      <w:tr>
+        <w:tc>
+          <w:tcPr>
+            <w:tcW w:type="dxa" w:w="3000"/>
+            <w:tcBorders>
+              <w:top w:val="single" w:color="CBD5E1" w:sz="4"/>
+              <w:left w:val="single" w:color="CBD5E1" w:sz="4"/>
+              <w:bottom w:val="single" w:color="CBD5E1" w:sz="4"/>
+              <w:right w:val="single" w:color="CBD5E1" w:sz="4"/>
+            </w:tcBorders>
+            <w:tcMar>
+              <w:top w:type="dxa" w:w="80"/>
+              <w:left w:type="dxa" w:w="120"/>
+              <w:bottom w:type="dxa" w:w="80"/>
+              <w:right w:type="dxa" w:w="120"/>
+            </w:tcMar>
+          </w:tcPr>
+          <w:p>
+            <w:pPr>
+              <w:spacing w:after="0" w:before="0" w:line="260"/>
+            </w:pPr>
+            <w:r>
+              <w:rPr>
+                <w:rFonts w:ascii="Calibri" w:cs="Calibri" w:eastAsia="Calibri" w:hAnsi="Calibri"/>
+                <w:b w:val="false"/>
+                <w:bCs w:val="false"/>
+                <w:color w:val="0F172A"/>
+                <w:sz w:val="19"/>
+                <w:szCs w:val="19"/>
+              </w:rPr>
+              <w:t xml:space="preserve">Frontend diversifyByCSV</w:t>
+            </w:r>
+          </w:p>
+        </w:tc>
+        <w:tc>
+          <w:tcPr>
+            <w:tcW w:type="dxa" w:w="6600"/>
+            <w:tcBorders>
+              <w:top w:val="single" w:color="CBD5E1" w:sz="4"/>
+              <w:left w:val="single" w:color="CBD5E1" w:sz="4"/>
+              <w:bottom w:val="single" w:color="CBD5E1" w:sz="4"/>
+              <w:right w:val="single" w:color="CBD5E1" w:sz="4"/>
+            </w:tcBorders>
+            <w:tcMar>
+              <w:top w:type="dxa" w:w="80"/>
+              <w:left w:type="dxa" w:w="120"/>
+              <w:bottom w:type="dxa" w:w="80"/>
+              <w:right w:type="dxa" w:w="120"/>
+            </w:tcMar>
+          </w:tcPr>
+          <w:p>
+            <w:pPr>
+              <w:spacing w:after="0" w:before="0" w:line="260"/>
+            </w:pPr>
+            <w:r>
+              <w:rPr>
+                <w:rFonts w:ascii="Calibri" w:cs="Calibri" w:eastAsia="Calibri" w:hAnsi="Calibri"/>
+                <w:b w:val="false"/>
+                <w:bCs w:val="false"/>
+                <w:color w:val="0F172A"/>
+                <w:sz w:val="19"/>
+                <w:szCs w:val="19"/>
+              </w:rPr>
+              <w:t xml:space="preserve">lib/aio-math.ts</w:t>
+            </w:r>
+          </w:p>
+        </w:tc>
+      </w:tr>
+      <w:tr>
+        <w:tc>
+          <w:tcPr>
+            <w:tcW w:type="dxa" w:w="3000"/>
+            <w:tcBorders>
+              <w:top w:val="single" w:color="CBD5E1" w:sz="4"/>
+              <w:left w:val="single" w:color="CBD5E1" w:sz="4"/>
+              <w:bottom w:val="single" w:color="CBD5E1" w:sz="4"/>
+              <w:right w:val="single" w:color="CBD5E1" w:sz="4"/>
+            </w:tcBorders>
+            <w:shd w:fill="F1F5F9" w:val="clear"/>
+            <w:tcMar>
+              <w:top w:type="dxa" w:w="80"/>
+              <w:left w:type="dxa" w:w="120"/>
+              <w:bottom w:type="dxa" w:w="80"/>
+              <w:right w:type="dxa" w:w="120"/>
+            </w:tcMar>
+          </w:tcPr>
+          <w:p>
+            <w:pPr>
+              <w:spacing w:after="0" w:before="0" w:line="260"/>
+            </w:pPr>
+            <w:r>
+              <w:rPr>
+                <w:rFonts w:ascii="Calibri" w:cs="Calibri" w:eastAsia="Calibri" w:hAnsi="Calibri"/>
+                <w:b w:val="false"/>
+                <w:bCs w:val="false"/>
+                <w:color w:val="0F172A"/>
+                <w:sz w:val="19"/>
+                <w:szCs w:val="19"/>
+              </w:rPr>
+              <w:t xml:space="preserve">Backend diversify_by_csv</w:t>
+            </w:r>
+          </w:p>
+        </w:tc>
+        <w:tc>
+          <w:tcPr>
+            <w:tcW w:type="dxa" w:w="6600"/>
+            <w:tcBorders>
+              <w:top w:val="single" w:color="CBD5E1" w:sz="4"/>
+              <w:left w:val="single" w:color="CBD5E1" w:sz="4"/>
+              <w:bottom w:val="single" w:color="CBD5E1" w:sz="4"/>
+              <w:right w:val="single" w:color="CBD5E1" w:sz="4"/>
+            </w:tcBorders>
+            <w:shd w:fill="F1F5F9" w:val="clear"/>
+            <w:tcMar>
+              <w:top w:type="dxa" w:w="80"/>
+              <w:left w:type="dxa" w:w="120"/>
+              <w:bottom w:type="dxa" w:w="80"/>
+              <w:right w:type="dxa" w:w="120"/>
+            </w:tcMar>
+          </w:tcPr>
+          <w:p>
+            <w:pPr>
+              <w:spacing w:after="0" w:before="0" w:line="260"/>
+            </w:pPr>
+            <w:r>
+              <w:rPr>
+                <w:rFonts w:ascii="Calibri" w:cs="Calibri" w:eastAsia="Calibri" w:hAnsi="Calibri"/>
+                <w:b w:val="false"/>
+                <w:bCs w:val="false"/>
+                <w:color w:val="0F172A"/>
+                <w:sz w:val="19"/>
+                <w:szCs w:val="19"/>
+              </w:rPr>
+              <w:t xml:space="preserve">infophysics_impl_grade/api/search_helpers.py</w:t>
+            </w:r>
+          </w:p>
+        </w:tc>
+      </w:tr>
+      <w:tr>
+        <w:tc>
+          <w:tcPr>
+            <w:tcW w:type="dxa" w:w="3000"/>
+            <w:tcBorders>
+              <w:top w:val="single" w:color="CBD5E1" w:sz="4"/>
+              <w:left w:val="single" w:color="CBD5E1" w:sz="4"/>
+              <w:bottom w:val="single" w:color="CBD5E1" w:sz="4"/>
+              <w:right w:val="single" w:color="CBD5E1" w:sz="4"/>
+            </w:tcBorders>
+            <w:tcMar>
+              <w:top w:type="dxa" w:w="80"/>
+              <w:left w:type="dxa" w:w="120"/>
+              <w:bottom w:type="dxa" w:w="80"/>
+              <w:right w:type="dxa" w:w="120"/>
+            </w:tcMar>
+          </w:tcPr>
+          <w:p>
+            <w:pPr>
+              <w:spacing w:after="0" w:before="0" w:line="260"/>
+            </w:pPr>
+            <w:r>
+              <w:rPr>
+                <w:rFonts w:ascii="Calibri" w:cs="Calibri" w:eastAsia="Calibri" w:hAnsi="Calibri"/>
+                <w:b w:val="false"/>
+                <w:bCs w:val="false"/>
+                <w:color w:val="0F172A"/>
+                <w:sz w:val="19"/>
+                <w:szCs w:val="19"/>
+              </w:rPr>
+              <w:t xml:space="preserve">Jaccard dedup</w:t>
+            </w:r>
+          </w:p>
+        </w:tc>
+        <w:tc>
+          <w:tcPr>
+            <w:tcW w:type="dxa" w:w="6600"/>
+            <w:tcBorders>
+              <w:top w:val="single" w:color="CBD5E1" w:sz="4"/>
+              <w:left w:val="single" w:color="CBD5E1" w:sz="4"/>
+              <w:bottom w:val="single" w:color="CBD5E1" w:sz="4"/>
+              <w:right w:val="single" w:color="CBD5E1" w:sz="4"/>
+            </w:tcBorders>
+            <w:tcMar>
+              <w:top w:type="dxa" w:w="80"/>
+              <w:left w:type="dxa" w:w="120"/>
+              <w:bottom w:type="dxa" w:w="80"/>
+              <w:right w:type="dxa" w:w="120"/>
+            </w:tcMar>
+          </w:tcPr>
+          <w:p>
+            <w:pPr>
+              <w:spacing w:after="0" w:before="0" w:line="260"/>
+            </w:pPr>
+            <w:r>
+              <w:rPr>
+                <w:rFonts w:ascii="Calibri" w:cs="Calibri" w:eastAsia="Calibri" w:hAnsi="Calibri"/>
+                <w:b w:val="false"/>
+                <w:bCs w:val="false"/>
+                <w:color w:val="0F172A"/>
+                <w:sz w:val="19"/>
+                <w:szCs w:val="19"/>
+              </w:rPr>
+              <w:t xml:space="preserve">lib/aio-math.ts (jaccardDedupe)</w:t>
+            </w:r>
+          </w:p>
+        </w:tc>
+      </w:tr>
+      <w:tr>
+        <w:tc>
+          <w:tcPr>
+            <w:tcW w:type="dxa" w:w="3000"/>
+            <w:tcBorders>
+              <w:top w:val="single" w:color="CBD5E1" w:sz="4"/>
+              <w:left w:val="single" w:color="CBD5E1" w:sz="4"/>
+              <w:bottom w:val="single" w:color="CBD5E1" w:sz="4"/>
+              <w:right w:val="single" w:color="CBD5E1" w:sz="4"/>
+            </w:tcBorders>
+            <w:shd w:fill="F1F5F9" w:val="clear"/>
+            <w:tcMar>
+              <w:top w:type="dxa" w:w="80"/>
+              <w:left w:type="dxa" w:w="120"/>
+              <w:bottom w:type="dxa" w:w="80"/>
+              <w:right w:type="dxa" w:w="120"/>
+            </w:tcMar>
+          </w:tcPr>
+          <w:p>
+            <w:pPr>
+              <w:spacing w:after="0" w:before="0" w:line="260"/>
+            </w:pPr>
+            <w:r>
+              <w:rPr>
+                <w:rFonts w:ascii="Calibri" w:cs="Calibri" w:eastAsia="Calibri" w:hAnsi="Calibri"/>
+                <w:b w:val="false"/>
+                <w:bCs w:val="false"/>
+                <w:color w:val="0F172A"/>
+                <w:sz w:val="19"/>
+                <w:szCs w:val="19"/>
+              </w:rPr>
+              <w:t xml:space="preserve">Provenance-key exclusion</w:t>
+            </w:r>
+          </w:p>
+        </w:tc>
+        <w:tc>
+          <w:tcPr>
+            <w:tcW w:type="dxa" w:w="6600"/>
+            <w:tcBorders>
+              <w:top w:val="single" w:color="CBD5E1" w:sz="4"/>
+              <w:left w:val="single" w:color="CBD5E1" w:sz="4"/>
+              <w:bottom w:val="single" w:color="CBD5E1" w:sz="4"/>
+              <w:right w:val="single" w:color="CBD5E1" w:sz="4"/>
+            </w:tcBorders>
+            <w:shd w:fill="F1F5F9" w:val="clear"/>
+            <w:tcMar>
+              <w:top w:type="dxa" w:w="80"/>
+              <w:left w:type="dxa" w:w="120"/>
+              <w:bottom w:type="dxa" w:w="80"/>
+              <w:right w:type="dxa" w:w="120"/>
+            </w:tcMar>
+          </w:tcPr>
+          <w:p>
+            <w:pPr>
+              <w:spacing w:after="0" w:before="0" w:line="260"/>
+            </w:pPr>
+            <w:r>
+              <w:rPr>
+                <w:rFonts w:ascii="Calibri" w:cs="Calibri" w:eastAsia="Calibri" w:hAnsi="Calibri"/>
+                <w:b w:val="false"/>
+                <w:bCs w:val="false"/>
+                <w:color w:val="0F172A"/>
+                <w:sz w:val="19"/>
+                <w:szCs w:val="19"/>
+              </w:rPr>
+              <w:t xml:space="preserve">lib/aio-math.ts (PROVENANCE_KEYS)</w:t>
+            </w:r>
+          </w:p>
+        </w:tc>
+      </w:tr>
+    </w:tbl>
+    <w:p>
+      <w:pPr>
+        <w:pBdr>
+          <w:top w:val="single" w:color="CBD5E1" w:sz="6" w:space="4"/>
+        </w:pBdr>
+        <w:spacing w:after="80" w:before="320"/>
+      </w:pPr>
+      <w:r>
+        <w:t xml:space="preserve"/>
+      </w:r>
+    </w:p>
+    <w:p>
+      <w:pPr>
+        <w:spacing w:after="40" w:before="60" w:line="280"/>
+        <w:jc w:val="center"/>
+      </w:pPr>
+      <w:r>
+        <w:rPr>
+          <w:rFonts w:ascii="Calibri" w:cs="Calibri" w:eastAsia="Calibri" w:hAnsi="Calibri"/>
+          <w:b w:val="false"/>
+          <w:bCs w:val="false"/>
+          <w:i/>
+          <w:iCs/>
+          <w:caps w:val="false"/>
+          <w:color w:val="94A3B8"/>
+          <w:sz w:val="16"/>
+          <w:szCs w:val="16"/>
+        </w:rPr>
+        <w:t xml:space="preserve">Prepared by InformationPhysics.ai, LLC.  Confidential — subject to the Transaction-Grade One-Way NDA on file.</w:t>
+      </w:r>
+    </w:p>
+    <w:p>
+      <w:pPr>
+        <w:spacing w:after="0" w:before="60" w:line="280"/>
+        <w:jc w:val="center"/>
+      </w:pPr>
+      <w:r>
+        <w:rPr>
+          <w:rFonts w:ascii="Calibri" w:cs="Calibri" w:eastAsia="Calibri" w:hAnsi="Calibri"/>
+          <w:b w:val="false"/>
+          <w:bCs w:val="false"/>
+          <w:i/>
+          <w:iCs/>
+          <w:caps w:val="false"/>
+          <w:color w:val="94A3B8"/>
+          <w:sz w:val="16"/>
+          <w:szCs w:val="16"/>
+        </w:rPr>
+        <w:t xml:space="preserve">© 2026 InformationPhysics.ai, LLC. All rights reserved.</w:t>
+      </w:r>
+    </w:p>
+    <w:sectPr>
+      <w:headerReference w:type="default" r:id="rId7"/>
+      <w:footerReference w:type="default" r:id="rId8"/>
+      <w:pgSz w:w="12240" w:h="15840" w:orient="portrait"/>
+      <w:pgMar w:top="1180" w:right="1320" w:bottom="1180" w:left="1320" w:header="720" w:footer="720" w:gutter="0"/>
+      <w:pgNumType/>
+      <w:titlePg w:val="false"/>
+      <w:docGrid w:linePitch="360"/>
+    </w:sectPr>
+  </w:body>
+</w:document>
 </file>
 
 <file path=word/comments.xml><?xml version="1.0" encoding="utf-8"?>
